--- a/docs/Informe_Avance_ABET_Barcelo_Dede.docx
+++ b/docs/Informe_Avance_ABET_Barcelo_Dede.docx
@@ -185,16 +185,11 @@
         <w:t>Septiembre de 2026</w:t>
       </w:r>
     </w:p>
-    <w:p/>
-    <w:p>
-      <w:r>
-        <w:br w:type="page"/>
-      </w:r>
-    </w:p>
     <w:p>
       <w:pPr>
         <w:pStyle w:val="Heading1"/>
         <w:keepNext/>
+        <w:pageBreakBefore/>
         <w:spacing w:before="420"/>
         <w:rPr>
           <w:rFonts w:asciiTheme="minorHAnsi" w:hAnsiTheme="minorHAnsi"/>
@@ -207,7 +202,7 @@
       <w:bookmarkStart w:id="0" w:name="_Toc240440229"/>
       <w:bookmarkStart w:id="1" w:name="_Toc241072106"/>
       <w:bookmarkStart w:id="2" w:name="_Toc241072472"/>
-      <w:bookmarkStart w:id="3" w:name="_Toc241222545"/>
+      <w:bookmarkStart w:id="3" w:name="_Toc241232085"/>
       <w:r>
         <w:lastRenderedPageBreak/>
         <w:t>Tabla de contenido</w:t>
@@ -243,7 +238,7 @@
       <w:r>
         <w:fldChar w:fldCharType="separate"/>
       </w:r>
-      <w:hyperlink w:anchor="_Toc241222545" w:history="1">
+      <w:hyperlink w:anchor="_Toc241232085" w:history="1">
         <w:r>
           <w:rPr>
             <w:rStyle w:val="Hyperlink"/>
@@ -270,7 +265,7 @@
             <w:noProof/>
             <w:webHidden/>
           </w:rPr>
-          <w:instrText xml:space="preserve"> PAGEREF _Toc241222545 \h </w:instrText>
+          <w:instrText xml:space="preserve"> PAGEREF _Toc241232085 \h </w:instrText>
         </w:r>
         <w:r>
           <w:rPr>
@@ -319,7 +314,7 @@
           <w:lang w:eastAsia="es-CO"/>
         </w:rPr>
       </w:pPr>
-      <w:hyperlink w:anchor="_Toc241222546" w:history="1">
+      <w:hyperlink w:anchor="_Toc241232086" w:history="1">
         <w:r>
           <w:rPr>
             <w:rStyle w:val="Hyperlink"/>
@@ -366,7 +361,7 @@
             <w:noProof/>
             <w:webHidden/>
           </w:rPr>
-          <w:instrText xml:space="preserve"> PAGEREF _Toc241222546 \h </w:instrText>
+          <w:instrText xml:space="preserve"> PAGEREF _Toc241232086 \h </w:instrText>
         </w:r>
         <w:r>
           <w:rPr>
@@ -386,7 +381,7 @@
             <w:noProof/>
             <w:webHidden/>
           </w:rPr>
-          <w:t>4</w:t>
+          <w:t>3</w:t>
         </w:r>
         <w:r>
           <w:rPr>
@@ -413,7 +408,7 @@
           <w:lang w:eastAsia="es-CO"/>
         </w:rPr>
       </w:pPr>
-      <w:hyperlink w:anchor="_Toc241222547" w:history="1">
+      <w:hyperlink w:anchor="_Toc241232087" w:history="1">
         <w:r>
           <w:rPr>
             <w:rStyle w:val="Hyperlink"/>
@@ -458,7 +453,7 @@
             <w:noProof/>
             <w:webHidden/>
           </w:rPr>
-          <w:instrText xml:space="preserve"> PAGEREF _Toc241222547 \h </w:instrText>
+          <w:instrText xml:space="preserve"> PAGEREF _Toc241232087 \h </w:instrText>
         </w:r>
         <w:r>
           <w:rPr>
@@ -478,7 +473,7 @@
             <w:noProof/>
             <w:webHidden/>
           </w:rPr>
-          <w:t>4</w:t>
+          <w:t>3</w:t>
         </w:r>
         <w:r>
           <w:rPr>
@@ -505,7 +500,7 @@
           <w:lang w:eastAsia="es-CO"/>
         </w:rPr>
       </w:pPr>
-      <w:hyperlink w:anchor="_Toc241222548" w:history="1">
+      <w:hyperlink w:anchor="_Toc241232088" w:history="1">
         <w:r>
           <w:rPr>
             <w:rStyle w:val="Hyperlink"/>
@@ -550,7 +545,7 @@
             <w:noProof/>
             <w:webHidden/>
           </w:rPr>
-          <w:instrText xml:space="preserve"> PAGEREF _Toc241222548 \h </w:instrText>
+          <w:instrText xml:space="preserve"> PAGEREF _Toc241232088 \h </w:instrText>
         </w:r>
         <w:r>
           <w:rPr>
@@ -570,7 +565,7 @@
             <w:noProof/>
             <w:webHidden/>
           </w:rPr>
-          <w:t>4</w:t>
+          <w:t>3</w:t>
         </w:r>
         <w:r>
           <w:rPr>
@@ -597,7 +592,7 @@
           <w:lang w:eastAsia="es-CO"/>
         </w:rPr>
       </w:pPr>
-      <w:hyperlink w:anchor="_Toc241222549" w:history="1">
+      <w:hyperlink w:anchor="_Toc241232089" w:history="1">
         <w:r>
           <w:rPr>
             <w:rStyle w:val="Hyperlink"/>
@@ -642,7 +637,7 @@
             <w:noProof/>
             <w:webHidden/>
           </w:rPr>
-          <w:instrText xml:space="preserve"> PAGEREF _Toc241222549 \h </w:instrText>
+          <w:instrText xml:space="preserve"> PAGEREF _Toc241232089 \h </w:instrText>
         </w:r>
         <w:r>
           <w:rPr>
@@ -662,7 +657,7 @@
             <w:noProof/>
             <w:webHidden/>
           </w:rPr>
-          <w:t>4</w:t>
+          <w:t>3</w:t>
         </w:r>
         <w:r>
           <w:rPr>
@@ -691,7 +686,7 @@
           <w:lang w:eastAsia="es-CO"/>
         </w:rPr>
       </w:pPr>
-      <w:hyperlink w:anchor="_Toc241222550" w:history="1">
+      <w:hyperlink w:anchor="_Toc241232090" w:history="1">
         <w:r>
           <w:rPr>
             <w:rStyle w:val="Hyperlink"/>
@@ -738,7 +733,7 @@
             <w:noProof/>
             <w:webHidden/>
           </w:rPr>
-          <w:instrText xml:space="preserve"> PAGEREF _Toc241222550 \h </w:instrText>
+          <w:instrText xml:space="preserve"> PAGEREF _Toc241232090 \h </w:instrText>
         </w:r>
         <w:r>
           <w:rPr>
@@ -758,7 +753,7 @@
             <w:noProof/>
             <w:webHidden/>
           </w:rPr>
-          <w:t>5</w:t>
+          <w:t>4</w:t>
         </w:r>
         <w:r>
           <w:rPr>
@@ -787,7 +782,7 @@
           <w:lang w:eastAsia="es-CO"/>
         </w:rPr>
       </w:pPr>
-      <w:hyperlink w:anchor="_Toc241222551" w:history="1">
+      <w:hyperlink w:anchor="_Toc241232091" w:history="1">
         <w:r>
           <w:rPr>
             <w:rStyle w:val="Hyperlink"/>
@@ -834,7 +829,7 @@
             <w:noProof/>
             <w:webHidden/>
           </w:rPr>
-          <w:instrText xml:space="preserve"> PAGEREF _Toc241222551 \h </w:instrText>
+          <w:instrText xml:space="preserve"> PAGEREF _Toc241232091 \h </w:instrText>
         </w:r>
         <w:r>
           <w:rPr>
@@ -854,7 +849,7 @@
             <w:noProof/>
             <w:webHidden/>
           </w:rPr>
-          <w:t>6</w:t>
+          <w:t>5</w:t>
         </w:r>
         <w:r>
           <w:rPr>
@@ -881,7 +876,7 @@
           <w:lang w:eastAsia="es-CO"/>
         </w:rPr>
       </w:pPr>
-      <w:hyperlink w:anchor="_Toc241222552" w:history="1">
+      <w:hyperlink w:anchor="_Toc241232092" w:history="1">
         <w:r>
           <w:rPr>
             <w:rStyle w:val="Hyperlink"/>
@@ -926,7 +921,7 @@
             <w:noProof/>
             <w:webHidden/>
           </w:rPr>
-          <w:instrText xml:space="preserve"> PAGEREF _Toc241222552 \h </w:instrText>
+          <w:instrText xml:space="preserve"> PAGEREF _Toc241232092 \h </w:instrText>
         </w:r>
         <w:r>
           <w:rPr>
@@ -946,7 +941,7 @@
             <w:noProof/>
             <w:webHidden/>
           </w:rPr>
-          <w:t>6</w:t>
+          <w:t>5</w:t>
         </w:r>
         <w:r>
           <w:rPr>
@@ -973,7 +968,7 @@
           <w:lang w:eastAsia="es-CO"/>
         </w:rPr>
       </w:pPr>
-      <w:hyperlink w:anchor="_Toc241222553" w:history="1">
+      <w:hyperlink w:anchor="_Toc241232093" w:history="1">
         <w:r>
           <w:rPr>
             <w:rStyle w:val="Hyperlink"/>
@@ -1018,7 +1013,7 @@
             <w:noProof/>
             <w:webHidden/>
           </w:rPr>
-          <w:instrText xml:space="preserve"> PAGEREF _Toc241222553 \h </w:instrText>
+          <w:instrText xml:space="preserve"> PAGEREF _Toc241232093 \h </w:instrText>
         </w:r>
         <w:r>
           <w:rPr>
@@ -1038,7 +1033,7 @@
             <w:noProof/>
             <w:webHidden/>
           </w:rPr>
-          <w:t>6</w:t>
+          <w:t>5</w:t>
         </w:r>
         <w:r>
           <w:rPr>
@@ -1067,7 +1062,7 @@
           <w:lang w:eastAsia="es-CO"/>
         </w:rPr>
       </w:pPr>
-      <w:hyperlink w:anchor="_Toc241222554" w:history="1">
+      <w:hyperlink w:anchor="_Toc241232094" w:history="1">
         <w:r>
           <w:rPr>
             <w:rStyle w:val="Hyperlink"/>
@@ -1114,7 +1109,7 @@
             <w:noProof/>
             <w:webHidden/>
           </w:rPr>
-          <w:instrText xml:space="preserve"> PAGEREF _Toc241222554 \h </w:instrText>
+          <w:instrText xml:space="preserve"> PAGEREF _Toc241232094 \h </w:instrText>
         </w:r>
         <w:r>
           <w:rPr>
@@ -1134,7 +1129,7 @@
             <w:noProof/>
             <w:webHidden/>
           </w:rPr>
-          <w:t>6</w:t>
+          <w:t>5</w:t>
         </w:r>
         <w:r>
           <w:rPr>
@@ -1161,7 +1156,7 @@
           <w:lang w:eastAsia="es-CO"/>
         </w:rPr>
       </w:pPr>
-      <w:hyperlink w:anchor="_Toc241222555" w:history="1">
+      <w:hyperlink w:anchor="_Toc241232095" w:history="1">
         <w:r>
           <w:rPr>
             <w:rStyle w:val="Hyperlink"/>
@@ -1206,7 +1201,7 @@
             <w:noProof/>
             <w:webHidden/>
           </w:rPr>
-          <w:instrText xml:space="preserve"> PAGEREF _Toc241222555 \h </w:instrText>
+          <w:instrText xml:space="preserve"> PAGEREF _Toc241232095 \h </w:instrText>
         </w:r>
         <w:r>
           <w:rPr>
@@ -1226,7 +1221,7 @@
             <w:noProof/>
             <w:webHidden/>
           </w:rPr>
-          <w:t>6</w:t>
+          <w:t>5</w:t>
         </w:r>
         <w:r>
           <w:rPr>
@@ -1253,7 +1248,7 @@
           <w:lang w:eastAsia="es-CO"/>
         </w:rPr>
       </w:pPr>
-      <w:hyperlink w:anchor="_Toc241222556" w:history="1">
+      <w:hyperlink w:anchor="_Toc241232096" w:history="1">
         <w:r>
           <w:rPr>
             <w:rStyle w:val="Hyperlink"/>
@@ -1298,7 +1293,7 @@
             <w:noProof/>
             <w:webHidden/>
           </w:rPr>
-          <w:instrText xml:space="preserve"> PAGEREF _Toc241222556 \h </w:instrText>
+          <w:instrText xml:space="preserve"> PAGEREF _Toc241232096 \h </w:instrText>
         </w:r>
         <w:r>
           <w:rPr>
@@ -1318,7 +1313,7 @@
             <w:noProof/>
             <w:webHidden/>
           </w:rPr>
-          <w:t>7</w:t>
+          <w:t>6</w:t>
         </w:r>
         <w:r>
           <w:rPr>
@@ -1345,7 +1340,7 @@
           <w:lang w:eastAsia="es-CO"/>
         </w:rPr>
       </w:pPr>
-      <w:hyperlink w:anchor="_Toc241222557" w:history="1">
+      <w:hyperlink w:anchor="_Toc241232097" w:history="1">
         <w:r>
           <w:rPr>
             <w:rStyle w:val="Hyperlink"/>
@@ -1390,7 +1385,7 @@
             <w:noProof/>
             <w:webHidden/>
           </w:rPr>
-          <w:instrText xml:space="preserve"> PAGEREF _Toc241222557 \h </w:instrText>
+          <w:instrText xml:space="preserve"> PAGEREF _Toc241232097 \h </w:instrText>
         </w:r>
         <w:r>
           <w:rPr>
@@ -1410,7 +1405,7 @@
             <w:noProof/>
             <w:webHidden/>
           </w:rPr>
-          <w:t>7</w:t>
+          <w:t>6</w:t>
         </w:r>
         <w:r>
           <w:rPr>
@@ -1439,7 +1434,7 @@
           <w:lang w:eastAsia="es-CO"/>
         </w:rPr>
       </w:pPr>
-      <w:hyperlink w:anchor="_Toc241222558" w:history="1">
+      <w:hyperlink w:anchor="_Toc241232098" w:history="1">
         <w:r>
           <w:rPr>
             <w:rStyle w:val="Hyperlink"/>
@@ -1486,7 +1481,7 @@
             <w:noProof/>
             <w:webHidden/>
           </w:rPr>
-          <w:instrText xml:space="preserve"> PAGEREF _Toc241222558 \h </w:instrText>
+          <w:instrText xml:space="preserve"> PAGEREF _Toc241232098 \h </w:instrText>
         </w:r>
         <w:r>
           <w:rPr>
@@ -1506,7 +1501,7 @@
             <w:noProof/>
             <w:webHidden/>
           </w:rPr>
-          <w:t>7</w:t>
+          <w:t>6</w:t>
         </w:r>
         <w:r>
           <w:rPr>
@@ -1533,7 +1528,7 @@
           <w:lang w:eastAsia="es-CO"/>
         </w:rPr>
       </w:pPr>
-      <w:hyperlink w:anchor="_Toc241222559" w:history="1">
+      <w:hyperlink w:anchor="_Toc241232099" w:history="1">
         <w:r>
           <w:rPr>
             <w:rStyle w:val="Hyperlink"/>
@@ -1578,7 +1573,7 @@
             <w:noProof/>
             <w:webHidden/>
           </w:rPr>
-          <w:instrText xml:space="preserve"> PAGEREF _Toc241222559 \h </w:instrText>
+          <w:instrText xml:space="preserve"> PAGEREF _Toc241232099 \h </w:instrText>
         </w:r>
         <w:r>
           <w:rPr>
@@ -1598,7 +1593,7 @@
             <w:noProof/>
             <w:webHidden/>
           </w:rPr>
-          <w:t>7</w:t>
+          <w:t>6</w:t>
         </w:r>
         <w:r>
           <w:rPr>
@@ -1625,7 +1620,7 @@
           <w:lang w:eastAsia="es-CO"/>
         </w:rPr>
       </w:pPr>
-      <w:hyperlink w:anchor="_Toc241222560" w:history="1">
+      <w:hyperlink w:anchor="_Toc241232100" w:history="1">
         <w:r>
           <w:rPr>
             <w:rStyle w:val="Hyperlink"/>
@@ -1670,7 +1665,7 @@
             <w:noProof/>
             <w:webHidden/>
           </w:rPr>
-          <w:instrText xml:space="preserve"> PAGEREF _Toc241222560 \h </w:instrText>
+          <w:instrText xml:space="preserve"> PAGEREF _Toc241232100 \h </w:instrText>
         </w:r>
         <w:r>
           <w:rPr>
@@ -1690,7 +1685,7 @@
             <w:noProof/>
             <w:webHidden/>
           </w:rPr>
-          <w:t>8</w:t>
+          <w:t>7</w:t>
         </w:r>
         <w:r>
           <w:rPr>
@@ -1719,7 +1714,7 @@
           <w:lang w:eastAsia="es-CO"/>
         </w:rPr>
       </w:pPr>
-      <w:hyperlink w:anchor="_Toc241222561" w:history="1">
+      <w:hyperlink w:anchor="_Toc241232101" w:history="1">
         <w:r>
           <w:rPr>
             <w:rStyle w:val="Hyperlink"/>
@@ -1766,7 +1761,7 @@
             <w:noProof/>
             <w:webHidden/>
           </w:rPr>
-          <w:instrText xml:space="preserve"> PAGEREF _Toc241222561 \h </w:instrText>
+          <w:instrText xml:space="preserve"> PAGEREF _Toc241232101 \h </w:instrText>
         </w:r>
         <w:r>
           <w:rPr>
@@ -1813,7 +1808,7 @@
           <w:lang w:eastAsia="es-CO"/>
         </w:rPr>
       </w:pPr>
-      <w:hyperlink w:anchor="_Toc241222562" w:history="1">
+      <w:hyperlink w:anchor="_Toc241232102" w:history="1">
         <w:r>
           <w:rPr>
             <w:rStyle w:val="Hyperlink"/>
@@ -1858,7 +1853,7 @@
             <w:noProof/>
             <w:webHidden/>
           </w:rPr>
-          <w:instrText xml:space="preserve"> PAGEREF _Toc241222562 \h </w:instrText>
+          <w:instrText xml:space="preserve"> PAGEREF _Toc241232102 \h </w:instrText>
         </w:r>
         <w:r>
           <w:rPr>
@@ -1905,7 +1900,7 @@
           <w:lang w:eastAsia="es-CO"/>
         </w:rPr>
       </w:pPr>
-      <w:hyperlink w:anchor="_Toc241222563" w:history="1">
+      <w:hyperlink w:anchor="_Toc241232103" w:history="1">
         <w:r>
           <w:rPr>
             <w:rStyle w:val="Hyperlink"/>
@@ -1950,7 +1945,7 @@
             <w:noProof/>
             <w:webHidden/>
           </w:rPr>
-          <w:instrText xml:space="preserve"> PAGEREF _Toc241222563 \h </w:instrText>
+          <w:instrText xml:space="preserve"> PAGEREF _Toc241232103 \h </w:instrText>
         </w:r>
         <w:r>
           <w:rPr>
@@ -1997,7 +1992,7 @@
           <w:lang w:eastAsia="es-CO"/>
         </w:rPr>
       </w:pPr>
-      <w:hyperlink w:anchor="_Toc241222564" w:history="1">
+      <w:hyperlink w:anchor="_Toc241232104" w:history="1">
         <w:r>
           <w:rPr>
             <w:rStyle w:val="Hyperlink"/>
@@ -2042,7 +2037,7 @@
             <w:noProof/>
             <w:webHidden/>
           </w:rPr>
-          <w:instrText xml:space="preserve"> PAGEREF _Toc241222564 \h </w:instrText>
+          <w:instrText xml:space="preserve"> PAGEREF _Toc241232104 \h </w:instrText>
         </w:r>
         <w:r>
           <w:rPr>
@@ -2062,7 +2057,7 @@
             <w:noProof/>
             <w:webHidden/>
           </w:rPr>
-          <w:t>10</w:t>
+          <w:t>9</w:t>
         </w:r>
         <w:r>
           <w:rPr>
@@ -2089,7 +2084,7 @@
           <w:lang w:eastAsia="es-CO"/>
         </w:rPr>
       </w:pPr>
-      <w:hyperlink w:anchor="_Toc241222565" w:history="1">
+      <w:hyperlink w:anchor="_Toc241232105" w:history="1">
         <w:r>
           <w:rPr>
             <w:rStyle w:val="Hyperlink"/>
@@ -2134,7 +2129,7 @@
             <w:noProof/>
             <w:webHidden/>
           </w:rPr>
-          <w:instrText xml:space="preserve"> PAGEREF _Toc241222565 \h </w:instrText>
+          <w:instrText xml:space="preserve"> PAGEREF _Toc241232105 \h </w:instrText>
         </w:r>
         <w:r>
           <w:rPr>
@@ -2181,7 +2176,7 @@
           <w:lang w:eastAsia="es-CO"/>
         </w:rPr>
       </w:pPr>
-      <w:hyperlink w:anchor="_Toc241222566" w:history="1">
+      <w:hyperlink w:anchor="_Toc241232106" w:history="1">
         <w:r>
           <w:rPr>
             <w:rStyle w:val="Hyperlink"/>
@@ -2226,7 +2221,7 @@
             <w:noProof/>
             <w:webHidden/>
           </w:rPr>
-          <w:instrText xml:space="preserve"> PAGEREF _Toc241222566 \h </w:instrText>
+          <w:instrText xml:space="preserve"> PAGEREF _Toc241232106 \h </w:instrText>
         </w:r>
         <w:r>
           <w:rPr>
@@ -2273,7 +2268,7 @@
           <w:lang w:eastAsia="es-CO"/>
         </w:rPr>
       </w:pPr>
-      <w:hyperlink w:anchor="_Toc241222567" w:history="1">
+      <w:hyperlink w:anchor="_Toc241232107" w:history="1">
         <w:r>
           <w:rPr>
             <w:rStyle w:val="Hyperlink"/>
@@ -2318,7 +2313,7 @@
             <w:noProof/>
             <w:webHidden/>
           </w:rPr>
-          <w:instrText xml:space="preserve"> PAGEREF _Toc241222567 \h </w:instrText>
+          <w:instrText xml:space="preserve"> PAGEREF _Toc241232107 \h </w:instrText>
         </w:r>
         <w:r>
           <w:rPr>
@@ -2338,7 +2333,7 @@
             <w:noProof/>
             <w:webHidden/>
           </w:rPr>
-          <w:t>11</w:t>
+          <w:t>12</w:t>
         </w:r>
         <w:r>
           <w:rPr>
@@ -2365,7 +2360,7 @@
           <w:lang w:eastAsia="es-CO"/>
         </w:rPr>
       </w:pPr>
-      <w:hyperlink w:anchor="_Toc241222568" w:history="1">
+      <w:hyperlink w:anchor="_Toc241232108" w:history="1">
         <w:r>
           <w:rPr>
             <w:rStyle w:val="Hyperlink"/>
@@ -2410,7 +2405,7 @@
             <w:noProof/>
             <w:webHidden/>
           </w:rPr>
-          <w:instrText xml:space="preserve"> PAGEREF _Toc241222568 \h </w:instrText>
+          <w:instrText xml:space="preserve"> PAGEREF _Toc241232108 \h </w:instrText>
         </w:r>
         <w:r>
           <w:rPr>
@@ -2459,7 +2454,7 @@
           <w:lang w:eastAsia="es-CO"/>
         </w:rPr>
       </w:pPr>
-      <w:hyperlink w:anchor="_Toc241222569" w:history="1">
+      <w:hyperlink w:anchor="_Toc241232109" w:history="1">
         <w:r>
           <w:rPr>
             <w:rStyle w:val="Hyperlink"/>
@@ -2506,7 +2501,7 @@
             <w:noProof/>
             <w:webHidden/>
           </w:rPr>
-          <w:instrText xml:space="preserve"> PAGEREF _Toc241222569 \h </w:instrText>
+          <w:instrText xml:space="preserve"> PAGEREF _Toc241232109 \h </w:instrText>
         </w:r>
         <w:r>
           <w:rPr>
@@ -2526,7 +2521,7 @@
             <w:noProof/>
             <w:webHidden/>
           </w:rPr>
-          <w:t>15</w:t>
+          <w:t>16</w:t>
         </w:r>
         <w:r>
           <w:rPr>
@@ -2553,7 +2548,7 @@
           <w:lang w:eastAsia="es-CO"/>
         </w:rPr>
       </w:pPr>
-      <w:hyperlink w:anchor="_Toc241222570" w:history="1">
+      <w:hyperlink w:anchor="_Toc241232110" w:history="1">
         <w:r>
           <w:rPr>
             <w:rStyle w:val="Hyperlink"/>
@@ -2598,7 +2593,7 @@
             <w:noProof/>
             <w:webHidden/>
           </w:rPr>
-          <w:instrText xml:space="preserve"> PAGEREF _Toc241222570 \h </w:instrText>
+          <w:instrText xml:space="preserve"> PAGEREF _Toc241232110 \h </w:instrText>
         </w:r>
         <w:r>
           <w:rPr>
@@ -2618,7 +2613,7 @@
             <w:noProof/>
             <w:webHidden/>
           </w:rPr>
-          <w:t>15</w:t>
+          <w:t>16</w:t>
         </w:r>
         <w:r>
           <w:rPr>
@@ -2646,7 +2641,7 @@
           <w:lang w:eastAsia="es-CO"/>
         </w:rPr>
       </w:pPr>
-      <w:hyperlink w:anchor="_Toc241222571" w:history="1">
+      <w:hyperlink w:anchor="_Toc241232111" w:history="1">
         <w:r>
           <w:rPr>
             <w:rStyle w:val="Hyperlink"/>
@@ -2692,7 +2687,7 @@
             <w:noProof/>
             <w:webHidden/>
           </w:rPr>
-          <w:instrText xml:space="preserve"> PAGEREF _Toc241222571 \h </w:instrText>
+          <w:instrText xml:space="preserve"> PAGEREF _Toc241232111 \h </w:instrText>
         </w:r>
         <w:r>
           <w:rPr>
@@ -2740,7 +2735,7 @@
           <w:lang w:eastAsia="es-CO"/>
         </w:rPr>
       </w:pPr>
-      <w:hyperlink w:anchor="_Toc241222572" w:history="1">
+      <w:hyperlink w:anchor="_Toc241232112" w:history="1">
         <w:r>
           <w:rPr>
             <w:rStyle w:val="Hyperlink"/>
@@ -2786,7 +2781,7 @@
             <w:noProof/>
             <w:webHidden/>
           </w:rPr>
-          <w:instrText xml:space="preserve"> PAGEREF _Toc241222572 \h </w:instrText>
+          <w:instrText xml:space="preserve"> PAGEREF _Toc241232112 \h </w:instrText>
         </w:r>
         <w:r>
           <w:rPr>
@@ -2833,7 +2828,7 @@
           <w:lang w:eastAsia="es-CO"/>
         </w:rPr>
       </w:pPr>
-      <w:hyperlink w:anchor="_Toc241222573" w:history="1">
+      <w:hyperlink w:anchor="_Toc241232113" w:history="1">
         <w:r>
           <w:rPr>
             <w:rStyle w:val="Hyperlink"/>
@@ -2878,7 +2873,7 @@
             <w:noProof/>
             <w:webHidden/>
           </w:rPr>
-          <w:instrText xml:space="preserve"> PAGEREF _Toc241222573 \h </w:instrText>
+          <w:instrText xml:space="preserve"> PAGEREF _Toc241232113 \h </w:instrText>
         </w:r>
         <w:r>
           <w:rPr>
@@ -2925,7 +2920,7 @@
           <w:lang w:eastAsia="es-CO"/>
         </w:rPr>
       </w:pPr>
-      <w:hyperlink w:anchor="_Toc241222574" w:history="1">
+      <w:hyperlink w:anchor="_Toc241232114" w:history="1">
         <w:r>
           <w:rPr>
             <w:rStyle w:val="Hyperlink"/>
@@ -2970,7 +2965,7 @@
             <w:noProof/>
             <w:webHidden/>
           </w:rPr>
-          <w:instrText xml:space="preserve"> PAGEREF _Toc241222574 \h </w:instrText>
+          <w:instrText xml:space="preserve"> PAGEREF _Toc241232114 \h </w:instrText>
         </w:r>
         <w:r>
           <w:rPr>
@@ -2990,7 +2985,7 @@
             <w:noProof/>
             <w:webHidden/>
           </w:rPr>
-          <w:t>16</w:t>
+          <w:t>17</w:t>
         </w:r>
         <w:r>
           <w:rPr>
@@ -3017,7 +3012,7 @@
           <w:lang w:eastAsia="es-CO"/>
         </w:rPr>
       </w:pPr>
-      <w:hyperlink w:anchor="_Toc241222575" w:history="1">
+      <w:hyperlink w:anchor="_Toc241232115" w:history="1">
         <w:r>
           <w:rPr>
             <w:rStyle w:val="Hyperlink"/>
@@ -3062,7 +3057,7 @@
             <w:noProof/>
             <w:webHidden/>
           </w:rPr>
-          <w:instrText xml:space="preserve"> PAGEREF _Toc241222575 \h </w:instrText>
+          <w:instrText xml:space="preserve"> PAGEREF _Toc241232115 \h </w:instrText>
         </w:r>
         <w:r>
           <w:rPr>
@@ -3082,7 +3077,7 @@
             <w:noProof/>
             <w:webHidden/>
           </w:rPr>
-          <w:t>18</w:t>
+          <w:t>20</w:t>
         </w:r>
         <w:r>
           <w:rPr>
@@ -3111,7 +3106,7 @@
           <w:lang w:eastAsia="es-CO"/>
         </w:rPr>
       </w:pPr>
-      <w:hyperlink w:anchor="_Toc241222576" w:history="1">
+      <w:hyperlink w:anchor="_Toc241232116" w:history="1">
         <w:r>
           <w:rPr>
             <w:rStyle w:val="Hyperlink"/>
@@ -3158,7 +3153,7 @@
             <w:noProof/>
             <w:webHidden/>
           </w:rPr>
-          <w:instrText xml:space="preserve"> PAGEREF _Toc241222576 \h </w:instrText>
+          <w:instrText xml:space="preserve"> PAGEREF _Toc241232116 \h </w:instrText>
         </w:r>
         <w:r>
           <w:rPr>
@@ -3178,7 +3173,7 @@
             <w:noProof/>
             <w:webHidden/>
           </w:rPr>
-          <w:t>19</w:t>
+          <w:t>21</w:t>
         </w:r>
         <w:r>
           <w:rPr>
@@ -3205,7 +3200,7 @@
           <w:lang w:eastAsia="es-CO"/>
         </w:rPr>
       </w:pPr>
-      <w:hyperlink w:anchor="_Toc241222577" w:history="1">
+      <w:hyperlink w:anchor="_Toc241232117" w:history="1">
         <w:r>
           <w:rPr>
             <w:rStyle w:val="Hyperlink"/>
@@ -3250,7 +3245,7 @@
             <w:noProof/>
             <w:webHidden/>
           </w:rPr>
-          <w:instrText xml:space="preserve"> PAGEREF _Toc241222577 \h </w:instrText>
+          <w:instrText xml:space="preserve"> PAGEREF _Toc241232117 \h </w:instrText>
         </w:r>
         <w:r>
           <w:rPr>
@@ -3270,7 +3265,7 @@
             <w:noProof/>
             <w:webHidden/>
           </w:rPr>
-          <w:t>19</w:t>
+          <w:t>21</w:t>
         </w:r>
         <w:r>
           <w:rPr>
@@ -3297,7 +3292,7 @@
           <w:lang w:eastAsia="es-CO"/>
         </w:rPr>
       </w:pPr>
-      <w:hyperlink w:anchor="_Toc241222578" w:history="1">
+      <w:hyperlink w:anchor="_Toc241232118" w:history="1">
         <w:r>
           <w:rPr>
             <w:rStyle w:val="Hyperlink"/>
@@ -3342,7 +3337,7 @@
             <w:noProof/>
             <w:webHidden/>
           </w:rPr>
-          <w:instrText xml:space="preserve"> PAGEREF _Toc241222578 \h </w:instrText>
+          <w:instrText xml:space="preserve"> PAGEREF _Toc241232118 \h </w:instrText>
         </w:r>
         <w:r>
           <w:rPr>
@@ -3362,7 +3357,7 @@
             <w:noProof/>
             <w:webHidden/>
           </w:rPr>
-          <w:t>19</w:t>
+          <w:t>21</w:t>
         </w:r>
         <w:r>
           <w:rPr>
@@ -3389,7 +3384,7 @@
           <w:lang w:eastAsia="es-CO"/>
         </w:rPr>
       </w:pPr>
-      <w:hyperlink w:anchor="_Toc241222579" w:history="1">
+      <w:hyperlink w:anchor="_Toc241232119" w:history="1">
         <w:r>
           <w:rPr>
             <w:rStyle w:val="Hyperlink"/>
@@ -3434,7 +3429,7 @@
             <w:noProof/>
             <w:webHidden/>
           </w:rPr>
-          <w:instrText xml:space="preserve"> PAGEREF _Toc241222579 \h </w:instrText>
+          <w:instrText xml:space="preserve"> PAGEREF _Toc241232119 \h </w:instrText>
         </w:r>
         <w:r>
           <w:rPr>
@@ -3454,7 +3449,7 @@
             <w:noProof/>
             <w:webHidden/>
           </w:rPr>
-          <w:t>19</w:t>
+          <w:t>21</w:t>
         </w:r>
         <w:r>
           <w:rPr>
@@ -3481,7 +3476,7 @@
           <w:lang w:eastAsia="es-CO"/>
         </w:rPr>
       </w:pPr>
-      <w:hyperlink w:anchor="_Toc241222580" w:history="1">
+      <w:hyperlink w:anchor="_Toc241232120" w:history="1">
         <w:r>
           <w:rPr>
             <w:rStyle w:val="Hyperlink"/>
@@ -3526,7 +3521,7 @@
             <w:noProof/>
             <w:webHidden/>
           </w:rPr>
-          <w:instrText xml:space="preserve"> PAGEREF _Toc241222580 \h </w:instrText>
+          <w:instrText xml:space="preserve"> PAGEREF _Toc241232120 \h </w:instrText>
         </w:r>
         <w:r>
           <w:rPr>
@@ -3546,7 +3541,7 @@
             <w:noProof/>
             <w:webHidden/>
           </w:rPr>
-          <w:t>19</w:t>
+          <w:t>21</w:t>
         </w:r>
         <w:r>
           <w:rPr>
@@ -3575,7 +3570,7 @@
           <w:lang w:eastAsia="es-CO"/>
         </w:rPr>
       </w:pPr>
-      <w:hyperlink w:anchor="_Toc241222581" w:history="1">
+      <w:hyperlink w:anchor="_Toc241232121" w:history="1">
         <w:r>
           <w:rPr>
             <w:rStyle w:val="Hyperlink"/>
@@ -3622,7 +3617,7 @@
             <w:noProof/>
             <w:webHidden/>
           </w:rPr>
-          <w:instrText xml:space="preserve"> PAGEREF _Toc241222581 \h </w:instrText>
+          <w:instrText xml:space="preserve"> PAGEREF _Toc241232121 \h </w:instrText>
         </w:r>
         <w:r>
           <w:rPr>
@@ -3642,7 +3637,7 @@
             <w:noProof/>
             <w:webHidden/>
           </w:rPr>
-          <w:t>20</w:t>
+          <w:t>22</w:t>
         </w:r>
         <w:r>
           <w:rPr>
@@ -3671,7 +3666,7 @@
           <w:lang w:eastAsia="es-CO"/>
         </w:rPr>
       </w:pPr>
-      <w:hyperlink w:anchor="_Toc241222582" w:history="1">
+      <w:hyperlink w:anchor="_Toc241232122" w:history="1">
         <w:r>
           <w:rPr>
             <w:rStyle w:val="Hyperlink"/>
@@ -3718,7 +3713,7 @@
             <w:noProof/>
             <w:webHidden/>
           </w:rPr>
-          <w:instrText xml:space="preserve"> PAGEREF _Toc241222582 \h </w:instrText>
+          <w:instrText xml:space="preserve"> PAGEREF _Toc241232122 \h </w:instrText>
         </w:r>
         <w:r>
           <w:rPr>
@@ -3738,7 +3733,7 @@
             <w:noProof/>
             <w:webHidden/>
           </w:rPr>
-          <w:t>20</w:t>
+          <w:t>22</w:t>
         </w:r>
         <w:r>
           <w:rPr>
@@ -3767,7 +3762,7 @@
           <w:lang w:eastAsia="es-CO"/>
         </w:rPr>
       </w:pPr>
-      <w:hyperlink w:anchor="_Toc241222583" w:history="1">
+      <w:hyperlink w:anchor="_Toc241232123" w:history="1">
         <w:r>
           <w:rPr>
             <w:rStyle w:val="Hyperlink"/>
@@ -3814,7 +3809,7 @@
             <w:noProof/>
             <w:webHidden/>
           </w:rPr>
-          <w:instrText xml:space="preserve"> PAGEREF _Toc241222583 \h </w:instrText>
+          <w:instrText xml:space="preserve"> PAGEREF _Toc241232123 \h </w:instrText>
         </w:r>
         <w:r>
           <w:rPr>
@@ -3834,7 +3829,7 @@
             <w:noProof/>
             <w:webHidden/>
           </w:rPr>
-          <w:t>22</w:t>
+          <w:t>24</w:t>
         </w:r>
         <w:r>
           <w:rPr>
@@ -3848,22 +3843,17 @@
     <w:p>
       <w:pPr>
         <w:pStyle w:val="Heading1"/>
-        <w:spacing w:before="420"/>
-      </w:pPr>
-      <w:r>
-        <w:lastRenderedPageBreak/>
+        <w:spacing w:before="0" w:after="0" w:line="20" w:lineRule="exact"/>
+      </w:pPr>
+      <w:r>
         <w:fldChar w:fldCharType="end"/>
-      </w:r>
-    </w:p>
-    <w:p>
-      <w:r>
-        <w:br w:type="page"/>
       </w:r>
     </w:p>
     <w:p>
       <w:pPr>
         <w:pStyle w:val="Heading1"/>
         <w:keepNext/>
+        <w:pageBreakBefore/>
         <w:numPr>
           <w:ilvl w:val="0"/>
           <w:numId w:val="4"/>
@@ -3873,7 +3863,7 @@
       <w:bookmarkStart w:id="4" w:name="_Toc240440230"/>
       <w:bookmarkStart w:id="5" w:name="_Toc241072107"/>
       <w:bookmarkStart w:id="6" w:name="_Toc241072473"/>
-      <w:bookmarkStart w:id="7" w:name="_Toc241222546"/>
+      <w:bookmarkStart w:id="7" w:name="_Toc241232086"/>
       <w:r>
         <w:lastRenderedPageBreak/>
         <w:t>Información principal del proyecto</w:t>
@@ -3896,7 +3886,7 @@
       <w:bookmarkStart w:id="8" w:name="_Toc240440231"/>
       <w:bookmarkStart w:id="9" w:name="_Toc241072108"/>
       <w:bookmarkStart w:id="10" w:name="_Toc241072474"/>
-      <w:bookmarkStart w:id="11" w:name="_Toc241222547"/>
+      <w:bookmarkStart w:id="11" w:name="_Toc241232087"/>
       <w:r>
         <w:t>Título del proyecto</w:t>
       </w:r>
@@ -3930,7 +3920,7 @@
       <w:bookmarkStart w:id="12" w:name="_Toc240440232"/>
       <w:bookmarkStart w:id="13" w:name="_Toc241072109"/>
       <w:bookmarkStart w:id="14" w:name="_Toc241072475"/>
-      <w:bookmarkStart w:id="15" w:name="_Toc241222548"/>
+      <w:bookmarkStart w:id="15" w:name="_Toc241232088"/>
       <w:r>
         <w:t>Resumen ejecutivo</w:t>
       </w:r>
@@ -3951,16 +3941,19 @@
         <w:t>Resumen.</w:t>
       </w:r>
       <w:r>
-        <w:t xml:space="preserve"> El precio de bolsa en Colombia se fija cada hora sobre una matriz cercana a 72 % hidr</w:t>
-      </w:r>
-      <w:r>
-        <w:t>oeléctrica [1] y puede multiplicarse en semanas durante El Niño. Se diseñó una plataforma en Python que adquiere y sincroniza los datos públicos de XM y NOAA, los caracteriza en tiempo y frecuencia, pronostica a 24-72 h con un ensamble de seis modelos comb</w:t>
-      </w:r>
-      <w:r>
-        <w:t xml:space="preserve">inados por regresión cuantílica, calibra bandas de incertidumbre por inferencia conforme y alimenta un motor de decisión con dashboard por rol. Se validó fuera de muestra en enero-agosto de 2026 (5.184 horas), con walk-forward en seis regímenes climáticos </w:t>
-      </w:r>
-      <w:r>
-        <w:t>y la prueba de Diebold-Mariano. A 24 h el MAPE es 10,45 % frente a 15,81 % de la persistencia (27 % menos error, p &lt; 0,001); a 72 h, 16,85 % frente a 21,86 %. Avance global estimado: 74 %.</w:t>
+        <w:t xml:space="preserve"> El precio de bolsa de la energía en Colombia se fija cada hora sobre una matriz mayor</w:t>
+      </w:r>
+      <w:r>
+        <w:t xml:space="preserve">itariamente hidroeléctrica [1] y puede aumentar significativamente en semanas durante el fenómeno de El Niño. Para intervenir esta problemática se diseñó una plataforma que adquiere y sincroniza los datos públicos de XM y NOAA, los caracteriza en tiempo y </w:t>
+      </w:r>
+      <w:r>
+        <w:t>frecuencia y pronostica el precio a 24-72 h. Esto se hace por medio de un ensamble de seis modelos de predicción, estadísticos y de aprendizaje automático, combinados por regresión cuantílica; la plataforma calibra bandas de incertidumbre por inferencia co</w:t>
+      </w:r>
+      <w:r>
+        <w:t>nforme y alimenta un motor de decisión con dashboard por rol. Se validó fuera de muestra en enero-agosto de 2026 (5.184 horas), con walk-forward en seis regímenes climáticos y la prueba de Diebold-Mariano. A 24 h el MAPE es 10,45 % frente a 15,81 % de la p</w:t>
+      </w:r>
+      <w:r>
+        <w:t>ersistencia (27 % menos error, p &lt; 0,001); a 72 h, 16,85 % frente a 21,86 %. Avance global estimado: 74 %.</w:t>
       </w:r>
     </w:p>
     <w:p>
@@ -3975,16 +3968,16 @@
         <w:t>Abstract.</w:t>
       </w:r>
       <w:r>
-        <w:t xml:space="preserve"> Colombia's hourly electricity spot price rests on a rough</w:t>
-      </w:r>
-      <w:r>
-        <w:t>ly 72 % hydroelectric mix and can multiply within weeks during El Niño. We designed a Python platform that acquires and synchronizes public XM and NOAA data, characterizes them in time and frequency, forecasts 24-72 h ahead with an ensemble of six models c</w:t>
-      </w:r>
-      <w:r>
-        <w:t>ombined by quantile regression, calibrates uncertainty bands with conformal inference, and feeds a role-based decision engine and dashboard. It was validated out of sample on January-August 2026 (5,184 hours) with walk-forward evaluation across six climate</w:t>
-      </w:r>
-      <w:r>
-        <w:t xml:space="preserve"> regimes and the Diebold-Mariano test. The 24-hour MAPE is 10.45 % versus 15.81 % for persistence (27 % lower error, p &lt; 0.001); at 72 hours, 16.85 % versus 21.86 %. Estimated overall progress: 74 %.</w:t>
+        <w:t xml:space="preserve"> Colombia's hourly electricity spot price rests on a roughly 72 % hydroelectric mix and can multiply within weeks during El Niño. We designe</w:t>
+      </w:r>
+      <w:r>
+        <w:t>d a Python platform that acquires and synchronizes public XM and NOAA data, characterizes them in time and frequency, forecasts 24-72 h ahead with an ensemble of six models combined by quantile regression, calibrates uncertainty bands with conformal infere</w:t>
+      </w:r>
+      <w:r>
+        <w:t xml:space="preserve">nce, and feeds a role-based decision engine and dashboard. It was validated out of sample on January-August 2026 (5,184 hours) with walk-forward evaluation across six climate regimes and the Diebold-Mariano test. The 24-hour MAPE is 10.45 % versus 15.81 % </w:t>
+      </w:r>
+      <w:r>
+        <w:t>for persistence (27 % lower error, p &lt; 0.001); at 72 hours, 16.85 % versus 21.86 %. Estimated overall progress: 74 %.</w:t>
       </w:r>
     </w:p>
     <w:p>
@@ -4000,7 +3993,7 @@
       <w:bookmarkStart w:id="16" w:name="_Toc240440236"/>
       <w:bookmarkStart w:id="17" w:name="_Toc241072110"/>
       <w:bookmarkStart w:id="18" w:name="_Toc241072476"/>
-      <w:bookmarkStart w:id="19" w:name="_Toc241222549"/>
+      <w:bookmarkStart w:id="19" w:name="_Toc241232089"/>
       <w:r>
         <w:t>Costo total del proyecto</w:t>
       </w:r>
@@ -4015,10 +4008,10 @@
         <w:jc w:val="both"/>
       </w:pPr>
       <w:r>
-        <w:t>Presupuesto del Anexo 1 [2] (honorarios según ACIEM [3]) con la ejecución estimada a la semana 9 de 16 por prorrateo; la divulgación se ejecuta en la semana 16. Financiación: $24.486.344 propia y $13.118.916 de la Universidad del Norte. Detalle en el Anexo</w:t>
-      </w:r>
-      <w:r>
-        <w:t xml:space="preserve"> 6.</w:t>
+        <w:t>Presupuesto del Anexo 1 [2] (honorarios según ACIEM [3]) con la ejecución estimada a la semana 9 de 16 por prorra</w:t>
+      </w:r>
+      <w:r>
+        <w:t>teo; la divulgación se ejecuta en la semana 16. Financiación: $24.486.344 propia y $13.118.916 de la Universidad del Norte. Detalle en el Anexo 6.</w:t>
       </w:r>
     </w:p>
     <w:p>
@@ -4879,22 +4872,280 @@
     <w:p>
       <w:pPr>
         <w:pStyle w:val="Heading1"/>
+        <w:keepNext/>
+        <w:pageBreakBefore/>
+        <w:numPr>
+          <w:ilvl w:val="0"/>
+          <w:numId w:val="4"/>
+        </w:numPr>
         <w:spacing w:before="420"/>
       </w:pPr>
       <w:bookmarkStart w:id="20" w:name="_Toc240440237"/>
-    </w:p>
-    <w:p>
-      <w:pPr>
+      <w:bookmarkStart w:id="21" w:name="_Toc241072111"/>
+      <w:bookmarkStart w:id="22" w:name="_Toc241072477"/>
+      <w:bookmarkStart w:id="23" w:name="_Toc241232090"/>
+      <w:r>
+        <w:lastRenderedPageBreak/>
+        <w:t>Introducción</w:t>
+      </w:r>
+      <w:bookmarkEnd w:id="20"/>
+      <w:bookmarkEnd w:id="21"/>
+      <w:bookmarkEnd w:id="22"/>
+      <w:bookmarkEnd w:id="23"/>
+    </w:p>
+    <w:p>
+      <w:pPr>
+        <w:spacing w:after="100"/>
+        <w:jc w:val="both"/>
+      </w:pPr>
+      <w:r>
+        <w:t>El mercado mayorista de energía colombiano, administrado por XM, fija un precio de bolsa para cada hora del día. Como cerca de 72 % de la generación es hidroeléctrica [1], ese precio responde a la hidrología (nivel de embalses y aportes de los ríos) y a su</w:t>
+      </w:r>
+      <w:r>
+        <w:t xml:space="preserve"> modulación por el fenómeno El Niño-Oscilación del Sur: entre 2023 y 2024 el promedio diario osciló entre 107 y 2.499 COP/kWh [4]. Los agentes que compran o venden en bolsa deben decidir hora a hora bajo esa incertidumbre, y la literatura sobre pronóstico </w:t>
+      </w:r>
+      <w:r>
+        <w:t>de precios eléctricos muestra que se trata de series con saltos, estacionalidad múltiple y cambios de régimen [5].</w:t>
+      </w:r>
+    </w:p>
+    <w:p>
+      <w:pPr>
+        <w:spacing w:after="100"/>
+        <w:jc w:val="both"/>
+      </w:pPr>
+      <w:r>
+        <w:t>Con este proyecto se construyó, a la fecha, una plataforma reproducible que adquiere y sincroniza a resolución horaria las series públicas de</w:t>
+      </w:r>
+      <w:r>
+        <w:t>l mercado entre enero de 2019 y agosto de 2026, las caracteriza en tiempo y frecuencia para seleccionar variables predictoras, compara seis familias de modelos y los combina en un ensamble que reduce el error en 27 % frente a la persistencia con significan</w:t>
+      </w:r>
+      <w:r>
+        <w:t>cia estadística, y traduce el pronóstico y su incertidumbre en señales de comprar, vender o esperar según el rol del usuario, visibles en un dashboard. El trabajo sigue las cinco fases del Anexo 1 [2] (adquisición y caracterización, modelado, comparación f</w:t>
+      </w:r>
+      <w:r>
+        <w:t>ormal y motor de decisión, imágenes de decisión y validación), con evaluación estrictamente fuera de muestra y la prueba de Diebold-Mariano [6], siguiendo las buenas prácticas del área [7].</w:t>
+      </w:r>
+    </w:p>
+    <w:p>
+      <w:pPr>
+        <w:pStyle w:val="Heading1"/>
+        <w:keepNext/>
+        <w:pageBreakBefore/>
+        <w:numPr>
+          <w:ilvl w:val="0"/>
+          <w:numId w:val="4"/>
+        </w:numPr>
+        <w:spacing w:before="420"/>
+      </w:pPr>
+      <w:bookmarkStart w:id="24" w:name="_Toc240440238"/>
+      <w:bookmarkStart w:id="25" w:name="_Toc241072112"/>
+      <w:bookmarkStart w:id="26" w:name="_Toc241072478"/>
+      <w:bookmarkStart w:id="27" w:name="_Toc241232091"/>
+      <w:r>
+        <w:lastRenderedPageBreak/>
+        <w:t>Objetivos</w:t>
+      </w:r>
+      <w:bookmarkEnd w:id="24"/>
+      <w:bookmarkEnd w:id="25"/>
+      <w:bookmarkEnd w:id="26"/>
+      <w:bookmarkEnd w:id="27"/>
+    </w:p>
+    <w:p>
+      <w:pPr>
+        <w:pStyle w:val="Heading2"/>
+        <w:keepNext/>
+        <w:numPr>
+          <w:ilvl w:val="1"/>
+          <w:numId w:val="4"/>
+        </w:numPr>
+        <w:spacing w:before="300"/>
+      </w:pPr>
+      <w:bookmarkStart w:id="28" w:name="_Toc240440239"/>
+      <w:bookmarkStart w:id="29" w:name="_Toc241072113"/>
+      <w:bookmarkStart w:id="30" w:name="_Toc241072479"/>
+      <w:bookmarkStart w:id="31" w:name="_Toc241232092"/>
+      <w:r>
+        <w:t>Objetivo general</w:t>
+      </w:r>
+      <w:bookmarkEnd w:id="28"/>
+      <w:bookmarkEnd w:id="29"/>
+      <w:bookmarkEnd w:id="30"/>
+      <w:bookmarkEnd w:id="31"/>
+    </w:p>
+    <w:p>
+      <w:pPr>
+        <w:spacing w:after="100"/>
+        <w:jc w:val="both"/>
+      </w:pPr>
+      <w:r>
+        <w:t>Diseñar, implementar y validar una plat</w:t>
+      </w:r>
+      <w:r>
+        <w:t xml:space="preserve">aforma de procesamiento de datos que permita el análisis y pronóstico del precio de la energía en el mercado eléctrico colombiano para la toma de decisiones </w:t>
+      </w:r>
+      <w:r>
         <w:rPr>
           <w:b/>
-          <w:bCs/>
-          <w:color w:val="1F4E79"/>
-          <w:sz w:val="30"/>
-          <w:szCs w:val="30"/>
-        </w:rPr>
-      </w:pPr>
-      <w:r>
-        <w:br w:type="page"/>
+        </w:rPr>
+        <w:t>(avance: 74 %)</w:t>
+      </w:r>
+      <w:r>
+        <w:t>.</w:t>
+      </w:r>
+    </w:p>
+    <w:p>
+      <w:pPr>
+        <w:spacing w:after="100"/>
+        <w:jc w:val="both"/>
+      </w:pPr>
+      <w:r>
+        <w:t xml:space="preserve">El objetivo es verificable en las Conclusiones con tres criterios medibles: que la </w:t>
+      </w:r>
+      <w:r>
+        <w:t xml:space="preserve">plataforma procese el rango histórico completo sin huecos, que su pronóstico supere a la persistencia con significancia estadística (α = 0,05) y que el motor de decisión sea validado mediante backtesting y con usuarios. Los objetivos están transcritos del </w:t>
+      </w:r>
+      <w:r>
+        <w:t>Anexo 1 [2], cuyo numeral 3 no puede modificarse durante el semestre; el título, del numeral 1, tampoco.</w:t>
+      </w:r>
+    </w:p>
+    <w:p>
+      <w:pPr>
+        <w:pStyle w:val="Heading2"/>
+        <w:keepNext/>
+        <w:numPr>
+          <w:ilvl w:val="1"/>
+          <w:numId w:val="4"/>
+        </w:numPr>
+        <w:spacing w:before="300"/>
+      </w:pPr>
+      <w:bookmarkStart w:id="32" w:name="_Toc240440240"/>
+      <w:bookmarkStart w:id="33" w:name="_Toc241072114"/>
+      <w:bookmarkStart w:id="34" w:name="_Toc241072480"/>
+      <w:bookmarkStart w:id="35" w:name="_Toc241232093"/>
+      <w:r>
+        <w:t>Objetivos específicos</w:t>
+      </w:r>
+      <w:bookmarkEnd w:id="32"/>
+      <w:bookmarkEnd w:id="33"/>
+      <w:bookmarkEnd w:id="34"/>
+      <w:bookmarkEnd w:id="35"/>
+    </w:p>
+    <w:p>
+      <w:pPr>
+        <w:spacing w:after="60"/>
+        <w:ind w:left="426" w:hanging="284"/>
+        <w:jc w:val="both"/>
+      </w:pPr>
+      <w:r>
+        <w:t>•</w:t>
+      </w:r>
+      <w:r>
+        <w:tab/>
+      </w:r>
+      <w:r>
+        <w:rPr>
+          <w:b/>
+        </w:rPr>
+        <w:t>OE1.</w:t>
+      </w:r>
+      <w:r>
+        <w:t xml:space="preserve"> Adquirir, sincronizar y caracterizar temporal y espectralmente las series históricas de las variables del mercado, mediant</w:t>
+      </w:r>
+      <w:r>
+        <w:t xml:space="preserve">e técnicas de procesamiento de datos, para seleccionar variables predictoras. </w:t>
+      </w:r>
+      <w:r>
+        <w:rPr>
+          <w:b/>
+        </w:rPr>
+        <w:t>(100 %)</w:t>
+      </w:r>
+    </w:p>
+    <w:p>
+      <w:pPr>
+        <w:spacing w:after="60"/>
+        <w:ind w:left="426" w:hanging="284"/>
+        <w:jc w:val="both"/>
+      </w:pPr>
+      <w:r>
+        <w:t>•</w:t>
+      </w:r>
+      <w:r>
+        <w:tab/>
+      </w:r>
+      <w:r>
+        <w:rPr>
+          <w:b/>
+        </w:rPr>
+        <w:t>OE2.</w:t>
+      </w:r>
+      <w:r>
+        <w:t xml:space="preserve"> Implementar y evaluar diferentes modelos de pronóstico del precio de bolsa, comparando precisión frente a persistencia, robustez, costo computacional e interpretab</w:t>
+      </w:r>
+      <w:r>
+        <w:t xml:space="preserve">ilidad. </w:t>
+      </w:r>
+      <w:r>
+        <w:rPr>
+          <w:b/>
+        </w:rPr>
+        <w:t>(90 %)</w:t>
+      </w:r>
+    </w:p>
+    <w:p>
+      <w:pPr>
+        <w:spacing w:after="60"/>
+        <w:ind w:left="426" w:hanging="284"/>
+        <w:jc w:val="both"/>
+      </w:pPr>
+      <w:r>
+        <w:t>•</w:t>
+      </w:r>
+      <w:r>
+        <w:tab/>
+      </w:r>
+      <w:r>
+        <w:rPr>
+          <w:b/>
+        </w:rPr>
+        <w:t>OE3.</w:t>
+      </w:r>
+      <w:r>
+        <w:t xml:space="preserve"> Diseñar e implementar un motor de decisión que traduzca los pronósticos y su incertidumbre en señales de compra, venta o espera. </w:t>
+      </w:r>
+      <w:r>
+        <w:rPr>
+          <w:b/>
+        </w:rPr>
+        <w:t>(70 %)</w:t>
+      </w:r>
+    </w:p>
+    <w:p>
+      <w:pPr>
+        <w:spacing w:after="60"/>
+        <w:ind w:left="426" w:hanging="284"/>
+        <w:jc w:val="both"/>
+      </w:pPr>
+      <w:r>
+        <w:t>•</w:t>
+      </w:r>
+      <w:r>
+        <w:tab/>
+      </w:r>
+      <w:r>
+        <w:rPr>
+          <w:b/>
+        </w:rPr>
+        <w:t>OE4.</w:t>
+      </w:r>
+      <w:r>
+        <w:t xml:space="preserve"> Validar el funcionamiento del motor para la toma de decisiones. </w:t>
+      </w:r>
+      <w:r>
+        <w:rPr>
+          <w:b/>
+        </w:rPr>
+        <w:t>(35 %)</w:t>
       </w:r>
     </w:p>
     <w:p>
@@ -4907,120 +5158,17 @@
         </w:numPr>
         <w:spacing w:before="420"/>
       </w:pPr>
-      <w:bookmarkStart w:id="21" w:name="_Toc241072111"/>
-      <w:bookmarkStart w:id="22" w:name="_Toc241072477"/>
-      <w:bookmarkStart w:id="23" w:name="_Toc241222550"/>
-      <w:r>
-        <w:lastRenderedPageBreak/>
-        <w:t>Introducción</w:t>
-      </w:r>
-      <w:bookmarkEnd w:id="20"/>
-      <w:bookmarkEnd w:id="21"/>
-      <w:bookmarkEnd w:id="22"/>
-      <w:bookmarkEnd w:id="23"/>
-    </w:p>
-    <w:p>
-      <w:pPr>
-        <w:spacing w:after="100"/>
-        <w:jc w:val="both"/>
-      </w:pPr>
-      <w:r>
-        <w:t>El mercado mayorista de energía colombiano, administrado por XM, fija un precio de bolsa para cada hora del día. Como cerca de 72 % de la generación es hidroeléctrica [1], ese precio responde a la hidrología (nivel de embalses y aportes de los ríos) y a su</w:t>
-      </w:r>
-      <w:r>
-        <w:t xml:space="preserve"> modulación por el fenómeno El Niño-Oscilación del Sur: entre 2023 y 2024 el promedio diario osciló entre 124 y 2.499 COP/kWh. Los agentes que compran o venden en bolsa deben decidir hora a hora bajo esa incertidumbre, y la literatura sobre pronóstico de p</w:t>
-      </w:r>
-      <w:r>
-        <w:t>recios eléctricos muestra que se trata de series con saltos, estacionalidad múltiple y cambios de régimen [4].</w:t>
-      </w:r>
-    </w:p>
-    <w:p>
-      <w:pPr>
-        <w:spacing w:after="100"/>
-        <w:jc w:val="both"/>
-      </w:pPr>
-      <w:r>
-        <w:t>Con este proyecto se construyó, a la fecha, una plataforma reproducible que (i) adquiere y sincroniza a resolución horaria las series públicas de</w:t>
-      </w:r>
-      <w:r>
-        <w:t>l mercado entre enero de 2019 y agosto de 2026; (ii) las caracteriza en tiempo y frecuencia para seleccionar variables predictoras; (iii) compara seis familias de modelos y los combina en un ensamble que reduce el error en 27 % frente a la persistencia con</w:t>
-      </w:r>
-      <w:r>
-        <w:t xml:space="preserve"> significancia estadística; y (iv) traduce el pronóstico y su incertidumbre en señales de comprar, vender o esperar según el rol del usuario, visibles en un dashboard.</w:t>
-      </w:r>
-    </w:p>
-    <w:p>
-      <w:pPr>
-        <w:spacing w:after="100"/>
-        <w:jc w:val="both"/>
-      </w:pPr>
-      <w:r>
-        <w:t>Metodológicamente, el trabajo sigue las cinco fases del Anexo 1 [2]: cadena de procesami</w:t>
-      </w:r>
-      <w:r>
-        <w:t xml:space="preserve">ento y caracterización (OE1), extracción de características y modelado (OE2), comparación formal y motor de decisión (OE3) e imágenes de decisión y validación (OE3 y OE4). Todas las decisiones se tomaron con evaluación estrictamente fuera de muestra y con </w:t>
-      </w:r>
-      <w:r>
-        <w:t>la prueba de Diebold-Mariano [5], siguiendo las buenas prácticas del área [6].</w:t>
-      </w:r>
-    </w:p>
-    <w:p>
-      <w:pPr>
-        <w:spacing w:after="100"/>
-        <w:jc w:val="both"/>
-      </w:pPr>
-      <w:r>
-        <w:t xml:space="preserve">El documento se organiza así. La Sección 3 presenta los objetivos y su porcentaje de avance; la 4, los alcances, limitaciones y entregables; la 5, el planteamiento del problema </w:t>
-      </w:r>
-      <w:r>
-        <w:t>y la comparación con el estado del arte; la 6, el diseño de ingeniería (requerimientos, normas, alternativas, matriz de decisión, riesgos y diseño definitivo); la 7, el plan experimental y sus resultados; la 8, los impactos; la 9, las conclusiones por obje</w:t>
-      </w:r>
-      <w:r>
-        <w:t>tivo; y las secciones 10 y 11, la bibliografía y los anexos.</w:t>
-      </w:r>
-    </w:p>
-    <w:p>
-      <w:pPr>
-        <w:pStyle w:val="Heading1"/>
-        <w:spacing w:before="420"/>
-      </w:pPr>
-      <w:bookmarkStart w:id="24" w:name="_Toc240440238"/>
-    </w:p>
-    <w:p>
-      <w:pPr>
-        <w:rPr>
-          <w:b/>
-          <w:bCs/>
-          <w:color w:val="1F4E79"/>
-          <w:sz w:val="30"/>
-          <w:szCs w:val="30"/>
-        </w:rPr>
-      </w:pPr>
-      <w:r>
-        <w:br w:type="page"/>
-      </w:r>
-    </w:p>
-    <w:p>
-      <w:pPr>
-        <w:pStyle w:val="Heading1"/>
-        <w:keepNext/>
-        <w:numPr>
-          <w:ilvl w:val="0"/>
-          <w:numId w:val="4"/>
-        </w:numPr>
-        <w:spacing w:before="420"/>
-      </w:pPr>
-      <w:bookmarkStart w:id="25" w:name="_Toc241072112"/>
-      <w:bookmarkStart w:id="26" w:name="_Toc241072478"/>
-      <w:bookmarkStart w:id="27" w:name="_Toc241222551"/>
-      <w:r>
-        <w:lastRenderedPageBreak/>
-        <w:t>Objetivos</w:t>
-      </w:r>
-      <w:bookmarkEnd w:id="24"/>
-      <w:bookmarkEnd w:id="25"/>
-      <w:bookmarkEnd w:id="26"/>
-      <w:bookmarkEnd w:id="27"/>
+      <w:bookmarkStart w:id="36" w:name="_Toc240440241"/>
+      <w:bookmarkStart w:id="37" w:name="_Toc241072115"/>
+      <w:bookmarkStart w:id="38" w:name="_Toc241072481"/>
+      <w:bookmarkStart w:id="39" w:name="_Toc241232094"/>
+      <w:r>
+        <w:t>Delimitación</w:t>
+      </w:r>
+      <w:bookmarkEnd w:id="36"/>
+      <w:bookmarkEnd w:id="37"/>
+      <w:bookmarkEnd w:id="38"/>
+      <w:bookmarkEnd w:id="39"/>
     </w:p>
     <w:p>
       <w:pPr>
@@ -5032,232 +5180,15 @@
         </w:numPr>
         <w:spacing w:before="300"/>
       </w:pPr>
-      <w:bookmarkStart w:id="28" w:name="_Toc240440239"/>
-      <w:bookmarkStart w:id="29" w:name="_Toc241072113"/>
-      <w:bookmarkStart w:id="30" w:name="_Toc241072479"/>
-      <w:bookmarkStart w:id="31" w:name="_Toc241222552"/>
-      <w:r>
-        <w:t>Objetivo general</w:t>
-      </w:r>
-      <w:bookmarkEnd w:id="28"/>
-      <w:bookmarkEnd w:id="29"/>
-      <w:bookmarkEnd w:id="30"/>
-      <w:bookmarkEnd w:id="31"/>
-    </w:p>
-    <w:p>
-      <w:pPr>
-        <w:spacing w:after="100"/>
-        <w:jc w:val="both"/>
-      </w:pPr>
-      <w:r>
-        <w:t xml:space="preserve">Diseñar, implementar y validar una plataforma de procesamiento de datos que permita el análisis y pronóstico del precio de la energía en el mercado eléctrico colombiano para la toma de decisiones </w:t>
-      </w:r>
-      <w:r>
-        <w:rPr>
-          <w:b/>
-        </w:rPr>
-        <w:t>(avance: 74 %)</w:t>
-      </w:r>
-      <w:r>
-        <w:t>.</w:t>
-      </w:r>
-    </w:p>
-    <w:p>
-      <w:pPr>
-        <w:spacing w:after="100"/>
-        <w:jc w:val="both"/>
-      </w:pPr>
-      <w:r>
-        <w:t>El objetivo es verificable en las Conclusion</w:t>
-      </w:r>
-      <w:r>
-        <w:t>es con tres criterios medibles: que la plataforma procese el rango histórico completo sin huecos, que su pronóstico supere a la persistencia con significancia estadística (α = 0,05) y que el motor de decisión sea validado mediante backtesting y con usuario</w:t>
-      </w:r>
-      <w:r>
-        <w:t>s. Los objetivos están transcritos del Anexo 1 [2], cuyo numeral 3 no puede modificarse durante el semestre; el título, del numeral 1, tampoco.</w:t>
-      </w:r>
-    </w:p>
-    <w:p>
-      <w:pPr>
-        <w:pStyle w:val="Heading2"/>
-        <w:keepNext/>
-        <w:numPr>
-          <w:ilvl w:val="1"/>
-          <w:numId w:val="4"/>
-        </w:numPr>
-        <w:spacing w:before="300"/>
-      </w:pPr>
-      <w:bookmarkStart w:id="32" w:name="_Toc240440240"/>
-      <w:bookmarkStart w:id="33" w:name="_Toc241072114"/>
-      <w:bookmarkStart w:id="34" w:name="_Toc241072480"/>
-      <w:bookmarkStart w:id="35" w:name="_Toc241222553"/>
-      <w:r>
-        <w:t>Objetivos específicos</w:t>
-      </w:r>
-      <w:bookmarkEnd w:id="32"/>
-      <w:bookmarkEnd w:id="33"/>
-      <w:bookmarkEnd w:id="34"/>
-      <w:bookmarkEnd w:id="35"/>
-    </w:p>
-    <w:p>
-      <w:pPr>
-        <w:spacing w:after="60"/>
-        <w:ind w:left="426" w:hanging="284"/>
-        <w:jc w:val="both"/>
-      </w:pPr>
-      <w:r>
-        <w:t>•</w:t>
-      </w:r>
-      <w:r>
-        <w:tab/>
-      </w:r>
-      <w:r>
-        <w:rPr>
-          <w:b/>
-        </w:rPr>
-        <w:t>OE1.</w:t>
-      </w:r>
-      <w:r>
-        <w:t xml:space="preserve"> Adquirir, sincronizar y caracterizar temporal y espectralmente las series histórica</w:t>
-      </w:r>
-      <w:r>
-        <w:t xml:space="preserve">s de las variables del mercado, mediante técnicas de procesamiento de datos, para seleccionar variables predictoras. </w:t>
-      </w:r>
-      <w:r>
-        <w:rPr>
-          <w:b/>
-        </w:rPr>
-        <w:t>(100 %)</w:t>
-      </w:r>
-    </w:p>
-    <w:p>
-      <w:pPr>
-        <w:spacing w:after="60"/>
-        <w:ind w:left="426" w:hanging="284"/>
-        <w:jc w:val="both"/>
-      </w:pPr>
-      <w:r>
-        <w:t>•</w:t>
-      </w:r>
-      <w:r>
-        <w:tab/>
-      </w:r>
-      <w:r>
-        <w:rPr>
-          <w:b/>
-        </w:rPr>
-        <w:t>OE2.</w:t>
-      </w:r>
-      <w:r>
-        <w:t xml:space="preserve"> Implementar y evaluar diferentes modelos de pronóstico del precio de bolsa, comparando precisión frente a persistencia, robu</w:t>
-      </w:r>
-      <w:r>
-        <w:t xml:space="preserve">stez, costo computacional e interpretabilidad. </w:t>
-      </w:r>
-      <w:r>
-        <w:rPr>
-          <w:b/>
-        </w:rPr>
-        <w:t>(90 %)</w:t>
-      </w:r>
-    </w:p>
-    <w:p>
-      <w:pPr>
-        <w:spacing w:after="60"/>
-        <w:ind w:left="426" w:hanging="284"/>
-        <w:jc w:val="both"/>
-      </w:pPr>
-      <w:r>
-        <w:t>•</w:t>
-      </w:r>
-      <w:r>
-        <w:tab/>
-      </w:r>
-      <w:r>
-        <w:rPr>
-          <w:b/>
-        </w:rPr>
-        <w:t>OE3.</w:t>
-      </w:r>
-      <w:r>
-        <w:t xml:space="preserve"> Diseñar e implementar un motor de decisión que traduzca los pronósticos y su incertidumbre en señales de compra, venta o espera. </w:t>
-      </w:r>
-      <w:r>
-        <w:rPr>
-          <w:b/>
-        </w:rPr>
-        <w:t>(70 %)</w:t>
-      </w:r>
-    </w:p>
-    <w:p>
-      <w:pPr>
-        <w:spacing w:after="60"/>
-        <w:ind w:left="426" w:hanging="284"/>
-        <w:jc w:val="both"/>
-      </w:pPr>
-      <w:r>
-        <w:t>•</w:t>
-      </w:r>
-      <w:r>
-        <w:tab/>
-      </w:r>
-      <w:r>
-        <w:rPr>
-          <w:b/>
-        </w:rPr>
-        <w:t>OE4.</w:t>
-      </w:r>
-      <w:r>
-        <w:t xml:space="preserve"> Validar el funcionamiento del motor para la toma de </w:t>
-      </w:r>
-      <w:r>
-        <w:t xml:space="preserve">decisiones. </w:t>
-      </w:r>
-      <w:r>
-        <w:rPr>
-          <w:b/>
-        </w:rPr>
-        <w:t>(35 %)</w:t>
-      </w:r>
-    </w:p>
-    <w:p>
-      <w:pPr>
-        <w:pStyle w:val="Heading1"/>
-        <w:keepNext/>
-        <w:numPr>
-          <w:ilvl w:val="0"/>
-          <w:numId w:val="4"/>
-        </w:numPr>
-        <w:spacing w:before="420"/>
-      </w:pPr>
-      <w:bookmarkStart w:id="36" w:name="_Toc240440241"/>
-      <w:bookmarkStart w:id="37" w:name="_Toc241072115"/>
-      <w:bookmarkStart w:id="38" w:name="_Toc241072481"/>
-      <w:bookmarkStart w:id="39" w:name="_Toc241222554"/>
-      <w:r>
-        <w:t>Delimitación</w:t>
-      </w:r>
-      <w:bookmarkEnd w:id="36"/>
-      <w:bookmarkEnd w:id="37"/>
-      <w:bookmarkEnd w:id="38"/>
-      <w:bookmarkEnd w:id="39"/>
-    </w:p>
-    <w:p>
-      <w:pPr>
-        <w:pStyle w:val="Heading2"/>
-        <w:keepNext/>
-        <w:numPr>
-          <w:ilvl w:val="1"/>
-          <w:numId w:val="4"/>
-        </w:numPr>
-        <w:spacing w:before="300"/>
-      </w:pPr>
       <w:bookmarkStart w:id="40" w:name="_Toc240440242"/>
       <w:bookmarkStart w:id="41" w:name="_Toc241072116"/>
       <w:bookmarkStart w:id="42" w:name="_Toc241072482"/>
-      <w:bookmarkStart w:id="43" w:name="_Toc241222555"/>
-      <w:r>
-        <w:t>Alcances</w:t>
+      <w:bookmarkStart w:id="43" w:name="_Toc241232095"/>
+      <w:r>
+        <w:t>Alcance</w:t>
+      </w:r>
+      <w:r>
+        <w:t>s</w:t>
       </w:r>
       <w:bookmarkEnd w:id="40"/>
       <w:bookmarkEnd w:id="41"/>
@@ -5480,7 +5411,7 @@
                 <w:sz w:val="17"/>
                 <w:szCs w:val="17"/>
               </w:rPr>
-              <w:t>Cumplido (66.576 h)</w:t>
+              <w:t>Cumplido</w:t>
             </w:r>
           </w:p>
         </w:tc>
@@ -5752,7 +5683,7 @@
       <w:bookmarkStart w:id="44" w:name="_Toc240440243"/>
       <w:bookmarkStart w:id="45" w:name="_Toc241072117"/>
       <w:bookmarkStart w:id="46" w:name="_Toc241072483"/>
-      <w:bookmarkStart w:id="47" w:name="_Toc241222556"/>
+      <w:bookmarkStart w:id="47" w:name="_Toc241232096"/>
       <w:r>
         <w:lastRenderedPageBreak/>
         <w:t>Limitaciones</w:t>
@@ -6243,7 +6174,7 @@
       <w:bookmarkStart w:id="48" w:name="_Toc240440244"/>
       <w:bookmarkStart w:id="49" w:name="_Toc241072118"/>
       <w:bookmarkStart w:id="50" w:name="_Toc241072484"/>
-      <w:bookmarkStart w:id="51" w:name="_Toc241222557"/>
+      <w:bookmarkStart w:id="51" w:name="_Toc241232097"/>
       <w:r>
         <w:t>Entregables</w:t>
       </w:r>
@@ -6336,7 +6267,7 @@
       </w:pPr>
       <w:bookmarkStart w:id="53" w:name="_Toc241072119"/>
       <w:bookmarkStart w:id="54" w:name="_Toc241072485"/>
-      <w:bookmarkStart w:id="55" w:name="_Toc241222558"/>
+      <w:bookmarkStart w:id="55" w:name="_Toc241232098"/>
       <w:r>
         <w:t>Revisión bibliográfica</w:t>
       </w:r>
@@ -6361,7 +6292,7 @@
       <w:bookmarkStart w:id="56" w:name="_Toc240440246"/>
       <w:bookmarkStart w:id="57" w:name="_Toc241072120"/>
       <w:bookmarkStart w:id="58" w:name="_Toc241072486"/>
-      <w:bookmarkStart w:id="59" w:name="_Toc241222559"/>
+      <w:bookmarkStart w:id="59" w:name="_Toc241232099"/>
       <w:r>
         <w:t>Planteamiento del problema</w:t>
       </w:r>
@@ -6376,16 +6307,16 @@
         <w:jc w:val="both"/>
       </w:pPr>
       <w:r>
-        <w:t xml:space="preserve">El precio de bolsa colombiano es una señal horaria con saltos y cambios de régimen. En los datos del proyecto (enero 2019 - agosto 2026, 66.576 horas descargadas de la API de XM [7]) la mediana es 242,28 COP/kWh, pero el percentil 99 llega a 1.449,73 y el </w:t>
-      </w:r>
-      <w:r>
-        <w:t>máximo a 2.675,65 COP/kWh: una cola larga que un promedio no describe. La Figura 1 muestra que los tramos de precio alto coinciden en buena parte con episodios de El Niño definidos por el índice ONI de NOAA [8] (2023-2024 y 2026). Sin embargo, el mayor pic</w:t>
-      </w:r>
-      <w:r>
-        <w:t>o, un promedio diario de 2.499 COP/kWh el 30 de septiembre de 2024, ocurrió con ONI neutro, cuando el volumen útil de los embalses era el más bajo de todos los septiembres de 2019 a 2025: el precio depende de la hidrología acumulada, no solo del índice cli</w:t>
-      </w:r>
-      <w:r>
-        <w:t>mático.</w:t>
+        <w:t>El precio de bolsa colombiano es una señal horaria c</w:t>
+      </w:r>
+      <w:r>
+        <w:t>on saltos y cambios de régimen. En los datos del proyecto (enero 2019 - agosto 2026, 66.576 horas descargadas de la API de XM [4]) la mediana es 242,28 COP/kWh, pero el percentil 99 llega a 1.449,73 y el máximo a 2.675,65 COP/kWh: una cola larga que un pro</w:t>
+      </w:r>
+      <w:r>
+        <w:t>medio no describe. La Figura 1 muestra que los tramos de precio alto coinciden en buena parte con episodios de El Niño definidos por el índice ONI de NOAA [8] (2023-2024 y 2026). Sin embargo, el mayor pico, un promedio diario de 2.499 COP/kWh el 30 de sept</w:t>
+      </w:r>
+      <w:r>
+        <w:t>iembre de 2024, ocurrió con ONI neutro, cuando el volumen útil de los embalses era el más bajo de todos los septiembres de 2019 a 2025: el precio depende de la hidrología acumulada, no solo del índice climático.</w:t>
       </w:r>
     </w:p>
     <w:p>
@@ -6400,7 +6331,7 @@
         </w:rPr>
         <w:lastRenderedPageBreak/>
         <w:drawing>
-          <wp:inline distT="0" distB="0" distL="0" distR="0" wp14:anchorId="3E22D863" wp14:editId="59D42362">
+          <wp:inline distT="0" distB="0" distL="0" distR="0" wp14:anchorId="31AB900B" wp14:editId="1DC1CAAB">
             <wp:extent cx="4320000" cy="1753663"/>
             <wp:effectExtent l="0" t="0" r="0" b="0"/>
             <wp:docPr id="1" name="Picture 1"/>
@@ -6454,7 +6385,14 @@
           <w:sz w:val="20"/>
           <w:szCs w:val="20"/>
         </w:rPr>
-        <w:t xml:space="preserve"> Precio de bolsa promedio diario 2019-2026 y episodios ENSO. Fuente: elaboración propia con datos de XM y NOAA.</w:t>
+        <w:t xml:space="preserve"> Precio de bolsa promedio diario </w:t>
+      </w:r>
+      <w:r>
+        <w:rPr>
+          <w:sz w:val="20"/>
+          <w:szCs w:val="20"/>
+        </w:rPr>
+        <w:t>2019-2026 y episodios ENSO. Fuente: elaboración propia con datos de XM y NOAA.</w:t>
       </w:r>
     </w:p>
     <w:p>
@@ -6463,55 +6401,70 @@
         <w:jc w:val="both"/>
       </w:pPr>
       <w:r>
-        <w:t>El problema impacta a generadores y comercializadores del mercado mayorista, en especial a empresas medianas sin herramientas</w:t>
-      </w:r>
-      <w:r>
-        <w:t xml:space="preserve"> analíticas: comprar en bolsa en la hora equivocada de un evento seco puede costar varias veces el precio típico. Ocurre todos los días y se agudiza en temporadas climáticas extremas [2]. Es un problema complejo de ingeniería (ABET) porque tiene </w:t>
+        <w:t xml:space="preserve">El problema impacta a generadores y comercializadores del mercado mayorista, en especial a empresas medianas sin herramientas analíticas: comprar en bolsa en la hora equivocada de un evento seco puede costar varias veces el precio típico. Ocurre todos los </w:t>
+      </w:r>
+      <w:r>
+        <w:t xml:space="preserve">días y se agudiza en temporadas climáticas extremas [2]. Es un problema complejo de ingeniería (ABET) porque tiene </w:t>
       </w:r>
       <w:r>
         <w:rPr>
           <w:b/>
         </w:rPr>
-        <w:t>requerimie</w:t>
+        <w:t>requerimientos en conflicto</w:t>
+      </w:r>
+      <w:r>
+        <w:t xml:space="preserve"> (precisión frente a costo computacional e interpretabilidad), </w:t>
       </w:r>
       <w:r>
         <w:rPr>
           <w:b/>
         </w:rPr>
-        <w:t>ntos en conflicto</w:t>
-      </w:r>
-      <w:r>
-        <w:t xml:space="preserve"> (precisión frente a costo computacional e interpretabilidad), </w:t>
+        <w:t>partes interesadas opuestas</w:t>
+      </w:r>
+      <w:r>
+        <w:t xml:space="preserve"> (el generador quiere ve</w:t>
+      </w:r>
+      <w:r>
+        <w:t xml:space="preserve">nder caro y el comercializador comprar barato), </w:t>
       </w:r>
       <w:r>
         <w:rPr>
           <w:b/>
         </w:rPr>
-        <w:t>partes interesadas opuestas</w:t>
-      </w:r>
-      <w:r>
-        <w:t xml:space="preserve"> (el generador quiere vender caro y el comercializador comprar barato), </w:t>
+        <w:t>múltiples disciplinas</w:t>
+      </w:r>
+      <w:r>
+        <w:t xml:space="preserve"> (señales, estadística, aprendizaje automático, mercado eléctrico, interfaces) y </w:t>
       </w:r>
       <w:r>
         <w:rPr>
           <w:b/>
         </w:rPr>
-        <w:t>múltiples disciplinas</w:t>
-      </w:r>
-      <w:r>
-        <w:t xml:space="preserve"> (señales, estadística, aprendizaje automático, mercado </w:t>
-      </w:r>
-      <w:r>
-        <w:t xml:space="preserve">eléctrico, interfaces) y </w:t>
-      </w:r>
-      <w:r>
-        <w:rPr>
-          <w:b/>
-        </w:rPr>
         <w:t>no tiene solución única</w:t>
       </w:r>
       <w:r>
         <w:t>: ningún modelo gana en todos los regímenes (Sección 7).</w:t>
+      </w:r>
+    </w:p>
+    <w:p>
+      <w:pPr>
+        <w:spacing w:after="100"/>
+        <w:jc w:val="both"/>
+      </w:pPr>
+      <w:r>
+        <w:t>Esa ausencia de solución ú</w:t>
+      </w:r>
+      <w:r>
+        <w:t>nica no es una afirmación abstracta: se vivió como experiencia de diseño real, porque ni las variables, ni los modelos, ni el alcance temporal del dataset venían dados por la literatura. Hubo que decidir, con evidencia propia y no por receta, qué variables</w:t>
+      </w:r>
+      <w:r>
+        <w:t xml:space="preserve"> construir a partir de las cinco series públicas (40 finalmente adoptadas, frente a más de una docena de candidatas descartadas por redundancia o fuga; Tabla 11), qué familias de modelos combinar y con qué hiperparámetros (6 forman el ensamble de 24 h, de </w:t>
+      </w:r>
+      <w:r>
+        <w:t>un total de 15 familias distintas evaluadas; Tabla 12), y decisiones de diseño que no tienen una única respuesta correcta en la literatura, como el rango de años del histórico, la forma de sincronizar series de resolución distinta o cómo codificar el ONI (</w:t>
+      </w:r>
+      <w:r>
+        <w:t>Tabla 13, Sección 6.8). Ese proceso de plantear alternativas, evaluarlas fuera de muestra y elegir con criterios técnicos explícitos es, en sí mismo, la experiencia de diseño en ingeniería que exige el objetivo general del proyecto.</w:t>
       </w:r>
     </w:p>
     <w:p>
@@ -6527,9 +6480,12 @@
       <w:bookmarkStart w:id="60" w:name="_Toc240440247"/>
       <w:bookmarkStart w:id="61" w:name="_Toc241072121"/>
       <w:bookmarkStart w:id="62" w:name="_Toc241072487"/>
-      <w:bookmarkStart w:id="63" w:name="_Toc241222560"/>
-      <w:r>
-        <w:t>Descripción de avances tecnológicos</w:t>
+      <w:bookmarkStart w:id="63" w:name="_Toc241232100"/>
+      <w:r>
+        <w:t xml:space="preserve">Descripción de avances </w:t>
+      </w:r>
+      <w:r>
+        <w:t>tecnológicos</w:t>
       </w:r>
       <w:bookmarkEnd w:id="60"/>
       <w:bookmarkEnd w:id="61"/>
@@ -6542,10 +6498,10 @@
         <w:jc w:val="both"/>
       </w:pPr>
       <w:r>
-        <w:t>El pronóstico de precios eléctricos (EPF) evolucionó de modelos econométricos univariados hacia modelos multivariad</w:t>
-      </w:r>
-      <w:r>
-        <w:t>os con selección de variables y redes profundas especializadas [4], [6]. La Tabla 4 compara críticamente los trabajos más cercanos.</w:t>
+        <w:t>El pronóstico de precios eléctricos (EPF) evolucionó de modelos econométricos univariados hacia modelos multivariados con selección de variables y redes profundas especializadas [5], [7]. La Tabla 4 compara críticamente los trabajos más cercan</w:t>
+      </w:r>
+      <w:r>
+        <w:t>os.</w:t>
       </w:r>
     </w:p>
     <w:p>
@@ -6701,16 +6657,7 @@
                 <w:sz w:val="16"/>
                 <w:szCs w:val="16"/>
               </w:rPr>
-              <w:t>Calidad de r</w:t>
-            </w:r>
-            <w:r>
-              <w:rPr>
-                <w:b/>
-                <w:color w:val="FFFFFF"/>
-                <w:sz w:val="16"/>
-                <w:szCs w:val="16"/>
-              </w:rPr>
-              <w:t>esultado</w:t>
+              <w:t>Calidad de resultado</w:t>
             </w:r>
           </w:p>
         </w:tc>
@@ -7070,7 +7017,14 @@
                 <w:sz w:val="16"/>
                 <w:szCs w:val="16"/>
               </w:rPr>
-              <w:t>Resolución mensual, horizonte 12 meses</w:t>
+              <w:t>Resolución mensual, horizonte 12 mes</w:t>
+            </w:r>
+            <w:r>
+              <w:rPr>
+                <w:sz w:val="16"/>
+                <w:szCs w:val="16"/>
+              </w:rPr>
+              <w:t>es</w:t>
             </w:r>
           </w:p>
         </w:tc>
@@ -7097,6 +7051,7 @@
                 <w:sz w:val="16"/>
                 <w:szCs w:val="16"/>
               </w:rPr>
+              <w:lastRenderedPageBreak/>
               <w:t>Gallón y Barrientos 2021 [12]</w:t>
             </w:r>
           </w:p>
@@ -7208,7 +7163,7 @@
                 <w:sz w:val="16"/>
                 <w:szCs w:val="16"/>
               </w:rPr>
-              <w:t>Lago et al. 2021 [6]</w:t>
+              <w:t>Lago et al. 2021 [7]</w:t>
             </w:r>
           </w:p>
         </w:tc>
@@ -7403,14 +7358,7 @@
                 <w:sz w:val="16"/>
                 <w:szCs w:val="16"/>
               </w:rPr>
-              <w:t>Resolución diar</w:t>
-            </w:r>
-            <w:r>
-              <w:rPr>
-                <w:sz w:val="16"/>
-                <w:szCs w:val="16"/>
-              </w:rPr>
-              <w:t>ia; sin recomendación</w:t>
+              <w:t>Resolución diaria; sin recomendación</w:t>
             </w:r>
           </w:p>
         </w:tc>
@@ -7539,17 +7487,64 @@
         <w:jc w:val="both"/>
       </w:pPr>
       <w:r>
-        <w:t xml:space="preserve">La brecha es concreta: los trabajos colombianos usan series mensuales, datos anteriores a la reforma de 2015 o un solo modelo univariado, y ninguno cuantifica la incertidumbre ni la traduce en una </w:t>
-      </w:r>
-      <w:r>
-        <w:lastRenderedPageBreak/>
-        <w:t>recomendación. Los referentes internacionales fijan el méto</w:t>
-      </w:r>
-      <w:r>
-        <w:t>do de evaluación [6], [5] y muestran que modelos simples con buena selección de variables compiten con el aprendizaje profundo [14], [13], y la literatura reciente advierte que el MAE no basta para medir el valor de un pronóstico en decisiones de mercado [</w:t>
-      </w:r>
-      <w:r>
-        <w:t>15]. No existe una plataforma para el mercado colombiano horario que combine procesamiento de señales, un ensamble validado por regímenes y un motor de decisión por rol: esa es la brecha que cierra este proyecto.</w:t>
+        <w:rPr>
+          <w:b/>
+        </w:rPr>
+        <w:t>Qué hace cada técnica, en términos simples.</w:t>
+      </w:r>
+      <w:r>
+        <w:t xml:space="preserve"> Los tres antecedentes colombianos usan variantes de dos familias clásicas. Agudelo et al. entrenan una red neuronal NARX (autorregresiva no lineal con entradas exógenas): la red predice el precio de la hora sigui</w:t>
+      </w:r>
+      <w:r>
+        <w:t>ente a partir de sus propios valores recientes más variables externas, y entrega un solo número por hora, sin margen de incertidumbre. Muñoz-Santiago et al. combinan un ARIMA, que modela el nivel del precio a partir de su propio historial, con un GARCH int</w:t>
+      </w:r>
+      <w:r>
+        <w:t>egrado, que modela cómo la volatilidad del error se agrupa en el tiempo sin disiparse — el mismo principio del ARX+GARCH de este proyecto (Tabla 12). Barrientos Marín et al. comparan ese enfoque econométrico contra una red NARX y un modelo híbrido de ambos</w:t>
+      </w:r>
+      <w:r>
+        <w:t>, y con la prueba de Diebold-Mariano [6] no encuentran diferencia estadística entre los tres: ni el modelo más simple ni el más complejo gana con claridad, el mismo patrón que este proyecto confirma en la Sección 7.</w:t>
+      </w:r>
+    </w:p>
+    <w:p>
+      <w:pPr>
+        <w:spacing w:after="100"/>
+        <w:jc w:val="both"/>
+      </w:pPr>
+      <w:r>
+        <w:t>Los tres referentes internacionales apor</w:t>
+      </w:r>
+      <w:r>
+        <w:t>tan algo distinto: no compiten en exactitud, sino que definen cómo medirla. Gallón y Barrientos tratan las 24 horas de un día no como 24 números sueltos, sino como una sola curva continua, que descomponen en sus formas dominantes (componentes principales f</w:t>
+      </w:r>
+      <w:r>
+        <w:t>uncionales) para pronosticar la forma completa del día siguiente; logran un MAPE de 6,7 % a un día, pero en 2000-2017, un período sin los eventos climáticos extremos de 2023-2026 que enfrenta este proyecto. Lago et al. no proponen un modelo para un mercado</w:t>
+      </w:r>
+      <w:r>
+        <w:t xml:space="preserve"> específico: fijan el protocolo que sigue toda la comunidad de pronóstico de precios eléctricos, con el LEAR (una regresión lineal cuyas variables se seleccionan automáticamente por LASSO) como referencia mínima exigible y la prueba de Diebold-Mariano para</w:t>
+      </w:r>
+      <w:r>
+        <w:t xml:space="preserve"> decidir si una mejora es real o es ruido estadístico — el mismo protocolo que sigue este proyecto (Sección 7.1). Kapoor y Wichitaksorn prueban 33 combinaciones de modelo y método de selección de variables en Nueva Zelanda, un mercado también dominado por </w:t>
+      </w:r>
+      <w:r>
+        <w:t>la hidroelectricidad; su resultado, y la razón de citarlo en este informe, es que ninguna de las 33 logra un MASE (el error del modelo dividido entre el de la referencia más simple posible, repetir el precio del día anterior) menor a 1 — ninguna le gana de</w:t>
+      </w:r>
+      <w:r>
+        <w:t xml:space="preserve"> forma consistente a esa referencia, evidencia de lo difícil que es pronosticar el precio en un mercado hidro-dominado incluso con métodos sofisticados.</w:t>
+      </w:r>
+    </w:p>
+    <w:p>
+      <w:pPr>
+        <w:spacing w:after="100"/>
+        <w:jc w:val="both"/>
+      </w:pPr>
+      <w:r>
+        <w:t>La brecha es concreta: ninguno de los tres trabajos colombianos cuantifica la incertidumbre ni la tradu</w:t>
+      </w:r>
+      <w:r>
+        <w:t>ce en una recomendación, y ninguno de los referentes internacionales cubre un mercado colombiano horario, aunque fijan el método de evaluación [7], [6] y muestran que modelos simples compiten con el aprendizaje profundo [14], [13]. No existe una plataforma</w:t>
+      </w:r>
+      <w:r>
+        <w:t xml:space="preserve"> que combine procesamiento de señales, un ensamble validado por regímenes y un motor de decisión por rol: esa es la brecha que cierra este proyecto.</w:t>
       </w:r>
     </w:p>
     <w:p>
@@ -7571,12 +7566,10 @@
       </w:pPr>
       <w:bookmarkStart w:id="65" w:name="_Toc241072122"/>
       <w:bookmarkStart w:id="66" w:name="_Toc241072488"/>
-      <w:bookmarkStart w:id="67" w:name="_Toc241222561"/>
-      <w:r>
-        <w:t>Descripción detallada del diseño en ingeni</w:t>
-      </w:r>
-      <w:r>
-        <w:t>ería</w:t>
+      <w:bookmarkStart w:id="67" w:name="_Toc241232101"/>
+      <w:r>
+        <w:lastRenderedPageBreak/>
+        <w:t>Descripción detallada del diseño en ingeniería</w:t>
       </w:r>
       <w:bookmarkEnd w:id="64"/>
       <w:bookmarkEnd w:id="65"/>
@@ -7596,7 +7589,7 @@
       <w:bookmarkStart w:id="68" w:name="_Toc240440249"/>
       <w:bookmarkStart w:id="69" w:name="_Toc241072123"/>
       <w:bookmarkStart w:id="70" w:name="_Toc241072489"/>
-      <w:bookmarkStart w:id="71" w:name="_Toc241222562"/>
+      <w:bookmarkStart w:id="71" w:name="_Toc241232102"/>
       <w:r>
         <w:t>Problema</w:t>
       </w:r>
@@ -7611,13 +7604,13 @@
         <w:jc w:val="both"/>
       </w:pPr>
       <w:r>
-        <w:t>Desde el diseño, el problema se traduce en un sistema de procesamiento de señales y decisión con tres bloques acoplados: (1) una cadena de adquisición y acondicionamiento que convierta cinco fuentes de resolución distinta (horaria, diaria y m</w:t>
-      </w:r>
-      <w:r>
-        <w:t xml:space="preserve">ensual) en una señal multivariada horaria continua, sin huecos ni fugas de información; (2) un estimador que, con la información disponible en el instante de corte, produzca la mediana y los cuantiles del precio para las siguientes 1 a 72 horas; y (3) una </w:t>
-      </w:r>
-      <w:r>
-        <w:t>lógica que convierta ese pronóstico probabilístico en una acción discreta por rol.</w:t>
+        <w:t>Desde el diseño, el problema se traduce en un sistema de procesamiento de señales y decisión con tres bloques acoplados: (1) una cadena de adquisición y acondicionamiento que convierta cinco fuentes de resolución distinta (horaria, diaria y mensual) en una</w:t>
+      </w:r>
+      <w:r>
+        <w:t xml:space="preserve"> señal multivariada horaria continua, sin huecos ni fugas de información; (2) un estimador que, con la información disponible en el instante de corte, produzca la mediana y los cuantiles del precio para las siguientes 1 a 72 horas; y (3) una lógica que con</w:t>
+      </w:r>
+      <w:r>
+        <w:t>vierta ese pronóstico probabilístico en una acción discreta por rol.</w:t>
       </w:r>
     </w:p>
     <w:p>
@@ -7633,7 +7626,7 @@
       <w:bookmarkStart w:id="72" w:name="_Toc240440250"/>
       <w:bookmarkStart w:id="73" w:name="_Toc241072124"/>
       <w:bookmarkStart w:id="74" w:name="_Toc241072490"/>
-      <w:bookmarkStart w:id="75" w:name="_Toc241222563"/>
+      <w:bookmarkStart w:id="75" w:name="_Toc241232103"/>
       <w:r>
         <w:t>Análisis de requerimientos</w:t>
       </w:r>
@@ -7678,7 +7671,10 @@
         <w:t>ambiental</w:t>
       </w:r>
       <w:r>
-        <w:t xml:space="preserve"> (maximizar la eficiencia computacional), </w:t>
+        <w:t xml:space="preserve"> (maximizar la eficiencia computaciona</w:t>
+      </w:r>
+      <w:r>
+        <w:t xml:space="preserve">l), </w:t>
       </w:r>
       <w:r>
         <w:rPr>
@@ -7705,10 +7701,7 @@
         <w:t>constructiva</w:t>
       </w:r>
       <w:r>
-        <w:t xml:space="preserve"> (arquitectura modul</w:t>
-      </w:r>
-      <w:r>
-        <w:t xml:space="preserve">ar) y </w:t>
+        <w:t xml:space="preserve"> (arquitectura modular) y </w:t>
       </w:r>
       <w:r>
         <w:rPr>
@@ -7726,10 +7719,10 @@
         <w:t>Factores</w:t>
       </w:r>
       <w:r>
-        <w:t>: salud pública (las escaladas de precio afectan a instituciones como las IPS), seguridad (acceso a las APIs), cultural (resistencia a recomendaciones basadas en IA), social (usuarios sin formación en probabilidad) y e</w:t>
-      </w:r>
-      <w:r>
-        <w:t>conómico (tasa de cambio, precios de nube).</w:t>
+        <w:t>: salud pública (las escaladas de precio afectan a insti</w:t>
+      </w:r>
+      <w:r>
+        <w:t>tuciones como las IPS), seguridad (acceso a las APIs), cultural (resistencia a recomendaciones basadas en IA), social (usuarios sin formación en probabilidad) y económico (tasa de cambio, precios de nube).</w:t>
       </w:r>
     </w:p>
     <w:p>
@@ -7744,10 +7737,13 @@
         <w:t>Requerimientos del cliente.</w:t>
       </w:r>
       <w:r>
-        <w:t xml:space="preserve"> Generadores y comercializadores medianos piden pronósticos de 24 a 72 h con una recomendación según su rol, un nivel de confianza visible y un dashboard usable sin conocimientos técnic</w:t>
-      </w:r>
-      <w:r>
-        <w:t>os. La Tabla 5 muestra su traducción a especificaciones medibles y la evidencia de cada criterio.</w:t>
+        <w:t xml:space="preserve"> Generadores y comercia</w:t>
+      </w:r>
+      <w:r>
+        <w:t>lizadores medianos piden pronósticos de 24 a 72 h con una recomendación según su rol, un nivel de confianza visible y un dashboard usable sin conocimientos técnicos. La Tabla 5 muestra su traducción a especificaciones medibles y la evidencia de cada criter</w:t>
+      </w:r>
+      <w:r>
+        <w:t>io.</w:t>
       </w:r>
     </w:p>
     <w:p>
@@ -7874,16 +7870,7 @@
                 <w:sz w:val="17"/>
                 <w:szCs w:val="17"/>
               </w:rPr>
-              <w:t>Eviden</w:t>
-            </w:r>
-            <w:r>
-              <w:rPr>
-                <w:b/>
-                <w:color w:val="FFFFFF"/>
-                <w:sz w:val="17"/>
-                <w:szCs w:val="17"/>
-              </w:rPr>
-              <w:t>cia del criterio</w:t>
+              <w:t>Evidencia del criterio</w:t>
             </w:r>
           </w:p>
         </w:tc>
@@ -7952,7 +7939,7 @@
                 <w:sz w:val="17"/>
                 <w:szCs w:val="17"/>
               </w:rPr>
-              <w:t>Buenas prácticas EPF [6], [5]</w:t>
+              <w:t>Buenas prácticas EPF [7], [6]</w:t>
             </w:r>
           </w:p>
         </w:tc>
@@ -8069,7 +8056,14 @@
                 <w:sz w:val="17"/>
                 <w:szCs w:val="17"/>
               </w:rPr>
-              <w:t>Banda [q10, q90] con cobertura empírica de 80 % ± 5 puntos</w:t>
+              <w:t>Banda [q10, q90] con cob</w:t>
+            </w:r>
+            <w:r>
+              <w:rPr>
+                <w:sz w:val="17"/>
+                <w:szCs w:val="17"/>
+              </w:rPr>
+              <w:t>ertura empírica de 80 % ± 5 puntos</w:t>
             </w:r>
           </w:p>
         </w:tc>
@@ -8090,7 +8084,7 @@
                 <w:sz w:val="17"/>
                 <w:szCs w:val="17"/>
               </w:rPr>
-              <w:t>Inferencia conforme [16]</w:t>
+              <w:t>Inferencia conforme [15]</w:t>
             </w:r>
           </w:p>
         </w:tc>
@@ -8138,14 +8132,7 @@
                 <w:sz w:val="17"/>
                 <w:szCs w:val="17"/>
               </w:rPr>
-              <w:t>rMAE &lt; 1 en todos los meses de prueba</w:t>
-            </w:r>
-            <w:r>
-              <w:rPr>
-                <w:sz w:val="17"/>
-                <w:szCs w:val="17"/>
-              </w:rPr>
-              <w:t xml:space="preserve"> y en varios regímenes ENSO</w:t>
+              <w:t>rMAE &lt; 1 en todos los meses de prueba y en varios regímenes ENSO</w:t>
             </w:r>
           </w:p>
         </w:tc>
@@ -8166,7 +8153,7 @@
                 <w:sz w:val="17"/>
                 <w:szCs w:val="17"/>
               </w:rPr>
-              <w:t>Validación de origen móvil [17]</w:t>
+              <w:t>Validación de origen móvil [16]</w:t>
             </w:r>
           </w:p>
         </w:tc>
@@ -8262,7 +8249,6 @@
                 <w:sz w:val="17"/>
                 <w:szCs w:val="17"/>
               </w:rPr>
-              <w:lastRenderedPageBreak/>
               <w:t>Recomendación por rol</w:t>
             </w:r>
           </w:p>
@@ -8475,7 +8461,7 @@
       <w:bookmarkStart w:id="76" w:name="_Toc240440251"/>
       <w:bookmarkStart w:id="77" w:name="_Toc241072125"/>
       <w:bookmarkStart w:id="78" w:name="_Toc241072491"/>
-      <w:bookmarkStart w:id="79" w:name="_Toc241222564"/>
+      <w:bookmarkStart w:id="79" w:name="_Toc241232104"/>
       <w:r>
         <w:t>Estándares, normas y regulaciones</w:t>
       </w:r>
@@ -8505,6 +8491,7 @@
           <w:sz w:val="20"/>
           <w:szCs w:val="20"/>
         </w:rPr>
+        <w:lastRenderedPageBreak/>
         <w:t>Tabla 6.</w:t>
       </w:r>
       <w:r>
@@ -8590,6 +8577,9 @@
         </w:tc>
       </w:tr>
       <w:tr>
+        <w:trPr>
+          <w:cantSplit/>
+        </w:trPr>
         <w:tc>
           <w:tcPr>
             <w:tcW w:w="2780" w:type="dxa"/>
@@ -8606,7 +8596,7 @@
                 <w:sz w:val="18"/>
                 <w:szCs w:val="18"/>
               </w:rPr>
-              <w:t>ISO 8601-1:2019 [18]</w:t>
+              <w:t>ISO 8601-1:2019 [17]</w:t>
             </w:r>
           </w:p>
         </w:tc>
@@ -8632,6 +8622,9 @@
         </w:tc>
       </w:tr>
       <w:tr>
+        <w:trPr>
+          <w:cantSplit/>
+        </w:trPr>
         <w:tc>
           <w:tcPr>
             <w:tcW w:w="2780" w:type="dxa"/>
@@ -8648,7 +8641,7 @@
                 <w:sz w:val="18"/>
                 <w:szCs w:val="18"/>
               </w:rPr>
-              <w:t>Resolución CREG 101 018 de 2022 [19]</w:t>
+              <w:t>Resolución CREG 101 018 de 2022 [18]</w:t>
             </w:r>
           </w:p>
         </w:tc>
@@ -8674,6 +8667,9 @@
         </w:tc>
       </w:tr>
       <w:tr>
+        <w:trPr>
+          <w:cantSplit/>
+        </w:trPr>
         <w:tc>
           <w:tcPr>
             <w:tcW w:w="2780" w:type="dxa"/>
@@ -8690,7 +8686,7 @@
                 <w:sz w:val="18"/>
                 <w:szCs w:val="18"/>
               </w:rPr>
-              <w:t>Ley 1581 de 2012 [20]</w:t>
+              <w:t>Ley 1581 de 2012 [19]</w:t>
             </w:r>
           </w:p>
         </w:tc>
@@ -8716,6 +8712,9 @@
         </w:tc>
       </w:tr>
       <w:tr>
+        <w:trPr>
+          <w:cantSplit/>
+        </w:trPr>
         <w:tc>
           <w:tcPr>
             <w:tcW w:w="2780" w:type="dxa"/>
@@ -8732,7 +8731,7 @@
                 <w:sz w:val="18"/>
                 <w:szCs w:val="18"/>
               </w:rPr>
-              <w:t>ISO/IEC 25010:2011 [21]</w:t>
+              <w:t>ISO/IEC 25010:2011 [20]</w:t>
             </w:r>
           </w:p>
         </w:tc>
@@ -8791,7 +8790,7 @@
       <w:bookmarkStart w:id="80" w:name="_Toc240440252"/>
       <w:bookmarkStart w:id="81" w:name="_Toc241072126"/>
       <w:bookmarkStart w:id="82" w:name="_Toc241072492"/>
-      <w:bookmarkStart w:id="83" w:name="_Toc241222565"/>
+      <w:bookmarkStart w:id="83" w:name="_Toc241232105"/>
       <w:r>
         <w:t>Alte</w:t>
       </w:r>
@@ -8932,6 +8931,9 @@
         </w:tc>
       </w:tr>
       <w:tr>
+        <w:trPr>
+          <w:cantSplit/>
+        </w:trPr>
         <w:tc>
           <w:tcPr>
             <w:tcW w:w="3117" w:type="dxa"/>
@@ -8956,7 +8958,7 @@
                 <w:sz w:val="17"/>
                 <w:szCs w:val="17"/>
               </w:rPr>
-              <w:t xml:space="preserve"> Modelo econométrico único ARX+GARCH(1,1) [22], [10]: regresión log-lineal del precio sobre hidrología, ONI y calendario, con varianza condicional que da la banda.</w:t>
+              <w:t xml:space="preserve"> Modelo econométrico único: una regresión log-lineal (ARX) predice el nivel del precio a partir de 15 variables (hidrología, ONI, pandemia, calendario, festivos) más su propio rezago de 24 h [10], y un componente GARCH(1,1) [21] modela aparte cómo la volatilidad del error se agrupa en el tiempo — de ahí sale directamente la banda de incertidumbre, sin calibrarla aparte. Es el único de los tres que no combina varios modelos: toda la capacidad de ajuste vive en una sola ecuación de parámetros interpretables.</w:t>
             </w:r>
           </w:p>
         </w:tc>
@@ -8984,7 +8986,7 @@
                 <w:sz w:val="17"/>
                 <w:szCs w:val="17"/>
               </w:rPr>
-              <w:t xml:space="preserve"> Modelo único de aprendizaje profundo N-BEATSx [23] con variables exógenas, contexto de 168 h y cuantiles calibrados por inferencia conforme.</w:t>
+              <w:t xml:space="preserve"> Modelo único de aprendizaje profundo: una red N-BEATSx [22] descompone la serie en bloques que aprenden por separado componentes como tendencia y estacionalidad, con un contexto de 168 h (una semana) de historia y las mismas variables exógenas. A diferencia del modelo econométrico, no impone una forma funcional fija: aprende relaciones no lineales directamente de los datos, a costa de perder la interpretación directa de sus parámetros. Sus cuantiles de incertidumbre no salen del modelo, sino que se calibran aparte por inferencia conforme.</w:t>
             </w:r>
           </w:p>
         </w:tc>
@@ -9012,12 +9014,15 @@
                 <w:sz w:val="17"/>
                 <w:szCs w:val="17"/>
               </w:rPr>
-              <w:t xml:space="preserve"> Ensamble de seis modelos de familias distintas combinados por QRA ponderado por sMAPE en franjas de 6 h [24], con puente a 72 h y bandas conformes.</w:t>
+              <w:t xml:space="preserve"> Ensamble heterogéneo: en vez de apostar por una sola arquitectura, se combinan seis modelos de familias distintas (persistencia, árboles de gradiente, el modelo econométrico de la alternativa 1, dos redes neuronales y un GARCH con selección LASSO) con un peso no negativo por modelo y por franja horaria de 6 h [23], más un puente a 72 h y las mismas bandas conformes. La lógica es la misma que diversificar un portafolio: si los errores de los seis no están perfectamente correlacionados, combinarlos reduce el error total aunque ningún modelo individual sea el mejor por sí solo.</w:t>
             </w:r>
           </w:p>
         </w:tc>
       </w:tr>
       <w:tr>
+        <w:trPr>
+          <w:cantSplit/>
+        </w:trPr>
         <w:tc>
           <w:tcPr>
             <w:tcW w:w="3117" w:type="dxa"/>
@@ -9042,7 +9047,7 @@
                 <w:sz w:val="17"/>
                 <w:szCs w:val="17"/>
               </w:rPr>
-              <w:t xml:space="preserve"> Entrena en segundos; coeficientes interpretables; modela la volatilidad agrupada.</w:t>
+              <w:t xml:space="preserve"> Entrena en segundos; coeficientes interpretables (se puede leer cuánto pesa cada variable); modela la volatilidad agrupada del precio, un fenómeno bien documentado en electricidad.</w:t>
             </w:r>
           </w:p>
         </w:tc>
@@ -9070,7 +9075,7 @@
                 <w:sz w:val="17"/>
                 <w:szCs w:val="17"/>
               </w:rPr>
-              <w:t xml:space="preserve"> Captura patrones no lineales e intradía; multi-horizonte nativo.</w:t>
+              <w:t xml:space="preserve"> Captura patrones no lineales e interacciones entre variables que un modelo lineal no puede representar; es multi-horizonte nativo, útil para el producto de 72 h.</w:t>
             </w:r>
           </w:p>
         </w:tc>
@@ -9098,12 +9103,15 @@
                 <w:sz w:val="17"/>
                 <w:szCs w:val="17"/>
               </w:rPr>
-              <w:t xml:space="preserve"> Combina errores poco correlacionados: menor error y mayor estabilidad mes a mes; pesos transparentes.</w:t>
+              <w:t xml:space="preserve"> Combina errores poco correlacionados: menor error que cualquier alternativa individual y mayor estabilidad mes a mes; los pesos del combinador son transparentes (se puede ver cuánto aporta cada modelo en cada franja horaria).</w:t>
             </w:r>
           </w:p>
         </w:tc>
       </w:tr>
       <w:tr>
+        <w:trPr>
+          <w:cantSplit/>
+        </w:trPr>
         <w:tc>
           <w:tcPr>
             <w:tcW w:w="3117" w:type="dxa"/>
@@ -9121,6 +9129,7 @@
                 <w:sz w:val="17"/>
                 <w:szCs w:val="17"/>
               </w:rPr>
+              <w:lastRenderedPageBreak/>
               <w:t>Desventajas:</w:t>
             </w:r>
             <w:r>
@@ -9128,7 +9137,7 @@
                 <w:sz w:val="17"/>
                 <w:szCs w:val="17"/>
               </w:rPr>
-              <w:t xml:space="preserve"> Supuesto lineal; en 2026 empata con la persistencia y en 4 de 6 orígenes es peor.</w:t>
+              <w:t xml:space="preserve"> Supuesto de linealidad: en 2026 empata con la persistencia y en 4 de 6 orígenes históricos queda por debajo de ella (Tabla 16).</w:t>
             </w:r>
           </w:p>
         </w:tc>
@@ -9156,7 +9165,7 @@
                 <w:sz w:val="17"/>
                 <w:szCs w:val="17"/>
               </w:rPr>
-              <w:t xml:space="preserve"> Caja negra; minutos de entrenamiento; en orígenes con corte a las 23:00 empata con la persistencia.</w:t>
+              <w:t xml:space="preserve"> Caja negra, difícil de explicar a un usuario sin formación técnica; minutos de entrenamiento en vez de segundos; en los orígenes históricos con corte a las 23:00 también empata con la persistencia.</w:t>
             </w:r>
           </w:p>
         </w:tc>
@@ -9184,7 +9193,7 @@
                 <w:sz w:val="17"/>
                 <w:szCs w:val="17"/>
               </w:rPr>
-              <w:t xml:space="preserve"> Mayor costo y más piezas; su robustez histórica solo se mide en 2026.</w:t>
+              <w:t xml:space="preserve"> Mayor costo y más piezas que mantener que cualquier alternativa individual.</w:t>
             </w:r>
           </w:p>
         </w:tc>
@@ -9208,13 +9217,9 @@
       <w:bookmarkStart w:id="84" w:name="_Toc240440253"/>
       <w:bookmarkStart w:id="85" w:name="_Toc241072127"/>
       <w:bookmarkStart w:id="86" w:name="_Toc241072493"/>
-      <w:bookmarkStart w:id="87" w:name="_Toc241222566"/>
-      <w:r>
-        <w:lastRenderedPageBreak/>
-        <w:t>Evaluación y selección de la alternativa</w:t>
-      </w:r>
-      <w:r>
-        <w:t xml:space="preserve"> óptima</w:t>
+      <w:bookmarkStart w:id="87" w:name="_Toc241232106"/>
+      <w:r>
+        <w:t>Evaluación y selección de la alternativa óptima</w:t>
       </w:r>
       <w:bookmarkEnd w:id="84"/>
       <w:bookmarkEnd w:id="85"/>
@@ -9353,6 +9358,9 @@
         </w:tc>
       </w:tr>
       <w:tr>
+        <w:trPr>
+          <w:cantSplit/>
+        </w:trPr>
         <w:tc>
           <w:tcPr>
             <w:tcW w:w="3275" w:type="dxa"/>
@@ -9409,12 +9417,15 @@
                 <w:sz w:val="18"/>
                 <w:szCs w:val="18"/>
               </w:rPr>
-              <w:t>[6], [25]</w:t>
+              <w:t>[7], [24]</w:t>
             </w:r>
           </w:p>
         </w:tc>
       </w:tr>
       <w:tr>
+        <w:trPr>
+          <w:cantSplit/>
+        </w:trPr>
         <w:tc>
           <w:tcPr>
             <w:tcW w:w="3275" w:type="dxa"/>
@@ -9471,12 +9482,15 @@
                 <w:sz w:val="18"/>
                 <w:szCs w:val="18"/>
               </w:rPr>
-              <w:t>[17]</w:t>
+              <w:t>[16]</w:t>
             </w:r>
           </w:p>
         </w:tc>
       </w:tr>
       <w:tr>
+        <w:trPr>
+          <w:cantSplit/>
+        </w:trPr>
         <w:tc>
           <w:tcPr>
             <w:tcW w:w="3275" w:type="dxa"/>
@@ -9533,12 +9547,15 @@
                 <w:sz w:val="18"/>
                 <w:szCs w:val="18"/>
               </w:rPr>
-              <w:t>[16]</w:t>
+              <w:t>[15]</w:t>
             </w:r>
           </w:p>
         </w:tc>
       </w:tr>
       <w:tr>
+        <w:trPr>
+          <w:cantSplit/>
+        </w:trPr>
         <w:tc>
           <w:tcPr>
             <w:tcW w:w="3275" w:type="dxa"/>
@@ -9601,6 +9618,9 @@
         </w:tc>
       </w:tr>
       <w:tr>
+        <w:trPr>
+          <w:cantSplit/>
+        </w:trPr>
         <w:tc>
           <w:tcPr>
             <w:tcW w:w="3275" w:type="dxa"/>
@@ -9657,12 +9677,15 @@
                 <w:sz w:val="18"/>
                 <w:szCs w:val="18"/>
               </w:rPr>
-              <w:t>[26]</w:t>
+              <w:t>[25]</w:t>
             </w:r>
           </w:p>
         </w:tc>
       </w:tr>
       <w:tr>
+        <w:trPr>
+          <w:cantSplit/>
+        </w:trPr>
         <w:tc>
           <w:tcPr>
             <w:tcW w:w="3275" w:type="dxa"/>
@@ -10616,8 +10639,9 @@
       <w:bookmarkStart w:id="88" w:name="_Toc240440255"/>
       <w:bookmarkStart w:id="89" w:name="_Toc241072130"/>
       <w:bookmarkStart w:id="90" w:name="_Toc241072496"/>
-      <w:bookmarkStart w:id="91" w:name="_Toc241222567"/>
-      <w:r>
+      <w:bookmarkStart w:id="91" w:name="_Toc241232107"/>
+      <w:r>
+        <w:lastRenderedPageBreak/>
         <w:t>Análisis de riesgo del diseño definitivo</w:t>
       </w:r>
       <w:bookmarkEnd w:id="88"/>
@@ -10646,7 +10670,6 @@
           <w:sz w:val="20"/>
           <w:szCs w:val="20"/>
         </w:rPr>
-        <w:lastRenderedPageBreak/>
         <w:t>Tabla 10.</w:t>
       </w:r>
       <w:r>
@@ -11331,7 +11354,7 @@
                 <w:sz w:val="17"/>
                 <w:szCs w:val="17"/>
               </w:rPr>
-              <w:t>Método «banda»: el motor espera cuando la incertidumbre es alta.</w:t>
+              <w:t>Métodos «banda» e «híbrido»: el motor espera cuando la incertidumbre es alta.</w:t>
             </w:r>
           </w:p>
         </w:tc>
@@ -11457,7 +11480,14 @@
                 <w:sz w:val="17"/>
                 <w:szCs w:val="17"/>
               </w:rPr>
-              <w:t>Mostrar la incertidumbre y advertir que no es asesoría financiera.</w:t>
+              <w:t>Mostrar la incertidumbre y advertir que</w:t>
+            </w:r>
+            <w:r>
+              <w:rPr>
+                <w:sz w:val="17"/>
+                <w:szCs w:val="17"/>
+              </w:rPr>
+              <w:t xml:space="preserve"> no es asesoría financiera.</w:t>
             </w:r>
           </w:p>
         </w:tc>
@@ -11593,7 +11623,7 @@
       <w:bookmarkStart w:id="92" w:name="_Toc240440254"/>
       <w:bookmarkStart w:id="93" w:name="_Toc241072129"/>
       <w:bookmarkStart w:id="94" w:name="_Toc241072495"/>
-      <w:bookmarkStart w:id="95" w:name="_Toc241222568"/>
+      <w:bookmarkStart w:id="95" w:name="_Toc241232108"/>
       <w:r>
         <w:t>Diseño definitivo</w:t>
       </w:r>
@@ -11634,7 +11664,7 @@
           <w:noProof/>
         </w:rPr>
         <w:drawing>
-          <wp:inline distT="0" distB="0" distL="0" distR="0" wp14:anchorId="3A5E4324" wp14:editId="4D427C11">
+          <wp:inline distT="0" distB="0" distL="0" distR="0" wp14:anchorId="2E88BF57" wp14:editId="4F212F71">
             <wp:extent cx="3780000" cy="2801707"/>
             <wp:effectExtent l="0" t="0" r="0" b="0"/>
             <wp:docPr id="2" name="Picture 2"/>
@@ -11700,6 +11730,7 @@
         <w:rPr>
           <w:b/>
         </w:rPr>
+        <w:lastRenderedPageBreak/>
         <w:t>Definición</w:t>
       </w:r>
       <w:r>
@@ -11724,7 +11755,6 @@
           <w:sz w:val="20"/>
           <w:szCs w:val="20"/>
         </w:rPr>
-        <w:lastRenderedPageBreak/>
         <w:t>Tabla 11.</w:t>
       </w:r>
       <w:r>
@@ -12496,10 +12526,7 @@
         <w:t>Definición de modelos.</w:t>
       </w:r>
       <w:r>
-        <w:t xml:space="preserve"> Los seis votantes se eligieron de la literatura del área y por pertenecer a familias distintas, para que sus errores no estén correlacionados. La Tabla 12 resume su fundamento, configuración y forma de aju</w:t>
-      </w:r>
-      <w:r>
-        <w:t>ste.</w:t>
+        <w:t xml:space="preserve"> Los seis votantes se eligieron de la literatura del área y por pertenecer a familias distintas, para que sus errores no estén correlacionados. La Tabla 12 resume su fundamento, configuración y forma de ajuste.</w:t>
       </w:r>
     </w:p>
     <w:p>
@@ -12521,7 +12548,14 @@
           <w:sz w:val="20"/>
           <w:szCs w:val="20"/>
         </w:rPr>
-        <w:t xml:space="preserve"> Modelos del ensamble: fundamento, configuración y ajuste.</w:t>
+        <w:t xml:space="preserve"> Modelos del ensamble: fundamento, c</w:t>
+      </w:r>
+      <w:r>
+        <w:rPr>
+          <w:sz w:val="20"/>
+          <w:szCs w:val="20"/>
+        </w:rPr>
+        <w:t>onfiguración y ajuste.</w:t>
       </w:r>
     </w:p>
     <w:tbl>
@@ -12654,7 +12688,7 @@
                 <w:sz w:val="16"/>
                 <w:szCs w:val="16"/>
               </w:rPr>
-              <w:t>Cómo se ajustó</w:t>
+              <w:t>Criterio de implementación</w:t>
             </w:r>
           </w:p>
         </w:tc>
@@ -12702,7 +12736,7 @@
                 <w:sz w:val="16"/>
                 <w:szCs w:val="16"/>
               </w:rPr>
-              <w:t>Referencia ingenua [6]</w:t>
+              <w:t>Referencia ingenua [7]</w:t>
             </w:r>
           </w:p>
         </w:tc>
@@ -12815,7 +12849,7 @@
                 <w:sz w:val="16"/>
                 <w:szCs w:val="16"/>
               </w:rPr>
-              <w:t>Árboles con gradiente [27]</w:t>
+              <w:t>Árboles con gradiente [26]</w:t>
             </w:r>
           </w:p>
         </w:tc>
@@ -12905,7 +12939,7 @@
                 <w:sz w:val="16"/>
                 <w:szCs w:val="16"/>
               </w:rPr>
-              <w:t>ARIMA-IGARCH colombiano [10], [22]</w:t>
+              <w:t>ARIMA-IGARCH colombiano [10], [21]</w:t>
             </w:r>
           </w:p>
         </w:tc>
@@ -13017,7 +13051,7 @@
                 <w:sz w:val="16"/>
                 <w:szCs w:val="16"/>
               </w:rPr>
-              <w:t>Expansión de bases con exógenas [23]</w:t>
+              <w:t>Expansión de bases con exógenas [22]</w:t>
             </w:r>
           </w:p>
         </w:tc>
@@ -13114,7 +13148,7 @@
                 <w:sz w:val="16"/>
                 <w:szCs w:val="16"/>
               </w:rPr>
-              <w:t>Interpolación jerárquica [28]</w:t>
+              <w:t>Interpolación jerárquica [27]</w:t>
             </w:r>
           </w:p>
         </w:tc>
@@ -13204,7 +13238,7 @@
                 <w:sz w:val="16"/>
                 <w:szCs w:val="16"/>
               </w:rPr>
-              <w:t>LE-GARCH-t, mejor modelo en Nueva Zelanda [13], [29]</w:t>
+              <w:t>LE-GARCH-t, mejor modelo en Nueva Zelanda [13], [28]</w:t>
             </w:r>
           </w:p>
         </w:tc>
@@ -13225,7 +13259,7 @@
                 <w:sz w:val="16"/>
                 <w:szCs w:val="16"/>
               </w:rPr>
-              <w:t>Regresión LASSO [30] por paso horario + varianza GARCH con errores de distribución generalizada (GED)</w:t>
+              <w:t>Regresión LASSO [29] por paso horario + varianza GARCH con errores de distribución generalizada (GED)</w:t>
             </w:r>
           </w:p>
         </w:tc>
@@ -13301,7 +13335,7 @@
                 <w:sz w:val="16"/>
                 <w:szCs w:val="16"/>
               </w:rPr>
-              <w:t>QRA [24]</w:t>
+              <w:t>QRA [23]</w:t>
             </w:r>
           </w:p>
         </w:tc>
@@ -13391,7 +13425,14 @@
                 <w:sz w:val="16"/>
                 <w:szCs w:val="16"/>
               </w:rPr>
-              <w:t>Regresión cuantílica conforme [16]</w:t>
+              <w:t xml:space="preserve">Regresión cuantílica </w:t>
+            </w:r>
+            <w:r>
+              <w:rPr>
+                <w:sz w:val="16"/>
+                <w:szCs w:val="16"/>
+              </w:rPr>
+              <w:t>conforme [15]</w:t>
             </w:r>
           </w:p>
         </w:tc>
@@ -13603,6 +13644,7 @@
         <w:jc w:val="both"/>
       </w:pPr>
       <w:r>
+        <w:lastRenderedPageBreak/>
         <w:t xml:space="preserve">La Ecuación 1 es el programa lineal del combinador para cada franja </w:t>
       </w:r>
       <w:r>
@@ -13639,10 +13681,10 @@
         <w:t>t</w:t>
       </w:r>
       <w:r>
-        <w:t xml:space="preserve"> se actualizan iterativamente para minimizar el sMAPE. El producto de 72 h reutiliza el ensamble d</w:t>
-      </w:r>
-      <w:r>
-        <w:t>e 24 h en los pasos 1-23 y combina, en el resto, un LEAR (72 modelos LASSO, uno por paso), dos N-BEATSx y una persistencia semanal.</w:t>
+        <w:t xml:space="preserve"> se actualizan iterativamente para minimizar el sMAPE. El producto de 72 h reutiliza el ensamble de 24 h en los pasos 1-23 y combina, en</w:t>
+      </w:r>
+      <w:r>
+        <w:t xml:space="preserve"> el resto, un LEAR (72 modelos LASSO, uno por paso), dos N-BEATSx y una persistencia semanal.</w:t>
       </w:r>
     </w:p>
     <w:p>
@@ -13654,20 +13696,19 @@
         <w:rPr>
           <w:b/>
         </w:rPr>
-        <w:lastRenderedPageBreak/>
         <w:t>Modelos evaluados y descartados.</w:t>
       </w:r>
       <w:r>
-        <w:t xml:space="preserve"> También se probaron, sobre las mismas horas de 2026, modelos de la literatura que no entrar</w:t>
-      </w:r>
-      <w:r>
-        <w:t>on al diseño (entre paréntesis, rMAE frente a la persistencia): CatBoost (1,016), modelo hurdle de dos etapas (1,028), Markov-Switching de 2 regímenes (0,990), mínimos cuadrados recursivos (1,052), TFT (1,020), LSTM (1,173), LightGBM (≈ 1,10, igual a XGBoo</w:t>
-      </w:r>
-      <w:r>
-        <w:t xml:space="preserve">st) y Prophet (≈ 1,70, el más débil en todas las pruebas; estos dos últimos, con una versión anterior del pipeline). El LEAR de 24 h (0,940) no mejoró el ensamble de 24 h, pero sí se usa a 72 h. Como votantes adicionales tampoco sirvieron: agregar ocho de </w:t>
-      </w:r>
-      <w:r>
-        <w:t>ellos empeoró el ensamble de MAE 46,02 a 46,45 (p = 0,013) y TFT o LSTM no dieron diferencia significativa (p = 0,89 y 0,38). La lección de diseño es que importa la diversidad de familias, no la cantidad de votantes.</w:t>
+        <w:t xml:space="preserve"> También se probaron, sobre las mismas horas de 2026, modelos de la literatura que no entraron al diseño (entre paréntesis, rMAE f</w:t>
+      </w:r>
+      <w:r>
+        <w:t>rente a la persistencia): CatBoost (1,016), modelo hurdle de dos etapas (1,028), Markov-Switching de 2 regímenes (0,990), mínimos cuadrados recursivos (1,052), TFT (1,020), LSTM (1,173), LightGBM (≈ 1,10, igual a XGBoost) y Prophet (≈ 1,70, el más débil en</w:t>
+      </w:r>
+      <w:r>
+        <w:t xml:space="preserve"> todas las pruebas; estos dos últimos, con una versión anterior del pipeline). El LEAR de 24 h (0,940) no mejoró el ensamble de 24 h, pero sí se usa a 72 h. Como votantes adicionales tampoco sirvieron: agregar ocho de ellos empeoró el ensamble de MAE 46,02</w:t>
+      </w:r>
+      <w:r>
+        <w:t xml:space="preserve"> a 46,45 (p = 0,013) y TFT o LSTM no dieron diferencia significativa (p = 0,89 y 0,38). La lección de diseño es que importa la diversidad de familias, no la cantidad de votantes.</w:t>
       </w:r>
     </w:p>
     <w:p>
@@ -13682,10 +13723,10 @@
         <w:t>Decisiones de diseño.</w:t>
       </w:r>
       <w:r>
-        <w:t xml:space="preserve"> La Tabla 13 docum</w:t>
-      </w:r>
-      <w:r>
-        <w:t>enta las decisiones principales, incluidas las seis que el Anexo 1 exige registrar (sección ABET): cada una con la alternativa descartada y la evidencia que la sustenta.</w:t>
+        <w:t xml:space="preserve"> La Tabla 13 documenta las decisiones principales, inclu</w:t>
+      </w:r>
+      <w:r>
+        <w:t>idas las seis que el Anexo 1 exige registrar (sección ABET): cada una con la alternativa descartada y la evidencia que la sustenta.</w:t>
       </w:r>
     </w:p>
     <w:p>
@@ -14019,14 +14060,14 @@
                 <w:sz w:val="16"/>
                 <w:szCs w:val="16"/>
               </w:rPr>
-              <w:t>Una variable con rezago de 1 h inflaba la precisión de forma irreal y se el</w:t>
+              <w:t>Una variable con rezago de 1 h inflaba la precisió</w:t>
             </w:r>
             <w:r>
               <w:rPr>
                 <w:sz w:val="16"/>
                 <w:szCs w:val="16"/>
               </w:rPr>
-              <w:t>iminó del pipeline</w:t>
+              <w:t>n de forma irreal y se eliminó del pipeline</w:t>
             </w:r>
           </w:p>
         </w:tc>
@@ -14122,34 +14163,20 @@
                 <w:sz w:val="16"/>
                 <w:szCs w:val="16"/>
               </w:rPr>
-              <w:t>ONI mensual con rampa causal</w:t>
-            </w:r>
-          </w:p>
-        </w:tc>
-        <w:tc>
-          <w:tcPr>
-            <w:tcW w:w="2277" w:type="dxa"/>
-            <w:tcMar>
-              <w:top w:w="50" w:type="dxa"/>
-              <w:left w:w="80" w:type="dxa"/>
-              <w:bottom w:w="50" w:type="dxa"/>
-              <w:right w:w="80" w:type="dxa"/>
-            </w:tcMar>
-            <w:vAlign w:val="center"/>
-          </w:tcPr>
-          <w:p>
+              <w:t>ONI mensual con r</w:t>
+            </w:r>
             <w:r>
               <w:rPr>
                 <w:sz w:val="16"/>
                 <w:szCs w:val="16"/>
               </w:rPr>
-              <w:t>Escalón mensual o interpolación con el mes siguiente</w:t>
-            </w:r>
-          </w:p>
-        </w:tc>
-        <w:tc>
-          <w:tcPr>
-            <w:tcW w:w="4315" w:type="dxa"/>
+              <w:t>ampa causal</w:t>
+            </w:r>
+          </w:p>
+        </w:tc>
+        <w:tc>
+          <w:tcPr>
+            <w:tcW w:w="2277" w:type="dxa"/>
             <w:tcMar>
               <w:top w:w="50" w:type="dxa"/>
               <w:left w:w="80" w:type="dxa"/>
@@ -14164,14 +14191,28 @@
                 <w:sz w:val="16"/>
                 <w:szCs w:val="16"/>
               </w:rPr>
-              <w:t xml:space="preserve">La interpolación usaría el dato del mes siguiente (fuga); la rampa </w:t>
-            </w:r>
+              <w:t>Escalón mensual o interpolación con el mes siguiente</w:t>
+            </w:r>
+          </w:p>
+        </w:tc>
+        <w:tc>
+          <w:tcPr>
+            <w:tcW w:w="4315" w:type="dxa"/>
+            <w:tcMar>
+              <w:top w:w="50" w:type="dxa"/>
+              <w:left w:w="80" w:type="dxa"/>
+              <w:bottom w:w="50" w:type="dxa"/>
+              <w:right w:w="80" w:type="dxa"/>
+            </w:tcMar>
+            <w:vAlign w:val="center"/>
+          </w:tcPr>
+          <w:p>
             <w:r>
               <w:rPr>
                 <w:sz w:val="16"/>
                 <w:szCs w:val="16"/>
               </w:rPr>
-              <w:t>mejoró la estabilidad entre regímenes en la ablación</w:t>
+              <w:t>La interpolación usaría el dato del mes siguiente (fuga); la rampa mejoró la estabilidad entre regímenes en la ablación</w:t>
             </w:r>
           </w:p>
         </w:tc>
@@ -14219,35 +14260,35 @@
                 <w:sz w:val="16"/>
                 <w:szCs w:val="16"/>
               </w:rPr>
-              <w:t>Bandera binaria El Niño o categorías difusas NOAA</w:t>
-            </w:r>
-          </w:p>
-        </w:tc>
-        <w:tc>
-          <w:tcPr>
-            <w:tcW w:w="4315" w:type="dxa"/>
-            <w:tcMar>
-              <w:top w:w="50" w:type="dxa"/>
-              <w:left w:w="80" w:type="dxa"/>
-              <w:bottom w:w="50" w:type="dxa"/>
-              <w:right w:w="80" w:type="dxa"/>
-            </w:tcMar>
-            <w:vAlign w:val="center"/>
-          </w:tcPr>
-          <w:p>
+              <w:t>Bandera binaria El Niño o categorías difusa</w:t>
+            </w:r>
             <w:r>
               <w:rPr>
                 <w:sz w:val="16"/>
                 <w:szCs w:val="16"/>
               </w:rPr>
-              <w:t xml:space="preserve">Las categorías difusas empeoraron N-BEATSx (56,11 → 58,47) y N-HiTS (57,08 → 60,53); la bandera binaria pierde la intensidad </w:t>
-            </w:r>
+              <w:t>s NOAA</w:t>
+            </w:r>
+          </w:p>
+        </w:tc>
+        <w:tc>
+          <w:tcPr>
+            <w:tcW w:w="4315" w:type="dxa"/>
+            <w:tcMar>
+              <w:top w:w="50" w:type="dxa"/>
+              <w:left w:w="80" w:type="dxa"/>
+              <w:bottom w:w="50" w:type="dxa"/>
+              <w:right w:w="80" w:type="dxa"/>
+            </w:tcMar>
+            <w:vAlign w:val="center"/>
+          </w:tcPr>
+          <w:p>
             <w:r>
               <w:rPr>
                 <w:sz w:val="16"/>
                 <w:szCs w:val="16"/>
               </w:rPr>
-              <w:t>del evento (no se probó)</w:t>
+              <w:t>Las categorías difusas empeoraron N-BEATSx (56,11 → 58,47) y N-HiTS (57,08 → 60,53); la bandera binaria pierde la intensidad del evento (no se probó)</w:t>
             </w:r>
           </w:p>
         </w:tc>
@@ -14412,7 +14453,14 @@
                 <w:sz w:val="16"/>
                 <w:szCs w:val="16"/>
               </w:rPr>
-              <w:t>Walk-forward de 6 orígenes con regímenes ENSO distintos</w:t>
+              <w:t xml:space="preserve">Walk-forward de 6 orígenes con regímenes </w:t>
+            </w:r>
+            <w:r>
+              <w:rPr>
+                <w:sz w:val="16"/>
+                <w:szCs w:val="16"/>
+              </w:rPr>
+              <w:t>ENSO distintos</w:t>
             </w:r>
           </w:p>
         </w:tc>
@@ -14481,20 +14529,34 @@
                 <w:sz w:val="16"/>
                 <w:szCs w:val="16"/>
               </w:rPr>
-              <w:t>Combinador por franjas</w:t>
-            </w:r>
+              <w:t>Combinador por franjas de 6 h con objetivo sMAPE</w:t>
+            </w:r>
+          </w:p>
+        </w:tc>
+        <w:tc>
+          <w:tcPr>
+            <w:tcW w:w="2277" w:type="dxa"/>
+            <w:tcMar>
+              <w:top w:w="50" w:type="dxa"/>
+              <w:left w:w="80" w:type="dxa"/>
+              <w:bottom w:w="50" w:type="dxa"/>
+              <w:right w:w="80" w:type="dxa"/>
+            </w:tcMar>
+            <w:vAlign w:val="center"/>
+          </w:tcPr>
+          <w:p>
             <w:r>
               <w:rPr>
                 <w:sz w:val="16"/>
                 <w:szCs w:val="16"/>
               </w:rPr>
-              <w:t xml:space="preserve"> de 6 h con objetivo sMAPE</w:t>
-            </w:r>
-          </w:p>
-        </w:tc>
-        <w:tc>
-          <w:tcPr>
-            <w:tcW w:w="2277" w:type="dxa"/>
+              <w:t>Pesos globales u objetivo MAE</w:t>
+            </w:r>
+          </w:p>
+        </w:tc>
+        <w:tc>
+          <w:tcPr>
+            <w:tcW w:w="4315" w:type="dxa"/>
             <w:tcMar>
               <w:top w:w="50" w:type="dxa"/>
               <w:left w:w="80" w:type="dxa"/>
@@ -14509,28 +14571,14 @@
                 <w:sz w:val="16"/>
                 <w:szCs w:val="16"/>
               </w:rPr>
-              <w:t>Pesos globales u objetivo MAE</w:t>
-            </w:r>
-          </w:p>
-        </w:tc>
-        <w:tc>
-          <w:tcPr>
-            <w:tcW w:w="4315" w:type="dxa"/>
-            <w:tcMar>
-              <w:top w:w="50" w:type="dxa"/>
-              <w:left w:w="80" w:type="dxa"/>
-              <w:bottom w:w="50" w:type="dxa"/>
-              <w:right w:w="80" w:type="dxa"/>
-            </w:tcMar>
-            <w:vAlign w:val="center"/>
-          </w:tcPr>
-          <w:p>
+              <w:t>Por franja: MAE 43,24 frente a 44,38 global (p = 0,00</w:t>
+            </w:r>
             <w:r>
               <w:rPr>
                 <w:sz w:val="16"/>
                 <w:szCs w:val="16"/>
               </w:rPr>
-              <w:t>Por franja: MAE 43,24 frente a 44,38 global (p = 0,0006); objetivo sMAPE: MAPE 10,66 → 10,47 % en 10/10 particiones</w:t>
+              <w:t>06); objetivo sMAPE: MAPE 10,66 → 10,47 % en 10/10 particiones</w:t>
             </w:r>
           </w:p>
         </w:tc>
@@ -14626,7 +14674,7 @@
                 <w:sz w:val="16"/>
                 <w:szCs w:val="16"/>
               </w:rPr>
-              <w:t>Motor elegido por backtest con frecuencia de acción del 10 al 40 %</w:t>
+              <w:t>Motor elegido por backtest: frecuencia de acción del 10 al 40 % y criterio de estabilidad (maximin entre mitades del periodo)</w:t>
             </w:r>
           </w:p>
         </w:tc>
@@ -14647,7 +14695,7 @@
                 <w:sz w:val="16"/>
                 <w:szCs w:val="16"/>
               </w:rPr>
-              <w:t>Un umbral fijo único</w:t>
+              <w:t>Elegir por la ventaja promedio del año; un umbral fijo único</w:t>
             </w:r>
           </w:p>
         </w:tc>
@@ -14668,7 +14716,7 @@
                 <w:sz w:val="16"/>
                 <w:szCs w:val="16"/>
               </w:rPr>
-              <w:t>El método «banda» gana en los 4 casos (Tabla 18)</w:t>
+              <w:t>«banda» gana el promedio pero actúa en el 1,2 % de las horas de la primera mitad; el criterio estable elige «híbrido» (generador) y «rodante» (comercializador) (Tablas 18 y 19)</w:t>
             </w:r>
           </w:p>
         </w:tc>
@@ -14689,19 +14737,29 @@
         <w:rPr>
           <w:b/>
         </w:rPr>
-        <w:t>Motor de de</w:t>
-      </w:r>
-      <w:r>
-        <w:rPr>
-          <w:b/>
-        </w:rPr>
-        <w:t>cisión (método «banda»).</w:t>
-      </w:r>
-      <w:r>
-        <w:t xml:space="preserve"> (1) Se calculan los percentiles p25 y p75 del precio de entrenamiento y el percentil 75 del ancho de banda histórico; (2) si el ancho q90 − q10 de una hora supera ese percentil, se emite «esperar»; (3) si no, la mediana q50 se comp</w:t>
-      </w:r>
-      <w:r>
-        <w:t>ara con p25 y p75: por debajo de p25 el comercializador recibe «comprar» y el generador «retener»; por encima de p75, «evitar compra» y «vender»; en otro caso, «esperar».</w:t>
+        <w:t>Motor de decisión (cuatro métodos y selección por estabilidad).</w:t>
+      </w:r>
+      <w:r>
+        <w:t xml:space="preserve"> (1) Cada méto</w:t>
+      </w:r>
+      <w:r>
+        <w:t xml:space="preserve">do fija un umbral bajo y uno alto y compara con ellos la mediana q50 de cada hora: por debajo del bajo el comercializador recibe «comprar» y el generador «retener»; por encima del alto, «evitar compra» y «vender»; en otro caso, </w:t>
+      </w:r>
+      <w:r>
+        <w:lastRenderedPageBreak/>
+        <w:t xml:space="preserve">«esperar». Los umbrales por </w:t>
+      </w:r>
+      <w:r>
+        <w:t>defecto son los percentiles 25 y 75, el rango intercuartílico convencional para separar valores típicos de extremos [30]. (2) Los métodos difieren en la referencia: «fijo» usa los percentiles del precio de entrenamiento 2019-2025; «rodante», los de una ven</w:t>
+      </w:r>
+      <w:r>
+        <w:t>tana móvil causal de 30 días sobre q50, que se adapta al régimen vigente [31]; «banda» es el fijo más un filtro que emite «esperar» cuando el ancho q90 − q10 supera su percentil 75 histórico; e «híbrido», agregado en esta etapa, combina el umbral rodante c</w:t>
+      </w:r>
+      <w:r>
+        <w:t>on ese filtro de confianza. (3) El método activo se elige por backtesting: solo son admisibles los que actúan entre 10 % y 40 % de las horas y, entre ellos, gana el de mayor ventaja en la mitad más débil del periodo (criterio maximin [32]) y no el de mayor</w:t>
+      </w:r>
+      <w:r>
+        <w:t xml:space="preserve"> ventaja promedio, para descartar un método cuyo buen promedio dependa de un solo tramo del año.</w:t>
       </w:r>
     </w:p>
     <w:p>
@@ -14713,20 +14771,37 @@
         <w:rPr>
           <w:b/>
         </w:rPr>
+        <w:t>Dashboard.</w:t>
+      </w:r>
+      <w:r>
+        <w:t xml:space="preserve"> La vista Operador aplica el método que elige el criterio de estabilidad y muestra, para la hora seleccionada, la acción recomendada, la posición del</w:t>
+      </w:r>
+      <w:r>
+        <w:t xml:space="preserve"> precio esperado entre los umbrales y un nivel de confianza según el ancho de la banda; la hora se elige con un selector o haciendo clic sobre la franja de 24 horas del día. La vista Analista permite fijar a mano el método (incluido «híbrido») y los percen</w:t>
+      </w:r>
+      <w:r>
+        <w:t>tiles, y recalcula el método sugerido sobre el rango de fechas elegido. Ambas vistas se verificaron sin errores con pruebas automatizadas de Streamlit en las cuatro combinaciones de rol y horizonte.</w:t>
+      </w:r>
+    </w:p>
+    <w:p>
+      <w:pPr>
+        <w:spacing w:after="100"/>
+        <w:jc w:val="both"/>
+      </w:pPr>
+      <w:r>
+        <w:rPr>
+          <w:b/>
+        </w:rPr>
         <w:t>Funcionamiento del prototipo.</w:t>
       </w:r>
       <w:r>
-        <w:t xml:space="preserve"> El pipeline se ejecutó de principio a fin: los notebook</w:t>
-      </w:r>
-      <w:r>
-        <w:t xml:space="preserve">s 01 a 03 se reejecutaron sin errores (01 y 02 en una copia aislada del proyecto), el ensamble se regeneró con los datos </w:t>
-      </w:r>
-      <w:r>
-        <w:lastRenderedPageBreak/>
-        <w:t>corregidos y el dashboard corre localmente con los datos de 2026 (Figura 3). El código completo está en el Anexo 3 y los resultados que</w:t>
-      </w:r>
-      <w:r>
-        <w:t xml:space="preserve"> demuestran el funcionamiento de cada bloque, en la Sección 7.</w:t>
+        <w:t xml:space="preserve"> El pipeline se ejecutó de p</w:t>
+      </w:r>
+      <w:r>
+        <w:t xml:space="preserve">rincipio a fin: los notebooks 01 a 03 se reejecutaron sin errores (01 y 02 en una copia aislada del proyecto), el ensamble se regeneró con los datos corregidos y el dashboard corre localmente con los datos de 2026 (Figura 3). El código completo está en el </w:t>
+      </w:r>
+      <w:r>
+        <w:t>Anexo 3 y los resultados que demuestran el funcionamiento de cada bloque, en la Sección 7.</w:t>
       </w:r>
     </w:p>
     <w:p>
@@ -14740,7 +14815,7 @@
           <w:noProof/>
         </w:rPr>
         <w:drawing>
-          <wp:inline distT="0" distB="0" distL="0" distR="0" wp14:anchorId="0A9E76AA" wp14:editId="7C3B0D1A">
+          <wp:inline distT="0" distB="0" distL="0" distR="0" wp14:anchorId="4725DCCA" wp14:editId="129409F3">
             <wp:extent cx="3420000" cy="3087500"/>
             <wp:effectExtent l="0" t="0" r="0" b="0"/>
             <wp:docPr id="3" name="Picture 3"/>
@@ -14821,9 +14896,13 @@
       </w:pPr>
       <w:bookmarkStart w:id="97" w:name="_Toc241072132"/>
       <w:bookmarkStart w:id="98" w:name="_Toc241072498"/>
-      <w:bookmarkStart w:id="99" w:name="_Toc241222569"/>
-      <w:r>
-        <w:t>Pruebas, resultados y análisis de resultados</w:t>
+      <w:bookmarkStart w:id="99" w:name="_Toc241232109"/>
+      <w:r>
+        <w:lastRenderedPageBreak/>
+        <w:t xml:space="preserve">Pruebas, resultados y análisis de </w:t>
+      </w:r>
+      <w:r>
+        <w:t>resultados</w:t>
       </w:r>
       <w:bookmarkEnd w:id="96"/>
       <w:bookmarkEnd w:id="97"/>
@@ -14843,12 +14922,9 @@
       <w:bookmarkStart w:id="100" w:name="_Toc240440258"/>
       <w:bookmarkStart w:id="101" w:name="_Toc241072133"/>
       <w:bookmarkStart w:id="102" w:name="_Toc241072499"/>
-      <w:bookmarkStart w:id="103" w:name="_Toc241222570"/>
-      <w:r>
-        <w:t xml:space="preserve">Planeación del diseño del </w:t>
-      </w:r>
-      <w:r>
-        <w:t>experimento</w:t>
+      <w:bookmarkStart w:id="103" w:name="_Toc241232110"/>
+      <w:r>
+        <w:t>Planeación del diseño del experimento</w:t>
       </w:r>
       <w:bookmarkEnd w:id="100"/>
       <w:bookmarkEnd w:id="101"/>
@@ -14879,7 +14955,13 @@
         <w:rPr>
           <w:b/>
         </w:rPr>
-        <w:t>Hipótesis.</w:t>
+        <w:t>Hipótesi</w:t>
+      </w:r>
+      <w:r>
+        <w:rPr>
+          <w:b/>
+        </w:rPr>
+        <w:t>s.</w:t>
       </w:r>
       <w:r>
         <w:t xml:space="preserve"> Para cada hora </w:t>
@@ -15001,10 +15083,7 @@
         <w:t>de una cola</w:t>
       </w:r>
       <w:r>
-        <w:t>, porque la especificación exige superar a la r</w:t>
-      </w:r>
-      <w:r>
-        <w:t>eferencia; se aplica a 24 h y a 72 h. Para los modelos individuales en cada origen se usa la de dos colas, para detectar si ganan o pierden.</w:t>
+        <w:t>, porque la especificación exige superar a la referencia; se aplica a 24 h y a 72 h. Para los modelos individuales en cada origen se usa la de dos colas, para detectar si ganan o pierden.</w:t>
       </w:r>
     </w:p>
     <w:p>
@@ -15016,7 +15095,13 @@
         <w:rPr>
           <w:b/>
         </w:rPr>
-        <w:t>Variables.</w:t>
+        <w:t>Varia</w:t>
+      </w:r>
+      <w:r>
+        <w:rPr>
+          <w:b/>
+        </w:rPr>
+        <w:t>bles.</w:t>
       </w:r>
       <w:r>
         <w:t xml:space="preserve"> La variable dependiente es el error absoluto horario |y</w:t>
@@ -15037,13 +15122,10 @@
         <w:t>t</w:t>
       </w:r>
       <w:r>
-        <w:t xml:space="preserve">| (COP/kWh), resumido en MAE, RMSE, MAPE y </w:t>
-      </w:r>
-      <w:r>
-        <w:t xml:space="preserve">sMAPE. Los factores son: modelo (7 niveles: seis votantes y ensamble), horizonte (3 tramos de 24 h), origen temporal (6 regímenes ENSO), pesos del combinador (validación cruzada con 10 particiones o versión desplegable causal) y hora de lanzamiento (00:00 </w:t>
-      </w:r>
-      <w:r>
-        <w:t xml:space="preserve">o 23:00). El método es una </w:t>
+        <w:t>| (COP/kWh), resumido en MAE, RMSE, MAPE y sMAPE. Los factores son: modelo (7 niveles: seis votantes y ensamble), horizonte (3 tramos de 24 h), origen temporal (6 regímenes ENSO), pesos del</w:t>
+      </w:r>
+      <w:r>
+        <w:t xml:space="preserve"> combinador (validación cruzada con 10 particiones o versión desplegable causal) y hora de lanzamiento (00:00 o 23:00). El método es una </w:t>
       </w:r>
       <w:r>
         <w:rPr>
@@ -15052,7 +15134,7 @@
         <w:t>evaluación fuera de muestra con origen móvil</w:t>
       </w:r>
       <w:r>
-        <w:t xml:space="preserve"> (walk-forward) [17] con comparaciones pareadas hora a hora.</w:t>
+        <w:t xml:space="preserve"> (walk-forward) [16] con comparaciones pareadas hora a hora.</w:t>
       </w:r>
     </w:p>
     <w:p>
@@ -15072,10 +15154,12 @@
       <w:bookmarkStart w:id="104" w:name="_Toc240440261"/>
       <w:bookmarkStart w:id="105" w:name="_Toc241072136"/>
       <w:bookmarkStart w:id="106" w:name="_Toc241072500"/>
-      <w:bookmarkStart w:id="107" w:name="_Toc241222571"/>
-      <w:r>
-        <w:lastRenderedPageBreak/>
-        <w:t>Instrumentación y validación</w:t>
+      <w:bookmarkStart w:id="107" w:name="_Toc241232111"/>
+      <w:r>
+        <w:t>Instrumentaci</w:t>
+      </w:r>
+      <w:r>
+        <w:t>ón y validación</w:t>
       </w:r>
       <w:bookmarkEnd w:id="104"/>
       <w:bookmarkEnd w:id="105"/>
@@ -15094,10 +15178,7 @@
         <w:t>Instrumento:</w:t>
       </w:r>
       <w:r>
-        <w:t xml:space="preserve"> la serie oficial de precio de XM [7], horaria y con hasta cinco decimales en COP/</w:t>
-      </w:r>
-      <w:r>
-        <w:t xml:space="preserve">kWh; su error es despreciable frente a los de pronóstico. Equipo: AMD Ryzen 7 7730U, 15,4 GB de RAM, sin GPU. </w:t>
+        <w:t xml:space="preserve"> la serie oficial de precio de XM [4], horaria y con hasta cinco decimales en COP/kWh; su error es despreciable frente a los de pronóstico. Equipo: AMD Ryzen 7 7730U, 15,4 GB de RAM, sin GPU. </w:t>
       </w:r>
       <w:r>
         <w:rPr>
@@ -15106,10 +15187,10 @@
         <w:t>Repeticiones:</w:t>
       </w:r>
       <w:r>
-        <w:t xml:space="preserve"> 5.184 pares hora a hora en 2026 (216 días), muy por encima de 30; la autocorrelación se corrige con la varianza de Newey-West [31]. </w:t>
-      </w:r>
-      <w:r>
-        <w:t xml:space="preserve">El walk-forward suma seis orígenes de 5.184 a 8.784 horas, y la combinación se repitió con 10 particiones. </w:t>
+        <w:t xml:space="preserve"> 5.184 pares hora a hor</w:t>
+      </w:r>
+      <w:r>
+        <w:t xml:space="preserve">a en 2026 (216 días), muy por encima de 30; la autocorrelación se corrige con la varianza de Newey-West [33]. El walk-forward suma seis orígenes de 5.184 a 8.784 horas, y la combinación se repitió con 10 particiones. </w:t>
       </w:r>
       <w:r>
         <w:rPr>
@@ -15130,7 +15211,13 @@
         <w:rPr>
           <w:b/>
         </w:rPr>
-        <w:t>Invalidación interna controlada.</w:t>
+        <w:t>Invalidación i</w:t>
+      </w:r>
+      <w:r>
+        <w:rPr>
+          <w:b/>
+        </w:rPr>
+        <w:t>nterna controlada.</w:t>
       </w:r>
       <w:r>
         <w:t xml:space="preserve"> </w:t>
@@ -15151,10 +15238,10 @@
         <w:t>Instrumentación</w:t>
       </w:r>
       <w:r>
-        <w:t>: mismo datase</w:t>
-      </w:r>
-      <w:r>
-        <w:t xml:space="preserve">t, periodo y código de métricas para todos; una auditoría de reproducibilidad detectó que la demanda del 4-5 de agosto de 2026 estaba entre 70 % y 86 % por debajo del valor real, y se corrigió y reentrenó. </w:t>
+        <w:t>: mismo dataset, periodo y código de métricas para todos; una auditoría de reproducibilidad detectó que la demanda del 4-5 de agosto de 2026 estaba entre 70 % y</w:t>
+      </w:r>
+      <w:r>
+        <w:t xml:space="preserve"> 86 % por debajo del valor real, y se corrigió y reentrenó. </w:t>
       </w:r>
       <w:r>
         <w:rPr>
@@ -15163,10 +15250,7 @@
         <w:t>Regresión estadística</w:t>
       </w:r>
       <w:r>
-        <w:t>: se usa todo 2026, sin elegi</w:t>
-      </w:r>
-      <w:r>
-        <w:t xml:space="preserve">r periodos extremos. </w:t>
+        <w:t xml:space="preserve">: se usa todo 2026, sin elegir periodos extremos. </w:t>
       </w:r>
       <w:r>
         <w:rPr>
@@ -15175,7 +15259,10 @@
         <w:t>Fuga</w:t>
       </w:r>
       <w:r>
-        <w:t>: sin variables contemporáneas; hiperparámetros ajustados contra 2025. La composición del ensamble (incluido GARCH-ged) sí se eligió observando 2026; por eso se reporta la versión desplegable como cifra de operación.</w:t>
+        <w:t>: sin variables contemporáneas; hiperparámetros ajustados contra 2025. La composición del ensamble (incluido GARCH-ged) s</w:t>
+      </w:r>
+      <w:r>
+        <w:t>í se eligió observando 2026; por eso se reporta la versión desplegable como cifra de operación.</w:t>
       </w:r>
     </w:p>
     <w:p>
@@ -15190,12 +15277,9 @@
       <w:bookmarkStart w:id="108" w:name="_Toc240440262"/>
       <w:bookmarkStart w:id="109" w:name="_Toc241072137"/>
       <w:bookmarkStart w:id="110" w:name="_Toc241072501"/>
-      <w:bookmarkStart w:id="111" w:name="_Toc241222572"/>
-      <w:r>
-        <w:t>Marco normativ</w:t>
-      </w:r>
-      <w:r>
-        <w:t>o de las pruebas</w:t>
+      <w:bookmarkStart w:id="111" w:name="_Toc241232112"/>
+      <w:r>
+        <w:t>Marco normativo de las pruebas</w:t>
       </w:r>
       <w:bookmarkEnd w:id="108"/>
       <w:bookmarkEnd w:id="109"/>
@@ -15208,10 +15292,13 @@
         <w:jc w:val="both"/>
       </w:pPr>
       <w:r>
-        <w:t>No existe una norma IEC o IEEE para evaluar pronósticos de precio de electricidad. Se sigue el protocolo del benchmark abierto de Lago et al. [6], referente de la comunidad EPF: evaluación fuera de muestra, referencia ingenua, error relati</w:t>
-      </w:r>
-      <w:r>
-        <w:t>vo y prueba de Diebold-Mariano [5] con varianza HAC [31]; las métricas adimensionales siguen a Hyndman y Koehler [25] y las fechas, la ISO 8601 [18].</w:t>
+        <w:t>No existe una norma IEC o IEEE para evaluar pronósticos de precio de electricidad. Se sigue el protocolo del benchmark abierto de</w:t>
+      </w:r>
+      <w:r>
+        <w:t xml:space="preserve"> Lago et al. [7], referente de la comunidad EPF: evaluación fuera de muestra, referencia ingenua, error relativo y prueba de Diebold-Mariano [6] con varianza HAC [33]; las métricas adimensionales siguen a Hyndman y Koehler [24] y las fechas, la ISO 8601 [1</w:t>
+      </w:r>
+      <w:r>
+        <w:t>7].</w:t>
       </w:r>
     </w:p>
     <w:p>
@@ -15227,7 +15314,7 @@
       <w:bookmarkStart w:id="112" w:name="_Toc240440263"/>
       <w:bookmarkStart w:id="113" w:name="_Toc241072138"/>
       <w:bookmarkStart w:id="114" w:name="_Toc241072502"/>
-      <w:bookmarkStart w:id="115" w:name="_Toc241222573"/>
+      <w:bookmarkStart w:id="115" w:name="_Toc241232113"/>
       <w:r>
         <w:t>Ejecución del plan experimental</w:t>
       </w:r>
@@ -15242,13 +15329,17 @@
         <w:jc w:val="both"/>
       </w:pPr>
       <w:r>
-        <w:t>El plan se ejecutó en el orden previsto: dataset maestro, características,</w:t>
-      </w:r>
-      <w:r>
-        <w:t xml:space="preserve"> entrenamiento con 2019-2025 y pronóstico de 2026, walk-forward, combinación, producto de 72 h, calibración de bandas y backtesting del motor. Hubo dos ajustes: la corrección de la demanda (que obligó a repetir el entrenamiento y la combinación) y el análi</w:t>
-      </w:r>
-      <w:r>
-        <w:t>sis de la hora de lanzamiento, al detectar que las redes usan un corte a las 00:00, más favorable que el de las 23:00. Ecuaciones de procesamiento (N horas, y</w:t>
+        <w:t>El plan se ejecutó en el orden previsto: dataset maestro, características, entrenamiento con 2019-2025 y pronóstico de 2026, walk-forward, combinación, producto de 72 h, calibración de bandas y backtesting del motor. Hub</w:t>
+      </w:r>
+      <w:r>
+        <w:t xml:space="preserve">o dos ajustes: la corrección de la demanda (que obligó a repetir el entrenamiento y la </w:t>
+      </w:r>
+      <w:r>
+        <w:lastRenderedPageBreak/>
+        <w:t>combinación) y el análisis de la hora de lanzamiento, al detectar que las redes usan un corte a las 00:00, más favorable que el de las 23:00. Ecuaciones de procesamiento</w:t>
+      </w:r>
+      <w:r>
+        <w:t xml:space="preserve"> (N horas, y</w:t>
       </w:r>
       <w:r>
         <w:rPr>
@@ -15384,13 +15475,7 @@
         <w:rPr>
           <w:i/>
         </w:rPr>
-        <w:t>MA</w:t>
-      </w:r>
-      <w:r>
-        <w:rPr>
-          <w:i/>
-        </w:rPr>
-        <w:t>PE = (100 %/N) Σ</w:t>
+        <w:t>MAPE = (100 %/N) Σ</w:t>
       </w:r>
       <w:r>
         <w:rPr>
@@ -15803,7 +15888,10 @@
         <w:jc w:val="both"/>
       </w:pPr>
       <w:r>
-        <w:t>La Ecuación 6 es el periodograma de la serie sin tendencia [32]; con f</w:t>
+        <w:t>La Ecuación 6 es el periodograma de la serie sin tendencia [3</w:t>
+      </w:r>
+      <w:r>
+        <w:t>4]; con f</w:t>
       </w:r>
       <w:r>
         <w:rPr>
@@ -15812,10 +15900,7 @@
         <w:t>s</w:t>
       </w:r>
       <w:r>
-        <w:t xml:space="preserve"> = 1 muestra/h, el período en horas es 1/f. El filtro de Savitzky-Golay [33] ajusta en cada </w:t>
-      </w:r>
-      <w:r>
-        <w:t>ventana de 721 h un polinomio de orden 3 por mínimos cuadrados. La cobertura es el porcentaje de horas con q10 ≤ y</w:t>
+        <w:t xml:space="preserve"> = 1 muestra/h, el período en horas es 1/f. El filtro de Savitzky-Golay [35] ajusta en cada ventana de 721 h un polinomio de orden 3 por mínimos cuadrados. La cobertura es el porcentaje de horas con q10 ≤ y</w:t>
       </w:r>
       <w:r>
         <w:rPr>
@@ -15824,7 +15909,10 @@
         <w:t>t</w:t>
       </w:r>
       <w:r>
-        <w:t xml:space="preserve"> ≤ q90 y la ventaja del motor, la diferencia entre el precio medio en las horas de acción y el del periodo.</w:t>
+        <w:t xml:space="preserve"> ≤ q90 y la ventaja del motor, la difer</w:t>
+      </w:r>
+      <w:r>
+        <w:t>encia entre el precio medio en las horas de acción y el del periodo.</w:t>
       </w:r>
     </w:p>
     <w:p>
@@ -15840,7 +15928,7 @@
       <w:bookmarkStart w:id="116" w:name="_Toc240440264"/>
       <w:bookmarkStart w:id="117" w:name="_Toc241072139"/>
       <w:bookmarkStart w:id="118" w:name="_Toc241072503"/>
-      <w:bookmarkStart w:id="119" w:name="_Toc241222574"/>
+      <w:bookmarkStart w:id="119" w:name="_Toc241232114"/>
       <w:r>
         <w:t>Resultados</w:t>
       </w:r>
@@ -15858,29 +15946,19 @@
         <w:rPr>
           <w:b/>
         </w:rPr>
-        <w:t>OE1 — Datos y caracter</w:t>
-      </w:r>
-      <w:r>
-        <w:rPr>
-          <w:b/>
-        </w:rPr>
-        <w:t>ización.</w:t>
-      </w:r>
-      <w:r>
-        <w:t xml:space="preserve"> El dataset tiene 66.576 horas continuas (1-ene-2019 a 5-ago-2026), sin huecos ni duplicados. En el periodograma (Figura 4) la componente de 24 h es la dominante: su pico concentra por sí solo el 6,8 % de la potencia entre 2 y 2.000 h, el mayor del</w:t>
-      </w:r>
-      <w:r>
-        <w:t xml:space="preserve"> espectro; le siguen el armónico de 12 h, una componente semanal de 168 h y ciclos de 20 a 42 días asociados a la hidrología. En la comparación de filtros de tendencia sobre El Niño 2023-2024, Savitzky-Golay alcanzó el 90 % de la subida real 376 h antes qu</w:t>
-      </w:r>
-      <w:r>
-        <w:t xml:space="preserve">e el promedio móvil (348 h frente a 724 h) y dejó menos ruido residual (desviación </w:t>
-      </w:r>
-      <w:r>
-        <w:lastRenderedPageBreak/>
-        <w:t>estándar de 117,70 frente a 138,03 COP/kWh). La correlación con el precio fue positiva para el ONI (0,387), la demanda (0,325) y la generación (0,323), y negativa para aport</w:t>
-      </w:r>
-      <w:r>
-        <w:t>es (−0,286) y embalses (−0,164).</w:t>
+        <w:t>OE1 — Datos y caracterización.</w:t>
+      </w:r>
+      <w:r>
+        <w:t xml:space="preserve"> El dataset tiene 66.576 horas continuas (1-ene-2019 a 5-ago-2026), sin huecos ni duplicados. En el periodograma (Figura 4) la componente de 24 h </w:t>
+      </w:r>
+      <w:r>
+        <w:t>es la dominante: su pico concentra por sí solo el 6,8 % de la potencia entre 2 y 2.000 h, el mayor del espectro; le siguen el armónico de 12 h, una componente semanal de 168 h y ciclos de 20 a 42 días asociados a la hidrología. En la comparación de filtros</w:t>
+      </w:r>
+      <w:r>
+        <w:t xml:space="preserve"> de tendencia sobre El Niño 2023-2024, Savitzky-Golay alcanzó el 90 % de la subida real 376 h antes que el promedio móvil (348 h frente a 724 h) y dejó menos ruido residual (desviación estándar de 117,70 frente a 138,03 COP/kWh). La correlación con el prec</w:t>
+      </w:r>
+      <w:r>
+        <w:t>io fue positiva para el ONI (0,387), la demanda (0,325) y la generación (0,323), y negativa para aportes (−0,286) y embalses (−0,164).</w:t>
       </w:r>
     </w:p>
     <w:p>
@@ -15894,7 +15972,7 @@
           <w:noProof/>
         </w:rPr>
         <w:drawing>
-          <wp:inline distT="0" distB="0" distL="0" distR="0" wp14:anchorId="0072AB3D" wp14:editId="4A200253">
+          <wp:inline distT="0" distB="0" distL="0" distR="0" wp14:anchorId="544E7D94" wp14:editId="6234697C">
             <wp:extent cx="4140000" cy="1776493"/>
             <wp:effectExtent l="0" t="0" r="0" b="0"/>
             <wp:docPr id="4" name="Picture 4"/>
@@ -15985,7 +16063,14 @@
           <w:sz w:val="20"/>
           <w:szCs w:val="20"/>
         </w:rPr>
-        <w:t xml:space="preserve"> Desempeño a 24 h fuera de muestra (1-ene a 5-ago de 2026, n = 5.184 h).</w:t>
+        <w:t xml:space="preserve"> Desempeño a 24 h fuera de muestra (1-ene a 5-ago de 2026</w:t>
+      </w:r>
+      <w:r>
+        <w:rPr>
+          <w:sz w:val="20"/>
+          <w:szCs w:val="20"/>
+        </w:rPr>
+        <w:t>, n = 5.184 h).</w:t>
       </w:r>
     </w:p>
     <w:tbl>
@@ -17319,6 +17404,7 @@
                 <w:sz w:val="17"/>
                 <w:szCs w:val="17"/>
               </w:rPr>
+              <w:lastRenderedPageBreak/>
               <w:t>Ensamble (6 votantes)</w:t>
             </w:r>
           </w:p>
@@ -18933,7 +19019,6 @@
           <w:sz w:val="20"/>
           <w:szCs w:val="20"/>
         </w:rPr>
-        <w:lastRenderedPageBreak/>
         <w:t>Tabla 16.</w:t>
       </w:r>
       <w:r>
@@ -20845,10 +20930,23 @@
         <w:t>OE3 y OE4 — Motor de decisión.</w:t>
       </w:r>
       <w:r>
-        <w:t xml:space="preserve"> La Tabla 18 muestra el método elegido para cada horizonte y rol (precio medio 2026: 397,9 COP/kWh). La ventaja es la diferencia entre el precio medio en las horas en que el motor recomienda actuar y el del periodo. En los cua</w:t>
-      </w:r>
-      <w:r>
-        <w:t>tro casos gana el método «banda»; los métodos fijo y rodante dan ventajas menores (156,8 a 313,3 COP/kWh), y el fijo a 72 h para el generador actúa en el 41 % de las horas, fuera del rango válido.</w:t>
+        <w:t xml:space="preserve"> La ventaja es la diferencia entre el precio medio en las horas en que el motor recomienda actuar y el del periodo (precio medio 2026: 397,9 COP/kWh). Con el criterio de ventaja promedio, «banda» gana en los cuatro casos (345,</w:t>
+      </w:r>
+      <w:r>
+        <w:t xml:space="preserve">6, 281,6, 299,7 y 279,5 COP/kWh). Al evaluar por </w:t>
+      </w:r>
+      <w:r>
+        <w:lastRenderedPageBreak/>
+        <w:t>separado las dos mitades del periodo (corte: 19 de abril) ese resultado no se sostiene: para el generador a 24 h, «banda» actúa en el 1,2 % de las horas de la primera mitad y en el 32,6 % de la segunda, y pa</w:t>
+      </w:r>
+      <w:r>
+        <w:t>ra el comercializador no actúa en ninguna hora de la segunda mitad (Tabla 19, Figura 5). La causa es la referencia fija: el precio de 2026 se alejó del rango 2019-2025, de modo que casi todas las horas quedan por encima o por debajo de los percentiles hist</w:t>
+      </w:r>
+      <w:r>
+        <w:t>óricos. Con el criterio de estabilidad el motor elige «híbrido» para el generador y «rodante» para el comercializador en ambos horizontes, los únicos métodos con ventaja positiva y frecuencia válida en las dos mitades (Tabla 18). Su ventaja promedio es men</w:t>
+      </w:r>
+      <w:r>
+        <w:t>or (149,9 a 169,6 COP/kWh), pero se mantiene en todo el año.</w:t>
       </w:r>
     </w:p>
     <w:p>
@@ -20870,14 +20968,7 @@
           <w:sz w:val="20"/>
           <w:szCs w:val="20"/>
         </w:rPr>
-        <w:t xml:space="preserve"> Backtesting del motor de decisión sobre 2026 (mét</w:t>
-      </w:r>
-      <w:r>
-        <w:rPr>
-          <w:sz w:val="20"/>
-          <w:szCs w:val="20"/>
-        </w:rPr>
-        <w:t>odo elegido).</w:t>
+        <w:t xml:space="preserve"> Backtesting del motor de decisión sobre 2026: método elegido por el criterio de estabilidad.</w:t>
       </w:r>
     </w:p>
     <w:tbl>
@@ -20896,11 +20987,11 @@
         <w:tblLook w:val="04A0" w:firstRow="1" w:lastRow="0" w:firstColumn="1" w:lastColumn="0" w:noHBand="0" w:noVBand="1"/>
       </w:tblPr>
       <w:tblGrid>
-        <w:gridCol w:w="1372"/>
-        <w:gridCol w:w="2244"/>
-        <w:gridCol w:w="1496"/>
-        <w:gridCol w:w="2119"/>
-        <w:gridCol w:w="2119"/>
+        <w:gridCol w:w="1318"/>
+        <w:gridCol w:w="2158"/>
+        <w:gridCol w:w="1438"/>
+        <w:gridCol w:w="2158"/>
+        <w:gridCol w:w="2278"/>
       </w:tblGrid>
       <w:tr>
         <w:trPr>
@@ -20909,7 +21000,7 @@
         </w:trPr>
         <w:tc>
           <w:tcPr>
-            <w:tcW w:w="1371" w:type="dxa"/>
+            <w:tcW w:w="1318" w:type="dxa"/>
             <w:shd w:val="clear" w:color="auto" w:fill="2E2E2E"/>
             <w:tcMar>
               <w:top w:w="50" w:type="dxa"/>
@@ -20937,7 +21028,7 @@
         </w:tc>
         <w:tc>
           <w:tcPr>
-            <w:tcW w:w="2244" w:type="dxa"/>
+            <w:tcW w:w="2157" w:type="dxa"/>
             <w:shd w:val="clear" w:color="auto" w:fill="2E2E2E"/>
             <w:tcMar>
               <w:top w:w="50" w:type="dxa"/>
@@ -20965,7 +21056,7 @@
         </w:tc>
         <w:tc>
           <w:tcPr>
-            <w:tcW w:w="1496" w:type="dxa"/>
+            <w:tcW w:w="1438" w:type="dxa"/>
             <w:shd w:val="clear" w:color="auto" w:fill="2E2E2E"/>
             <w:tcMar>
               <w:top w:w="50" w:type="dxa"/>
@@ -20993,7 +21084,7 @@
         </w:tc>
         <w:tc>
           <w:tcPr>
-            <w:tcW w:w="2119" w:type="dxa"/>
+            <w:tcW w:w="2157" w:type="dxa"/>
             <w:shd w:val="clear" w:color="auto" w:fill="2E2E2E"/>
             <w:tcMar>
               <w:top w:w="50" w:type="dxa"/>
@@ -21015,13 +21106,13 @@
                 <w:sz w:val="17"/>
                 <w:szCs w:val="17"/>
               </w:rPr>
-              <w:t>Ventaja (COP/kWh)</w:t>
-            </w:r>
-          </w:p>
-        </w:tc>
-        <w:tc>
-          <w:tcPr>
-            <w:tcW w:w="2119" w:type="dxa"/>
+              <w:t>Ventaja 1.ª / 2.ª mitad (COP/kWh)</w:t>
+            </w:r>
+          </w:p>
+        </w:tc>
+        <w:tc>
+          <w:tcPr>
+            <w:tcW w:w="2277" w:type="dxa"/>
             <w:shd w:val="clear" w:color="auto" w:fill="2E2E2E"/>
             <w:tcMar>
               <w:top w:w="50" w:type="dxa"/>
@@ -21043,7 +21134,7 @@
                 <w:sz w:val="17"/>
                 <w:szCs w:val="17"/>
               </w:rPr>
-              <w:t>Frecuencia de acción</w:t>
+              <w:t>Frecuencia 1.ª / 2.ª mitad</w:t>
             </w:r>
           </w:p>
         </w:tc>
@@ -21055,7 +21146,7 @@
         </w:trPr>
         <w:tc>
           <w:tcPr>
-            <w:tcW w:w="1371" w:type="dxa"/>
+            <w:tcW w:w="1318" w:type="dxa"/>
             <w:tcMar>
               <w:top w:w="50" w:type="dxa"/>
               <w:left w:w="80" w:type="dxa"/>
@@ -21080,7 +21171,7 @@
         </w:tc>
         <w:tc>
           <w:tcPr>
-            <w:tcW w:w="2244" w:type="dxa"/>
+            <w:tcW w:w="2157" w:type="dxa"/>
             <w:tcMar>
               <w:top w:w="50" w:type="dxa"/>
               <w:left w:w="80" w:type="dxa"/>
@@ -21104,7 +21195,7 @@
         </w:tc>
         <w:tc>
           <w:tcPr>
-            <w:tcW w:w="1496" w:type="dxa"/>
+            <w:tcW w:w="1438" w:type="dxa"/>
             <w:tcMar>
               <w:top w:w="50" w:type="dxa"/>
               <w:left w:w="80" w:type="dxa"/>
@@ -21122,13 +21213,13 @@
                 <w:sz w:val="17"/>
                 <w:szCs w:val="17"/>
               </w:rPr>
-              <w:t>banda</w:t>
-            </w:r>
-          </w:p>
-        </w:tc>
-        <w:tc>
-          <w:tcPr>
-            <w:tcW w:w="2119" w:type="dxa"/>
+              <w:t>híbrido</w:t>
+            </w:r>
+          </w:p>
+        </w:tc>
+        <w:tc>
+          <w:tcPr>
+            <w:tcW w:w="2157" w:type="dxa"/>
             <w:tcMar>
               <w:top w:w="50" w:type="dxa"/>
               <w:left w:w="80" w:type="dxa"/>
@@ -21147,13 +21238,13 @@
                 <w:sz w:val="17"/>
                 <w:szCs w:val="17"/>
               </w:rPr>
-              <w:t>345,6</w:t>
-            </w:r>
-          </w:p>
-        </w:tc>
-        <w:tc>
-          <w:tcPr>
-            <w:tcW w:w="2119" w:type="dxa"/>
+              <w:t>78,1 / 183,5</w:t>
+            </w:r>
+          </w:p>
+        </w:tc>
+        <w:tc>
+          <w:tcPr>
+            <w:tcW w:w="2277" w:type="dxa"/>
             <w:tcMar>
               <w:top w:w="50" w:type="dxa"/>
               <w:left w:w="80" w:type="dxa"/>
@@ -21172,7 +21263,7 @@
                 <w:sz w:val="17"/>
                 <w:szCs w:val="17"/>
               </w:rPr>
-              <w:t>16,9 %</w:t>
+              <w:t>16,6 % / 22,3 %</w:t>
             </w:r>
           </w:p>
         </w:tc>
@@ -21184,7 +21275,7 @@
         </w:trPr>
         <w:tc>
           <w:tcPr>
-            <w:tcW w:w="1371" w:type="dxa"/>
+            <w:tcW w:w="1318" w:type="dxa"/>
             <w:tcMar>
               <w:top w:w="50" w:type="dxa"/>
               <w:left w:w="80" w:type="dxa"/>
@@ -21209,7 +21300,7 @@
         </w:tc>
         <w:tc>
           <w:tcPr>
-            <w:tcW w:w="2244" w:type="dxa"/>
+            <w:tcW w:w="2157" w:type="dxa"/>
             <w:tcMar>
               <w:top w:w="50" w:type="dxa"/>
               <w:left w:w="80" w:type="dxa"/>
@@ -21233,7 +21324,7 @@
         </w:tc>
         <w:tc>
           <w:tcPr>
-            <w:tcW w:w="1496" w:type="dxa"/>
+            <w:tcW w:w="1438" w:type="dxa"/>
             <w:tcMar>
               <w:top w:w="50" w:type="dxa"/>
               <w:left w:w="80" w:type="dxa"/>
@@ -21251,13 +21342,13 @@
                 <w:sz w:val="17"/>
                 <w:szCs w:val="17"/>
               </w:rPr>
-              <w:t>banda</w:t>
-            </w:r>
-          </w:p>
-        </w:tc>
-        <w:tc>
-          <w:tcPr>
-            <w:tcW w:w="2119" w:type="dxa"/>
+              <w:t>rodante</w:t>
+            </w:r>
+          </w:p>
+        </w:tc>
+        <w:tc>
+          <w:tcPr>
+            <w:tcW w:w="2157" w:type="dxa"/>
             <w:tcMar>
               <w:top w:w="50" w:type="dxa"/>
               <w:left w:w="80" w:type="dxa"/>
@@ -21276,13 +21367,13 @@
                 <w:sz w:val="17"/>
                 <w:szCs w:val="17"/>
               </w:rPr>
-              <w:t>281,6</w:t>
-            </w:r>
-          </w:p>
-        </w:tc>
-        <w:tc>
-          <w:tcPr>
-            <w:tcW w:w="2119" w:type="dxa"/>
+              <w:t>82,7 / 248,2</w:t>
+            </w:r>
+          </w:p>
+        </w:tc>
+        <w:tc>
+          <w:tcPr>
+            <w:tcW w:w="2277" w:type="dxa"/>
             <w:tcMar>
               <w:top w:w="50" w:type="dxa"/>
               <w:left w:w="80" w:type="dxa"/>
@@ -21301,7 +21392,7 @@
                 <w:sz w:val="17"/>
                 <w:szCs w:val="17"/>
               </w:rPr>
-              <w:t>14,3 %</w:t>
+              <w:t>15,1 % / 14,1 %</w:t>
             </w:r>
           </w:p>
         </w:tc>
@@ -21313,7 +21404,7 @@
         </w:trPr>
         <w:tc>
           <w:tcPr>
-            <w:tcW w:w="1371" w:type="dxa"/>
+            <w:tcW w:w="1318" w:type="dxa"/>
             <w:tcMar>
               <w:top w:w="50" w:type="dxa"/>
               <w:left w:w="80" w:type="dxa"/>
@@ -21338,7 +21429,7 @@
         </w:tc>
         <w:tc>
           <w:tcPr>
-            <w:tcW w:w="2244" w:type="dxa"/>
+            <w:tcW w:w="2157" w:type="dxa"/>
             <w:tcMar>
               <w:top w:w="50" w:type="dxa"/>
               <w:left w:w="80" w:type="dxa"/>
@@ -21362,7 +21453,7 @@
         </w:tc>
         <w:tc>
           <w:tcPr>
-            <w:tcW w:w="1496" w:type="dxa"/>
+            <w:tcW w:w="1438" w:type="dxa"/>
             <w:tcMar>
               <w:top w:w="50" w:type="dxa"/>
               <w:left w:w="80" w:type="dxa"/>
@@ -21380,13 +21471,13 @@
                 <w:sz w:val="17"/>
                 <w:szCs w:val="17"/>
               </w:rPr>
-              <w:t>banda</w:t>
-            </w:r>
-          </w:p>
-        </w:tc>
-        <w:tc>
-          <w:tcPr>
-            <w:tcW w:w="2119" w:type="dxa"/>
+              <w:t>híbrido</w:t>
+            </w:r>
+          </w:p>
+        </w:tc>
+        <w:tc>
+          <w:tcPr>
+            <w:tcW w:w="2157" w:type="dxa"/>
             <w:tcMar>
               <w:top w:w="50" w:type="dxa"/>
               <w:left w:w="80" w:type="dxa"/>
@@ -21405,13 +21496,13 @@
                 <w:sz w:val="17"/>
                 <w:szCs w:val="17"/>
               </w:rPr>
-              <w:t>299,7</w:t>
-            </w:r>
-          </w:p>
-        </w:tc>
-        <w:tc>
-          <w:tcPr>
-            <w:tcW w:w="2119" w:type="dxa"/>
+              <w:t>73,3 / 146,0</w:t>
+            </w:r>
+          </w:p>
+        </w:tc>
+        <w:tc>
+          <w:tcPr>
+            <w:tcW w:w="2277" w:type="dxa"/>
             <w:tcMar>
               <w:top w:w="50" w:type="dxa"/>
               <w:left w:w="80" w:type="dxa"/>
@@ -21430,7 +21521,7 @@
                 <w:sz w:val="17"/>
                 <w:szCs w:val="17"/>
               </w:rPr>
-              <w:t>19,5 %</w:t>
+              <w:t>19,1 % / 27,0 %</w:t>
             </w:r>
           </w:p>
         </w:tc>
@@ -21442,7 +21533,7 @@
         </w:trPr>
         <w:tc>
           <w:tcPr>
-            <w:tcW w:w="1371" w:type="dxa"/>
+            <w:tcW w:w="1318" w:type="dxa"/>
             <w:tcMar>
               <w:top w:w="50" w:type="dxa"/>
               <w:left w:w="80" w:type="dxa"/>
@@ -21466,7 +21557,7 @@
         </w:tc>
         <w:tc>
           <w:tcPr>
-            <w:tcW w:w="2244" w:type="dxa"/>
+            <w:tcW w:w="2157" w:type="dxa"/>
             <w:tcMar>
               <w:top w:w="50" w:type="dxa"/>
               <w:left w:w="80" w:type="dxa"/>
@@ -21487,70 +21578,70 @@
         </w:tc>
         <w:tc>
           <w:tcPr>
-            <w:tcW w:w="1496" w:type="dxa"/>
-            <w:tcMar>
-              <w:top w:w="50" w:type="dxa"/>
-              <w:left w:w="80" w:type="dxa"/>
-              <w:bottom w:w="50" w:type="dxa"/>
-              <w:right w:w="80" w:type="dxa"/>
-            </w:tcMar>
-            <w:vAlign w:val="center"/>
-          </w:tcPr>
-          <w:p>
-            <w:r>
-              <w:rPr>
-                <w:sz w:val="17"/>
-                <w:szCs w:val="17"/>
-              </w:rPr>
-              <w:t>banda</w:t>
-            </w:r>
-          </w:p>
-        </w:tc>
-        <w:tc>
-          <w:tcPr>
-            <w:tcW w:w="2119" w:type="dxa"/>
-            <w:tcMar>
-              <w:top w:w="50" w:type="dxa"/>
-              <w:left w:w="80" w:type="dxa"/>
-              <w:bottom w:w="50" w:type="dxa"/>
-              <w:right w:w="80" w:type="dxa"/>
-            </w:tcMar>
-            <w:vAlign w:val="center"/>
-          </w:tcPr>
-          <w:p>
-            <w:pPr>
-              <w:jc w:val="center"/>
-            </w:pPr>
-            <w:r>
-              <w:rPr>
-                <w:sz w:val="17"/>
-                <w:szCs w:val="17"/>
-              </w:rPr>
-              <w:t>279,5</w:t>
-            </w:r>
-          </w:p>
-        </w:tc>
-        <w:tc>
-          <w:tcPr>
-            <w:tcW w:w="2119" w:type="dxa"/>
-            <w:tcMar>
-              <w:top w:w="50" w:type="dxa"/>
-              <w:left w:w="80" w:type="dxa"/>
-              <w:bottom w:w="50" w:type="dxa"/>
-              <w:right w:w="80" w:type="dxa"/>
-            </w:tcMar>
-            <w:vAlign w:val="center"/>
-          </w:tcPr>
-          <w:p>
-            <w:pPr>
-              <w:jc w:val="center"/>
-            </w:pPr>
-            <w:r>
-              <w:rPr>
-                <w:sz w:val="17"/>
-                <w:szCs w:val="17"/>
-              </w:rPr>
-              <w:t>11,8 %</w:t>
+            <w:tcW w:w="1438" w:type="dxa"/>
+            <w:tcMar>
+              <w:top w:w="50" w:type="dxa"/>
+              <w:left w:w="80" w:type="dxa"/>
+              <w:bottom w:w="50" w:type="dxa"/>
+              <w:right w:w="80" w:type="dxa"/>
+            </w:tcMar>
+            <w:vAlign w:val="center"/>
+          </w:tcPr>
+          <w:p>
+            <w:r>
+              <w:rPr>
+                <w:sz w:val="17"/>
+                <w:szCs w:val="17"/>
+              </w:rPr>
+              <w:t>rodante</w:t>
+            </w:r>
+          </w:p>
+        </w:tc>
+        <w:tc>
+          <w:tcPr>
+            <w:tcW w:w="2157" w:type="dxa"/>
+            <w:tcMar>
+              <w:top w:w="50" w:type="dxa"/>
+              <w:left w:w="80" w:type="dxa"/>
+              <w:bottom w:w="50" w:type="dxa"/>
+              <w:right w:w="80" w:type="dxa"/>
+            </w:tcMar>
+            <w:vAlign w:val="center"/>
+          </w:tcPr>
+          <w:p>
+            <w:pPr>
+              <w:jc w:val="center"/>
+            </w:pPr>
+            <w:r>
+              <w:rPr>
+                <w:sz w:val="17"/>
+                <w:szCs w:val="17"/>
+              </w:rPr>
+              <w:t>71,9 / 219,6</w:t>
+            </w:r>
+          </w:p>
+        </w:tc>
+        <w:tc>
+          <w:tcPr>
+            <w:tcW w:w="2277" w:type="dxa"/>
+            <w:tcMar>
+              <w:top w:w="50" w:type="dxa"/>
+              <w:left w:w="80" w:type="dxa"/>
+              <w:bottom w:w="50" w:type="dxa"/>
+              <w:right w:w="80" w:type="dxa"/>
+            </w:tcMar>
+            <w:vAlign w:val="center"/>
+          </w:tcPr>
+          <w:p>
+            <w:pPr>
+              <w:jc w:val="center"/>
+            </w:pPr>
+            <w:r>
+              <w:rPr>
+                <w:sz w:val="17"/>
+                <w:szCs w:val="17"/>
+              </w:rPr>
+              <w:t>17,5 % / 14,6 %</w:t>
             </w:r>
           </w:p>
         </w:tc>
@@ -21561,6 +21652,1881 @@
         <w:spacing w:after="60"/>
         <w:jc w:val="both"/>
       </w:pPr>
+    </w:p>
+    <w:p>
+      <w:pPr>
+        <w:keepNext/>
+        <w:spacing w:before="120" w:after="60"/>
+        <w:jc w:val="center"/>
+      </w:pPr>
+      <w:r>
+        <w:rPr>
+          <w:b/>
+          <w:sz w:val="20"/>
+          <w:szCs w:val="20"/>
+        </w:rPr>
+        <w:t>Tabla 19.</w:t>
+      </w:r>
+      <w:r>
+        <w:rPr>
+          <w:sz w:val="20"/>
+          <w:szCs w:val="20"/>
+        </w:rPr>
+        <w:t xml:space="preserve"> Métodos del motor a 24 h: ventaja del año completo frente a cada mitad del periodo.</w:t>
+      </w:r>
+    </w:p>
+    <w:tbl>
+      <w:tblPr>
+        <w:tblW w:w="5000" w:type="pct"/>
+        <w:jc w:val="center"/>
+        <w:tblBorders>
+          <w:top w:val="single" w:sz="4" w:space="0" w:color="auto"/>
+          <w:left w:val="single" w:sz="4" w:space="0" w:color="auto"/>
+          <w:bottom w:val="single" w:sz="4" w:space="0" w:color="auto"/>
+          <w:right w:val="single" w:sz="4" w:space="0" w:color="auto"/>
+          <w:insideH w:val="single" w:sz="4" w:space="0" w:color="auto"/>
+          <w:insideV w:val="single" w:sz="4" w:space="0" w:color="auto"/>
+        </w:tblBorders>
+        <w:tblLayout w:type="fixed"/>
+        <w:tblLook w:val="04A0" w:firstRow="1" w:lastRow="0" w:firstColumn="1" w:lastColumn="0" w:noHBand="0" w:noVBand="1"/>
+      </w:tblPr>
+      <w:tblGrid>
+        <w:gridCol w:w="1559"/>
+        <w:gridCol w:w="1138"/>
+        <w:gridCol w:w="1259"/>
+        <w:gridCol w:w="1138"/>
+        <w:gridCol w:w="1559"/>
+        <w:gridCol w:w="1619"/>
+        <w:gridCol w:w="1078"/>
+      </w:tblGrid>
+      <w:tr>
+        <w:trPr>
+          <w:tblHeader/>
+          <w:jc w:val="center"/>
+        </w:trPr>
+        <w:tc>
+          <w:tcPr>
+            <w:tcW w:w="1558" w:type="dxa"/>
+            <w:shd w:val="clear" w:color="auto" w:fill="2E2E2E"/>
+            <w:tcMar>
+              <w:top w:w="50" w:type="dxa"/>
+              <w:left w:w="80" w:type="dxa"/>
+              <w:bottom w:w="50" w:type="dxa"/>
+              <w:right w:w="80" w:type="dxa"/>
+            </w:tcMar>
+            <w:vAlign w:val="center"/>
+          </w:tcPr>
+          <w:p>
+            <w:pPr>
+              <w:jc w:val="center"/>
+            </w:pPr>
+            <w:r>
+              <w:rPr>
+                <w:b/>
+                <w:color w:val="FFFFFF"/>
+                <w:sz w:val="17"/>
+                <w:szCs w:val="17"/>
+              </w:rPr>
+              <w:t>Rol</w:t>
+            </w:r>
+          </w:p>
+        </w:tc>
+        <w:tc>
+          <w:tcPr>
+            <w:tcW w:w="1138" w:type="dxa"/>
+            <w:shd w:val="clear" w:color="auto" w:fill="2E2E2E"/>
+            <w:tcMar>
+              <w:top w:w="50" w:type="dxa"/>
+              <w:left w:w="80" w:type="dxa"/>
+              <w:bottom w:w="50" w:type="dxa"/>
+              <w:right w:w="80" w:type="dxa"/>
+            </w:tcMar>
+            <w:vAlign w:val="center"/>
+          </w:tcPr>
+          <w:p>
+            <w:pPr>
+              <w:jc w:val="center"/>
+            </w:pPr>
+            <w:r>
+              <w:rPr>
+                <w:b/>
+                <w:color w:val="FFFFFF"/>
+                <w:sz w:val="17"/>
+                <w:szCs w:val="17"/>
+              </w:rPr>
+              <w:t>Método</w:t>
+            </w:r>
+          </w:p>
+        </w:tc>
+        <w:tc>
+          <w:tcPr>
+            <w:tcW w:w="1258" w:type="dxa"/>
+            <w:shd w:val="clear" w:color="auto" w:fill="2E2E2E"/>
+            <w:tcMar>
+              <w:top w:w="50" w:type="dxa"/>
+              <w:left w:w="80" w:type="dxa"/>
+              <w:bottom w:w="50" w:type="dxa"/>
+              <w:right w:w="80" w:type="dxa"/>
+            </w:tcMar>
+            <w:vAlign w:val="center"/>
+          </w:tcPr>
+          <w:p>
+            <w:pPr>
+              <w:jc w:val="center"/>
+            </w:pPr>
+            <w:r>
+              <w:rPr>
+                <w:b/>
+                <w:color w:val="FFFFFF"/>
+                <w:sz w:val="17"/>
+                <w:szCs w:val="17"/>
+              </w:rPr>
+              <w:t>Ventaja año (COP/kWh)</w:t>
+            </w:r>
+          </w:p>
+        </w:tc>
+        <w:tc>
+          <w:tcPr>
+            <w:tcW w:w="1138" w:type="dxa"/>
+            <w:shd w:val="clear" w:color="auto" w:fill="2E2E2E"/>
+            <w:tcMar>
+              <w:top w:w="50" w:type="dxa"/>
+              <w:left w:w="80" w:type="dxa"/>
+              <w:bottom w:w="50" w:type="dxa"/>
+              <w:right w:w="80" w:type="dxa"/>
+            </w:tcMar>
+            <w:vAlign w:val="center"/>
+          </w:tcPr>
+          <w:p>
+            <w:pPr>
+              <w:jc w:val="center"/>
+            </w:pPr>
+            <w:r>
+              <w:rPr>
+                <w:b/>
+                <w:color w:val="FFFFFF"/>
+                <w:sz w:val="17"/>
+                <w:szCs w:val="17"/>
+              </w:rPr>
+              <w:t>Frecuencia año</w:t>
+            </w:r>
+          </w:p>
+        </w:tc>
+        <w:tc>
+          <w:tcPr>
+            <w:tcW w:w="1558" w:type="dxa"/>
+            <w:shd w:val="clear" w:color="auto" w:fill="2E2E2E"/>
+            <w:tcMar>
+              <w:top w:w="50" w:type="dxa"/>
+              <w:left w:w="80" w:type="dxa"/>
+              <w:bottom w:w="50" w:type="dxa"/>
+              <w:right w:w="80" w:type="dxa"/>
+            </w:tcMar>
+            <w:vAlign w:val="center"/>
+          </w:tcPr>
+          <w:p>
+            <w:pPr>
+              <w:jc w:val="center"/>
+            </w:pPr>
+            <w:r>
+              <w:rPr>
+                <w:b/>
+                <w:color w:val="FFFFFF"/>
+                <w:sz w:val="17"/>
+                <w:szCs w:val="17"/>
+              </w:rPr>
+              <w:t>Ventaja 1.ª / 2.ª mitad</w:t>
+            </w:r>
+          </w:p>
+        </w:tc>
+        <w:tc>
+          <w:tcPr>
+            <w:tcW w:w="1618" w:type="dxa"/>
+            <w:shd w:val="clear" w:color="auto" w:fill="2E2E2E"/>
+            <w:tcMar>
+              <w:top w:w="50" w:type="dxa"/>
+              <w:left w:w="80" w:type="dxa"/>
+              <w:bottom w:w="50" w:type="dxa"/>
+              <w:right w:w="80" w:type="dxa"/>
+            </w:tcMar>
+            <w:vAlign w:val="center"/>
+          </w:tcPr>
+          <w:p>
+            <w:pPr>
+              <w:jc w:val="center"/>
+            </w:pPr>
+            <w:r>
+              <w:rPr>
+                <w:b/>
+                <w:color w:val="FFFFFF"/>
+                <w:sz w:val="17"/>
+                <w:szCs w:val="17"/>
+              </w:rPr>
+              <w:t>Frecuencia 1.ª / 2.ª mitad</w:t>
+            </w:r>
+          </w:p>
+        </w:tc>
+        <w:tc>
+          <w:tcPr>
+            <w:tcW w:w="1078" w:type="dxa"/>
+            <w:shd w:val="clear" w:color="auto" w:fill="2E2E2E"/>
+            <w:tcMar>
+              <w:top w:w="50" w:type="dxa"/>
+              <w:left w:w="80" w:type="dxa"/>
+              <w:bottom w:w="50" w:type="dxa"/>
+              <w:right w:w="80" w:type="dxa"/>
+            </w:tcMar>
+            <w:vAlign w:val="center"/>
+          </w:tcPr>
+          <w:p>
+            <w:pPr>
+              <w:jc w:val="center"/>
+            </w:pPr>
+            <w:r>
+              <w:rPr>
+                <w:b/>
+                <w:color w:val="FFFFFF"/>
+                <w:sz w:val="17"/>
+                <w:szCs w:val="17"/>
+              </w:rPr>
+              <w:t>¿Estable?</w:t>
+            </w:r>
+          </w:p>
+        </w:tc>
+      </w:tr>
+      <w:tr>
+        <w:trPr>
+          <w:cantSplit/>
+          <w:jc w:val="center"/>
+        </w:trPr>
+        <w:tc>
+          <w:tcPr>
+            <w:tcW w:w="1558" w:type="dxa"/>
+            <w:tcMar>
+              <w:top w:w="50" w:type="dxa"/>
+              <w:left w:w="80" w:type="dxa"/>
+              <w:bottom w:w="50" w:type="dxa"/>
+              <w:right w:w="80" w:type="dxa"/>
+            </w:tcMar>
+            <w:vAlign w:val="center"/>
+          </w:tcPr>
+          <w:p>
+            <w:pPr>
+              <w:jc w:val="center"/>
+            </w:pPr>
+            <w:r>
+              <w:rPr>
+                <w:sz w:val="17"/>
+                <w:szCs w:val="17"/>
+              </w:rPr>
+              <w:t>generador</w:t>
+            </w:r>
+          </w:p>
+        </w:tc>
+        <w:tc>
+          <w:tcPr>
+            <w:tcW w:w="1138" w:type="dxa"/>
+            <w:tcMar>
+              <w:top w:w="50" w:type="dxa"/>
+              <w:left w:w="80" w:type="dxa"/>
+              <w:bottom w:w="50" w:type="dxa"/>
+              <w:right w:w="80" w:type="dxa"/>
+            </w:tcMar>
+            <w:vAlign w:val="center"/>
+          </w:tcPr>
+          <w:p>
+            <w:r>
+              <w:rPr>
+                <w:sz w:val="17"/>
+                <w:szCs w:val="17"/>
+              </w:rPr>
+              <w:t>fijo</w:t>
+            </w:r>
+          </w:p>
+        </w:tc>
+        <w:tc>
+          <w:tcPr>
+            <w:tcW w:w="1258" w:type="dxa"/>
+            <w:tcMar>
+              <w:top w:w="50" w:type="dxa"/>
+              <w:left w:w="80" w:type="dxa"/>
+              <w:bottom w:w="50" w:type="dxa"/>
+              <w:right w:w="80" w:type="dxa"/>
+            </w:tcMar>
+            <w:vAlign w:val="center"/>
+          </w:tcPr>
+          <w:p>
+            <w:pPr>
+              <w:jc w:val="center"/>
+            </w:pPr>
+            <w:r>
+              <w:rPr>
+                <w:sz w:val="17"/>
+                <w:szCs w:val="17"/>
+              </w:rPr>
+              <w:t>313,3</w:t>
+            </w:r>
+          </w:p>
+        </w:tc>
+        <w:tc>
+          <w:tcPr>
+            <w:tcW w:w="1138" w:type="dxa"/>
+            <w:tcMar>
+              <w:top w:w="50" w:type="dxa"/>
+              <w:left w:w="80" w:type="dxa"/>
+              <w:bottom w:w="50" w:type="dxa"/>
+              <w:right w:w="80" w:type="dxa"/>
+            </w:tcMar>
+            <w:vAlign w:val="center"/>
+          </w:tcPr>
+          <w:p>
+            <w:pPr>
+              <w:jc w:val="center"/>
+            </w:pPr>
+            <w:r>
+              <w:rPr>
+                <w:sz w:val="17"/>
+                <w:szCs w:val="17"/>
+              </w:rPr>
+              <w:t>37,6 %</w:t>
+            </w:r>
+          </w:p>
+        </w:tc>
+        <w:tc>
+          <w:tcPr>
+            <w:tcW w:w="1558" w:type="dxa"/>
+            <w:tcMar>
+              <w:top w:w="50" w:type="dxa"/>
+              <w:left w:w="80" w:type="dxa"/>
+              <w:bottom w:w="50" w:type="dxa"/>
+              <w:right w:w="80" w:type="dxa"/>
+            </w:tcMar>
+            <w:vAlign w:val="center"/>
+          </w:tcPr>
+          <w:p>
+            <w:pPr>
+              <w:jc w:val="center"/>
+            </w:pPr>
+            <w:r>
+              <w:rPr>
+                <w:sz w:val="17"/>
+                <w:szCs w:val="17"/>
+              </w:rPr>
+              <w:t>305,7 / 125,0</w:t>
+            </w:r>
+          </w:p>
+        </w:tc>
+        <w:tc>
+          <w:tcPr>
+            <w:tcW w:w="1618" w:type="dxa"/>
+            <w:tcMar>
+              <w:top w:w="50" w:type="dxa"/>
+              <w:left w:w="80" w:type="dxa"/>
+              <w:bottom w:w="50" w:type="dxa"/>
+              <w:right w:w="80" w:type="dxa"/>
+            </w:tcMar>
+            <w:vAlign w:val="center"/>
+          </w:tcPr>
+          <w:p>
+            <w:pPr>
+              <w:jc w:val="center"/>
+            </w:pPr>
+            <w:r>
+              <w:rPr>
+                <w:sz w:val="17"/>
+                <w:szCs w:val="17"/>
+              </w:rPr>
+              <w:t>2,6 % / 72,5 %</w:t>
+            </w:r>
+          </w:p>
+        </w:tc>
+        <w:tc>
+          <w:tcPr>
+            <w:tcW w:w="1078" w:type="dxa"/>
+            <w:tcMar>
+              <w:top w:w="50" w:type="dxa"/>
+              <w:left w:w="80" w:type="dxa"/>
+              <w:bottom w:w="50" w:type="dxa"/>
+              <w:right w:w="80" w:type="dxa"/>
+            </w:tcMar>
+            <w:vAlign w:val="center"/>
+          </w:tcPr>
+          <w:p>
+            <w:pPr>
+              <w:jc w:val="center"/>
+            </w:pPr>
+            <w:r>
+              <w:rPr>
+                <w:sz w:val="17"/>
+                <w:szCs w:val="17"/>
+              </w:rPr>
+              <w:t>no</w:t>
+            </w:r>
+          </w:p>
+        </w:tc>
+      </w:tr>
+      <w:tr>
+        <w:trPr>
+          <w:cantSplit/>
+          <w:jc w:val="center"/>
+        </w:trPr>
+        <w:tc>
+          <w:tcPr>
+            <w:tcW w:w="1558" w:type="dxa"/>
+            <w:tcMar>
+              <w:top w:w="50" w:type="dxa"/>
+              <w:left w:w="80" w:type="dxa"/>
+              <w:bottom w:w="50" w:type="dxa"/>
+              <w:right w:w="80" w:type="dxa"/>
+            </w:tcMar>
+            <w:vAlign w:val="center"/>
+          </w:tcPr>
+          <w:p>
+            <w:pPr>
+              <w:jc w:val="center"/>
+            </w:pPr>
+            <w:r>
+              <w:rPr>
+                <w:sz w:val="17"/>
+                <w:szCs w:val="17"/>
+              </w:rPr>
+              <w:t>generador</w:t>
+            </w:r>
+          </w:p>
+        </w:tc>
+        <w:tc>
+          <w:tcPr>
+            <w:tcW w:w="1138" w:type="dxa"/>
+            <w:tcMar>
+              <w:top w:w="50" w:type="dxa"/>
+              <w:left w:w="80" w:type="dxa"/>
+              <w:bottom w:w="50" w:type="dxa"/>
+              <w:right w:w="80" w:type="dxa"/>
+            </w:tcMar>
+            <w:vAlign w:val="center"/>
+          </w:tcPr>
+          <w:p>
+            <w:r>
+              <w:rPr>
+                <w:sz w:val="17"/>
+                <w:szCs w:val="17"/>
+              </w:rPr>
+              <w:t>rodante</w:t>
+            </w:r>
+          </w:p>
+        </w:tc>
+        <w:tc>
+          <w:tcPr>
+            <w:tcW w:w="1258" w:type="dxa"/>
+            <w:tcMar>
+              <w:top w:w="50" w:type="dxa"/>
+              <w:left w:w="80" w:type="dxa"/>
+              <w:bottom w:w="50" w:type="dxa"/>
+              <w:right w:w="80" w:type="dxa"/>
+            </w:tcMar>
+            <w:vAlign w:val="center"/>
+          </w:tcPr>
+          <w:p>
+            <w:pPr>
+              <w:jc w:val="center"/>
+            </w:pPr>
+            <w:r>
+              <w:rPr>
+                <w:sz w:val="17"/>
+                <w:szCs w:val="17"/>
+              </w:rPr>
+              <w:t>244,1</w:t>
+            </w:r>
+          </w:p>
+        </w:tc>
+        <w:tc>
+          <w:tcPr>
+            <w:tcW w:w="1138" w:type="dxa"/>
+            <w:tcMar>
+              <w:top w:w="50" w:type="dxa"/>
+              <w:left w:w="80" w:type="dxa"/>
+              <w:bottom w:w="50" w:type="dxa"/>
+              <w:right w:w="80" w:type="dxa"/>
+            </w:tcMar>
+            <w:vAlign w:val="center"/>
+          </w:tcPr>
+          <w:p>
+            <w:pPr>
+              <w:jc w:val="center"/>
+            </w:pPr>
+            <w:r>
+              <w:rPr>
+                <w:sz w:val="17"/>
+                <w:szCs w:val="17"/>
+              </w:rPr>
+              <w:t>29,4 %</w:t>
+            </w:r>
+          </w:p>
+        </w:tc>
+        <w:tc>
+          <w:tcPr>
+            <w:tcW w:w="1558" w:type="dxa"/>
+            <w:tcMar>
+              <w:top w:w="50" w:type="dxa"/>
+              <w:left w:w="80" w:type="dxa"/>
+              <w:bottom w:w="50" w:type="dxa"/>
+              <w:right w:w="80" w:type="dxa"/>
+            </w:tcMar>
+            <w:vAlign w:val="center"/>
+          </w:tcPr>
+          <w:p>
+            <w:pPr>
+              <w:jc w:val="center"/>
+            </w:pPr>
+            <w:r>
+              <w:rPr>
+                <w:sz w:val="17"/>
+                <w:szCs w:val="17"/>
+              </w:rPr>
+              <w:t>110,8 / 201,2</w:t>
+            </w:r>
+          </w:p>
+        </w:tc>
+        <w:tc>
+          <w:tcPr>
+            <w:tcW w:w="1618" w:type="dxa"/>
+            <w:tcMar>
+              <w:top w:w="50" w:type="dxa"/>
+              <w:left w:w="80" w:type="dxa"/>
+              <w:bottom w:w="50" w:type="dxa"/>
+              <w:right w:w="80" w:type="dxa"/>
+            </w:tcMar>
+            <w:vAlign w:val="center"/>
+          </w:tcPr>
+          <w:p>
+            <w:pPr>
+              <w:jc w:val="center"/>
+            </w:pPr>
+            <w:r>
+              <w:rPr>
+                <w:sz w:val="17"/>
+                <w:szCs w:val="17"/>
+              </w:rPr>
+              <w:t>18,6 % / 40,1 %</w:t>
+            </w:r>
+          </w:p>
+        </w:tc>
+        <w:tc>
+          <w:tcPr>
+            <w:tcW w:w="1078" w:type="dxa"/>
+            <w:tcMar>
+              <w:top w:w="50" w:type="dxa"/>
+              <w:left w:w="80" w:type="dxa"/>
+              <w:bottom w:w="50" w:type="dxa"/>
+              <w:right w:w="80" w:type="dxa"/>
+            </w:tcMar>
+            <w:vAlign w:val="center"/>
+          </w:tcPr>
+          <w:p>
+            <w:pPr>
+              <w:jc w:val="center"/>
+            </w:pPr>
+            <w:r>
+              <w:rPr>
+                <w:sz w:val="17"/>
+                <w:szCs w:val="17"/>
+              </w:rPr>
+              <w:t>no</w:t>
+            </w:r>
+          </w:p>
+        </w:tc>
+      </w:tr>
+      <w:tr>
+        <w:trPr>
+          <w:cantSplit/>
+          <w:jc w:val="center"/>
+        </w:trPr>
+        <w:tc>
+          <w:tcPr>
+            <w:tcW w:w="1558" w:type="dxa"/>
+            <w:tcMar>
+              <w:top w:w="50" w:type="dxa"/>
+              <w:left w:w="80" w:type="dxa"/>
+              <w:bottom w:w="50" w:type="dxa"/>
+              <w:right w:w="80" w:type="dxa"/>
+            </w:tcMar>
+            <w:vAlign w:val="center"/>
+          </w:tcPr>
+          <w:p>
+            <w:pPr>
+              <w:jc w:val="center"/>
+            </w:pPr>
+            <w:r>
+              <w:rPr>
+                <w:sz w:val="17"/>
+                <w:szCs w:val="17"/>
+              </w:rPr>
+              <w:t>generador</w:t>
+            </w:r>
+          </w:p>
+        </w:tc>
+        <w:tc>
+          <w:tcPr>
+            <w:tcW w:w="1138" w:type="dxa"/>
+            <w:tcMar>
+              <w:top w:w="50" w:type="dxa"/>
+              <w:left w:w="80" w:type="dxa"/>
+              <w:bottom w:w="50" w:type="dxa"/>
+              <w:right w:w="80" w:type="dxa"/>
+            </w:tcMar>
+            <w:vAlign w:val="center"/>
+          </w:tcPr>
+          <w:p>
+            <w:r>
+              <w:rPr>
+                <w:sz w:val="17"/>
+                <w:szCs w:val="17"/>
+              </w:rPr>
+              <w:t>banda</w:t>
+            </w:r>
+          </w:p>
+        </w:tc>
+        <w:tc>
+          <w:tcPr>
+            <w:tcW w:w="1258" w:type="dxa"/>
+            <w:tcMar>
+              <w:top w:w="50" w:type="dxa"/>
+              <w:left w:w="80" w:type="dxa"/>
+              <w:bottom w:w="50" w:type="dxa"/>
+              <w:right w:w="80" w:type="dxa"/>
+            </w:tcMar>
+            <w:vAlign w:val="center"/>
+          </w:tcPr>
+          <w:p>
+            <w:pPr>
+              <w:jc w:val="center"/>
+            </w:pPr>
+            <w:r>
+              <w:rPr>
+                <w:sz w:val="17"/>
+                <w:szCs w:val="17"/>
+              </w:rPr>
+              <w:t>345,6</w:t>
+            </w:r>
+          </w:p>
+        </w:tc>
+        <w:tc>
+          <w:tcPr>
+            <w:tcW w:w="1138" w:type="dxa"/>
+            <w:tcMar>
+              <w:top w:w="50" w:type="dxa"/>
+              <w:left w:w="80" w:type="dxa"/>
+              <w:bottom w:w="50" w:type="dxa"/>
+              <w:right w:w="80" w:type="dxa"/>
+            </w:tcMar>
+            <w:vAlign w:val="center"/>
+          </w:tcPr>
+          <w:p>
+            <w:pPr>
+              <w:jc w:val="center"/>
+            </w:pPr>
+            <w:r>
+              <w:rPr>
+                <w:sz w:val="17"/>
+                <w:szCs w:val="17"/>
+              </w:rPr>
+              <w:t>16,9 %</w:t>
+            </w:r>
+          </w:p>
+        </w:tc>
+        <w:tc>
+          <w:tcPr>
+            <w:tcW w:w="1558" w:type="dxa"/>
+            <w:tcMar>
+              <w:top w:w="50" w:type="dxa"/>
+              <w:left w:w="80" w:type="dxa"/>
+              <w:bottom w:w="50" w:type="dxa"/>
+              <w:right w:w="80" w:type="dxa"/>
+            </w:tcMar>
+            <w:vAlign w:val="center"/>
+          </w:tcPr>
+          <w:p>
+            <w:pPr>
+              <w:jc w:val="center"/>
+            </w:pPr>
+            <w:r>
+              <w:rPr>
+                <w:sz w:val="17"/>
+                <w:szCs w:val="17"/>
+              </w:rPr>
+              <w:t>185,7 / 162,5</w:t>
+            </w:r>
+          </w:p>
+        </w:tc>
+        <w:tc>
+          <w:tcPr>
+            <w:tcW w:w="1618" w:type="dxa"/>
+            <w:tcMar>
+              <w:top w:w="50" w:type="dxa"/>
+              <w:left w:w="80" w:type="dxa"/>
+              <w:bottom w:w="50" w:type="dxa"/>
+              <w:right w:w="80" w:type="dxa"/>
+            </w:tcMar>
+            <w:vAlign w:val="center"/>
+          </w:tcPr>
+          <w:p>
+            <w:pPr>
+              <w:jc w:val="center"/>
+            </w:pPr>
+            <w:r>
+              <w:rPr>
+                <w:sz w:val="17"/>
+                <w:szCs w:val="17"/>
+              </w:rPr>
+              <w:t>1,2 % / 32,6 %</w:t>
+            </w:r>
+          </w:p>
+        </w:tc>
+        <w:tc>
+          <w:tcPr>
+            <w:tcW w:w="1078" w:type="dxa"/>
+            <w:tcMar>
+              <w:top w:w="50" w:type="dxa"/>
+              <w:left w:w="80" w:type="dxa"/>
+              <w:bottom w:w="50" w:type="dxa"/>
+              <w:right w:w="80" w:type="dxa"/>
+            </w:tcMar>
+            <w:vAlign w:val="center"/>
+          </w:tcPr>
+          <w:p>
+            <w:pPr>
+              <w:jc w:val="center"/>
+            </w:pPr>
+            <w:r>
+              <w:rPr>
+                <w:sz w:val="17"/>
+                <w:szCs w:val="17"/>
+              </w:rPr>
+              <w:t>no</w:t>
+            </w:r>
+          </w:p>
+        </w:tc>
+      </w:tr>
+      <w:tr>
+        <w:trPr>
+          <w:cantSplit/>
+          <w:jc w:val="center"/>
+        </w:trPr>
+        <w:tc>
+          <w:tcPr>
+            <w:tcW w:w="1558" w:type="dxa"/>
+            <w:tcMar>
+              <w:top w:w="50" w:type="dxa"/>
+              <w:left w:w="80" w:type="dxa"/>
+              <w:bottom w:w="50" w:type="dxa"/>
+              <w:right w:w="80" w:type="dxa"/>
+            </w:tcMar>
+            <w:vAlign w:val="center"/>
+          </w:tcPr>
+          <w:p>
+            <w:pPr>
+              <w:jc w:val="center"/>
+            </w:pPr>
+            <w:r>
+              <w:rPr>
+                <w:sz w:val="17"/>
+                <w:szCs w:val="17"/>
+              </w:rPr>
+              <w:t>generador</w:t>
+            </w:r>
+          </w:p>
+        </w:tc>
+        <w:tc>
+          <w:tcPr>
+            <w:tcW w:w="1138" w:type="dxa"/>
+            <w:tcMar>
+              <w:top w:w="50" w:type="dxa"/>
+              <w:left w:w="80" w:type="dxa"/>
+              <w:bottom w:w="50" w:type="dxa"/>
+              <w:right w:w="80" w:type="dxa"/>
+            </w:tcMar>
+            <w:vAlign w:val="center"/>
+          </w:tcPr>
+          <w:p>
+            <w:r>
+              <w:rPr>
+                <w:sz w:val="17"/>
+                <w:szCs w:val="17"/>
+              </w:rPr>
+              <w:t>híbrido</w:t>
+            </w:r>
+          </w:p>
+        </w:tc>
+        <w:tc>
+          <w:tcPr>
+            <w:tcW w:w="1258" w:type="dxa"/>
+            <w:tcMar>
+              <w:top w:w="50" w:type="dxa"/>
+              <w:left w:w="80" w:type="dxa"/>
+              <w:bottom w:w="50" w:type="dxa"/>
+              <w:right w:w="80" w:type="dxa"/>
+            </w:tcMar>
+            <w:vAlign w:val="center"/>
+          </w:tcPr>
+          <w:p>
+            <w:pPr>
+              <w:jc w:val="center"/>
+            </w:pPr>
+            <w:r>
+              <w:rPr>
+                <w:sz w:val="17"/>
+                <w:szCs w:val="17"/>
+              </w:rPr>
+              <w:t>166,8</w:t>
+            </w:r>
+          </w:p>
+        </w:tc>
+        <w:tc>
+          <w:tcPr>
+            <w:tcW w:w="1138" w:type="dxa"/>
+            <w:tcMar>
+              <w:top w:w="50" w:type="dxa"/>
+              <w:left w:w="80" w:type="dxa"/>
+              <w:bottom w:w="50" w:type="dxa"/>
+              <w:right w:w="80" w:type="dxa"/>
+            </w:tcMar>
+            <w:vAlign w:val="center"/>
+          </w:tcPr>
+          <w:p>
+            <w:pPr>
+              <w:jc w:val="center"/>
+            </w:pPr>
+            <w:r>
+              <w:rPr>
+                <w:sz w:val="17"/>
+                <w:szCs w:val="17"/>
+              </w:rPr>
+              <w:t>19,5 %</w:t>
+            </w:r>
+          </w:p>
+        </w:tc>
+        <w:tc>
+          <w:tcPr>
+            <w:tcW w:w="1558" w:type="dxa"/>
+            <w:tcMar>
+              <w:top w:w="50" w:type="dxa"/>
+              <w:left w:w="80" w:type="dxa"/>
+              <w:bottom w:w="50" w:type="dxa"/>
+              <w:right w:w="80" w:type="dxa"/>
+            </w:tcMar>
+            <w:vAlign w:val="center"/>
+          </w:tcPr>
+          <w:p>
+            <w:pPr>
+              <w:jc w:val="center"/>
+            </w:pPr>
+            <w:r>
+              <w:rPr>
+                <w:sz w:val="17"/>
+                <w:szCs w:val="17"/>
+              </w:rPr>
+              <w:t>78,1 / 183,5</w:t>
+            </w:r>
+          </w:p>
+        </w:tc>
+        <w:tc>
+          <w:tcPr>
+            <w:tcW w:w="1618" w:type="dxa"/>
+            <w:tcMar>
+              <w:top w:w="50" w:type="dxa"/>
+              <w:left w:w="80" w:type="dxa"/>
+              <w:bottom w:w="50" w:type="dxa"/>
+              <w:right w:w="80" w:type="dxa"/>
+            </w:tcMar>
+            <w:vAlign w:val="center"/>
+          </w:tcPr>
+          <w:p>
+            <w:pPr>
+              <w:jc w:val="center"/>
+            </w:pPr>
+            <w:r>
+              <w:rPr>
+                <w:sz w:val="17"/>
+                <w:szCs w:val="17"/>
+              </w:rPr>
+              <w:t>16,6 % / 22,3 %</w:t>
+            </w:r>
+          </w:p>
+        </w:tc>
+        <w:tc>
+          <w:tcPr>
+            <w:tcW w:w="1078" w:type="dxa"/>
+            <w:tcMar>
+              <w:top w:w="50" w:type="dxa"/>
+              <w:left w:w="80" w:type="dxa"/>
+              <w:bottom w:w="50" w:type="dxa"/>
+              <w:right w:w="80" w:type="dxa"/>
+            </w:tcMar>
+            <w:vAlign w:val="center"/>
+          </w:tcPr>
+          <w:p>
+            <w:pPr>
+              <w:jc w:val="center"/>
+            </w:pPr>
+            <w:r>
+              <w:rPr>
+                <w:sz w:val="17"/>
+                <w:szCs w:val="17"/>
+              </w:rPr>
+              <w:t>sí</w:t>
+            </w:r>
+          </w:p>
+        </w:tc>
+      </w:tr>
+      <w:tr>
+        <w:trPr>
+          <w:cantSplit/>
+          <w:jc w:val="center"/>
+        </w:trPr>
+        <w:tc>
+          <w:tcPr>
+            <w:tcW w:w="1558" w:type="dxa"/>
+            <w:tcMar>
+              <w:top w:w="50" w:type="dxa"/>
+              <w:left w:w="80" w:type="dxa"/>
+              <w:bottom w:w="50" w:type="dxa"/>
+              <w:right w:w="80" w:type="dxa"/>
+            </w:tcMar>
+            <w:vAlign w:val="center"/>
+          </w:tcPr>
+          <w:p>
+            <w:pPr>
+              <w:jc w:val="center"/>
+            </w:pPr>
+            <w:r>
+              <w:rPr>
+                <w:sz w:val="17"/>
+                <w:szCs w:val="17"/>
+              </w:rPr>
+              <w:t>comercializador</w:t>
+            </w:r>
+          </w:p>
+        </w:tc>
+        <w:tc>
+          <w:tcPr>
+            <w:tcW w:w="1138" w:type="dxa"/>
+            <w:tcMar>
+              <w:top w:w="50" w:type="dxa"/>
+              <w:left w:w="80" w:type="dxa"/>
+              <w:bottom w:w="50" w:type="dxa"/>
+              <w:right w:w="80" w:type="dxa"/>
+            </w:tcMar>
+            <w:vAlign w:val="center"/>
+          </w:tcPr>
+          <w:p>
+            <w:r>
+              <w:rPr>
+                <w:sz w:val="17"/>
+                <w:szCs w:val="17"/>
+              </w:rPr>
+              <w:t>fijo</w:t>
+            </w:r>
+          </w:p>
+        </w:tc>
+        <w:tc>
+          <w:tcPr>
+            <w:tcW w:w="1258" w:type="dxa"/>
+            <w:tcMar>
+              <w:top w:w="50" w:type="dxa"/>
+              <w:left w:w="80" w:type="dxa"/>
+              <w:bottom w:w="50" w:type="dxa"/>
+              <w:right w:w="80" w:type="dxa"/>
+            </w:tcMar>
+            <w:vAlign w:val="center"/>
+          </w:tcPr>
+          <w:p>
+            <w:pPr>
+              <w:jc w:val="center"/>
+            </w:pPr>
+            <w:r>
+              <w:rPr>
+                <w:sz w:val="17"/>
+                <w:szCs w:val="17"/>
+              </w:rPr>
+              <w:t>281,4</w:t>
+            </w:r>
+          </w:p>
+        </w:tc>
+        <w:tc>
+          <w:tcPr>
+            <w:tcW w:w="1138" w:type="dxa"/>
+            <w:tcMar>
+              <w:top w:w="50" w:type="dxa"/>
+              <w:left w:w="80" w:type="dxa"/>
+              <w:bottom w:w="50" w:type="dxa"/>
+              <w:right w:w="80" w:type="dxa"/>
+            </w:tcMar>
+            <w:vAlign w:val="center"/>
+          </w:tcPr>
+          <w:p>
+            <w:pPr>
+              <w:jc w:val="center"/>
+            </w:pPr>
+            <w:r>
+              <w:rPr>
+                <w:sz w:val="17"/>
+                <w:szCs w:val="17"/>
+              </w:rPr>
+              <w:t>14,4 %</w:t>
+            </w:r>
+          </w:p>
+        </w:tc>
+        <w:tc>
+          <w:tcPr>
+            <w:tcW w:w="1558" w:type="dxa"/>
+            <w:tcMar>
+              <w:top w:w="50" w:type="dxa"/>
+              <w:left w:w="80" w:type="dxa"/>
+              <w:bottom w:w="50" w:type="dxa"/>
+              <w:right w:w="80" w:type="dxa"/>
+            </w:tcMar>
+            <w:vAlign w:val="center"/>
+          </w:tcPr>
+          <w:p>
+            <w:pPr>
+              <w:jc w:val="center"/>
+            </w:pPr>
+            <w:r>
+              <w:rPr>
+                <w:sz w:val="17"/>
+                <w:szCs w:val="17"/>
+              </w:rPr>
+              <w:t>85,9 / 426,2</w:t>
+            </w:r>
+          </w:p>
+        </w:tc>
+        <w:tc>
+          <w:tcPr>
+            <w:tcW w:w="1618" w:type="dxa"/>
+            <w:tcMar>
+              <w:top w:w="50" w:type="dxa"/>
+              <w:left w:w="80" w:type="dxa"/>
+              <w:bottom w:w="50" w:type="dxa"/>
+              <w:right w:w="80" w:type="dxa"/>
+            </w:tcMar>
+            <w:vAlign w:val="center"/>
+          </w:tcPr>
+          <w:p>
+            <w:pPr>
+              <w:jc w:val="center"/>
+            </w:pPr>
+            <w:r>
+              <w:rPr>
+                <w:sz w:val="17"/>
+                <w:szCs w:val="17"/>
+              </w:rPr>
+              <w:t>28,7 % / 0,1 %</w:t>
+            </w:r>
+          </w:p>
+        </w:tc>
+        <w:tc>
+          <w:tcPr>
+            <w:tcW w:w="1078" w:type="dxa"/>
+            <w:tcMar>
+              <w:top w:w="50" w:type="dxa"/>
+              <w:left w:w="80" w:type="dxa"/>
+              <w:bottom w:w="50" w:type="dxa"/>
+              <w:right w:w="80" w:type="dxa"/>
+            </w:tcMar>
+            <w:vAlign w:val="center"/>
+          </w:tcPr>
+          <w:p>
+            <w:pPr>
+              <w:jc w:val="center"/>
+            </w:pPr>
+            <w:r>
+              <w:rPr>
+                <w:sz w:val="17"/>
+                <w:szCs w:val="17"/>
+              </w:rPr>
+              <w:t>no</w:t>
+            </w:r>
+          </w:p>
+        </w:tc>
+      </w:tr>
+      <w:tr>
+        <w:trPr>
+          <w:cantSplit/>
+          <w:jc w:val="center"/>
+        </w:trPr>
+        <w:tc>
+          <w:tcPr>
+            <w:tcW w:w="1558" w:type="dxa"/>
+            <w:tcMar>
+              <w:top w:w="50" w:type="dxa"/>
+              <w:left w:w="80" w:type="dxa"/>
+              <w:bottom w:w="50" w:type="dxa"/>
+              <w:right w:w="80" w:type="dxa"/>
+            </w:tcMar>
+            <w:vAlign w:val="center"/>
+          </w:tcPr>
+          <w:p>
+            <w:pPr>
+              <w:jc w:val="center"/>
+            </w:pPr>
+            <w:r>
+              <w:rPr>
+                <w:sz w:val="17"/>
+                <w:szCs w:val="17"/>
+              </w:rPr>
+              <w:t>comercializador</w:t>
+            </w:r>
+          </w:p>
+        </w:tc>
+        <w:tc>
+          <w:tcPr>
+            <w:tcW w:w="1138" w:type="dxa"/>
+            <w:tcMar>
+              <w:top w:w="50" w:type="dxa"/>
+              <w:left w:w="80" w:type="dxa"/>
+              <w:bottom w:w="50" w:type="dxa"/>
+              <w:right w:w="80" w:type="dxa"/>
+            </w:tcMar>
+            <w:vAlign w:val="center"/>
+          </w:tcPr>
+          <w:p>
+            <w:r>
+              <w:rPr>
+                <w:sz w:val="17"/>
+                <w:szCs w:val="17"/>
+              </w:rPr>
+              <w:t>rodante</w:t>
+            </w:r>
+          </w:p>
+        </w:tc>
+        <w:tc>
+          <w:tcPr>
+            <w:tcW w:w="1258" w:type="dxa"/>
+            <w:tcMar>
+              <w:top w:w="50" w:type="dxa"/>
+              <w:left w:w="80" w:type="dxa"/>
+              <w:bottom w:w="50" w:type="dxa"/>
+              <w:right w:w="80" w:type="dxa"/>
+            </w:tcMar>
+            <w:vAlign w:val="center"/>
+          </w:tcPr>
+          <w:p>
+            <w:pPr>
+              <w:jc w:val="center"/>
+            </w:pPr>
+            <w:r>
+              <w:rPr>
+                <w:sz w:val="17"/>
+                <w:szCs w:val="17"/>
+              </w:rPr>
+              <w:t>169,6</w:t>
+            </w:r>
+          </w:p>
+        </w:tc>
+        <w:tc>
+          <w:tcPr>
+            <w:tcW w:w="1138" w:type="dxa"/>
+            <w:tcMar>
+              <w:top w:w="50" w:type="dxa"/>
+              <w:left w:w="80" w:type="dxa"/>
+              <w:bottom w:w="50" w:type="dxa"/>
+              <w:right w:w="80" w:type="dxa"/>
+            </w:tcMar>
+            <w:vAlign w:val="center"/>
+          </w:tcPr>
+          <w:p>
+            <w:pPr>
+              <w:jc w:val="center"/>
+            </w:pPr>
+            <w:r>
+              <w:rPr>
+                <w:sz w:val="17"/>
+                <w:szCs w:val="17"/>
+              </w:rPr>
+              <w:t>14,6 %</w:t>
+            </w:r>
+          </w:p>
+        </w:tc>
+        <w:tc>
+          <w:tcPr>
+            <w:tcW w:w="1558" w:type="dxa"/>
+            <w:tcMar>
+              <w:top w:w="50" w:type="dxa"/>
+              <w:left w:w="80" w:type="dxa"/>
+              <w:bottom w:w="50" w:type="dxa"/>
+              <w:right w:w="80" w:type="dxa"/>
+            </w:tcMar>
+            <w:vAlign w:val="center"/>
+          </w:tcPr>
+          <w:p>
+            <w:pPr>
+              <w:jc w:val="center"/>
+            </w:pPr>
+            <w:r>
+              <w:rPr>
+                <w:sz w:val="17"/>
+                <w:szCs w:val="17"/>
+              </w:rPr>
+              <w:t>82,7 / 248,2</w:t>
+            </w:r>
+          </w:p>
+        </w:tc>
+        <w:tc>
+          <w:tcPr>
+            <w:tcW w:w="1618" w:type="dxa"/>
+            <w:tcMar>
+              <w:top w:w="50" w:type="dxa"/>
+              <w:left w:w="80" w:type="dxa"/>
+              <w:bottom w:w="50" w:type="dxa"/>
+              <w:right w:w="80" w:type="dxa"/>
+            </w:tcMar>
+            <w:vAlign w:val="center"/>
+          </w:tcPr>
+          <w:p>
+            <w:pPr>
+              <w:jc w:val="center"/>
+            </w:pPr>
+            <w:r>
+              <w:rPr>
+                <w:sz w:val="17"/>
+                <w:szCs w:val="17"/>
+              </w:rPr>
+              <w:t>15,1 % / 14,1 %</w:t>
+            </w:r>
+          </w:p>
+        </w:tc>
+        <w:tc>
+          <w:tcPr>
+            <w:tcW w:w="1078" w:type="dxa"/>
+            <w:tcMar>
+              <w:top w:w="50" w:type="dxa"/>
+              <w:left w:w="80" w:type="dxa"/>
+              <w:bottom w:w="50" w:type="dxa"/>
+              <w:right w:w="80" w:type="dxa"/>
+            </w:tcMar>
+            <w:vAlign w:val="center"/>
+          </w:tcPr>
+          <w:p>
+            <w:pPr>
+              <w:jc w:val="center"/>
+            </w:pPr>
+            <w:r>
+              <w:rPr>
+                <w:sz w:val="17"/>
+                <w:szCs w:val="17"/>
+              </w:rPr>
+              <w:t>sí</w:t>
+            </w:r>
+          </w:p>
+        </w:tc>
+      </w:tr>
+      <w:tr>
+        <w:trPr>
+          <w:cantSplit/>
+          <w:jc w:val="center"/>
+        </w:trPr>
+        <w:tc>
+          <w:tcPr>
+            <w:tcW w:w="1558" w:type="dxa"/>
+            <w:tcMar>
+              <w:top w:w="50" w:type="dxa"/>
+              <w:left w:w="80" w:type="dxa"/>
+              <w:bottom w:w="50" w:type="dxa"/>
+              <w:right w:w="80" w:type="dxa"/>
+            </w:tcMar>
+            <w:vAlign w:val="center"/>
+          </w:tcPr>
+          <w:p>
+            <w:pPr>
+              <w:jc w:val="center"/>
+            </w:pPr>
+            <w:r>
+              <w:rPr>
+                <w:sz w:val="17"/>
+                <w:szCs w:val="17"/>
+              </w:rPr>
+              <w:t>comercializador</w:t>
+            </w:r>
+          </w:p>
+        </w:tc>
+        <w:tc>
+          <w:tcPr>
+            <w:tcW w:w="1138" w:type="dxa"/>
+            <w:tcMar>
+              <w:top w:w="50" w:type="dxa"/>
+              <w:left w:w="80" w:type="dxa"/>
+              <w:bottom w:w="50" w:type="dxa"/>
+              <w:right w:w="80" w:type="dxa"/>
+            </w:tcMar>
+            <w:vAlign w:val="center"/>
+          </w:tcPr>
+          <w:p>
+            <w:r>
+              <w:rPr>
+                <w:sz w:val="17"/>
+                <w:szCs w:val="17"/>
+              </w:rPr>
+              <w:t>banda</w:t>
+            </w:r>
+          </w:p>
+        </w:tc>
+        <w:tc>
+          <w:tcPr>
+            <w:tcW w:w="1258" w:type="dxa"/>
+            <w:tcMar>
+              <w:top w:w="50" w:type="dxa"/>
+              <w:left w:w="80" w:type="dxa"/>
+              <w:bottom w:w="50" w:type="dxa"/>
+              <w:right w:w="80" w:type="dxa"/>
+            </w:tcMar>
+            <w:vAlign w:val="center"/>
+          </w:tcPr>
+          <w:p>
+            <w:pPr>
+              <w:jc w:val="center"/>
+            </w:pPr>
+            <w:r>
+              <w:rPr>
+                <w:sz w:val="17"/>
+                <w:szCs w:val="17"/>
+              </w:rPr>
+              <w:t>281,6</w:t>
+            </w:r>
+          </w:p>
+        </w:tc>
+        <w:tc>
+          <w:tcPr>
+            <w:tcW w:w="1138" w:type="dxa"/>
+            <w:tcMar>
+              <w:top w:w="50" w:type="dxa"/>
+              <w:left w:w="80" w:type="dxa"/>
+              <w:bottom w:w="50" w:type="dxa"/>
+              <w:right w:w="80" w:type="dxa"/>
+            </w:tcMar>
+            <w:vAlign w:val="center"/>
+          </w:tcPr>
+          <w:p>
+            <w:pPr>
+              <w:jc w:val="center"/>
+            </w:pPr>
+            <w:r>
+              <w:rPr>
+                <w:sz w:val="17"/>
+                <w:szCs w:val="17"/>
+              </w:rPr>
+              <w:t>14,3 %</w:t>
+            </w:r>
+          </w:p>
+        </w:tc>
+        <w:tc>
+          <w:tcPr>
+            <w:tcW w:w="1558" w:type="dxa"/>
+            <w:tcMar>
+              <w:top w:w="50" w:type="dxa"/>
+              <w:left w:w="80" w:type="dxa"/>
+              <w:bottom w:w="50" w:type="dxa"/>
+              <w:right w:w="80" w:type="dxa"/>
+            </w:tcMar>
+            <w:vAlign w:val="center"/>
+          </w:tcPr>
+          <w:p>
+            <w:pPr>
+              <w:jc w:val="center"/>
+            </w:pPr>
+            <w:r>
+              <w:rPr>
+                <w:sz w:val="17"/>
+                <w:szCs w:val="17"/>
+              </w:rPr>
+              <w:t>85,9 / sin acción</w:t>
+            </w:r>
+          </w:p>
+        </w:tc>
+        <w:tc>
+          <w:tcPr>
+            <w:tcW w:w="1618" w:type="dxa"/>
+            <w:tcMar>
+              <w:top w:w="50" w:type="dxa"/>
+              <w:left w:w="80" w:type="dxa"/>
+              <w:bottom w:w="50" w:type="dxa"/>
+              <w:right w:w="80" w:type="dxa"/>
+            </w:tcMar>
+            <w:vAlign w:val="center"/>
+          </w:tcPr>
+          <w:p>
+            <w:pPr>
+              <w:jc w:val="center"/>
+            </w:pPr>
+            <w:r>
+              <w:rPr>
+                <w:sz w:val="17"/>
+                <w:szCs w:val="17"/>
+              </w:rPr>
+              <w:t>28,7 % / 0,0 %</w:t>
+            </w:r>
+          </w:p>
+        </w:tc>
+        <w:tc>
+          <w:tcPr>
+            <w:tcW w:w="1078" w:type="dxa"/>
+            <w:tcMar>
+              <w:top w:w="50" w:type="dxa"/>
+              <w:left w:w="80" w:type="dxa"/>
+              <w:bottom w:w="50" w:type="dxa"/>
+              <w:right w:w="80" w:type="dxa"/>
+            </w:tcMar>
+            <w:vAlign w:val="center"/>
+          </w:tcPr>
+          <w:p>
+            <w:pPr>
+              <w:jc w:val="center"/>
+            </w:pPr>
+            <w:r>
+              <w:rPr>
+                <w:sz w:val="17"/>
+                <w:szCs w:val="17"/>
+              </w:rPr>
+              <w:t>no</w:t>
+            </w:r>
+          </w:p>
+        </w:tc>
+      </w:tr>
+      <w:tr>
+        <w:trPr>
+          <w:cantSplit/>
+          <w:jc w:val="center"/>
+        </w:trPr>
+        <w:tc>
+          <w:tcPr>
+            <w:tcW w:w="1558" w:type="dxa"/>
+            <w:tcMar>
+              <w:top w:w="50" w:type="dxa"/>
+              <w:left w:w="80" w:type="dxa"/>
+              <w:bottom w:w="50" w:type="dxa"/>
+              <w:right w:w="80" w:type="dxa"/>
+            </w:tcMar>
+            <w:vAlign w:val="center"/>
+          </w:tcPr>
+          <w:p>
+            <w:pPr>
+              <w:jc w:val="center"/>
+            </w:pPr>
+            <w:r>
+              <w:rPr>
+                <w:sz w:val="17"/>
+                <w:szCs w:val="17"/>
+              </w:rPr>
+              <w:t>comercializador</w:t>
+            </w:r>
+          </w:p>
+        </w:tc>
+        <w:tc>
+          <w:tcPr>
+            <w:tcW w:w="1138" w:type="dxa"/>
+            <w:tcMar>
+              <w:top w:w="50" w:type="dxa"/>
+              <w:left w:w="80" w:type="dxa"/>
+              <w:bottom w:w="50" w:type="dxa"/>
+              <w:right w:w="80" w:type="dxa"/>
+            </w:tcMar>
+            <w:vAlign w:val="center"/>
+          </w:tcPr>
+          <w:p>
+            <w:r>
+              <w:rPr>
+                <w:sz w:val="17"/>
+                <w:szCs w:val="17"/>
+              </w:rPr>
+              <w:t>híbrido</w:t>
+            </w:r>
+          </w:p>
+        </w:tc>
+        <w:tc>
+          <w:tcPr>
+            <w:tcW w:w="1258" w:type="dxa"/>
+            <w:tcMar>
+              <w:top w:w="50" w:type="dxa"/>
+              <w:left w:w="80" w:type="dxa"/>
+              <w:bottom w:w="50" w:type="dxa"/>
+              <w:right w:w="80" w:type="dxa"/>
+            </w:tcMar>
+            <w:vAlign w:val="center"/>
+          </w:tcPr>
+          <w:p>
+            <w:pPr>
+              <w:jc w:val="center"/>
+            </w:pPr>
+            <w:r>
+              <w:rPr>
+                <w:sz w:val="17"/>
+                <w:szCs w:val="17"/>
+              </w:rPr>
+              <w:t>225,0</w:t>
+            </w:r>
+          </w:p>
+        </w:tc>
+        <w:tc>
+          <w:tcPr>
+            <w:tcW w:w="1138" w:type="dxa"/>
+            <w:tcMar>
+              <w:top w:w="50" w:type="dxa"/>
+              <w:left w:w="80" w:type="dxa"/>
+              <w:bottom w:w="50" w:type="dxa"/>
+              <w:right w:w="80" w:type="dxa"/>
+            </w:tcMar>
+            <w:vAlign w:val="center"/>
+          </w:tcPr>
+          <w:p>
+            <w:pPr>
+              <w:jc w:val="center"/>
+            </w:pPr>
+            <w:r>
+              <w:rPr>
+                <w:sz w:val="17"/>
+                <w:szCs w:val="17"/>
+              </w:rPr>
+              <w:t>10,8 %</w:t>
+            </w:r>
+          </w:p>
+        </w:tc>
+        <w:tc>
+          <w:tcPr>
+            <w:tcW w:w="1558" w:type="dxa"/>
+            <w:tcMar>
+              <w:top w:w="50" w:type="dxa"/>
+              <w:left w:w="80" w:type="dxa"/>
+              <w:bottom w:w="50" w:type="dxa"/>
+              <w:right w:w="80" w:type="dxa"/>
+            </w:tcMar>
+            <w:vAlign w:val="center"/>
+          </w:tcPr>
+          <w:p>
+            <w:pPr>
+              <w:jc w:val="center"/>
+            </w:pPr>
+            <w:r>
+              <w:rPr>
+                <w:sz w:val="17"/>
+                <w:szCs w:val="17"/>
+              </w:rPr>
+              <w:t>82,7 / 293,9</w:t>
+            </w:r>
+          </w:p>
+        </w:tc>
+        <w:tc>
+          <w:tcPr>
+            <w:tcW w:w="1618" w:type="dxa"/>
+            <w:tcMar>
+              <w:top w:w="50" w:type="dxa"/>
+              <w:left w:w="80" w:type="dxa"/>
+              <w:bottom w:w="50" w:type="dxa"/>
+              <w:right w:w="80" w:type="dxa"/>
+            </w:tcMar>
+            <w:vAlign w:val="center"/>
+          </w:tcPr>
+          <w:p>
+            <w:pPr>
+              <w:jc w:val="center"/>
+            </w:pPr>
+            <w:r>
+              <w:rPr>
+                <w:sz w:val="17"/>
+                <w:szCs w:val="17"/>
+              </w:rPr>
+              <w:t>15,1 % / 6,4 %</w:t>
+            </w:r>
+          </w:p>
+        </w:tc>
+        <w:tc>
+          <w:tcPr>
+            <w:tcW w:w="1078" w:type="dxa"/>
+            <w:tcMar>
+              <w:top w:w="50" w:type="dxa"/>
+              <w:left w:w="80" w:type="dxa"/>
+              <w:bottom w:w="50" w:type="dxa"/>
+              <w:right w:w="80" w:type="dxa"/>
+            </w:tcMar>
+            <w:vAlign w:val="center"/>
+          </w:tcPr>
+          <w:p>
+            <w:pPr>
+              <w:jc w:val="center"/>
+            </w:pPr>
+            <w:r>
+              <w:rPr>
+                <w:sz w:val="17"/>
+                <w:szCs w:val="17"/>
+              </w:rPr>
+              <w:t>no</w:t>
+            </w:r>
+          </w:p>
+        </w:tc>
+      </w:tr>
+    </w:tbl>
+    <w:p>
+      <w:pPr>
+        <w:spacing w:after="60"/>
+        <w:jc w:val="both"/>
+      </w:pPr>
+    </w:p>
+    <w:p>
+      <w:pPr>
+        <w:keepNext/>
+        <w:spacing w:before="120"/>
+        <w:jc w:val="center"/>
+      </w:pPr>
+      <w:r>
+        <w:rPr>
+          <w:noProof/>
+        </w:rPr>
+        <w:drawing>
+          <wp:inline distT="0" distB="0" distL="0" distR="0" wp14:anchorId="0FBFA845" wp14:editId="46A719F6">
+            <wp:extent cx="4482000" cy="1859524"/>
+            <wp:effectExtent l="0" t="0" r="0" b="0"/>
+            <wp:docPr id="5" name="Picture 5"/>
+            <wp:cNvGraphicFramePr>
+              <a:graphicFrameLocks xmlns:a="http://schemas.openxmlformats.org/drawingml/2006/main" noChangeAspect="1"/>
+            </wp:cNvGraphicFramePr>
+            <a:graphic xmlns:a="http://schemas.openxmlformats.org/drawingml/2006/main">
+              <a:graphicData uri="http://schemas.openxmlformats.org/drawingml/2006/picture">
+                <pic:pic xmlns:pic="http://schemas.openxmlformats.org/drawingml/2006/picture">
+                  <pic:nvPicPr>
+                    <pic:cNvPr id="0" name="f_motor_mitades.png"/>
+                    <pic:cNvPicPr/>
+                  </pic:nvPicPr>
+                  <pic:blipFill>
+                    <a:blip r:embed="rId11"/>
+                    <a:stretch>
+                      <a:fillRect/>
+                    </a:stretch>
+                  </pic:blipFill>
+                  <pic:spPr>
+                    <a:xfrm>
+                      <a:off x="0" y="0"/>
+                      <a:ext cx="4482000" cy="1859524"/>
+                    </a:xfrm>
+                    <a:prstGeom prst="rect">
+                      <a:avLst/>
+                    </a:prstGeom>
+                  </pic:spPr>
+                </pic:pic>
+              </a:graphicData>
+            </a:graphic>
+          </wp:inline>
+        </w:drawing>
+      </w:r>
+    </w:p>
+    <w:p>
+      <w:pPr>
+        <w:spacing w:after="160"/>
+        <w:jc w:val="center"/>
+      </w:pPr>
+      <w:r>
+        <w:rPr>
+          <w:b/>
+          <w:sz w:val="20"/>
+          <w:szCs w:val="20"/>
+        </w:rPr>
+        <w:t>Figura 5.</w:t>
+      </w:r>
+      <w:r>
+        <w:rPr>
+          <w:sz w:val="20"/>
+          <w:szCs w:val="20"/>
+        </w:rPr>
+        <w:t xml:space="preserve"> Horas con acción del generador a 24 h en cada mitad del periodo 2026, por método. Franja verde: rango válido de 10 a 40 %.</w:t>
+      </w:r>
+    </w:p>
+    <w:p>
+      <w:pPr>
+        <w:spacing w:after="100"/>
+        <w:jc w:val="both"/>
+      </w:pPr>
+      <w:r>
+        <w:rPr>
+          <w:b/>
+        </w:rPr>
+        <w:t>Sensibilidad de los umbrales.</w:t>
+      </w:r>
+      <w:r>
+        <w:t xml:space="preserve"> Se barrieron seis pares de percentiles (10/90 a 35/65) con el método fi</w:t>
+      </w:r>
+      <w:r>
+        <w:t xml:space="preserve">jo para el generador a 24 h (Figura 6). No aparece un óptimo interior: los pares más extremos dan más ventaja por hora de acción pero actúan menos (433,2 COP/kWh en el 20,8 % de las horas con 10/90, frente </w:t>
+      </w:r>
+      <w:r>
+        <w:lastRenderedPageBreak/>
+        <w:t>a 225,8 COP/kWh en el 49,1 % con 35/65). El par 25</w:t>
+      </w:r>
+      <w:r>
+        <w:t xml:space="preserve">/75 queda en un punto intermedio (313,3 COP/kWh, 37,6 % de las horas), y para el comercializador la ventaja casi no cambia con el par elegido (272,7 a 286,4 COP/kWh). En el barrido documentado en la bitácora también se probaron ventanas rodantes de 7 a 90 </w:t>
+      </w:r>
+      <w:r>
+        <w:t>días y percentiles del filtro de ancho de 60 a 90: la ventana de 30 días fue más pareja entre mitades que la de 90, y el filtro mostró una curva plana alrededor de 75, por lo que se conservaron los valores por defecto.</w:t>
+      </w:r>
+    </w:p>
+    <w:p>
+      <w:pPr>
+        <w:keepNext/>
+        <w:spacing w:before="120"/>
+        <w:jc w:val="center"/>
+      </w:pPr>
+      <w:r>
+        <w:rPr>
+          <w:noProof/>
+        </w:rPr>
+        <w:drawing>
+          <wp:inline distT="0" distB="0" distL="0" distR="0" wp14:anchorId="139BC35E" wp14:editId="59A2AE2F">
+            <wp:extent cx="4482000" cy="1859524"/>
+            <wp:effectExtent l="0" t="0" r="0" b="0"/>
+            <wp:docPr id="6" name="Picture 6"/>
+            <wp:cNvGraphicFramePr>
+              <a:graphicFrameLocks xmlns:a="http://schemas.openxmlformats.org/drawingml/2006/main" noChangeAspect="1"/>
+            </wp:cNvGraphicFramePr>
+            <a:graphic xmlns:a="http://schemas.openxmlformats.org/drawingml/2006/main">
+              <a:graphicData uri="http://schemas.openxmlformats.org/drawingml/2006/picture">
+                <pic:pic xmlns:pic="http://schemas.openxmlformats.org/drawingml/2006/picture">
+                  <pic:nvPicPr>
+                    <pic:cNvPr id="0" name="f_sensibilidad_percentiles.png"/>
+                    <pic:cNvPicPr/>
+                  </pic:nvPicPr>
+                  <pic:blipFill>
+                    <a:blip r:embed="rId12"/>
+                    <a:stretch>
+                      <a:fillRect/>
+                    </a:stretch>
+                  </pic:blipFill>
+                  <pic:spPr>
+                    <a:xfrm>
+                      <a:off x="0" y="0"/>
+                      <a:ext cx="4482000" cy="1859524"/>
+                    </a:xfrm>
+                    <a:prstGeom prst="rect">
+                      <a:avLst/>
+                    </a:prstGeom>
+                  </pic:spPr>
+                </pic:pic>
+              </a:graphicData>
+            </a:graphic>
+          </wp:inline>
+        </w:drawing>
+      </w:r>
+    </w:p>
+    <w:p>
+      <w:pPr>
+        <w:spacing w:after="160"/>
+        <w:jc w:val="center"/>
+      </w:pPr>
+      <w:r>
+        <w:rPr>
+          <w:b/>
+          <w:sz w:val="20"/>
+          <w:szCs w:val="20"/>
+        </w:rPr>
+        <w:t>Figura 6.</w:t>
+      </w:r>
+      <w:r>
+        <w:rPr>
+          <w:sz w:val="20"/>
+          <w:szCs w:val="20"/>
+        </w:rPr>
+        <w:t xml:space="preserve"> Ventaja frente a frecuencia de acción para seis pares de percentiles (método fijo, generador, 24 h).</w:t>
+      </w:r>
+    </w:p>
+    <w:p>
+      <w:pPr>
+        <w:spacing w:after="100"/>
+        <w:jc w:val="both"/>
+      </w:pPr>
+      <w:r>
+        <w:rPr>
+          <w:b/>
+        </w:rPr>
+        <w:t>Último mes y traducción a pesos.</w:t>
+      </w:r>
+      <w:r>
+        <w:t xml:space="preserve"> Entre el 7 de julio y el 5 de agosto de 2026 la banda del pronóstico cubrió el 73,2 % de las horas (objetivo 80 %) y el M</w:t>
+      </w:r>
+      <w:r>
+        <w:t xml:space="preserve">AE subió a 93,6 COP/kWh. Para el generador a 24 h, «banda» dio una ventaja de −16,8 COP/kWh, «fijo» actuó en el 100 % de las horas (ventaja nula), «híbrido» dio +58,8 COP/kWh en el 25 % de las horas y «rodante» +80,5 COP/kWh en el 51 %. Para un cliente de </w:t>
+      </w:r>
+      <w:r>
+        <w:t>ejemplo de 100 kW que opere a potencia constante en las horas de acción, esto equivale a −0,65 millones de COP con «banda», +1,06 millones con «híbrido» y +2,93 millones con «rodante» (Figura 7). Al usar ese mismo mes como referencia en lugar de 2019-2025,</w:t>
+      </w:r>
+      <w:r>
+        <w:t xml:space="preserve"> el método fijo también da ventaja positiva con el mismo pronóstico: la pérdida de «banda» se debe sobre todo a la referencia histórica fija y no al modelo de pronóstico. La traducción a pesos es ilustrativa y no sustituye una evaluación económica completa</w:t>
+      </w:r>
+      <w:r>
+        <w:t xml:space="preserve"> [36].</w:t>
+      </w:r>
+    </w:p>
+    <w:p>
+      <w:pPr>
+        <w:keepNext/>
+        <w:spacing w:before="120"/>
+        <w:jc w:val="center"/>
+      </w:pPr>
+      <w:r>
+        <w:rPr>
+          <w:noProof/>
+        </w:rPr>
+        <w:drawing>
+          <wp:inline distT="0" distB="0" distL="0" distR="0" wp14:anchorId="51013463" wp14:editId="3643A8B6">
+            <wp:extent cx="4482000" cy="1859524"/>
+            <wp:effectExtent l="0" t="0" r="0" b="0"/>
+            <wp:docPr id="7" name="Picture 7"/>
+            <wp:cNvGraphicFramePr>
+              <a:graphicFrameLocks xmlns:a="http://schemas.openxmlformats.org/drawingml/2006/main" noChangeAspect="1"/>
+            </wp:cNvGraphicFramePr>
+            <a:graphic xmlns:a="http://schemas.openxmlformats.org/drawingml/2006/main">
+              <a:graphicData uri="http://schemas.openxmlformats.org/drawingml/2006/picture">
+                <pic:pic xmlns:pic="http://schemas.openxmlformats.org/drawingml/2006/picture">
+                  <pic:nvPicPr>
+                    <pic:cNvPr id="0" name="f_ganancia_ultimo_mes.png"/>
+                    <pic:cNvPicPr/>
+                  </pic:nvPicPr>
+                  <pic:blipFill>
+                    <a:blip r:embed="rId13"/>
+                    <a:stretch>
+                      <a:fillRect/>
+                    </a:stretch>
+                  </pic:blipFill>
+                  <pic:spPr>
+                    <a:xfrm>
+                      <a:off x="0" y="0"/>
+                      <a:ext cx="4482000" cy="1859524"/>
+                    </a:xfrm>
+                    <a:prstGeom prst="rect">
+                      <a:avLst/>
+                    </a:prstGeom>
+                  </pic:spPr>
+                </pic:pic>
+              </a:graphicData>
+            </a:graphic>
+          </wp:inline>
+        </w:drawing>
+      </w:r>
+    </w:p>
+    <w:p>
+      <w:pPr>
+        <w:spacing w:after="160"/>
+        <w:jc w:val="center"/>
+      </w:pPr>
+      <w:r>
+        <w:rPr>
+          <w:b/>
+          <w:sz w:val="20"/>
+          <w:szCs w:val="20"/>
+        </w:rPr>
+        <w:t>Figura 7.</w:t>
+      </w:r>
+      <w:r>
+        <w:rPr>
+          <w:sz w:val="20"/>
+          <w:szCs w:val="20"/>
+        </w:rPr>
+        <w:t xml:space="preserve"> Ganancia o pérdida total por método en el último mes (generador, 24 h, cliente de ejemplo de 100 kW).</w:t>
+      </w:r>
     </w:p>
     <w:p>
       <w:pPr>
@@ -21575,12 +23541,9 @@
       <w:bookmarkStart w:id="120" w:name="_Toc240440265"/>
       <w:bookmarkStart w:id="121" w:name="_Toc241072140"/>
       <w:bookmarkStart w:id="122" w:name="_Toc241072504"/>
-      <w:bookmarkStart w:id="123" w:name="_Toc241222575"/>
-      <w:r>
-        <w:t xml:space="preserve">Análisis e </w:t>
-      </w:r>
-      <w:r>
-        <w:t>interpretación de resultados</w:t>
+      <w:bookmarkStart w:id="123" w:name="_Toc241232115"/>
+      <w:r>
+        <w:t>Análisis e interpretación de resultados</w:t>
       </w:r>
       <w:bookmarkEnd w:id="120"/>
       <w:bookmarkEnd w:id="121"/>
@@ -21599,10 +23562,10 @@
         <w:t>Comparación con los criterios.</w:t>
       </w:r>
       <w:r>
-        <w:t xml:space="preserve"> El ensamble cumple la precisión con holgura: rMAE de 0,727 a 24 h y 0,768 a 72 h, por debajo de 1 y del ideal de 0,85; cumple la robustez mensual (rMAE &lt; 1 en los ocho meses de 2026) y el costo (7</w:t>
-      </w:r>
-      <w:r>
-        <w:t>,2 min &lt; 15 min). La cobertura (78,0 % a 24 h y 78,1 % a 72 h) queda dentro de 80 ± 5 puntos, algo por debajo del nominal.</w:t>
+        <w:t xml:space="preserve"> El ensamble cumple la precisión con holgura: rMAE de 0,727 a 24 </w:t>
+      </w:r>
+      <w:r>
+        <w:t>h y 0,768 a 72 h, por debajo de 1 y del ideal de 0,85; cumple la robustez mensual (rMAE &lt; 1 en los ocho meses de 2026) y el costo (7,2 min &lt; 15 min). La cobertura (78,0 % a 24 h y 78,1 % a 72 h) queda dentro de 80 ± 5 puntos, algo por debajo del nominal.</w:t>
       </w:r>
     </w:p>
     <w:p>
@@ -21614,13 +23577,17 @@
         <w:rPr>
           <w:b/>
         </w:rPr>
-        <w:t>Prueba de hipótesis.</w:t>
-      </w:r>
-      <w:r>
-        <w:t xml:space="preserve"> Diebold-Mariano del ensamble frente a la persistencia: t = 7,76 a 24 h, t = 7,02 en la versión desplegable y t =</w:t>
-      </w:r>
-      <w:r>
-        <w:t xml:space="preserve"> 10,51 a 72 h, todos con p unilateral &lt; 0,001. </w:t>
+        <w:lastRenderedPageBreak/>
+        <w:t>P</w:t>
+      </w:r>
+      <w:r>
+        <w:rPr>
+          <w:b/>
+        </w:rPr>
+        <w:t>rueba de hipótesis.</w:t>
+      </w:r>
+      <w:r>
+        <w:t xml:space="preserve"> Diebold-Mariano del ensamble frente a la persistencia: t = 7,76 a 24 h, t = 7,02 en la versión desplegable y t = 10,51 a 72 h, todos con p unilateral &lt; 0,001. </w:t>
       </w:r>
       <w:r>
         <w:rPr>
@@ -21642,7 +23609,10 @@
         <w:t xml:space="preserve"> en los tres casos</w:t>
       </w:r>
       <w:r>
-        <w:t>: el ensamble es significativamente más preciso que la persistencia.</w:t>
+        <w:t>: el ensamble es significativamente más precis</w:t>
+      </w:r>
+      <w:r>
+        <w:t>o que la persistencia.</w:t>
       </w:r>
     </w:p>
     <w:p>
@@ -21654,17 +23624,16 @@
         <w:rPr>
           <w:b/>
         </w:rPr>
-        <w:lastRenderedPageBreak/>
         <w:t>Lectura honesta de la robustez.</w:t>
       </w:r>
       <w:r>
-        <w:t xml:space="preserve"> En los orígenes históricos 1 a 5 ningún modelo individual supera de forma consistente a la persistencia: N-BEATSx no le gana en ninguno, pierde en el O1 y empata en los demás (MAE medio 50,83 frente a 48,50), y XGBoost pierde en los seis. El ensamble comp</w:t>
-      </w:r>
-      <w:r>
-        <w:t xml:space="preserve">leto solo puede evaluarse en 2026; extenderlo a los orígenes 1-5 es trabajo pendiente. Además, las redes usan un corte a las 00:00, cuando ya se conoce la primera hora del día de despacho; con el pronóstico lanzado a las 23:00 el ensamble sube a MAE 51,90 </w:t>
-      </w:r>
-      <w:r>
-        <w:t>(MAPE 14,21 %; cálculo previo a la corrección de la demanda, que afecta 48 de 5.184 horas), aún mejor que la persistencia (56,40).</w:t>
+        <w:t xml:space="preserve"> En los orígenes históricos 1 a 5 ningún modelo individual supera de forma consistente a la persistencia: N-BEATSx no le gana en ninguno, pierde en el O1 y empata en los demás (MAE medio 50,83 frente a </w:t>
+      </w:r>
+      <w:r>
+        <w:t>48,50), y XGBoost pierde en los seis. El ensamble completo solo puede evaluarse en 2026; extenderlo a los orígenes 1-5 es trabajo pendiente. Además, las redes usan un corte a las 00:00, cuando ya se conoce la primera hora del día de despacho; con el pronós</w:t>
+      </w:r>
+      <w:r>
+        <w:t>tico lanzado a las 23:00 el ensamble sube a MAE 51,90 (MAPE 14,21 %; cálculo previo a la corrección de la demanda, que afecta 48 de 5.184 horas), aún mejor que la persistencia (56,40).</w:t>
       </w:r>
     </w:p>
     <w:p>
@@ -21679,13 +23648,13 @@
         <w:t>Validación externa (Tabla 4).</w:t>
       </w:r>
       <w:r>
-        <w:t xml:space="preserve"> El MAPE es mayor que el del antecedente colombiano horario [12] (10,45 % frente a 6,7 %), pero </w:t>
-      </w:r>
-      <w:r>
-        <w:t>ese trabajo evaluó 2000-2017, sin los eventos extremos de 2023-2026 y con un modelo univariado. Frente a Nueva Zelanda [13], el MASE es menor que 1 mientras ninguno de sus 33 modelos baja de 1,26; como ellos pronostican precio diario transformado con Box-C</w:t>
-      </w:r>
-      <w:r>
-        <w:t>ox, se lee como «superar al propio ingenuo en una tarea más difícil», no como comparación numérica directa.</w:t>
+        <w:t xml:space="preserve"> El MAPE es mayor que el del antecedente c</w:t>
+      </w:r>
+      <w:r>
+        <w:t xml:space="preserve">olombiano horario [12] (10,45 % frente a 6,7 %), pero ese trabajo evaluó 2000-2017, sin los eventos extremos de 2023-2026 y con un modelo univariado. Frente a Nueva Zelanda [13], el MASE es menor que 1 mientras ninguno de sus 33 modelos baja de 1,26; como </w:t>
+      </w:r>
+      <w:r>
+        <w:t>ellos pronostican precio diario transformado con Box-Cox, se lee como «superar al propio ingenuo en una tarea más difícil», no como comparación numérica directa.</w:t>
       </w:r>
     </w:p>
     <w:p>
@@ -21697,13 +23666,16 @@
         <w:rPr>
           <w:b/>
         </w:rPr>
-        <w:t>Evidencia por objetivo.</w:t>
-      </w:r>
-      <w:r>
-        <w:t xml:space="preserve"> OE1: 66.576 horas sin huecos y armónicos de 24, 12 y 168 h que definieron las variables (Figura 4, Tabla 11). OE2: seis modelos comparados en precisión, robustez, costo e interpretabilidad (Tablas 14 a 17); SHAP [26] y permutación sobre XGBoost coinciden </w:t>
-      </w:r>
-      <w:r>
-        <w:t>en las tres variables más importantes (precio rezagado 24 h, media de 24 h y precio rezagado 168 h; Spearman 0,811). OE3: motor con tres métodos, dos roles y dos horizontes (Tabla 18, Figura 3). OE4: backtesting hecho; falta la validación con usuarios.</w:t>
+        <w:t>Interpretabilidad (criterio de OE2).</w:t>
+      </w:r>
+      <w:r>
+        <w:t xml:space="preserve"> SHAP [25] y permutación sobre XGBoost coinciden en las tr</w:t>
+      </w:r>
+      <w:r>
+        <w:t>es variables más importantes (precio rezagado 24 h, media de 24 h y precio rezagado 168 h; correlación de Spearman entre ambos rankings de 0,811), evidencia cruzada de que el modelo se apoya en las variables que la caracterización de OE1 ya señalaba como d</w:t>
+      </w:r>
+      <w:r>
+        <w:t>ominantes.</w:t>
       </w:r>
     </w:p>
     <w:p>
@@ -21719,12 +23691,9 @@
       <w:bookmarkStart w:id="124" w:name="_Toc241072141"/>
       <w:bookmarkStart w:id="125" w:name="_Toc241072505"/>
       <w:bookmarkStart w:id="126" w:name="_Toc240440266"/>
-      <w:bookmarkStart w:id="127" w:name="_Toc241222576"/>
-      <w:r>
-        <w:t>Aná</w:t>
-      </w:r>
-      <w:r>
-        <w:t>lisis de impacto del proyecto</w:t>
+      <w:bookmarkStart w:id="127" w:name="_Toc241232116"/>
+      <w:r>
+        <w:t>Análisis de impacto del proyecto</w:t>
       </w:r>
       <w:bookmarkEnd w:id="124"/>
       <w:bookmarkEnd w:id="125"/>
@@ -21744,7 +23713,7 @@
         </w:numPr>
         <w:spacing w:before="300"/>
       </w:pPr>
-      <w:bookmarkStart w:id="128" w:name="_Toc241222577"/>
+      <w:bookmarkStart w:id="128" w:name="_Toc241232117"/>
       <w:r>
         <w:t>Impacto social</w:t>
       </w:r>
@@ -21756,10 +23725,10 @@
         <w:jc w:val="both"/>
       </w:pPr>
       <w:r>
-        <w:t xml:space="preserve">Empresas medianas sin equipos de analítica acceden a un pronóstico con su incertidumbre y a una recomendación en lenguaje simple. Para evitar la dependencia de la recomendación, el dashboard muestra siempre el </w:t>
-      </w:r>
-      <w:r>
-        <w:t>nivel de confianza y aclara que no es asesoría financiera [2].</w:t>
+        <w:t>Empresas medianas sin equipos de analítica acceden a un pronóstico con su incertidumbre y a una recomendación en lenguaje simple. Para evitar la dependencia de la recomendación, el dashboard muest</w:t>
+      </w:r>
+      <w:r>
+        <w:t>ra siempre el nivel de confianza y aclara que no es asesoría financiera [2].</w:t>
       </w:r>
     </w:p>
     <w:p>
@@ -21772,7 +23741,7 @@
         </w:numPr>
         <w:spacing w:before="300"/>
       </w:pPr>
-      <w:bookmarkStart w:id="129" w:name="_Toc241222578"/>
+      <w:bookmarkStart w:id="129" w:name="_Toc241232118"/>
       <w:r>
         <w:t>Impacto ambiental</w:t>
       </w:r>
@@ -21784,10 +23753,10 @@
         <w:jc w:val="both"/>
       </w:pPr>
       <w:r>
-        <w:t>Reentrenar el ensamble de 24 h toma 7,2 minutos en un portátil sin GPU (unas milésimas de kWh con un consumo de unos 25 W), despreciable frente a entrenar en centros de datos.</w:t>
-      </w:r>
-      <w:r>
-        <w:t xml:space="preserve"> Una mejor planeación de compra y venta puede favorecer un uso más eficiente del recurso hídrico en épocas secas.</w:t>
+        <w:t>Reentrenar el ensamble de 24 h toma 7,2 minutos en un portátil sin GPU (unas milésimas de kWh con un consumo de unos 25 W), despreciable frente a entrenar en cen</w:t>
+      </w:r>
+      <w:r>
+        <w:t>tros de datos. Una mejor planeación de compra y venta puede favorecer un uso más eficiente del recurso hídrico en épocas secas.</w:t>
       </w:r>
     </w:p>
     <w:p>
@@ -21800,7 +23769,7 @@
         </w:numPr>
         <w:spacing w:before="300"/>
       </w:pPr>
-      <w:bookmarkStart w:id="130" w:name="_Toc241222579"/>
+      <w:bookmarkStart w:id="130" w:name="_Toc241232119"/>
       <w:r>
         <w:t>Impacto legal y regulatorio</w:t>
       </w:r>
@@ -21812,10 +23781,10 @@
         <w:jc w:val="both"/>
       </w:pPr>
       <w:r>
-        <w:t>Solo se usa información pública de XM/SIMEM [19], no se recolectan datos personales [20] y no se ejecutan transacc</w:t>
-      </w:r>
-      <w:r>
-        <w:t>iones. Ante intervenciones transitorias de la CREG en la formación del precio, cada modelo documenta su fecha de corte y el pipeline permite reentrenar rápidamente.</w:t>
+        <w:t>Solo se usa información pública de XM/SIMEM [18], no se recolectan datos personales [19] y no se eje</w:t>
+      </w:r>
+      <w:r>
+        <w:t>cutan transacciones. Ante intervenciones transitorias de la CREG en la formación del precio, cada modelo documenta su fecha de corte y el pipeline permite reentrenar rápidamente.</w:t>
       </w:r>
     </w:p>
     <w:p>
@@ -21828,7 +23797,7 @@
         </w:numPr>
         <w:spacing w:before="300"/>
       </w:pPr>
-      <w:bookmarkStart w:id="131" w:name="_Toc241222580"/>
+      <w:bookmarkStart w:id="131" w:name="_Toc241232120"/>
       <w:r>
         <w:t>Impacto económico y financiero</w:t>
       </w:r>
@@ -21840,13 +23809,20 @@
         <w:jc w:val="both"/>
       </w:pPr>
       <w:r>
-        <w:t>El costo del proyecto es de $37.605.260 (Tabla 1), casi todo</w:t>
-      </w:r>
-      <w:r>
-        <w:t xml:space="preserve"> en horas de personal. En el backtesting de 2026, las horas en que el motor recomienda vender tuvieron un precio medio 345,6 COP/kWh por encima del promedio, y las de comprar, 281,6 COP/kWh por debajo. No es una ganancia garantizada: no modela contratos, c</w:t>
-      </w:r>
-      <w:r>
-        <w:t>apacidad ni costos de transacción.</w:t>
+        <w:t>El costo del proyecto es de $37.605.260 (Tabla</w:t>
+      </w:r>
+      <w:r>
+        <w:t xml:space="preserve"> 1), casi todo en horas de personal. En el backtesting de 2026 a 24 h, con el método que elige el criterio de estabilidad, las horas en que el motor recomienda vender tuvieron un precio medio 166,8 COP/kWh por encima del promedio, y las de comprar, 169,6 C</w:t>
+      </w:r>
+      <w:r>
+        <w:t xml:space="preserve">OP/kWh por debajo. Para un cliente de ejemplo de 100 kW, en el último mes evaluado esto equivale a </w:t>
+      </w:r>
+      <w:r>
+        <w:lastRenderedPageBreak/>
+        <w:t>+1,06 millones de COP con «híbrido», frente a −0,65 millones con «banda». No es una ganancia garantizada: no modela contratos, capacidad ni costos de transac</w:t>
+      </w:r>
+      <w:r>
+        <w:t>ción.</w:t>
       </w:r>
     </w:p>
     <w:p>
@@ -21862,9 +23838,8 @@
       <w:bookmarkStart w:id="132" w:name="_Toc240440267"/>
       <w:bookmarkStart w:id="133" w:name="_Toc241072142"/>
       <w:bookmarkStart w:id="134" w:name="_Toc241072506"/>
-      <w:bookmarkStart w:id="135" w:name="_Toc241222581"/>
-      <w:r>
-        <w:lastRenderedPageBreak/>
+      <w:bookmarkStart w:id="135" w:name="_Toc241232121"/>
+      <w:r>
         <w:t>Conclusiones y recomendaciones</w:t>
       </w:r>
       <w:bookmarkEnd w:id="132"/>
@@ -21884,10 +23859,10 @@
         <w:t>OE1 (100 %): cumplido.</w:t>
       </w:r>
       <w:r>
-        <w:t xml:space="preserve"> Se sincronizaron a resolución horaria las cinco variables del mercado y el ONI entre enero de 2019 y agosto de 2026 (66.576 horas, sin huecos). La caracterización iden</w:t>
-      </w:r>
-      <w:r>
-        <w:t>tificó la componente de 24 h como dominante, con armónicos de 12 y 168 h, que definieron las 40 variables predictoras; el filtro de Savitzky-Golay detecta cambios de régimen 376 h antes que el promedio móvil.</w:t>
+        <w:t xml:space="preserve"> Se sincronizaron a resolución horaria las cinco variables del mercado y el ONI entre enero de 2019 y agosto de 2026 (66.576 horas, sin huecos). La caracterización identificó la componente de 24 h </w:t>
+      </w:r>
+      <w:r>
+        <w:t>como dominante, con armónicos de 12 y 168 h, que definieron las 40 variables predictoras; el filtro de Savitzky-Golay detecta cambios de régimen 376 h antes que el promedio móvil.</w:t>
       </w:r>
     </w:p>
     <w:p>
@@ -21899,19 +23874,16 @@
         <w:rPr>
           <w:b/>
         </w:rPr>
-        <w:t>OE2 (90 %): cumplido en lo técnico, en consolid</w:t>
-      </w:r>
-      <w:r>
-        <w:rPr>
-          <w:b/>
-        </w:rPr>
-        <w:t>ación.</w:t>
-      </w:r>
-      <w:r>
-        <w:t xml:space="preserve"> Se compararon seis modelos de familias distintas y nueve descartados. El ensamble reduce el MAE en 27 % frente a la persistencia a 24 h (40,97 frente a 56,40 COP/kWh) y en 23 % a 72 h, con significancia estadística. Falta validar el ensamble complet</w:t>
-      </w:r>
-      <w:r>
-        <w:t>o en los orígenes históricos 1 a 5.</w:t>
+        <w:t>OE2 (90 %): cumplido en lo técnico, en consolidación.</w:t>
+      </w:r>
+      <w:r>
+        <w:t xml:space="preserve"> Se compararon seis mod</w:t>
+      </w:r>
+      <w:r>
+        <w:t xml:space="preserve">elos de familias distintas y nueve descartados. El ensamble reduce el MAE en 27 % frente a la persistencia a 24 h (40,97 frente a 56,40 COP/kWh) y en 23 % a 72 h, con significancia estadística. Falta validar el ensamble completo en los orígenes históricos </w:t>
+      </w:r>
+      <w:r>
+        <w:t>1 a 5.</w:t>
       </w:r>
     </w:p>
     <w:p>
@@ -21926,10 +23898,10 @@
         <w:t>OE3 (70 %): en ejecución.</w:t>
       </w:r>
       <w:r>
-        <w:t xml:space="preserve"> El motor traduce las bandas en señales de comprar, vender o esperar para dos roles y dos horizontes, y el dashboard funciona. Faltan la biblioteca de imágenes y conectar el motor al ensamble de </w:t>
-      </w:r>
-      <w:r>
-        <w:t>seis votantes (hoy usa las bandas de N-BEATSx).</w:t>
+        <w:t xml:space="preserve"> El motor traduce las bandas en señales de comprar, vender o esperar para dos roles y dos horizontes con cuatro métodos, y elige el método activo por un criterio de estabilidad entre las dos mitades del periodo; el dashboard funciona y se verificó con prue</w:t>
+      </w:r>
+      <w:r>
+        <w:t>bas automatizadas. Faltan la biblioteca de imágenes, conectar el motor al ensamble de seis votantes (hoy usa las bandas de N-BEATSx) e integrar las métricas de forma del día [36].</w:t>
       </w:r>
     </w:p>
     <w:p>
@@ -21944,7 +23916,10 @@
         <w:t>OE4 (35 %): en ejecución.</w:t>
       </w:r>
       <w:r>
-        <w:t xml:space="preserve"> El backtesting eligió el método «banda» en los cuatro casos, con ventajas de 280 a 346 COP/kWh. Falta la validación con 3 a 5 usuarios, planeada en la Fase 4.</w:t>
+        <w:t xml:space="preserve"> El backtesting por mitades mostró que el método de</w:t>
+      </w:r>
+      <w:r>
+        <w:t xml:space="preserve"> mejor promedio («banda») no se sostiene en todo 2026; el criterio de estabilidad elige «híbrido» y «rodante», con ventaja positiva y frecuencia válida en ambas mitades. Falta la validación con 3 a 5 usuarios, planeada en la Fase 4.</w:t>
       </w:r>
     </w:p>
     <w:p>
@@ -22005,10 +23980,10 @@
       </w:r>
       <w:r>
         <w:tab/>
-        <w:t>Co</w:t>
-      </w:r>
-      <w:r>
-        <w:t>nectar el motor al ensamble de seis votantes y ajustar su confianza según la hora de lanzamiento (el error sube de 41 a 52 COP/kWh entre el corte de las 00:00 y el de las 23:00).</w:t>
+        <w:t>Conectar el motor al ensamble de seis votantes y ajustar su confianza según la hora de lanzamiento (el error sube de 41 a 52 COP/kWh entre el corte de las 00:00 y el</w:t>
+      </w:r>
+      <w:r>
+        <w:t xml:space="preserve"> de las 23:00).</w:t>
       </w:r>
     </w:p>
     <w:p>
@@ -22022,10 +23997,7 @@
       </w:r>
       <w:r>
         <w:tab/>
-        <w:t>Usar umbrales relativos móviles de 90 días para el régimen hidrológico: en</w:t>
-      </w:r>
-      <w:r>
-        <w:t xml:space="preserve"> 2026 ninguna hora cae bajo el umbral absoluto de «embalse bajo».</w:t>
+        <w:t>Usar umbrales relativos móviles de 90 días para el régimen hidrológico: en 2026 ninguna hora cae bajo el umbral absoluto de «embalse bajo».</w:t>
       </w:r>
     </w:p>
     <w:p>
@@ -22039,7 +24011,10 @@
       </w:r>
       <w:r>
         <w:tab/>
-        <w:t>Evaluar el ensamble completo en los orígenes 1 a 5 y completar la biblioteca de imágenes (OE3).</w:t>
+        <w:t>Evaluar el ensamble completo en los orígenes 1 a 5 y completar la biblioteca de imágenes (OE3)</w:t>
+      </w:r>
+      <w:r>
+        <w:t>.</w:t>
       </w:r>
     </w:p>
     <w:p>
@@ -22053,10 +24028,24 @@
       </w:r>
       <w:r>
         <w:tab/>
-        <w:t xml:space="preserve">En una fase posterior, incorporar métricas de decisión basadas en la forma del día [15] </w:t>
-      </w:r>
-      <w:r>
-        <w:t>e información de ofertas por planta, hoy fuera del alcance, que explica buena parte del error residual.</w:t>
+        <w:t>En una fase posterior, incorporar métricas de decisión basadas en la forma del día [36] e información de ofertas por planta, hoy fuera del alcance, que explica buena parte del error residual.</w:t>
+      </w:r>
+    </w:p>
+    <w:p>
+      <w:pPr>
+        <w:spacing w:after="60"/>
+        <w:ind w:left="426" w:hanging="284"/>
+        <w:jc w:val="both"/>
+      </w:pPr>
+      <w:r>
+        <w:t>6.</w:t>
+      </w:r>
+      <w:r>
+        <w:tab/>
+        <w:t>Evaluar el criterio de estabilidad con más de dos subper</w:t>
+      </w:r>
+      <w:r>
+        <w:t>iodos o con una formulación de bandits no estacionarios [37], y probar formalmente la ventana de 30 días y los percentiles 25/75 del motor.</w:t>
       </w:r>
     </w:p>
     <w:p>
@@ -22072,7 +24061,7 @@
       <w:bookmarkStart w:id="136" w:name="_Toc240440268"/>
       <w:bookmarkStart w:id="137" w:name="_Toc241072143"/>
       <w:bookmarkStart w:id="138" w:name="_Toc241072507"/>
-      <w:bookmarkStart w:id="139" w:name="_Toc241222582"/>
+      <w:bookmarkStart w:id="139" w:name="_Toc241232122"/>
       <w:r>
         <w:t>Bibliografía (formato IEEE)</w:t>
       </w:r>
@@ -22099,7 +24088,14 @@
           <w:szCs w:val="20"/>
         </w:rPr>
         <w:tab/>
-        <w:t>International Energy Agency, "Colombia 2023 — Energy Policy Review," IEA, París, Francia, 2023.</w:t>
+        <w:t>International Energy Agency, "Colombia 2023 — Energy Policy Review," IEA, París, Fra</w:t>
+      </w:r>
+      <w:r>
+        <w:rPr>
+          <w:sz w:val="20"/>
+          <w:szCs w:val="20"/>
+        </w:rPr>
+        <w:t>ncia, 2023.</w:t>
       </w:r>
     </w:p>
     <w:p>
@@ -22120,14 +24116,14 @@
           <w:szCs w:val="20"/>
         </w:rPr>
         <w:tab/>
-        <w:t xml:space="preserve">J. D. Barceló Barraza y R. A. Dede Perdomo, "Anexo 1 — Formulación del proyecto: Diseño de una plataforma de procesamiento y analítica de datos para el </w:t>
+        <w:t>J. D. Barceló Barraza y R. A. Dede Perdomo, "Anexo 1 — Formulación del proyecto: Diseño de una plataforma de procesamiento y analítica de datos para el pronóstico del precio de la energía y el apoyo en la toma de decisiones," Depto. de Inge</w:t>
       </w:r>
       <w:r>
         <w:rPr>
           <w:sz w:val="20"/>
           <w:szCs w:val="20"/>
         </w:rPr>
-        <w:t>pronóstico del precio de la energía y el apoyo en la toma de decisiones," Depto. de Ingeniería Eléctrica y Electrónica, Universidad del Norte, Barranquilla, Colombia, 2026.</w:t>
+        <w:t>niería Eléctrica y Electrónica, Universidad del Norte, Barranquilla, Colombia, 2026.</w:t>
       </w:r>
     </w:p>
     <w:p>
@@ -22140,6 +24136,7 @@
           <w:sz w:val="20"/>
           <w:szCs w:val="20"/>
         </w:rPr>
+        <w:lastRenderedPageBreak/>
         <w:t>[3]</w:t>
       </w:r>
       <w:r>
@@ -22148,14 +24145,7 @@
           <w:szCs w:val="20"/>
         </w:rPr>
         <w:tab/>
-        <w:t>ACIEM y Consejo Profesional Nacional de Ingenierías Eléctrica, Mecánica y Profe</w:t>
-      </w:r>
-      <w:r>
-        <w:rPr>
-          <w:sz w:val="20"/>
-          <w:szCs w:val="20"/>
-        </w:rPr>
-        <w:t xml:space="preserve">siones Afines, </w:t>
+        <w:t xml:space="preserve">ACIEM y Consejo Profesional Nacional de Ingenierías Eléctrica, Mecánica y Profesiones Afines, </w:t>
       </w:r>
       <w:r>
         <w:rPr>
@@ -22170,7 +24160,14 @@
           <w:sz w:val="20"/>
           <w:szCs w:val="20"/>
         </w:rPr>
-        <w:t>. Cundinamarca, Colombia, 2015.</w:t>
+        <w:t>. Cundinamarca, Colombia, 20</w:t>
+      </w:r>
+      <w:r>
+        <w:rPr>
+          <w:sz w:val="20"/>
+          <w:szCs w:val="20"/>
+        </w:rPr>
+        <w:t>15.</w:t>
       </w:r>
     </w:p>
     <w:p>
@@ -22184,6 +24181,27 @@
           <w:szCs w:val="20"/>
         </w:rPr>
         <w:t>[4]</w:t>
+      </w:r>
+      <w:r>
+        <w:rPr>
+          <w:sz w:val="20"/>
+          <w:szCs w:val="20"/>
+        </w:rPr>
+        <w:tab/>
+        <w:t>XM S.A. E.S.P., "API de datos del Sistema de Información del Mercado de Energía Mayorista," servapibi.xm.com.co. Consultado: ago. 2026.</w:t>
+      </w:r>
+    </w:p>
+    <w:p>
+      <w:pPr>
+        <w:spacing w:after="80"/>
+        <w:ind w:left="567" w:hanging="567"/>
+      </w:pPr>
+      <w:r>
+        <w:rPr>
+          <w:sz w:val="20"/>
+          <w:szCs w:val="20"/>
+        </w:rPr>
+        <w:t>[5]</w:t>
       </w:r>
       <w:r>
         <w:rPr>
@@ -22199,35 +24217,7 @@
           <w:sz w:val="20"/>
           <w:szCs w:val="20"/>
         </w:rPr>
-        <w:t>Int. J. Forecast.</w:t>
-      </w:r>
-      <w:r>
-        <w:rPr>
-          <w:sz w:val="20"/>
-          <w:szCs w:val="20"/>
-        </w:rPr>
-        <w:t>, vol. 30, no. 4, pp. 1030–1081, 2014.</w:t>
-      </w:r>
-    </w:p>
-    <w:p>
-      <w:pPr>
-        <w:spacing w:after="80"/>
-        <w:ind w:left="567" w:hanging="567"/>
-      </w:pPr>
-      <w:r>
-        <w:rPr>
-          <w:sz w:val="20"/>
-          <w:szCs w:val="20"/>
-        </w:rPr>
-        <w:t>[5]</w:t>
-      </w:r>
-      <w:r>
-        <w:rPr>
-          <w:sz w:val="20"/>
-          <w:szCs w:val="20"/>
-        </w:rPr>
-        <w:tab/>
-        <w:t xml:space="preserve">F. X. Diebold y R. S. Mariano, "Comparing predictive accuracy," </w:t>
+        <w:t>Int</w:t>
       </w:r>
       <w:r>
         <w:rPr>
@@ -22235,14 +24225,14 @@
           <w:sz w:val="20"/>
           <w:szCs w:val="20"/>
         </w:rPr>
-        <w:t>J. Bus. Econ. Stat.</w:t>
+        <w:t>. J. Forecast.</w:t>
       </w:r>
       <w:r>
         <w:rPr>
           <w:sz w:val="20"/>
           <w:szCs w:val="20"/>
         </w:rPr>
-        <w:t>, vol. 13, no. 3, pp. 253–263, 1995.</w:t>
+        <w:t>, vol. 30, no. 4, pp. 1030–1081, 2014.</w:t>
       </w:r>
     </w:p>
     <w:p>
@@ -22263,14 +24253,7 @@
           <w:szCs w:val="20"/>
         </w:rPr>
         <w:tab/>
-        <w:t>J. Lago, G. Marcjasz, B. De Schutter y R. Weron, "Forecasting day-ahead electricity prices: A review of state-of-the-art algori</w:t>
-      </w:r>
-      <w:r>
-        <w:rPr>
-          <w:sz w:val="20"/>
-          <w:szCs w:val="20"/>
-        </w:rPr>
-        <w:t xml:space="preserve">thms, best practices and an open-access benchmark," </w:t>
+        <w:t xml:space="preserve">F. X. Diebold y R. S. Mariano, "Comparing predictive accuracy," </w:t>
       </w:r>
       <w:r>
         <w:rPr>
@@ -22278,14 +24261,14 @@
           <w:sz w:val="20"/>
           <w:szCs w:val="20"/>
         </w:rPr>
-        <w:t>Appl. Energy</w:t>
+        <w:t>J. Bus. Econ. Stat.</w:t>
       </w:r>
       <w:r>
         <w:rPr>
           <w:sz w:val="20"/>
           <w:szCs w:val="20"/>
         </w:rPr>
-        <w:t>, vol. 293, art. 116983, 2021, doi: 10.1016/j.apenergy.2021.116983.</w:t>
+        <w:t>, vol. 13, no. 3, pp. 253–263, 1995.</w:t>
       </w:r>
     </w:p>
     <w:p>
@@ -22298,7 +24281,6 @@
           <w:sz w:val="20"/>
           <w:szCs w:val="20"/>
         </w:rPr>
-        <w:lastRenderedPageBreak/>
         <w:t>[7]</w:t>
       </w:r>
       <w:r>
@@ -22307,63 +24289,14 @@
           <w:szCs w:val="20"/>
         </w:rPr>
         <w:tab/>
-        <w:t>XM S.A. E.S.P., "API de datos del Sistema de Información del Mercado de Energía Mayorista," servapibi.xm.com.co. Consult</w:t>
+        <w:t>J. Lago, G. Marcjasz, B. De Schutter y R. Weron, "Forecasting day-ahead ele</w:t>
       </w:r>
       <w:r>
         <w:rPr>
           <w:sz w:val="20"/>
           <w:szCs w:val="20"/>
         </w:rPr>
-        <w:t>ado: ago. 2026.</w:t>
-      </w:r>
-    </w:p>
-    <w:p>
-      <w:pPr>
-        <w:spacing w:after="80"/>
-        <w:ind w:left="567" w:hanging="567"/>
-      </w:pPr>
-      <w:r>
-        <w:rPr>
-          <w:sz w:val="20"/>
-          <w:szCs w:val="20"/>
-        </w:rPr>
-        <w:t>[8]</w:t>
-      </w:r>
-      <w:r>
-        <w:rPr>
-          <w:sz w:val="20"/>
-          <w:szCs w:val="20"/>
-        </w:rPr>
-        <w:tab/>
-        <w:t>NOAA Climate Prediction Center, "Cold &amp; Warm Episodes by Season — Oceanic Niño Index (ONI)," cpc.ncep.noaa.gov/products/analysis_monitoring/enso/oni. Consultado: 6-ago-2026.</w:t>
-      </w:r>
-    </w:p>
-    <w:p>
-      <w:pPr>
-        <w:spacing w:after="80"/>
-        <w:ind w:left="567" w:hanging="567"/>
-      </w:pPr>
-      <w:r>
-        <w:rPr>
-          <w:sz w:val="20"/>
-          <w:szCs w:val="20"/>
-        </w:rPr>
-        <w:t>[9]</w:t>
-      </w:r>
-      <w:r>
-        <w:rPr>
-          <w:sz w:val="20"/>
-          <w:szCs w:val="20"/>
-        </w:rPr>
-        <w:tab/>
-        <w:t>A. P. Agudelo, J. M. López-Lezama y E. Velilla, "Predicció</w:t>
-      </w:r>
-      <w:r>
-        <w:rPr>
-          <w:sz w:val="20"/>
-          <w:szCs w:val="20"/>
-        </w:rPr>
-        <w:t xml:space="preserve">n del precio de la electricidad en la bolsa mediante un modelo neuronal no-lineal autorregresivo con entradas exógenas," </w:t>
+        <w:t xml:space="preserve">ctricity prices: A review of state-of-the-art algorithms, best practices and an open-access benchmark," </w:t>
       </w:r>
       <w:r>
         <w:rPr>
@@ -22371,14 +24304,14 @@
           <w:sz w:val="20"/>
           <w:szCs w:val="20"/>
         </w:rPr>
-        <w:t>Inf. Tecnol.</w:t>
+        <w:t>Appl. Energy</w:t>
       </w:r>
       <w:r>
         <w:rPr>
           <w:sz w:val="20"/>
           <w:szCs w:val="20"/>
         </w:rPr>
-        <w:t>, vol. 26, no. 6, pp. 99–108, 2015, doi: 10.4067/S0718-07642015000600012.</w:t>
+        <w:t>, vol. 293, art. 116983, 2021, doi: 10.1016/j.apenergy.2021.116983.</w:t>
       </w:r>
     </w:p>
     <w:p>
@@ -22391,7 +24324,7 @@
           <w:sz w:val="20"/>
           <w:szCs w:val="20"/>
         </w:rPr>
-        <w:t>[10]</w:t>
+        <w:t>[8]</w:t>
       </w:r>
       <w:r>
         <w:rPr>
@@ -22399,14 +24332,42 @@
           <w:szCs w:val="20"/>
         </w:rPr>
         <w:tab/>
-        <w:t>A. Muñoz-Santiago, J. Urquijo-Vanstrahlengs,</w:t>
+        <w:t>NOAA Climate Prediction Center, "Cold &amp; Warm Episodes by Season — Oc</w:t>
       </w:r>
       <w:r>
         <w:rPr>
           <w:sz w:val="20"/>
           <w:szCs w:val="20"/>
         </w:rPr>
-        <w:t xml:space="preserve"> A. Castro-Otero y J. Lombana, "Pronóstico del precio de la energía en Colombia utilizando modelos ARIMA con IGARCH," </w:t>
+        <w:t>eanic Niño Index (ONI)," cpc.ncep.noaa.gov/products/analysis_monitoring/enso/oni. Consultado: 6-ago-2026.</w:t>
+      </w:r>
+    </w:p>
+    <w:p>
+      <w:pPr>
+        <w:spacing w:after="80"/>
+        <w:ind w:left="567" w:hanging="567"/>
+      </w:pPr>
+      <w:r>
+        <w:rPr>
+          <w:sz w:val="20"/>
+          <w:szCs w:val="20"/>
+        </w:rPr>
+        <w:t>[9]</w:t>
+      </w:r>
+      <w:r>
+        <w:rPr>
+          <w:sz w:val="20"/>
+          <w:szCs w:val="20"/>
+        </w:rPr>
+        <w:tab/>
+        <w:t>A. P. Agudelo, J. M. López-Lezama y E. Velilla, "Predicción del precio de la electricidad en la bolsa mediante un modelo neuronal no-lineal autorr</w:t>
+      </w:r>
+      <w:r>
+        <w:rPr>
+          <w:sz w:val="20"/>
+          <w:szCs w:val="20"/>
+        </w:rPr>
+        <w:t xml:space="preserve">egresivo con entradas exógenas," </w:t>
       </w:r>
       <w:r>
         <w:rPr>
@@ -22414,14 +24375,14 @@
           <w:sz w:val="20"/>
           <w:szCs w:val="20"/>
         </w:rPr>
-        <w:t>Rev. Econ. Rosario</w:t>
+        <w:t>Inf. Tecnol.</w:t>
       </w:r>
       <w:r>
         <w:rPr>
           <w:sz w:val="20"/>
           <w:szCs w:val="20"/>
         </w:rPr>
-        <w:t>, vol. 20, no. 1, pp. 127–161, 2017, doi: 10.12804/revistas.urosario.edu.co/economia/a.6152.</w:t>
+        <w:t>, vol. 26, no. 6, pp. 99–108, 2015, doi: 10.4067/S0718-07642015000600012.</w:t>
       </w:r>
     </w:p>
     <w:p>
@@ -22434,7 +24395,7 @@
           <w:sz w:val="20"/>
           <w:szCs w:val="20"/>
         </w:rPr>
-        <w:t>[11]</w:t>
+        <w:t>[10]</w:t>
       </w:r>
       <w:r>
         <w:rPr>
@@ -22442,7 +24403,14 @@
           <w:szCs w:val="20"/>
         </w:rPr>
         <w:tab/>
-        <w:t xml:space="preserve">J. Barrientos Marín, E. Tabares Orozco y E. Velilla, "Forecasting electricity price in Colombia: A comparison between neural network, ARMA process and hybrid models," </w:t>
+        <w:t>A. Muñoz-Santiago, J. Urquijo-Vanstrahlengs, A. Castro-Otero y J. Lombana, "Pronóstico del precio de la energía en Colombia utilizan</w:t>
+      </w:r>
+      <w:r>
+        <w:rPr>
+          <w:sz w:val="20"/>
+          <w:szCs w:val="20"/>
+        </w:rPr>
+        <w:t xml:space="preserve">do modelos ARIMA con IGARCH," </w:t>
       </w:r>
       <w:r>
         <w:rPr>
@@ -22450,14 +24418,14 @@
           <w:sz w:val="20"/>
           <w:szCs w:val="20"/>
         </w:rPr>
-        <w:t>Int. J. Energy Econ. Policy</w:t>
+        <w:t>Rev. Econ. Rosario</w:t>
       </w:r>
       <w:r>
         <w:rPr>
           <w:sz w:val="20"/>
           <w:szCs w:val="20"/>
         </w:rPr>
-        <w:t>, vol. 8, no. 3, pp. 97–106, 2018.</w:t>
+        <w:t>, vol. 20, no. 1, pp. 127–161, 2017, doi: 10.12804/revistas.urosario.edu.co/economia/a.6152.</w:t>
       </w:r>
     </w:p>
     <w:p>
@@ -22470,7 +24438,7 @@
           <w:sz w:val="20"/>
           <w:szCs w:val="20"/>
         </w:rPr>
-        <w:t>[12]</w:t>
+        <w:t>[11]</w:t>
       </w:r>
       <w:r>
         <w:rPr>
@@ -22478,14 +24446,14 @@
           <w:szCs w:val="20"/>
         </w:rPr>
         <w:tab/>
-        <w:t>S. Gallón y J. Ba</w:t>
+        <w:t xml:space="preserve">J. Barrientos Marín, E. Tabares Orozco y E. Velilla, "Forecasting electricity price in Colombia: A comparison </w:t>
       </w:r>
       <w:r>
         <w:rPr>
           <w:sz w:val="20"/>
           <w:szCs w:val="20"/>
         </w:rPr>
-        <w:t xml:space="preserve">rrientos, "Forecasting the Colombian electricity spot price under a functional approach," </w:t>
+        <w:t xml:space="preserve">between neural network, ARMA process and hybrid models," </w:t>
       </w:r>
       <w:r>
         <w:rPr>
@@ -22500,7 +24468,7 @@
           <w:sz w:val="20"/>
           <w:szCs w:val="20"/>
         </w:rPr>
-        <w:t>, vol. 11, no. 2, pp. 67–74, 2021, doi: 10.32479/ijeep.10607.</w:t>
+        <w:t>, vol. 8, no. 3, pp. 97–106, 2018.</w:t>
       </w:r>
     </w:p>
     <w:p>
@@ -22513,7 +24481,7 @@
           <w:sz w:val="20"/>
           <w:szCs w:val="20"/>
         </w:rPr>
-        <w:t>[13]</w:t>
+        <w:t>[12]</w:t>
       </w:r>
       <w:r>
         <w:rPr>
@@ -22521,14 +24489,7 @@
           <w:szCs w:val="20"/>
         </w:rPr>
         <w:tab/>
-        <w:t>G. Kapoor y N. Wichitaksorn, "Electricity price forecasting in New Zeala</w:t>
-      </w:r>
-      <w:r>
-        <w:rPr>
-          <w:sz w:val="20"/>
-          <w:szCs w:val="20"/>
-        </w:rPr>
-        <w:t xml:space="preserve">nd: A comparative analysis of statistical and machine learning models with feature selection," </w:t>
+        <w:t xml:space="preserve">S. Gallón y J. Barrientos, "Forecasting the Colombian electricity spot price under a functional approach," </w:t>
       </w:r>
       <w:r>
         <w:rPr>
@@ -22536,42 +24497,7 @@
           <w:sz w:val="20"/>
           <w:szCs w:val="20"/>
         </w:rPr>
-        <w:t>Appl. Energy</w:t>
-      </w:r>
-      <w:r>
-        <w:rPr>
-          <w:sz w:val="20"/>
-          <w:szCs w:val="20"/>
-        </w:rPr>
-        <w:t>, vol. 347, art. 121446, 2023, doi: 10.1016/j.apenergy.2023.121446.</w:t>
-      </w:r>
-    </w:p>
-    <w:p>
-      <w:pPr>
-        <w:spacing w:after="80"/>
-        <w:ind w:left="567" w:hanging="567"/>
-      </w:pPr>
-      <w:r>
-        <w:rPr>
-          <w:sz w:val="20"/>
-          <w:szCs w:val="20"/>
-        </w:rPr>
-        <w:t>[14]</w:t>
-      </w:r>
-      <w:r>
-        <w:rPr>
-          <w:sz w:val="20"/>
-          <w:szCs w:val="20"/>
-        </w:rPr>
-        <w:tab/>
-        <w:t>F. Ziel y R. Weron, "Day-ahead electricity price forecasting with high-dimen</w:t>
-      </w:r>
-      <w:r>
-        <w:rPr>
-          <w:sz w:val="20"/>
-          <w:szCs w:val="20"/>
-        </w:rPr>
-        <w:t xml:space="preserve">sional structures: Univariate vs. multivariate modeling frameworks," </w:t>
+        <w:t>Int. J. Energy Econ. Poli</w:t>
       </w:r>
       <w:r>
         <w:rPr>
@@ -22579,14 +24505,14 @@
           <w:sz w:val="20"/>
           <w:szCs w:val="20"/>
         </w:rPr>
-        <w:t>Energy Econ.</w:t>
+        <w:t>cy</w:t>
       </w:r>
       <w:r>
         <w:rPr>
           <w:sz w:val="20"/>
           <w:szCs w:val="20"/>
         </w:rPr>
-        <w:t>, vol. 70, pp. 396–420, 2018, doi: 10.1016/j.eneco.2017.12.016.</w:t>
+        <w:t>, vol. 11, no. 2, pp. 67–74, 2021, doi: 10.32479/ijeep.10607.</w:t>
       </w:r>
     </w:p>
     <w:p>
@@ -22599,7 +24525,7 @@
           <w:sz w:val="20"/>
           <w:szCs w:val="20"/>
         </w:rPr>
-        <w:t>[15]</w:t>
+        <w:t>[13]</w:t>
       </w:r>
       <w:r>
         <w:rPr>
@@ -22607,14 +24533,7 @@
           <w:szCs w:val="20"/>
         </w:rPr>
         <w:tab/>
-        <w:t>K. Maciejowska, A. Lipiecki y B. Uniejewski, "Statistical and economic evaluation of forecasts in electric</w:t>
-      </w:r>
-      <w:r>
-        <w:rPr>
-          <w:sz w:val="20"/>
-          <w:szCs w:val="20"/>
-        </w:rPr>
-        <w:t xml:space="preserve">ity markets: Beyond RMSE and MAE," </w:t>
+        <w:t xml:space="preserve">G. Kapoor y N. Wichitaksorn, "Electricity price forecasting in New Zealand: A comparative analysis of statistical and machine learning models with feature selection," </w:t>
       </w:r>
       <w:r>
         <w:rPr>
@@ -22622,14 +24541,14 @@
           <w:sz w:val="20"/>
           <w:szCs w:val="20"/>
         </w:rPr>
-        <w:t>Energy Convers. Manag.</w:t>
+        <w:t>Appl. Energy</w:t>
       </w:r>
       <w:r>
         <w:rPr>
           <w:sz w:val="20"/>
           <w:szCs w:val="20"/>
         </w:rPr>
-        <w:t>, vol. 356, art. 121408, 2026, doi: 10.1016/j.enconman.2026.121408.</w:t>
+        <w:t>, vol. 347, art. 121446, 2023, doi: 10.1016/j.apenergy.2023.121446.</w:t>
       </w:r>
     </w:p>
     <w:p>
@@ -22642,7 +24561,7 @@
           <w:sz w:val="20"/>
           <w:szCs w:val="20"/>
         </w:rPr>
-        <w:t>[16]</w:t>
+        <w:t>[14]</w:t>
       </w:r>
       <w:r>
         <w:rPr>
@@ -22650,7 +24569,7 @@
           <w:szCs w:val="20"/>
         </w:rPr>
         <w:tab/>
-        <w:t xml:space="preserve">Y. Romano, E. Patterson y E. Candès, "Conformalized quantile regression," en </w:t>
+        <w:t xml:space="preserve">F. Ziel y R. Weron, "Day-ahead electricity price forecasting with high-dimensional structures: Univariate vs. multivariate modeling frameworks," </w:t>
       </w:r>
       <w:r>
         <w:rPr>
@@ -22658,14 +24577,14 @@
           <w:sz w:val="20"/>
           <w:szCs w:val="20"/>
         </w:rPr>
-        <w:t>Adv. Neural Inf. Process. Syst. 32 (NeurIPS 2019)</w:t>
+        <w:t>Energy Econ.</w:t>
       </w:r>
       <w:r>
         <w:rPr>
           <w:sz w:val="20"/>
           <w:szCs w:val="20"/>
         </w:rPr>
-        <w:t>, Vancouver, Canadá, 2019.</w:t>
+        <w:t>, vol. 70, pp. 396–420, 2018, doi: 10.1016/j.eneco.2017.12.016.</w:t>
       </w:r>
     </w:p>
     <w:p>
@@ -22678,7 +24597,7 @@
           <w:sz w:val="20"/>
           <w:szCs w:val="20"/>
         </w:rPr>
-        <w:t>[17]</w:t>
+        <w:t>[15]</w:t>
       </w:r>
       <w:r>
         <w:rPr>
@@ -22686,7 +24605,14 @@
           <w:szCs w:val="20"/>
         </w:rPr>
         <w:tab/>
-        <w:t xml:space="preserve">L. J. Tashman, "Out-of-sample tests of forecasting accuracy: An analysis and review," </w:t>
+        <w:t xml:space="preserve">Y. Romano, E. Patterson y E. </w:t>
+      </w:r>
+      <w:r>
+        <w:rPr>
+          <w:sz w:val="20"/>
+          <w:szCs w:val="20"/>
+        </w:rPr>
+        <w:t xml:space="preserve">Candès, "Conformalized quantile regression," en </w:t>
       </w:r>
       <w:r>
         <w:rPr>
@@ -22694,14 +24620,14 @@
           <w:sz w:val="20"/>
           <w:szCs w:val="20"/>
         </w:rPr>
-        <w:t>Int. J. Forecast.</w:t>
+        <w:t>Adv. Neural Inf. Process. Syst. 32 (NeurIPS 2019)</w:t>
       </w:r>
       <w:r>
         <w:rPr>
           <w:sz w:val="20"/>
           <w:szCs w:val="20"/>
         </w:rPr>
-        <w:t>, vol. 16, no. 4, pp. 437–450, 2000, doi: 10.1016/S0169-2070(00)00065-0.</w:t>
+        <w:t>, Vancouver, Canadá, 2019.</w:t>
       </w:r>
     </w:p>
     <w:p>
@@ -22714,7 +24640,7 @@
           <w:sz w:val="20"/>
           <w:szCs w:val="20"/>
         </w:rPr>
-        <w:t>[18]</w:t>
+        <w:t>[16]</w:t>
       </w:r>
       <w:r>
         <w:rPr>
@@ -22722,7 +24648,7 @@
           <w:szCs w:val="20"/>
         </w:rPr>
         <w:tab/>
-        <w:t xml:space="preserve">ISO 8601-1:2019, </w:t>
+        <w:t xml:space="preserve">L. J. Tashman, "Out-of-sample tests of forecasting accuracy: An analysis and review," </w:t>
       </w:r>
       <w:r>
         <w:rPr>
@@ -22730,7 +24656,42 @@
           <w:sz w:val="20"/>
           <w:szCs w:val="20"/>
         </w:rPr>
-        <w:t>Date and time — Representa</w:t>
+        <w:t>Int. J. Forecast.</w:t>
+      </w:r>
+      <w:r>
+        <w:rPr>
+          <w:sz w:val="20"/>
+          <w:szCs w:val="20"/>
+        </w:rPr>
+        <w:t>, vol. 16, no. 4, pp. 43</w:t>
+      </w:r>
+      <w:r>
+        <w:rPr>
+          <w:sz w:val="20"/>
+          <w:szCs w:val="20"/>
+        </w:rPr>
+        <w:t>7–450, 2000, doi: 10.1016/S0169-2070(00)00065-0.</w:t>
+      </w:r>
+    </w:p>
+    <w:p>
+      <w:pPr>
+        <w:spacing w:after="80"/>
+        <w:ind w:left="567" w:hanging="567"/>
+      </w:pPr>
+      <w:r>
+        <w:rPr>
+          <w:sz w:val="20"/>
+          <w:szCs w:val="20"/>
+        </w:rPr>
+        <w:t>[17]</w:t>
+      </w:r>
+      <w:r>
+        <w:rPr>
+          <w:sz w:val="20"/>
+          <w:szCs w:val="20"/>
+        </w:rPr>
+        <w:tab/>
+        <w:t xml:space="preserve">ISO 8601-1:2019, </w:t>
       </w:r>
       <w:r>
         <w:rPr>
@@ -22738,7 +24699,7 @@
           <w:sz w:val="20"/>
           <w:szCs w:val="20"/>
         </w:rPr>
-        <w:t>tions for information interchange — Part 1: Basic rules</w:t>
+        <w:t>Date and time — Representations for information interchange — Part 1: Basic rules</w:t>
       </w:r>
       <w:r>
         <w:rPr>
@@ -22758,7 +24719,7 @@
           <w:sz w:val="20"/>
           <w:szCs w:val="20"/>
         </w:rPr>
-        <w:t>[19]</w:t>
+        <w:t>[18]</w:t>
       </w:r>
       <w:r>
         <w:rPr>
@@ -22766,7 +24727,14 @@
           <w:szCs w:val="20"/>
         </w:rPr>
         <w:tab/>
-        <w:t>Comisión de Regulación de Energía y Gas (CREG), "Resolución CREG 101 018 de 2022," Bogotá, Colombia, 2022.</w:t>
+        <w:t>Comisión de Regulación de E</w:t>
+      </w:r>
+      <w:r>
+        <w:rPr>
+          <w:sz w:val="20"/>
+          <w:szCs w:val="20"/>
+        </w:rPr>
+        <w:t>nergía y Gas (CREG), "Resolución CREG 101 018 de 2022," Bogotá, Colombia, 2022.</w:t>
       </w:r>
     </w:p>
     <w:p>
@@ -22779,7 +24747,7 @@
           <w:sz w:val="20"/>
           <w:szCs w:val="20"/>
         </w:rPr>
-        <w:t>[20]</w:t>
+        <w:t>[19]</w:t>
       </w:r>
       <w:r>
         <w:rPr>
@@ -22787,14 +24755,14 @@
           <w:szCs w:val="20"/>
         </w:rPr>
         <w:tab/>
-        <w:t xml:space="preserve">Congreso de </w:t>
+        <w:t>Congreso de la República de Colombia, "Ley Estatutaria 1581 de 2012, por la cual se dictan disposiciones generales para la protección de datos personales," Bogotá, Colombi</w:t>
       </w:r>
       <w:r>
         <w:rPr>
           <w:sz w:val="20"/>
           <w:szCs w:val="20"/>
         </w:rPr>
-        <w:t>la República de Colombia, "Ley Estatutaria 1581 de 2012, por la cual se dictan disposiciones generales para la protección de datos personales," Bogotá, Colombia, oct. 2012.</w:t>
+        <w:t>a, oct. 2012.</w:t>
       </w:r>
     </w:p>
     <w:p>
@@ -22807,7 +24775,7 @@
           <w:sz w:val="20"/>
           <w:szCs w:val="20"/>
         </w:rPr>
-        <w:t>[21]</w:t>
+        <w:t>[20]</w:t>
       </w:r>
       <w:r>
         <w:rPr>
@@ -22823,7 +24791,42 @@
           <w:sz w:val="20"/>
           <w:szCs w:val="20"/>
         </w:rPr>
-        <w:t>Systems and software engineering — Systems and software Qu</w:t>
+        <w:t>Systems and software engineering — Systems and software Quality Requirements and Evaluation (SQuaRE) — System and software quality models</w:t>
+      </w:r>
+      <w:r>
+        <w:rPr>
+          <w:sz w:val="20"/>
+          <w:szCs w:val="20"/>
+        </w:rPr>
+        <w:t>, ISO/IEC, Ginebra, Suiza, 2011.</w:t>
+      </w:r>
+    </w:p>
+    <w:p>
+      <w:pPr>
+        <w:spacing w:after="80"/>
+        <w:ind w:left="567" w:hanging="567"/>
+      </w:pPr>
+      <w:r>
+        <w:rPr>
+          <w:sz w:val="20"/>
+          <w:szCs w:val="20"/>
+        </w:rPr>
+        <w:t>[21]</w:t>
+      </w:r>
+      <w:r>
+        <w:rPr>
+          <w:sz w:val="20"/>
+          <w:szCs w:val="20"/>
+        </w:rPr>
+        <w:tab/>
+        <w:t>T. Bollerslev, "Generalized autoregressive</w:t>
+      </w:r>
+      <w:r>
+        <w:rPr>
+          <w:sz w:val="20"/>
+          <w:szCs w:val="20"/>
+        </w:rPr>
+        <w:t xml:space="preserve"> conditional heteroskedasticity," </w:t>
       </w:r>
       <w:r>
         <w:rPr>
@@ -22831,14 +24834,14 @@
           <w:sz w:val="20"/>
           <w:szCs w:val="20"/>
         </w:rPr>
-        <w:t>ality Requirements and Evaluation (SQuaRE) — System and software quality models</w:t>
+        <w:t>J. Econometrics</w:t>
       </w:r>
       <w:r>
         <w:rPr>
           <w:sz w:val="20"/>
           <w:szCs w:val="20"/>
         </w:rPr>
-        <w:t>, ISO/IEC, Ginebra, Suiza, 2011.</w:t>
+        <w:t>, vol. 31, no. 3, pp. 307–327, 1986.</w:t>
       </w:r>
     </w:p>
     <w:p>
@@ -22851,6 +24854,7 @@
           <w:sz w:val="20"/>
           <w:szCs w:val="20"/>
         </w:rPr>
+        <w:lastRenderedPageBreak/>
         <w:t>[22]</w:t>
       </w:r>
       <w:r>
@@ -22859,7 +24863,14 @@
           <w:szCs w:val="20"/>
         </w:rPr>
         <w:tab/>
-        <w:t xml:space="preserve">T. Bollerslev, "Generalized autoregressive conditional heteroskedasticity," </w:t>
+        <w:t>K. G. Olivares, C. Challu, G. Marcjasz, R. Weron y A. Dubrawski, "Neural basis expansion analysis with exogenous variables: Forecasting electricity prices with NBEAT</w:t>
+      </w:r>
+      <w:r>
+        <w:rPr>
+          <w:sz w:val="20"/>
+          <w:szCs w:val="20"/>
+        </w:rPr>
+        <w:t xml:space="preserve">Sx," </w:t>
       </w:r>
       <w:r>
         <w:rPr>
@@ -22867,14 +24878,14 @@
           <w:sz w:val="20"/>
           <w:szCs w:val="20"/>
         </w:rPr>
-        <w:t>J. Econometrics</w:t>
+        <w:t>Int. J. Forecast.</w:t>
       </w:r>
       <w:r>
         <w:rPr>
           <w:sz w:val="20"/>
           <w:szCs w:val="20"/>
         </w:rPr>
-        <w:t>, vol. 31, no. 3, pp. 307–327, 1986.</w:t>
+        <w:t>, vol. 39, no. 2, pp. 884–900, 2023, doi: 10.1016/j.ijforecast.2022.03.001.</w:t>
       </w:r>
     </w:p>
     <w:p>
@@ -22895,14 +24906,7 @@
           <w:szCs w:val="20"/>
         </w:rPr>
         <w:tab/>
-        <w:t xml:space="preserve">K. G. </w:t>
-      </w:r>
-      <w:r>
-        <w:rPr>
-          <w:sz w:val="20"/>
-          <w:szCs w:val="20"/>
-        </w:rPr>
-        <w:t xml:space="preserve">Olivares, C. Challu, G. Marcjasz, R. Weron y A. Dubrawski, "Neural basis expansion analysis with exogenous variables: Forecasting electricity prices with NBEATSx," </w:t>
+        <w:t xml:space="preserve">J. Nowotarski y R. Weron, "Computing electricity spot price prediction intervals using quantile regression and forecast averaging," </w:t>
       </w:r>
       <w:r>
         <w:rPr>
@@ -22910,14 +24914,14 @@
           <w:sz w:val="20"/>
           <w:szCs w:val="20"/>
         </w:rPr>
-        <w:t>Int. J. Forecast.</w:t>
+        <w:t>Comput. Stat.</w:t>
       </w:r>
       <w:r>
         <w:rPr>
           <w:sz w:val="20"/>
           <w:szCs w:val="20"/>
         </w:rPr>
-        <w:t>, vol. 39, no. 2, pp. 884–900, 2023, doi: 10.1016/j.ijforecast.2022.03.001.</w:t>
+        <w:t>, vol. 30, no. 3, pp. 791–803, 2015, doi: 10.1007/s00180-014-0523-0.</w:t>
       </w:r>
     </w:p>
     <w:p>
@@ -22938,7 +24942,7 @@
           <w:szCs w:val="20"/>
         </w:rPr>
         <w:tab/>
-        <w:t xml:space="preserve">J. Nowotarski y R. Weron, "Computing electricity spot price prediction intervals using quantile regression and forecast averaging," </w:t>
+        <w:t xml:space="preserve">R. J. Hyndman y A. B. Koehler, "Another look at measures of forecast accuracy," </w:t>
       </w:r>
       <w:r>
         <w:rPr>
@@ -22946,14 +24950,14 @@
           <w:sz w:val="20"/>
           <w:szCs w:val="20"/>
         </w:rPr>
-        <w:t>Comput. Stat.</w:t>
+        <w:t>Int. J. Forecast.</w:t>
       </w:r>
       <w:r>
         <w:rPr>
           <w:sz w:val="20"/>
           <w:szCs w:val="20"/>
         </w:rPr>
-        <w:t>, vol. 30, no. 3, pp. 791–803, 2015, doi: 10.1007/s00180-014-0523-0.</w:t>
+        <w:t>, vol. 22, no. 4, pp. 679–688, 2006, doi: 10.1016/j.ijforecast.2006.03.001.</w:t>
       </w:r>
     </w:p>
     <w:p>
@@ -22974,14 +24978,14 @@
           <w:szCs w:val="20"/>
         </w:rPr>
         <w:tab/>
-        <w:t xml:space="preserve">R. J. Hyndman y A. B. Koehler, </w:t>
+        <w:t>S. M</w:t>
       </w:r>
       <w:r>
         <w:rPr>
           <w:sz w:val="20"/>
           <w:szCs w:val="20"/>
         </w:rPr>
-        <w:t xml:space="preserve">"Another look at measures of forecast accuracy," </w:t>
+        <w:t xml:space="preserve">. Lundberg y S.-I. Lee, "A unified approach to interpreting model predictions," en </w:t>
       </w:r>
       <w:r>
         <w:rPr>
@@ -22989,14 +24993,14 @@
           <w:sz w:val="20"/>
           <w:szCs w:val="20"/>
         </w:rPr>
-        <w:t>Int. J. Forecast.</w:t>
+        <w:t>Adv. Neural Inf. Process. Syst. 30 (NIPS 2017)</w:t>
       </w:r>
       <w:r>
         <w:rPr>
           <w:sz w:val="20"/>
           <w:szCs w:val="20"/>
         </w:rPr>
-        <w:t>, vol. 22, no. 4, pp. 679–688, 2006, doi: 10.1016/j.ijforecast.2006.03.001.</w:t>
+        <w:t>, Long Beach, CA, EE. UU., 2017.</w:t>
       </w:r>
     </w:p>
     <w:p>
@@ -23009,7 +25013,6 @@
           <w:sz w:val="20"/>
           <w:szCs w:val="20"/>
         </w:rPr>
-        <w:lastRenderedPageBreak/>
         <w:t>[26]</w:t>
       </w:r>
       <w:r>
@@ -23018,7 +25021,7 @@
           <w:szCs w:val="20"/>
         </w:rPr>
         <w:tab/>
-        <w:t xml:space="preserve">S. M. Lundberg y S.-I. Lee, "A unified approach to interpreting model predictions," en </w:t>
+        <w:t xml:space="preserve">T. Chen y C. Guestrin, "XGBoost: A scalable tree boosting system," en </w:t>
       </w:r>
       <w:r>
         <w:rPr>
@@ -23026,7 +25029,7 @@
           <w:sz w:val="20"/>
           <w:szCs w:val="20"/>
         </w:rPr>
-        <w:t>Adv. Neural Inf. Proce</w:t>
+        <w:t>Proc. 22nd ACM SIGK</w:t>
       </w:r>
       <w:r>
         <w:rPr>
@@ -23034,14 +25037,14 @@
           <w:sz w:val="20"/>
           <w:szCs w:val="20"/>
         </w:rPr>
-        <w:t>ss. Syst. 30 (NIPS 2017)</w:t>
+        <w:t>DD Int. Conf. Knowl. Discov. Data Min.</w:t>
       </w:r>
       <w:r>
         <w:rPr>
           <w:sz w:val="20"/>
           <w:szCs w:val="20"/>
         </w:rPr>
-        <w:t>, Long Beach, CA, EE. UU., 2017.</w:t>
+        <w:t>, San Francisco, CA, EE. UU., 2016, pp. 785–794.</w:t>
       </w:r>
     </w:p>
     <w:p>
@@ -23062,7 +25065,14 @@
           <w:szCs w:val="20"/>
         </w:rPr>
         <w:tab/>
-        <w:t xml:space="preserve">T. Chen y C. Guestrin, "XGBoost: A scalable tree boosting system," en </w:t>
+        <w:t>C. Challu, K. G. Olivares, B. N. Oreshkin, F. Garza Ramírez, M. Mergenthaler Canseco y A. Dubrawski, "NHITS: Neural hierarchical interpolation for time series forec</w:t>
+      </w:r>
+      <w:r>
+        <w:rPr>
+          <w:sz w:val="20"/>
+          <w:szCs w:val="20"/>
+        </w:rPr>
+        <w:t xml:space="preserve">asting," en </w:t>
       </w:r>
       <w:r>
         <w:rPr>
@@ -23070,14 +25080,14 @@
           <w:sz w:val="20"/>
           <w:szCs w:val="20"/>
         </w:rPr>
-        <w:t>Proc. 22nd ACM SIGKDD Int. Conf. Knowl. Discov. Data Min.</w:t>
+        <w:t>Proc. AAAI Conf. Artif. Intell.</w:t>
       </w:r>
       <w:r>
         <w:rPr>
           <w:sz w:val="20"/>
           <w:szCs w:val="20"/>
         </w:rPr>
-        <w:t>, San Francisco, CA, EE. UU., 2016, pp. 785–794.</w:t>
+        <w:t>, vol. 37, no. 6, 2023, pp. 6989–6997, doi: 10.1609/aaai.v37i6.25854.</w:t>
       </w:r>
     </w:p>
     <w:p>
@@ -23098,14 +25108,7 @@
           <w:szCs w:val="20"/>
         </w:rPr>
         <w:tab/>
-        <w:t>C. Challu, K.</w:t>
-      </w:r>
-      <w:r>
-        <w:rPr>
-          <w:sz w:val="20"/>
-          <w:szCs w:val="20"/>
-        </w:rPr>
-        <w:t xml:space="preserve"> G. Olivares, B. N. Oreshkin, F. Garza Ramírez, M. Mergenthaler Canseco y A. Dubrawski, "NHITS: Neural hierarchical interpolation for time series forecasting," en </w:t>
+        <w:t xml:space="preserve">D. B. Nelson, "Conditional heteroskedasticity in asset returns: A new approach," </w:t>
       </w:r>
       <w:r>
         <w:rPr>
@@ -23113,42 +25116,42 @@
           <w:sz w:val="20"/>
           <w:szCs w:val="20"/>
         </w:rPr>
-        <w:t>Proc. AAAI Conf. Artif. Intell.</w:t>
+        <w:t>Econometrica</w:t>
       </w:r>
       <w:r>
         <w:rPr>
           <w:sz w:val="20"/>
           <w:szCs w:val="20"/>
         </w:rPr>
-        <w:t>, vol. 37, no. 6, 2023, pp. 6989–6997, doi: 10.1609/aaai.v37i6</w:t>
-      </w:r>
+        <w:t>, vol. 59, no. 2, pp. 347–370, 1991.</w:t>
+      </w:r>
+    </w:p>
+    <w:p>
+      <w:pPr>
+        <w:spacing w:after="80"/>
+        <w:ind w:left="567" w:hanging="567"/>
+      </w:pPr>
       <w:r>
         <w:rPr>
           <w:sz w:val="20"/>
           <w:szCs w:val="20"/>
         </w:rPr>
-        <w:t>.25854.</w:t>
-      </w:r>
-    </w:p>
-    <w:p>
-      <w:pPr>
-        <w:spacing w:after="80"/>
-        <w:ind w:left="567" w:hanging="567"/>
-      </w:pPr>
+        <w:t>[29]</w:t>
+      </w:r>
       <w:r>
         <w:rPr>
           <w:sz w:val="20"/>
           <w:szCs w:val="20"/>
         </w:rPr>
-        <w:t>[29]</w:t>
+        <w:tab/>
+        <w:t xml:space="preserve">R. </w:t>
       </w:r>
       <w:r>
         <w:rPr>
           <w:sz w:val="20"/>
           <w:szCs w:val="20"/>
         </w:rPr>
-        <w:tab/>
-        <w:t xml:space="preserve">D. B. Nelson, "Conditional heteroskedasticity in asset returns: A new approach," </w:t>
+        <w:t xml:space="preserve">Tibshirani, "Regression shrinkage and selection via the lasso," </w:t>
       </w:r>
       <w:r>
         <w:rPr>
@@ -23156,14 +25159,14 @@
           <w:sz w:val="20"/>
           <w:szCs w:val="20"/>
         </w:rPr>
-        <w:t>Econometrica</w:t>
+        <w:t>J. R. Stat. Soc. Ser. B</w:t>
       </w:r>
       <w:r>
         <w:rPr>
           <w:sz w:val="20"/>
           <w:szCs w:val="20"/>
         </w:rPr>
-        <w:t>, vol. 59, no. 2, pp. 347–370, 1991.</w:t>
+        <w:t>, vol. 58, no. 1, pp. 267–288, 1996.</w:t>
       </w:r>
     </w:p>
     <w:p>
@@ -23184,7 +25187,7 @@
           <w:szCs w:val="20"/>
         </w:rPr>
         <w:tab/>
-        <w:t xml:space="preserve">R. Tibshirani, "Regression shrinkage and selection via the lasso," </w:t>
+        <w:t xml:space="preserve">J. W. Tukey, </w:t>
       </w:r>
       <w:r>
         <w:rPr>
@@ -23192,14 +25195,14 @@
           <w:sz w:val="20"/>
           <w:szCs w:val="20"/>
         </w:rPr>
-        <w:t>J. R. Stat. Soc. Ser. B</w:t>
+        <w:t>Exploratory Data Analysis</w:t>
       </w:r>
       <w:r>
         <w:rPr>
           <w:sz w:val="20"/>
           <w:szCs w:val="20"/>
         </w:rPr>
-        <w:t>, vol. 58, no. 1, pp. 267–288, 1996.</w:t>
+        <w:t>. Reading, MA, EE. UU.: Addison-Wesley, 1977.</w:t>
       </w:r>
     </w:p>
     <w:p>
@@ -23220,14 +25223,14 @@
           <w:szCs w:val="20"/>
         </w:rPr>
         <w:tab/>
-        <w:t>W. K. Newey y K. D. West, "A simple, positive semi-definite, heteroskedasticity and autocorrelation consistent covarian</w:t>
+        <w:t>J. Gama, I. Žliobaitė, A. Bifet, M. Pe</w:t>
       </w:r>
       <w:r>
         <w:rPr>
           <w:sz w:val="20"/>
           <w:szCs w:val="20"/>
         </w:rPr>
-        <w:t xml:space="preserve">ce matrix," </w:t>
+        <w:t xml:space="preserve">chenizkiy y A. Bouchachia, "A survey on concept drift adaptation," </w:t>
       </w:r>
       <w:r>
         <w:rPr>
@@ -23235,14 +25238,14 @@
           <w:sz w:val="20"/>
           <w:szCs w:val="20"/>
         </w:rPr>
-        <w:t>Econometrica</w:t>
+        <w:t>ACM Comput. Surv.</w:t>
       </w:r>
       <w:r>
         <w:rPr>
           <w:sz w:val="20"/>
           <w:szCs w:val="20"/>
         </w:rPr>
-        <w:t>, vol. 55, no. 3, pp. 703–708, 1987, doi: 10.2307/1913610.</w:t>
+        <w:t>, vol. 46, no. 4, art. 44, 2014, doi: 10.1145/2523813.</w:t>
       </w:r>
     </w:p>
     <w:p>
@@ -23263,7 +25266,7 @@
           <w:szCs w:val="20"/>
         </w:rPr>
         <w:tab/>
-        <w:t xml:space="preserve">A. V. Oppenheim y R. W. Schafer, </w:t>
+        <w:t xml:space="preserve">A. Wald, </w:t>
       </w:r>
       <w:r>
         <w:rPr>
@@ -23271,14 +25274,14 @@
           <w:sz w:val="20"/>
           <w:szCs w:val="20"/>
         </w:rPr>
-        <w:t>Discrete-Time Signal Processing</w:t>
+        <w:t>Statistical Decision Functions</w:t>
       </w:r>
       <w:r>
         <w:rPr>
           <w:sz w:val="20"/>
           <w:szCs w:val="20"/>
         </w:rPr>
-        <w:t>, 3.ª ed. Upper Saddle River, NJ, EE. UU.: Pearson, 2010.</w:t>
+        <w:t>. Nueva York, NY, EE. UU.: Wiley, 1950.</w:t>
       </w:r>
     </w:p>
     <w:p>
@@ -23299,14 +25302,14 @@
           <w:szCs w:val="20"/>
         </w:rPr>
         <w:tab/>
-        <w:t xml:space="preserve">A. Savitzky y M. J. E. Golay, "Smoothing </w:t>
+        <w:t>W. K. Newey y K. D. West, "A</w:t>
       </w:r>
       <w:r>
         <w:rPr>
           <w:sz w:val="20"/>
           <w:szCs w:val="20"/>
         </w:rPr>
-        <w:t xml:space="preserve">and differentiation of data by simplified least squares procedures," </w:t>
+        <w:t xml:space="preserve"> simple, positive semi-definite, heteroskedasticity and autocorrelation consistent covariance matrix," </w:t>
       </w:r>
       <w:r>
         <w:rPr>
@@ -23314,14 +25317,179 @@
           <w:sz w:val="20"/>
           <w:szCs w:val="20"/>
         </w:rPr>
-        <w:t>Anal. Chem.</w:t>
+        <w:t>Econometrica</w:t>
       </w:r>
       <w:r>
         <w:rPr>
           <w:sz w:val="20"/>
           <w:szCs w:val="20"/>
         </w:rPr>
+        <w:t>, vol. 55, no. 3, pp. 703–708, 1987, doi: 10.2307/1913610.</w:t>
+      </w:r>
+    </w:p>
+    <w:p>
+      <w:pPr>
+        <w:spacing w:after="80"/>
+        <w:ind w:left="567" w:hanging="567"/>
+      </w:pPr>
+      <w:r>
+        <w:rPr>
+          <w:sz w:val="20"/>
+          <w:szCs w:val="20"/>
+        </w:rPr>
+        <w:t>[34]</w:t>
+      </w:r>
+      <w:r>
+        <w:rPr>
+          <w:sz w:val="20"/>
+          <w:szCs w:val="20"/>
+        </w:rPr>
+        <w:tab/>
+        <w:t xml:space="preserve">A. V. Oppenheim y R. W. Schafer, </w:t>
+      </w:r>
+      <w:r>
+        <w:rPr>
+          <w:i/>
+          <w:sz w:val="20"/>
+          <w:szCs w:val="20"/>
+        </w:rPr>
+        <w:t>Discrete-Time Signal Processing</w:t>
+      </w:r>
+      <w:r>
+        <w:rPr>
+          <w:sz w:val="20"/>
+          <w:szCs w:val="20"/>
+        </w:rPr>
+        <w:t>, 3.ª ed. Upp</w:t>
+      </w:r>
+      <w:r>
+        <w:rPr>
+          <w:sz w:val="20"/>
+          <w:szCs w:val="20"/>
+        </w:rPr>
+        <w:t>er Saddle River, NJ, EE. UU.: Pearson, 2010.</w:t>
+      </w:r>
+    </w:p>
+    <w:p>
+      <w:pPr>
+        <w:spacing w:after="80"/>
+        <w:ind w:left="567" w:hanging="567"/>
+      </w:pPr>
+      <w:r>
+        <w:rPr>
+          <w:sz w:val="20"/>
+          <w:szCs w:val="20"/>
+        </w:rPr>
+        <w:t>[35]</w:t>
+      </w:r>
+      <w:r>
+        <w:rPr>
+          <w:sz w:val="20"/>
+          <w:szCs w:val="20"/>
+        </w:rPr>
+        <w:tab/>
+        <w:t xml:space="preserve">A. Savitzky y M. J. E. Golay, "Smoothing and differentiation of data by simplified least squares procedures," </w:t>
+      </w:r>
+      <w:r>
+        <w:rPr>
+          <w:i/>
+          <w:sz w:val="20"/>
+          <w:szCs w:val="20"/>
+        </w:rPr>
+        <w:t>Anal. Chem.</w:t>
+      </w:r>
+      <w:r>
+        <w:rPr>
+          <w:sz w:val="20"/>
+          <w:szCs w:val="20"/>
+        </w:rPr>
         <w:t>, vol. 36, no. 8, pp. 1627–1639, 1964, doi: 10.1021/ac60214a047.</w:t>
+      </w:r>
+    </w:p>
+    <w:p>
+      <w:pPr>
+        <w:spacing w:after="80"/>
+        <w:ind w:left="567" w:hanging="567"/>
+      </w:pPr>
+      <w:r>
+        <w:rPr>
+          <w:sz w:val="20"/>
+          <w:szCs w:val="20"/>
+        </w:rPr>
+        <w:t>[36]</w:t>
+      </w:r>
+      <w:r>
+        <w:rPr>
+          <w:sz w:val="20"/>
+          <w:szCs w:val="20"/>
+        </w:rPr>
+        <w:tab/>
+        <w:t>K. Maciejowska,</w:t>
+      </w:r>
+      <w:r>
+        <w:rPr>
+          <w:sz w:val="20"/>
+          <w:szCs w:val="20"/>
+        </w:rPr>
+        <w:t xml:space="preserve"> A. Lipiecki y B. Uniejewski, "Statistical and economic evaluation of forecasts in electricity markets: Beyond RMSE and MAE," </w:t>
+      </w:r>
+      <w:r>
+        <w:rPr>
+          <w:i/>
+          <w:sz w:val="20"/>
+          <w:szCs w:val="20"/>
+        </w:rPr>
+        <w:t>Energy Convers. Manag.</w:t>
+      </w:r>
+      <w:r>
+        <w:rPr>
+          <w:sz w:val="20"/>
+          <w:szCs w:val="20"/>
+        </w:rPr>
+        <w:t>, vol. 356, art. 121408, 2026, doi: 10.1016/j.enconman.2026.121408.</w:t>
+      </w:r>
+    </w:p>
+    <w:p>
+      <w:pPr>
+        <w:spacing w:after="80"/>
+        <w:ind w:left="567" w:hanging="567"/>
+      </w:pPr>
+      <w:r>
+        <w:rPr>
+          <w:sz w:val="20"/>
+          <w:szCs w:val="20"/>
+        </w:rPr>
+        <w:t>[37]</w:t>
+      </w:r>
+      <w:r>
+        <w:rPr>
+          <w:sz w:val="20"/>
+          <w:szCs w:val="20"/>
+        </w:rPr>
+        <w:tab/>
+        <w:t>A. Garivier y E. Moulines, "On uppe</w:t>
+      </w:r>
+      <w:r>
+        <w:rPr>
+          <w:sz w:val="20"/>
+          <w:szCs w:val="20"/>
+        </w:rPr>
+        <w:t xml:space="preserve">r-confidence bound policies for switching bandit problems," en </w:t>
+      </w:r>
+      <w:r>
+        <w:rPr>
+          <w:i/>
+          <w:sz w:val="20"/>
+          <w:szCs w:val="20"/>
+        </w:rPr>
+        <w:t>Algorithmic Learning Theory (ALT 2011)</w:t>
+      </w:r>
+      <w:r>
+        <w:rPr>
+          <w:sz w:val="20"/>
+          <w:szCs w:val="20"/>
+        </w:rPr>
+        <w:t>, LNCS, vol. 6925. Berlín, Alemania: Springer, 2011, pp. 174–188.</w:t>
       </w:r>
     </w:p>
     <w:p>
@@ -23337,7 +25505,7 @@
       <w:bookmarkStart w:id="140" w:name="_Toc240440270"/>
       <w:bookmarkStart w:id="141" w:name="_Toc241072144"/>
       <w:bookmarkStart w:id="142" w:name="_Toc241072508"/>
-      <w:bookmarkStart w:id="143" w:name="_Toc241222583"/>
+      <w:bookmarkStart w:id="143" w:name="_Toc241232123"/>
       <w:r>
         <w:t>Anexos</w:t>
       </w:r>
@@ -23356,7 +25524,10 @@
         <w:spacing w:after="80"/>
       </w:pPr>
       <w:r>
-        <w:t>Anexo 1 — Propuesta de realización de proyecto (Formulación) y listado de revisión bibliográfica</w:t>
+        <w:t xml:space="preserve">Anexo 1 — Propuesta de realización de proyecto (Formulación) y listado de </w:t>
+      </w:r>
+      <w:r>
+        <w:t>revisión bibliográfica</w:t>
       </w:r>
     </w:p>
     <w:p>
@@ -23411,7 +25582,10 @@
         <w:spacing w:after="80"/>
       </w:pPr>
       <w:r>
-        <w:t>Anexo 5 — Datos crudos recolectados en las pruebas (todas las repeticiones)</w:t>
+        <w:t>Anexo 5 — Datos crudos recolectados en las pruebas (</w:t>
+      </w:r>
+      <w:r>
+        <w:t>todas las repeticiones)</w:t>
       </w:r>
     </w:p>
     <w:p>
@@ -23459,19 +25633,20 @@
         <w:jc w:val="both"/>
       </w:pPr>
       <w:r>
-        <w:t>Los anexos 1, 3 y 5 están en el repositorio del proyecto (github.com/Ziskito/xm-spo</w:t>
-      </w:r>
-      <w:r>
-        <w:t>t-price-predictor): formulación en docs/, código fuente en notebooks/, src/, dashboard/ y scripts_experimento/, y datos y predicciones en data/. El anexo 2 corresponde a docs/tabla_riesgos_proyecto.xlsx y el anexo 7, a la bitácora del README y al historial</w:t>
-      </w:r>
-      <w:r>
-        <w:t xml:space="preserve"> de commits.</w:t>
+        <w:lastRenderedPageBreak/>
+        <w:t>Los anexos 1, 3 y 5 están en el repositorio del proyecto (gi</w:t>
+      </w:r>
+      <w:r>
+        <w:t>thub.com/Ziskito/xm-spot-price-predictor): formulación en docs/, código fuente en notebooks/, src/, dashboard/ y scripts_experimento/, y datos y predicciones en data/. El anexo 2 corresponde a docs/tabla_riesgos_proyecto.xlsx y el anexo 7, a la bitácora de</w:t>
+      </w:r>
+      <w:r>
+        <w:t>l README y al historial de commits.</w:t>
       </w:r>
     </w:p>
     <w:p/>
     <w:sectPr>
-      <w:headerReference w:type="default" r:id="rId11"/>
-      <w:footerReference w:type="default" r:id="rId12"/>
+      <w:headerReference w:type="default" r:id="rId14"/>
+      <w:footerReference w:type="default" r:id="rId15"/>
       <w:pgSz w:w="12240" w:h="15840"/>
       <w:pgMar w:top="1440" w:right="1440" w:bottom="1440" w:left="1440" w:header="708" w:footer="708" w:gutter="0"/>
       <w:cols w:space="720"/>

--- a/docs/Informe_Avance_ABET_Barcelo_Dede.docx
+++ b/docs/Informe_Avance_ABET_Barcelo_Dede.docx
@@ -202,7 +202,7 @@
       <w:bookmarkStart w:id="0" w:name="_Toc240440229"/>
       <w:bookmarkStart w:id="1" w:name="_Toc241072106"/>
       <w:bookmarkStart w:id="2" w:name="_Toc241072472"/>
-      <w:bookmarkStart w:id="3" w:name="_Toc241498831"/>
+      <w:bookmarkStart w:id="3" w:name="_Toc241499433"/>
       <w:r>
         <w:lastRenderedPageBreak/>
         <w:t>Tabla de contenido</w:t>
@@ -238,7 +238,7 @@
       <w:r>
         <w:fldChar w:fldCharType="separate"/>
       </w:r>
-      <w:hyperlink w:anchor="_Toc241498831" w:history="1">
+      <w:hyperlink w:anchor="_Toc241499433" w:history="1">
         <w:r>
           <w:rPr>
             <w:rStyle w:val="Hyperlink"/>
@@ -265,7 +265,7 @@
             <w:noProof/>
             <w:webHidden/>
           </w:rPr>
-          <w:instrText xml:space="preserve"> PAGEREF _Toc241498831 \h </w:instrText>
+          <w:instrText xml:space="preserve"> PAGEREF _Toc241499433 \h </w:instrText>
         </w:r>
         <w:r>
           <w:rPr>
@@ -314,7 +314,7 @@
           <w:lang w:eastAsia="es-CO"/>
         </w:rPr>
       </w:pPr>
-      <w:hyperlink w:anchor="_Toc241498832" w:history="1">
+      <w:hyperlink w:anchor="_Toc241499434" w:history="1">
         <w:r>
           <w:rPr>
             <w:rStyle w:val="Hyperlink"/>
@@ -361,7 +361,7 @@
             <w:noProof/>
             <w:webHidden/>
           </w:rPr>
-          <w:instrText xml:space="preserve"> PAGEREF _Toc241498832 \h </w:instrText>
+          <w:instrText xml:space="preserve"> PAGEREF _Toc241499434 \h </w:instrText>
         </w:r>
         <w:r>
           <w:rPr>
@@ -408,7 +408,7 @@
           <w:lang w:eastAsia="es-CO"/>
         </w:rPr>
       </w:pPr>
-      <w:hyperlink w:anchor="_Toc241498833" w:history="1">
+      <w:hyperlink w:anchor="_Toc241499435" w:history="1">
         <w:r>
           <w:rPr>
             <w:rStyle w:val="Hyperlink"/>
@@ -453,7 +453,7 @@
             <w:noProof/>
             <w:webHidden/>
           </w:rPr>
-          <w:instrText xml:space="preserve"> PAGEREF _Toc241498833 \h </w:instrText>
+          <w:instrText xml:space="preserve"> PAGEREF _Toc241499435 \h </w:instrText>
         </w:r>
         <w:r>
           <w:rPr>
@@ -500,7 +500,7 @@
           <w:lang w:eastAsia="es-CO"/>
         </w:rPr>
       </w:pPr>
-      <w:hyperlink w:anchor="_Toc241498834" w:history="1">
+      <w:hyperlink w:anchor="_Toc241499436" w:history="1">
         <w:r>
           <w:rPr>
             <w:rStyle w:val="Hyperlink"/>
@@ -545,7 +545,7 @@
             <w:noProof/>
             <w:webHidden/>
           </w:rPr>
-          <w:instrText xml:space="preserve"> PAGEREF _Toc241498834 \h </w:instrText>
+          <w:instrText xml:space="preserve"> PAGEREF _Toc241499436 \h </w:instrText>
         </w:r>
         <w:r>
           <w:rPr>
@@ -592,7 +592,7 @@
           <w:lang w:eastAsia="es-CO"/>
         </w:rPr>
       </w:pPr>
-      <w:hyperlink w:anchor="_Toc241498835" w:history="1">
+      <w:hyperlink w:anchor="_Toc241499437" w:history="1">
         <w:r>
           <w:rPr>
             <w:rStyle w:val="Hyperlink"/>
@@ -637,7 +637,7 @@
             <w:noProof/>
             <w:webHidden/>
           </w:rPr>
-          <w:instrText xml:space="preserve"> PAGEREF _Toc241498835 \h </w:instrText>
+          <w:instrText xml:space="preserve"> PAGEREF _Toc241499437 \h </w:instrText>
         </w:r>
         <w:r>
           <w:rPr>
@@ -686,7 +686,7 @@
           <w:lang w:eastAsia="es-CO"/>
         </w:rPr>
       </w:pPr>
-      <w:hyperlink w:anchor="_Toc241498836" w:history="1">
+      <w:hyperlink w:anchor="_Toc241499438" w:history="1">
         <w:r>
           <w:rPr>
             <w:rStyle w:val="Hyperlink"/>
@@ -733,7 +733,7 @@
             <w:noProof/>
             <w:webHidden/>
           </w:rPr>
-          <w:instrText xml:space="preserve"> PAGEREF _Toc241498836 \h </w:instrText>
+          <w:instrText xml:space="preserve"> PAGEREF _Toc241499438 \h </w:instrText>
         </w:r>
         <w:r>
           <w:rPr>
@@ -782,7 +782,7 @@
           <w:lang w:eastAsia="es-CO"/>
         </w:rPr>
       </w:pPr>
-      <w:hyperlink w:anchor="_Toc241498837" w:history="1">
+      <w:hyperlink w:anchor="_Toc241499439" w:history="1">
         <w:r>
           <w:rPr>
             <w:rStyle w:val="Hyperlink"/>
@@ -829,7 +829,7 @@
             <w:noProof/>
             <w:webHidden/>
           </w:rPr>
-          <w:instrText xml:space="preserve"> PAGEREF _Toc241498837 \h </w:instrText>
+          <w:instrText xml:space="preserve"> PAGEREF _Toc241499439 \h </w:instrText>
         </w:r>
         <w:r>
           <w:rPr>
@@ -876,7 +876,7 @@
           <w:lang w:eastAsia="es-CO"/>
         </w:rPr>
       </w:pPr>
-      <w:hyperlink w:anchor="_Toc241498838" w:history="1">
+      <w:hyperlink w:anchor="_Toc241499440" w:history="1">
         <w:r>
           <w:rPr>
             <w:rStyle w:val="Hyperlink"/>
@@ -921,7 +921,7 @@
             <w:noProof/>
             <w:webHidden/>
           </w:rPr>
-          <w:instrText xml:space="preserve"> PAGEREF _Toc241498838 \h </w:instrText>
+          <w:instrText xml:space="preserve"> PAGEREF _Toc241499440 \h </w:instrText>
         </w:r>
         <w:r>
           <w:rPr>
@@ -968,7 +968,7 @@
           <w:lang w:eastAsia="es-CO"/>
         </w:rPr>
       </w:pPr>
-      <w:hyperlink w:anchor="_Toc241498839" w:history="1">
+      <w:hyperlink w:anchor="_Toc241499441" w:history="1">
         <w:r>
           <w:rPr>
             <w:rStyle w:val="Hyperlink"/>
@@ -1013,7 +1013,7 @@
             <w:noProof/>
             <w:webHidden/>
           </w:rPr>
-          <w:instrText xml:space="preserve"> PAGEREF _Toc241498839 \h </w:instrText>
+          <w:instrText xml:space="preserve"> PAGEREF _Toc241499441 \h </w:instrText>
         </w:r>
         <w:r>
           <w:rPr>
@@ -1062,7 +1062,7 @@
           <w:lang w:eastAsia="es-CO"/>
         </w:rPr>
       </w:pPr>
-      <w:hyperlink w:anchor="_Toc241498840" w:history="1">
+      <w:hyperlink w:anchor="_Toc241499442" w:history="1">
         <w:r>
           <w:rPr>
             <w:rStyle w:val="Hyperlink"/>
@@ -1109,7 +1109,7 @@
             <w:noProof/>
             <w:webHidden/>
           </w:rPr>
-          <w:instrText xml:space="preserve"> PAGEREF _Toc241498840 \h </w:instrText>
+          <w:instrText xml:space="preserve"> PAGEREF _Toc241499442 \h </w:instrText>
         </w:r>
         <w:r>
           <w:rPr>
@@ -1156,7 +1156,7 @@
           <w:lang w:eastAsia="es-CO"/>
         </w:rPr>
       </w:pPr>
-      <w:hyperlink w:anchor="_Toc241498841" w:history="1">
+      <w:hyperlink w:anchor="_Toc241499443" w:history="1">
         <w:r>
           <w:rPr>
             <w:rStyle w:val="Hyperlink"/>
@@ -1201,7 +1201,7 @@
             <w:noProof/>
             <w:webHidden/>
           </w:rPr>
-          <w:instrText xml:space="preserve"> PAGEREF _Toc241498841 \h </w:instrText>
+          <w:instrText xml:space="preserve"> PAGEREF _Toc241499443 \h </w:instrText>
         </w:r>
         <w:r>
           <w:rPr>
@@ -1248,7 +1248,7 @@
           <w:lang w:eastAsia="es-CO"/>
         </w:rPr>
       </w:pPr>
-      <w:hyperlink w:anchor="_Toc241498842" w:history="1">
+      <w:hyperlink w:anchor="_Toc241499444" w:history="1">
         <w:r>
           <w:rPr>
             <w:rStyle w:val="Hyperlink"/>
@@ -1293,7 +1293,7 @@
             <w:noProof/>
             <w:webHidden/>
           </w:rPr>
-          <w:instrText xml:space="preserve"> PAGEREF _Toc241498842 \h </w:instrText>
+          <w:instrText xml:space="preserve"> PAGEREF _Toc241499444 \h </w:instrText>
         </w:r>
         <w:r>
           <w:rPr>
@@ -1340,7 +1340,7 @@
           <w:lang w:eastAsia="es-CO"/>
         </w:rPr>
       </w:pPr>
-      <w:hyperlink w:anchor="_Toc241498843" w:history="1">
+      <w:hyperlink w:anchor="_Toc241499445" w:history="1">
         <w:r>
           <w:rPr>
             <w:rStyle w:val="Hyperlink"/>
@@ -1385,7 +1385,7 @@
             <w:noProof/>
             <w:webHidden/>
           </w:rPr>
-          <w:instrText xml:space="preserve"> PAGEREF _Toc241498843 \h </w:instrText>
+          <w:instrText xml:space="preserve"> PAGEREF _Toc241499445 \h </w:instrText>
         </w:r>
         <w:r>
           <w:rPr>
@@ -1434,7 +1434,7 @@
           <w:lang w:eastAsia="es-CO"/>
         </w:rPr>
       </w:pPr>
-      <w:hyperlink w:anchor="_Toc241498844" w:history="1">
+      <w:hyperlink w:anchor="_Toc241499446" w:history="1">
         <w:r>
           <w:rPr>
             <w:rStyle w:val="Hyperlink"/>
@@ -1481,7 +1481,7 @@
             <w:noProof/>
             <w:webHidden/>
           </w:rPr>
-          <w:instrText xml:space="preserve"> PAGEREF _Toc241498844 \h </w:instrText>
+          <w:instrText xml:space="preserve"> PAGEREF _Toc241499446 \h </w:instrText>
         </w:r>
         <w:r>
           <w:rPr>
@@ -1528,7 +1528,7 @@
           <w:lang w:eastAsia="es-CO"/>
         </w:rPr>
       </w:pPr>
-      <w:hyperlink w:anchor="_Toc241498845" w:history="1">
+      <w:hyperlink w:anchor="_Toc241499447" w:history="1">
         <w:r>
           <w:rPr>
             <w:rStyle w:val="Hyperlink"/>
@@ -1573,7 +1573,7 @@
             <w:noProof/>
             <w:webHidden/>
           </w:rPr>
-          <w:instrText xml:space="preserve"> PAGEREF _Toc241498845 \h </w:instrText>
+          <w:instrText xml:space="preserve"> PAGEREF _Toc241499447 \h </w:instrText>
         </w:r>
         <w:r>
           <w:rPr>
@@ -1620,7 +1620,7 @@
           <w:lang w:eastAsia="es-CO"/>
         </w:rPr>
       </w:pPr>
-      <w:hyperlink w:anchor="_Toc241498846" w:history="1">
+      <w:hyperlink w:anchor="_Toc241499448" w:history="1">
         <w:r>
           <w:rPr>
             <w:rStyle w:val="Hyperlink"/>
@@ -1665,7 +1665,7 @@
             <w:noProof/>
             <w:webHidden/>
           </w:rPr>
-          <w:instrText xml:space="preserve"> PAGEREF _Toc241498846 \h </w:instrText>
+          <w:instrText xml:space="preserve"> PAGEREF _Toc241499448 \h </w:instrText>
         </w:r>
         <w:r>
           <w:rPr>
@@ -1714,7 +1714,7 @@
           <w:lang w:eastAsia="es-CO"/>
         </w:rPr>
       </w:pPr>
-      <w:hyperlink w:anchor="_Toc241498847" w:history="1">
+      <w:hyperlink w:anchor="_Toc241499449" w:history="1">
         <w:r>
           <w:rPr>
             <w:rStyle w:val="Hyperlink"/>
@@ -1761,7 +1761,7 @@
             <w:noProof/>
             <w:webHidden/>
           </w:rPr>
-          <w:instrText xml:space="preserve"> PAGEREF _Toc241498847 \h </w:instrText>
+          <w:instrText xml:space="preserve"> PAGEREF _Toc241499449 \h </w:instrText>
         </w:r>
         <w:r>
           <w:rPr>
@@ -1808,7 +1808,7 @@
           <w:lang w:eastAsia="es-CO"/>
         </w:rPr>
       </w:pPr>
-      <w:hyperlink w:anchor="_Toc241498848" w:history="1">
+      <w:hyperlink w:anchor="_Toc241499450" w:history="1">
         <w:r>
           <w:rPr>
             <w:rStyle w:val="Hyperlink"/>
@@ -1853,7 +1853,7 @@
             <w:noProof/>
             <w:webHidden/>
           </w:rPr>
-          <w:instrText xml:space="preserve"> PAGEREF _Toc241498848 \h </w:instrText>
+          <w:instrText xml:space="preserve"> PAGEREF _Toc241499450 \h </w:instrText>
         </w:r>
         <w:r>
           <w:rPr>
@@ -1900,7 +1900,7 @@
           <w:lang w:eastAsia="es-CO"/>
         </w:rPr>
       </w:pPr>
-      <w:hyperlink w:anchor="_Toc241498849" w:history="1">
+      <w:hyperlink w:anchor="_Toc241499451" w:history="1">
         <w:r>
           <w:rPr>
             <w:rStyle w:val="Hyperlink"/>
@@ -1945,7 +1945,7 @@
             <w:noProof/>
             <w:webHidden/>
           </w:rPr>
-          <w:instrText xml:space="preserve"> PAGEREF _Toc241498849 \h </w:instrText>
+          <w:instrText xml:space="preserve"> PAGEREF _Toc241499451 \h </w:instrText>
         </w:r>
         <w:r>
           <w:rPr>
@@ -1992,7 +1992,7 @@
           <w:lang w:eastAsia="es-CO"/>
         </w:rPr>
       </w:pPr>
-      <w:hyperlink w:anchor="_Toc241498850" w:history="1">
+      <w:hyperlink w:anchor="_Toc241499452" w:history="1">
         <w:r>
           <w:rPr>
             <w:rStyle w:val="Hyperlink"/>
@@ -2037,7 +2037,7 @@
             <w:noProof/>
             <w:webHidden/>
           </w:rPr>
-          <w:instrText xml:space="preserve"> PAGEREF _Toc241498850 \h </w:instrText>
+          <w:instrText xml:space="preserve"> PAGEREF _Toc241499452 \h </w:instrText>
         </w:r>
         <w:r>
           <w:rPr>
@@ -2084,7 +2084,7 @@
           <w:lang w:eastAsia="es-CO"/>
         </w:rPr>
       </w:pPr>
-      <w:hyperlink w:anchor="_Toc241498851" w:history="1">
+      <w:hyperlink w:anchor="_Toc241499453" w:history="1">
         <w:r>
           <w:rPr>
             <w:rStyle w:val="Hyperlink"/>
@@ -2129,7 +2129,7 @@
             <w:noProof/>
             <w:webHidden/>
           </w:rPr>
-          <w:instrText xml:space="preserve"> PAGEREF _Toc241498851 \h </w:instrText>
+          <w:instrText xml:space="preserve"> PAGEREF _Toc241499453 \h </w:instrText>
         </w:r>
         <w:r>
           <w:rPr>
@@ -2176,7 +2176,7 @@
           <w:lang w:eastAsia="es-CO"/>
         </w:rPr>
       </w:pPr>
-      <w:hyperlink w:anchor="_Toc241498852" w:history="1">
+      <w:hyperlink w:anchor="_Toc241499454" w:history="1">
         <w:r>
           <w:rPr>
             <w:rStyle w:val="Hyperlink"/>
@@ -2221,7 +2221,7 @@
             <w:noProof/>
             <w:webHidden/>
           </w:rPr>
-          <w:instrText xml:space="preserve"> PAGEREF _Toc241498852 \h </w:instrText>
+          <w:instrText xml:space="preserve"> PAGEREF _Toc241499454 \h </w:instrText>
         </w:r>
         <w:r>
           <w:rPr>
@@ -2268,7 +2268,7 @@
           <w:lang w:eastAsia="es-CO"/>
         </w:rPr>
       </w:pPr>
-      <w:hyperlink w:anchor="_Toc241498853" w:history="1">
+      <w:hyperlink w:anchor="_Toc241499455" w:history="1">
         <w:r>
           <w:rPr>
             <w:rStyle w:val="Hyperlink"/>
@@ -2313,7 +2313,7 @@
             <w:noProof/>
             <w:webHidden/>
           </w:rPr>
-          <w:instrText xml:space="preserve"> PAGEREF _Toc241498853 \h </w:instrText>
+          <w:instrText xml:space="preserve"> PAGEREF _Toc241499455 \h </w:instrText>
         </w:r>
         <w:r>
           <w:rPr>
@@ -2360,7 +2360,7 @@
           <w:lang w:eastAsia="es-CO"/>
         </w:rPr>
       </w:pPr>
-      <w:hyperlink w:anchor="_Toc241498854" w:history="1">
+      <w:hyperlink w:anchor="_Toc241499456" w:history="1">
         <w:r>
           <w:rPr>
             <w:rStyle w:val="Hyperlink"/>
@@ -2405,7 +2405,7 @@
             <w:noProof/>
             <w:webHidden/>
           </w:rPr>
-          <w:instrText xml:space="preserve"> PAGEREF _Toc241498854 \h </w:instrText>
+          <w:instrText xml:space="preserve"> PAGEREF _Toc241499456 \h </w:instrText>
         </w:r>
         <w:r>
           <w:rPr>
@@ -2425,7 +2425,7 @@
             <w:noProof/>
             <w:webHidden/>
           </w:rPr>
-          <w:t>12</w:t>
+          <w:t>13</w:t>
         </w:r>
         <w:r>
           <w:rPr>
@@ -2454,7 +2454,7 @@
           <w:lang w:eastAsia="es-CO"/>
         </w:rPr>
       </w:pPr>
-      <w:hyperlink w:anchor="_Toc241498855" w:history="1">
+      <w:hyperlink w:anchor="_Toc241499457" w:history="1">
         <w:r>
           <w:rPr>
             <w:rStyle w:val="Hyperlink"/>
@@ -2501,7 +2501,7 @@
             <w:noProof/>
             <w:webHidden/>
           </w:rPr>
-          <w:instrText xml:space="preserve"> PAGEREF _Toc241498855 \h </w:instrText>
+          <w:instrText xml:space="preserve"> PAGEREF _Toc241499457 \h </w:instrText>
         </w:r>
         <w:r>
           <w:rPr>
@@ -2548,7 +2548,7 @@
           <w:lang w:eastAsia="es-CO"/>
         </w:rPr>
       </w:pPr>
-      <w:hyperlink w:anchor="_Toc241498856" w:history="1">
+      <w:hyperlink w:anchor="_Toc241499458" w:history="1">
         <w:r>
           <w:rPr>
             <w:rStyle w:val="Hyperlink"/>
@@ -2593,7 +2593,7 @@
             <w:noProof/>
             <w:webHidden/>
           </w:rPr>
-          <w:instrText xml:space="preserve"> PAGEREF _Toc241498856 \h </w:instrText>
+          <w:instrText xml:space="preserve"> PAGEREF _Toc241499458 \h </w:instrText>
         </w:r>
         <w:r>
           <w:rPr>
@@ -2641,7 +2641,7 @@
           <w:lang w:eastAsia="es-CO"/>
         </w:rPr>
       </w:pPr>
-      <w:hyperlink w:anchor="_Toc241498857" w:history="1">
+      <w:hyperlink w:anchor="_Toc241499459" w:history="1">
         <w:r>
           <w:rPr>
             <w:rStyle w:val="Hyperlink"/>
@@ -2687,7 +2687,7 @@
             <w:noProof/>
             <w:webHidden/>
           </w:rPr>
-          <w:instrText xml:space="preserve"> PAGEREF _Toc241498857 \h </w:instrText>
+          <w:instrText xml:space="preserve"> PAGEREF _Toc241499459 \h </w:instrText>
         </w:r>
         <w:r>
           <w:rPr>
@@ -2735,7 +2735,7 @@
           <w:lang w:eastAsia="es-CO"/>
         </w:rPr>
       </w:pPr>
-      <w:hyperlink w:anchor="_Toc241498858" w:history="1">
+      <w:hyperlink w:anchor="_Toc241499460" w:history="1">
         <w:r>
           <w:rPr>
             <w:rStyle w:val="Hyperlink"/>
@@ -2781,7 +2781,7 @@
             <w:noProof/>
             <w:webHidden/>
           </w:rPr>
-          <w:instrText xml:space="preserve"> PAGEREF _Toc241498858 \h </w:instrText>
+          <w:instrText xml:space="preserve"> PAGEREF _Toc241499460 \h </w:instrText>
         </w:r>
         <w:r>
           <w:rPr>
@@ -2801,7 +2801,7 @@
             <w:noProof/>
             <w:webHidden/>
           </w:rPr>
-          <w:t>17</w:t>
+          <w:t>18</w:t>
         </w:r>
         <w:r>
           <w:rPr>
@@ -2828,7 +2828,7 @@
           <w:lang w:eastAsia="es-CO"/>
         </w:rPr>
       </w:pPr>
-      <w:hyperlink w:anchor="_Toc241498859" w:history="1">
+      <w:hyperlink w:anchor="_Toc241499461" w:history="1">
         <w:r>
           <w:rPr>
             <w:rStyle w:val="Hyperlink"/>
@@ -2873,7 +2873,7 @@
             <w:noProof/>
             <w:webHidden/>
           </w:rPr>
-          <w:instrText xml:space="preserve"> PAGEREF _Toc241498859 \h </w:instrText>
+          <w:instrText xml:space="preserve"> PAGEREF _Toc241499461 \h </w:instrText>
         </w:r>
         <w:r>
           <w:rPr>
@@ -2920,7 +2920,7 @@
           <w:lang w:eastAsia="es-CO"/>
         </w:rPr>
       </w:pPr>
-      <w:hyperlink w:anchor="_Toc241498860" w:history="1">
+      <w:hyperlink w:anchor="_Toc241499462" w:history="1">
         <w:r>
           <w:rPr>
             <w:rStyle w:val="Hyperlink"/>
@@ -2965,7 +2965,7 @@
             <w:noProof/>
             <w:webHidden/>
           </w:rPr>
-          <w:instrText xml:space="preserve"> PAGEREF _Toc241498860 \h </w:instrText>
+          <w:instrText xml:space="preserve"> PAGEREF _Toc241499462 \h </w:instrText>
         </w:r>
         <w:r>
           <w:rPr>
@@ -2985,7 +2985,7 @@
             <w:noProof/>
             <w:webHidden/>
           </w:rPr>
-          <w:t>18</w:t>
+          <w:t>19</w:t>
         </w:r>
         <w:r>
           <w:rPr>
@@ -3012,7 +3012,7 @@
           <w:lang w:eastAsia="es-CO"/>
         </w:rPr>
       </w:pPr>
-      <w:hyperlink w:anchor="_Toc241498861" w:history="1">
+      <w:hyperlink w:anchor="_Toc241499463" w:history="1">
         <w:r>
           <w:rPr>
             <w:rStyle w:val="Hyperlink"/>
@@ -3057,7 +3057,7 @@
             <w:noProof/>
             <w:webHidden/>
           </w:rPr>
-          <w:instrText xml:space="preserve"> PAGEREF _Toc241498861 \h </w:instrText>
+          <w:instrText xml:space="preserve"> PAGEREF _Toc241499463 \h </w:instrText>
         </w:r>
         <w:r>
           <w:rPr>
@@ -3106,7 +3106,7 @@
           <w:lang w:eastAsia="es-CO"/>
         </w:rPr>
       </w:pPr>
-      <w:hyperlink w:anchor="_Toc241498862" w:history="1">
+      <w:hyperlink w:anchor="_Toc241499464" w:history="1">
         <w:r>
           <w:rPr>
             <w:rStyle w:val="Hyperlink"/>
@@ -3153,7 +3153,7 @@
             <w:noProof/>
             <w:webHidden/>
           </w:rPr>
-          <w:instrText xml:space="preserve"> PAGEREF _Toc241498862 \h </w:instrText>
+          <w:instrText xml:space="preserve"> PAGEREF _Toc241499464 \h </w:instrText>
         </w:r>
         <w:r>
           <w:rPr>
@@ -3200,7 +3200,7 @@
           <w:lang w:eastAsia="es-CO"/>
         </w:rPr>
       </w:pPr>
-      <w:hyperlink w:anchor="_Toc241498863" w:history="1">
+      <w:hyperlink w:anchor="_Toc241499465" w:history="1">
         <w:r>
           <w:rPr>
             <w:rStyle w:val="Hyperlink"/>
@@ -3245,7 +3245,7 @@
             <w:noProof/>
             <w:webHidden/>
           </w:rPr>
-          <w:instrText xml:space="preserve"> PAGEREF _Toc241498863 \h </w:instrText>
+          <w:instrText xml:space="preserve"> PAGEREF _Toc241499465 \h </w:instrText>
         </w:r>
         <w:r>
           <w:rPr>
@@ -3292,7 +3292,7 @@
           <w:lang w:eastAsia="es-CO"/>
         </w:rPr>
       </w:pPr>
-      <w:hyperlink w:anchor="_Toc241498864" w:history="1">
+      <w:hyperlink w:anchor="_Toc241499466" w:history="1">
         <w:r>
           <w:rPr>
             <w:rStyle w:val="Hyperlink"/>
@@ -3337,7 +3337,7 @@
             <w:noProof/>
             <w:webHidden/>
           </w:rPr>
-          <w:instrText xml:space="preserve"> PAGEREF _Toc241498864 \h </w:instrText>
+          <w:instrText xml:space="preserve"> PAGEREF _Toc241499466 \h </w:instrText>
         </w:r>
         <w:r>
           <w:rPr>
@@ -3384,7 +3384,7 @@
           <w:lang w:eastAsia="es-CO"/>
         </w:rPr>
       </w:pPr>
-      <w:hyperlink w:anchor="_Toc241498865" w:history="1">
+      <w:hyperlink w:anchor="_Toc241499467" w:history="1">
         <w:r>
           <w:rPr>
             <w:rStyle w:val="Hyperlink"/>
@@ -3429,7 +3429,7 @@
             <w:noProof/>
             <w:webHidden/>
           </w:rPr>
-          <w:instrText xml:space="preserve"> PAGEREF _Toc241498865 \h </w:instrText>
+          <w:instrText xml:space="preserve"> PAGEREF _Toc241499467 \h </w:instrText>
         </w:r>
         <w:r>
           <w:rPr>
@@ -3476,7 +3476,7 @@
           <w:lang w:eastAsia="es-CO"/>
         </w:rPr>
       </w:pPr>
-      <w:hyperlink w:anchor="_Toc241498866" w:history="1">
+      <w:hyperlink w:anchor="_Toc241499468" w:history="1">
         <w:r>
           <w:rPr>
             <w:rStyle w:val="Hyperlink"/>
@@ -3521,7 +3521,7 @@
             <w:noProof/>
             <w:webHidden/>
           </w:rPr>
-          <w:instrText xml:space="preserve"> PAGEREF _Toc241498866 \h </w:instrText>
+          <w:instrText xml:space="preserve"> PAGEREF _Toc241499468 \h </w:instrText>
         </w:r>
         <w:r>
           <w:rPr>
@@ -3570,7 +3570,7 @@
           <w:lang w:eastAsia="es-CO"/>
         </w:rPr>
       </w:pPr>
-      <w:hyperlink w:anchor="_Toc241498867" w:history="1">
+      <w:hyperlink w:anchor="_Toc241499469" w:history="1">
         <w:r>
           <w:rPr>
             <w:rStyle w:val="Hyperlink"/>
@@ -3617,7 +3617,7 @@
             <w:noProof/>
             <w:webHidden/>
           </w:rPr>
-          <w:instrText xml:space="preserve"> PAGEREF _Toc241498867 \h </w:instrText>
+          <w:instrText xml:space="preserve"> PAGEREF _Toc241499469 \h </w:instrText>
         </w:r>
         <w:r>
           <w:rPr>
@@ -3637,7 +3637,7 @@
             <w:noProof/>
             <w:webHidden/>
           </w:rPr>
-          <w:t>23</w:t>
+          <w:t>24</w:t>
         </w:r>
         <w:r>
           <w:rPr>
@@ -3666,7 +3666,7 @@
           <w:lang w:eastAsia="es-CO"/>
         </w:rPr>
       </w:pPr>
-      <w:hyperlink w:anchor="_Toc241498868" w:history="1">
+      <w:hyperlink w:anchor="_Toc241499470" w:history="1">
         <w:r>
           <w:rPr>
             <w:rStyle w:val="Hyperlink"/>
@@ -3713,7 +3713,7 @@
             <w:noProof/>
             <w:webHidden/>
           </w:rPr>
-          <w:instrText xml:space="preserve"> PAGEREF _Toc241498868 \h </w:instrText>
+          <w:instrText xml:space="preserve"> PAGEREF _Toc241499470 \h </w:instrText>
         </w:r>
         <w:r>
           <w:rPr>
@@ -3762,7 +3762,7 @@
           <w:lang w:eastAsia="es-CO"/>
         </w:rPr>
       </w:pPr>
-      <w:hyperlink w:anchor="_Toc241498869" w:history="1">
+      <w:hyperlink w:anchor="_Toc241499471" w:history="1">
         <w:r>
           <w:rPr>
             <w:rStyle w:val="Hyperlink"/>
@@ -3809,7 +3809,7 @@
             <w:noProof/>
             <w:webHidden/>
           </w:rPr>
-          <w:instrText xml:space="preserve"> PAGEREF _Toc241498869 \h </w:instrText>
+          <w:instrText xml:space="preserve"> PAGEREF _Toc241499471 \h </w:instrText>
         </w:r>
         <w:r>
           <w:rPr>
@@ -3863,7 +3863,7 @@
       <w:bookmarkStart w:id="4" w:name="_Toc240440230"/>
       <w:bookmarkStart w:id="5" w:name="_Toc241072107"/>
       <w:bookmarkStart w:id="6" w:name="_Toc241072473"/>
-      <w:bookmarkStart w:id="7" w:name="_Toc241498832"/>
+      <w:bookmarkStart w:id="7" w:name="_Toc241499434"/>
       <w:r>
         <w:lastRenderedPageBreak/>
         <w:t>Información principal del proyecto</w:t>
@@ -3886,7 +3886,7 @@
       <w:bookmarkStart w:id="8" w:name="_Toc240440231"/>
       <w:bookmarkStart w:id="9" w:name="_Toc241072108"/>
       <w:bookmarkStart w:id="10" w:name="_Toc241072474"/>
-      <w:bookmarkStart w:id="11" w:name="_Toc241498833"/>
+      <w:bookmarkStart w:id="11" w:name="_Toc241499435"/>
       <w:r>
         <w:t>Título del proyecto</w:t>
       </w:r>
@@ -3920,7 +3920,7 @@
       <w:bookmarkStart w:id="12" w:name="_Toc240440232"/>
       <w:bookmarkStart w:id="13" w:name="_Toc241072109"/>
       <w:bookmarkStart w:id="14" w:name="_Toc241072475"/>
-      <w:bookmarkStart w:id="15" w:name="_Toc241498834"/>
+      <w:bookmarkStart w:id="15" w:name="_Toc241499436"/>
       <w:r>
         <w:t>Resumen ejecutivo</w:t>
       </w:r>
@@ -3999,7 +3999,7 @@
       <w:bookmarkStart w:id="16" w:name="_Toc240440236"/>
       <w:bookmarkStart w:id="17" w:name="_Toc241072110"/>
       <w:bookmarkStart w:id="18" w:name="_Toc241072476"/>
-      <w:bookmarkStart w:id="19" w:name="_Toc241498835"/>
+      <w:bookmarkStart w:id="19" w:name="_Toc241499437"/>
       <w:r>
         <w:t>Costo total del proyecto</w:t>
       </w:r>
@@ -4889,7 +4889,7 @@
       <w:bookmarkStart w:id="20" w:name="_Toc240440237"/>
       <w:bookmarkStart w:id="21" w:name="_Toc241072111"/>
       <w:bookmarkStart w:id="22" w:name="_Toc241072477"/>
-      <w:bookmarkStart w:id="23" w:name="_Toc241498836"/>
+      <w:bookmarkStart w:id="23" w:name="_Toc241499438"/>
       <w:r>
         <w:lastRenderedPageBreak/>
         <w:t>Introducción</w:t>
@@ -4994,7 +4994,7 @@
       <w:bookmarkStart w:id="24" w:name="_Toc240440238"/>
       <w:bookmarkStart w:id="25" w:name="_Toc241072112"/>
       <w:bookmarkStart w:id="26" w:name="_Toc241072478"/>
-      <w:bookmarkStart w:id="27" w:name="_Toc241498837"/>
+      <w:bookmarkStart w:id="27" w:name="_Toc241499439"/>
       <w:r>
         <w:lastRenderedPageBreak/>
         <w:t>Objetivos</w:t>
@@ -5017,7 +5017,7 @@
       <w:bookmarkStart w:id="28" w:name="_Toc240440239"/>
       <w:bookmarkStart w:id="29" w:name="_Toc241072113"/>
       <w:bookmarkStart w:id="30" w:name="_Toc241072479"/>
-      <w:bookmarkStart w:id="31" w:name="_Toc241498838"/>
+      <w:bookmarkStart w:id="31" w:name="_Toc241499440"/>
       <w:r>
         <w:t>Objetivo general</w:t>
       </w:r>
@@ -5060,7 +5060,7 @@
       <w:bookmarkStart w:id="32" w:name="_Toc240440240"/>
       <w:bookmarkStart w:id="33" w:name="_Toc241072114"/>
       <w:bookmarkStart w:id="34" w:name="_Toc241072480"/>
-      <w:bookmarkStart w:id="35" w:name="_Toc241498839"/>
+      <w:bookmarkStart w:id="35" w:name="_Toc241499441"/>
       <w:r>
         <w:t>Objetivos específicos</w:t>
       </w:r>
@@ -5200,7 +5200,7 @@
       <w:bookmarkStart w:id="36" w:name="_Toc240440241"/>
       <w:bookmarkStart w:id="37" w:name="_Toc241072115"/>
       <w:bookmarkStart w:id="38" w:name="_Toc241072481"/>
-      <w:bookmarkStart w:id="39" w:name="_Toc241498840"/>
+      <w:bookmarkStart w:id="39" w:name="_Toc241499442"/>
       <w:r>
         <w:t>Deli</w:t>
       </w:r>
@@ -5225,7 +5225,7 @@
       <w:bookmarkStart w:id="40" w:name="_Toc240440242"/>
       <w:bookmarkStart w:id="41" w:name="_Toc241072116"/>
       <w:bookmarkStart w:id="42" w:name="_Toc241072482"/>
-      <w:bookmarkStart w:id="43" w:name="_Toc241498841"/>
+      <w:bookmarkStart w:id="43" w:name="_Toc241499443"/>
       <w:r>
         <w:t>Alcances</w:t>
       </w:r>
@@ -5810,7 +5810,7 @@
       <w:bookmarkStart w:id="44" w:name="_Toc240440243"/>
       <w:bookmarkStart w:id="45" w:name="_Toc241072117"/>
       <w:bookmarkStart w:id="46" w:name="_Toc241072483"/>
-      <w:bookmarkStart w:id="47" w:name="_Toc241498842"/>
+      <w:bookmarkStart w:id="47" w:name="_Toc241499444"/>
       <w:r>
         <w:t>Limitaciones</w:t>
       </w:r>
@@ -6240,7 +6240,7 @@
       <w:bookmarkStart w:id="48" w:name="_Toc240440244"/>
       <w:bookmarkStart w:id="49" w:name="_Toc241072118"/>
       <w:bookmarkStart w:id="50" w:name="_Toc241072484"/>
-      <w:bookmarkStart w:id="51" w:name="_Toc241498843"/>
+      <w:bookmarkStart w:id="51" w:name="_Toc241499445"/>
       <w:r>
         <w:t>Entregables</w:t>
       </w:r>
@@ -6584,7 +6584,7 @@
       </w:pPr>
       <w:bookmarkStart w:id="53" w:name="_Toc241072119"/>
       <w:bookmarkStart w:id="54" w:name="_Toc241072485"/>
-      <w:bookmarkStart w:id="55" w:name="_Toc241498844"/>
+      <w:bookmarkStart w:id="55" w:name="_Toc241499446"/>
       <w:r>
         <w:lastRenderedPageBreak/>
         <w:t>Revisión bibliográfica</w:t>
@@ -6610,7 +6610,7 @@
       <w:bookmarkStart w:id="56" w:name="_Toc240440246"/>
       <w:bookmarkStart w:id="57" w:name="_Toc241072120"/>
       <w:bookmarkStart w:id="58" w:name="_Toc241072486"/>
-      <w:bookmarkStart w:id="59" w:name="_Toc241498845"/>
+      <w:bookmarkStart w:id="59" w:name="_Toc241499447"/>
       <w:r>
         <w:t>Planteamiento del problema</w:t>
       </w:r>
@@ -6660,7 +6660,7 @@
           <w:noProof/>
         </w:rPr>
         <w:drawing>
-          <wp:inline distT="0" distB="0" distL="0" distR="0" wp14:anchorId="5B094A22" wp14:editId="0E6DDBFD">
+          <wp:inline distT="0" distB="0" distL="0" distR="0" wp14:anchorId="0D0991EC" wp14:editId="432FD5BD">
             <wp:extent cx="4320000" cy="1753663"/>
             <wp:effectExtent l="0" t="0" r="0" b="0"/>
             <wp:docPr id="1" name="Picture 1"/>
@@ -6806,7 +6806,7 @@
       <w:bookmarkStart w:id="60" w:name="_Toc240440247"/>
       <w:bookmarkStart w:id="61" w:name="_Toc241072121"/>
       <w:bookmarkStart w:id="62" w:name="_Toc241072487"/>
-      <w:bookmarkStart w:id="63" w:name="_Toc241498846"/>
+      <w:bookmarkStart w:id="63" w:name="_Toc241499448"/>
       <w:r>
         <w:lastRenderedPageBreak/>
         <w:t>Descripción de avances tecnológicos</w:t>
@@ -7896,7 +7896,7 @@
       </w:pPr>
       <w:bookmarkStart w:id="65" w:name="_Toc241072122"/>
       <w:bookmarkStart w:id="66" w:name="_Toc241072488"/>
-      <w:bookmarkStart w:id="67" w:name="_Toc241498847"/>
+      <w:bookmarkStart w:id="67" w:name="_Toc241499449"/>
       <w:r>
         <w:t>Descripción detallada del diseño en ingeniería</w:t>
       </w:r>
@@ -7918,7 +7918,7 @@
       <w:bookmarkStart w:id="68" w:name="_Toc240440249"/>
       <w:bookmarkStart w:id="69" w:name="_Toc241072123"/>
       <w:bookmarkStart w:id="70" w:name="_Toc241072489"/>
-      <w:bookmarkStart w:id="71" w:name="_Toc241498848"/>
+      <w:bookmarkStart w:id="71" w:name="_Toc241499450"/>
       <w:r>
         <w:t>Problema</w:t>
       </w:r>
@@ -7933,13 +7933,31 @@
         <w:jc w:val="both"/>
       </w:pPr>
       <w:r>
-        <w:t>Desde el diseño, el problema se traduce en un sistema de procesamiento de señales y decisión con tres bloques acoplados: (1) una cadena de adquisición y acondicionamiento que convierta cinco fuentes de resolución distinta (horaria, diaria y mensual) en una</w:t>
-      </w:r>
-      <w:r>
-        <w:t xml:space="preserve"> señal multivariada horaria continua, sin huecos ni fugas de información; (2) un estimador que, con la información disponible en el instante de corte, produzca la mediana y los cuantiles del precio para las siguientes 1 a 72 horas; y (3) una lógica que con</w:t>
-      </w:r>
-      <w:r>
-        <w:t>vierta ese pronóstico probabilístico en una acción discreta por rol.</w:t>
+        <w:t>Desde el diseño, el problema es la ausencia de un sistema de procesamiento de señales y de gestión que integre los datos del mercado. La información existe y es pública, pero está dispersa en fuentes con resoluciones distintas: XM publica el precio, la dem</w:t>
+      </w:r>
+      <w:r>
+        <w:t>anda y la generación por hora, y el volumen de los embalses y los aportes hídricos por día, mientras que NOAA publica el ONI como un promedio trimestral que se actualiza cada mes. Las plataformas públicas permiten consultar y descargar cada serie por separ</w:t>
+      </w:r>
+      <w:r>
+        <w:t>ado, pero no las sincronizan entre sí ni las convierten en un pronóstico o en una recomendación: un agente que quiera decidir con ellas debe alinearlas a mano y estimar por su cuenta el riesgo de cada hora.</w:t>
+      </w:r>
+    </w:p>
+    <w:p>
+      <w:pPr>
+        <w:spacing w:after="100"/>
+        <w:jc w:val="both"/>
+      </w:pPr>
+      <w:r>
+        <w:t>El diseño resuelve esa ausencia con un sistema de</w:t>
+      </w:r>
+      <w:r>
+        <w:t xml:space="preserve"> procesamiento de señales y decisión de tres bloques acoplados: (1) una cadena de adquisición y acondicionamiento que convierta cinco fuentes de resolución distinta (horaria, diaria y mensual) en una señal multivariada horaria continua, sin huecos ni fugas</w:t>
+      </w:r>
+      <w:r>
+        <w:t xml:space="preserve"> de información; (2) un estimador que, con la información disponible en el instante de corte, produzca la mediana y los cuantiles del precio para las siguientes 1 a 72 horas; y (3) una lógica que convierta ese pronóstico probabilístico en una acción discre</w:t>
+      </w:r>
+      <w:r>
+        <w:t>ta por rol.</w:t>
       </w:r>
     </w:p>
     <w:p>
@@ -7955,7 +7973,7 @@
       <w:bookmarkStart w:id="72" w:name="_Toc240440250"/>
       <w:bookmarkStart w:id="73" w:name="_Toc241072124"/>
       <w:bookmarkStart w:id="74" w:name="_Toc241072490"/>
-      <w:bookmarkStart w:id="75" w:name="_Toc241498849"/>
+      <w:bookmarkStart w:id="75" w:name="_Toc241499451"/>
       <w:r>
         <w:t>Análisis de requerimientos</w:t>
       </w:r>
@@ -8000,10 +8018,7 @@
         <w:t>ambiental</w:t>
       </w:r>
       <w:r>
-        <w:t xml:space="preserve"> (maximizar la eficiencia computaciona</w:t>
-      </w:r>
-      <w:r>
-        <w:t xml:space="preserve">l), </w:t>
+        <w:t xml:space="preserve"> (maximizar la eficiencia computacional), </w:t>
       </w:r>
       <w:r>
         <w:rPr>
@@ -8012,7 +8027,10 @@
         <w:t>social</w:t>
       </w:r>
       <w:r>
-        <w:t xml:space="preserve"> (el sistema apoya la decisión, no la sustituye), </w:t>
+        <w:t xml:space="preserve"> (el sistema apoya la decisión, no la sustituye</w:t>
+      </w:r>
+      <w:r>
+        <w:t xml:space="preserve">), </w:t>
       </w:r>
       <w:r>
         <w:rPr>
@@ -8048,10 +8066,10 @@
         <w:t>Factores</w:t>
       </w:r>
       <w:r>
-        <w:t>: salud pública (las escaladas de precio afectan a insti</w:t>
-      </w:r>
-      <w:r>
-        <w:t>tuciones como las IPS), seguridad (acceso a las APIs), cultural (resistencia a recomendaciones basadas en IA), social (usuarios sin formación en probabilidad) y económico (tasa de cambio, precios de nube).</w:t>
+        <w:t>: salud pública (las escaladas de precio afectan a instituciones como las IPS), seguridad (acceso a las APIs), cu</w:t>
+      </w:r>
+      <w:r>
+        <w:t>ltural (resistencia a recomendaciones basadas en IA), social (usuarios sin formación en probabilidad) y económico (tasa de cambio, precios de nube).</w:t>
       </w:r>
     </w:p>
     <w:p>
@@ -8066,13 +8084,14 @@
         <w:t>Requerimientos del cliente.</w:t>
       </w:r>
       <w:r>
-        <w:t xml:space="preserve"> Generadores y comercia</w:t>
-      </w:r>
-      <w:r>
-        <w:t>lizadores medianos piden pronósticos de 24 a 72 h con una recomendación según su rol, un nivel de confianza visible y un dashboard usable sin conocimientos técnicos. La Tabla 5 muestra su traducción a especificaciones medibles y la evidencia de cada criter</w:t>
-      </w:r>
-      <w:r>
-        <w:t>io.</w:t>
+        <w:t xml:space="preserve"> Generadores y comercializadores medianos piden pronósticos de 24 a 72 h con una</w:t>
+      </w:r>
+      <w:r>
+        <w:t xml:space="preserve"> recomendación según su rol, un nivel de confianza visible y un dashboard usable sin </w:t>
+      </w:r>
+      <w:r>
+        <w:lastRenderedPageBreak/>
+        <w:t>conocimientos técnicos. La Tabla 5 muestra su traducción a especificaciones medibles y la evidencia de cada criterio.</w:t>
       </w:r>
     </w:p>
     <w:p>
@@ -8094,7 +8113,14 @@
           <w:sz w:val="20"/>
           <w:szCs w:val="20"/>
         </w:rPr>
-        <w:t xml:space="preserve"> Traducción de requerimientos y restricciones en especificaciones técnicas medibles.</w:t>
+        <w:t xml:space="preserve"> Traducción de requerimientos y restricciones</w:t>
+      </w:r>
+      <w:r>
+        <w:rPr>
+          <w:sz w:val="20"/>
+          <w:szCs w:val="20"/>
+        </w:rPr>
+        <w:t xml:space="preserve"> en especificaciones técnicas medibles.</w:t>
       </w:r>
     </w:p>
     <w:tbl>
@@ -8295,7 +8321,6 @@
                 <w:sz w:val="17"/>
                 <w:szCs w:val="17"/>
               </w:rPr>
-              <w:lastRenderedPageBreak/>
               <w:t>Horizonte de decisión</w:t>
             </w:r>
           </w:p>
@@ -8777,7 +8802,7 @@
       <w:bookmarkStart w:id="76" w:name="_Toc240440251"/>
       <w:bookmarkStart w:id="77" w:name="_Toc241072125"/>
       <w:bookmarkStart w:id="78" w:name="_Toc241072491"/>
-      <w:bookmarkStart w:id="79" w:name="_Toc241498850"/>
+      <w:bookmarkStart w:id="79" w:name="_Toc241499452"/>
       <w:r>
         <w:t>Estándares, normas y regulaciones</w:t>
       </w:r>
@@ -9105,7 +9130,7 @@
       <w:bookmarkStart w:id="80" w:name="_Toc240440252"/>
       <w:bookmarkStart w:id="81" w:name="_Toc241072126"/>
       <w:bookmarkStart w:id="82" w:name="_Toc241072492"/>
-      <w:bookmarkStart w:id="83" w:name="_Toc241498851"/>
+      <w:bookmarkStart w:id="83" w:name="_Toc241499453"/>
       <w:r>
         <w:t>Altern</w:t>
       </w:r>
@@ -9147,7 +9172,11 @@
         <w:t xml:space="preserve"> Una regresión log-lineal predice el nivel del precio a partir de 15 variables (hidrología, ONI, pandemia, calendario y festivos) y de su propio rezago de 24 h [13], y un componente GARCH(1,1) [24] modela cómo se agrupa la volatilidad d</w:t>
       </w:r>
       <w:r>
-        <w:t>el error en el tiempo; de él sale directamente la banda de incertidumbre. Toda la capacidad de ajuste está en una sola ecuación con parámetros interpretables, que se entrena en segundos. Su limitación es el supuesto de linealidad: en 2026 empata con la per</w:t>
+        <w:t xml:space="preserve">el error en el tiempo; de </w:t>
+      </w:r>
+      <w:r>
+        <w:lastRenderedPageBreak/>
+        <w:t>él sale directamente la banda de incertidumbre. Toda la capacidad de ajuste está en una sola ecuación con parámetros interpretables, que se entrena en segundos. Su limitación es el supuesto de linealidad: en 2026 empata con la per</w:t>
       </w:r>
       <w:r>
         <w:t>sistencia y pierde contra ella en 4 de los 6 orígenes históricos (Tabla 15).</w:t>
@@ -9168,11 +9197,7 @@
         <w:t xml:space="preserve"> La red N-BEATSx [25] descompone la serie en bloques que aprenden por separado componentes como la tendencia y la estac</w:t>
       </w:r>
       <w:r>
-        <w:t xml:space="preserve">ionalidad, con 168 </w:t>
-      </w:r>
-      <w:r>
-        <w:lastRenderedPageBreak/>
-        <w:t xml:space="preserve">h (una semana) de historia y las mismas variables exógenas. No impone una forma funcional fija, por lo que captura relaciones no lineales y pronostica varios horizontes a la vez, pero pierde la interpretación directa de sus parámetros y </w:t>
+        <w:t xml:space="preserve">ionalidad, con 168 h (una semana) de historia y las mismas variables exógenas. No impone una forma funcional fija, por lo que captura relaciones no lineales y pronostica varios horizontes a la vez, pero pierde la interpretación directa de sus parámetros y </w:t>
       </w:r>
       <w:r>
         <w:t>tarda minutos en entrenar. Sus cuantiles se calibran aparte por inferencia conforme.</w:t>
@@ -9604,7 +9629,7 @@
       <w:bookmarkStart w:id="84" w:name="_Toc240440253"/>
       <w:bookmarkStart w:id="85" w:name="_Toc241072127"/>
       <w:bookmarkStart w:id="86" w:name="_Toc241072493"/>
-      <w:bookmarkStart w:id="87" w:name="_Toc241498852"/>
+      <w:bookmarkStart w:id="87" w:name="_Toc241499454"/>
       <w:r>
         <w:t>Evaluación y selección de la alternativa óptima</w:t>
       </w:r>
@@ -10150,17 +10175,14 @@
         <w:jc w:val="both"/>
       </w:pPr>
       <w:r>
+        <w:lastRenderedPageBreak/>
         <w:t>Con estos criterios se construyó la matriz de decisión ponderada de la Sección 6.6. Cada alternativa recibe un puntaje de 1 a 5 por criterio, con reglas fijadas antes de conocer los resultados para no ajustarlas a favor de ninguna. En precisión, el puntaje</w:t>
       </w:r>
       <w:r>
         <w:t xml:space="preserve"> es 5 si el rMAE es menor o igual a 0,75; 4 si es menor o igual a 0,85; 3 si es menor o igual a 0,95; 2 si es menor o igual a 1,00, y 1 si es mayor que 1, es decir, si el modelo pierde contra la persistencia. La robustez usa la misma escala, pero con límit</w:t>
       </w:r>
       <w:r>
-        <w:t xml:space="preserve">es de 0,85 y 0,90 para los puntajes 5 y 4. En costo computacional, el puntaje es 5 si el reentrenamiento toma menos de 1 minuto, 4 </w:t>
-      </w:r>
-      <w:r>
-        <w:lastRenderedPageBreak/>
-        <w:t>si toma menos de 5 y 3 si toma menos de 10. En interpretabilidad, es 5 si los coeficientes del modelo se leen directamente, 3</w:t>
+        <w:t>es de 0,85 y 0,90 para los puntajes 5 y 4. En costo computacional, el puntaje es 5 si el reentrenamiento toma menos de 1 minuto, 4 si toma menos de 5 y 3 si toma menos de 10. En interpretabilidad, es 5 si los coeficientes del modelo se leen directamente, 3</w:t>
       </w:r>
       <w:r>
         <w:t xml:space="preserve"> si solo se conocen los pesos de cada modelo y 2 si es una caja negra. La cobertura de las bandas no se puntúa porque las alternativas 2 y 3 usan la misma banda. Los pesos de los criterios (Tabla 9) reflejan las prioridades del cliente: precisión y robuste</w:t>
@@ -11029,7 +11051,7 @@
       <w:bookmarkStart w:id="88" w:name="_Toc240440255"/>
       <w:bookmarkStart w:id="89" w:name="_Toc241072130"/>
       <w:bookmarkStart w:id="90" w:name="_Toc241072496"/>
-      <w:bookmarkStart w:id="91" w:name="_Toc241498853"/>
+      <w:bookmarkStart w:id="91" w:name="_Toc241499455"/>
       <w:r>
         <w:t>Análisis de riesgo del diseño definitivo</w:t>
       </w:r>
@@ -12012,7 +12034,7 @@
       <w:bookmarkStart w:id="92" w:name="_Toc240440254"/>
       <w:bookmarkStart w:id="93" w:name="_Toc241072129"/>
       <w:bookmarkStart w:id="94" w:name="_Toc241072495"/>
-      <w:bookmarkStart w:id="95" w:name="_Toc241498854"/>
+      <w:bookmarkStart w:id="95" w:name="_Toc241499456"/>
       <w:r>
         <w:t>Diseño definitivo</w:t>
       </w:r>
@@ -12033,11 +12055,7 @@
         <w:t>Metodología de diseño.</w:t>
       </w:r>
       <w:r>
-        <w:t xml:space="preserve"> Cada elemento del sistema (variable, modelo, combinador, calibración y regla de decisión) se definió con el mismo procedimiento: (1) se formula frente a una alternativa o línea base; (2) </w:t>
-      </w:r>
-      <w:r>
-        <w:lastRenderedPageBreak/>
-        <w:t>se evalúa fuera de muestra, con entrenamiento en 2019-2025, ajuste d</w:t>
+        <w:t xml:space="preserve"> Cada elemento del sistema (variable, modelo, combinador, calibración y regla de decisión) se definió con el mismo procedimiento: (1) se formula frente a una alternativa o línea base; (2) se evalúa fuera de muestra, con entrenamiento en 2019-2025, ajuste d</w:t>
       </w:r>
       <w:r>
         <w:t>e hiperparámetros contra 2025 y prueba en 2026; (3) se adopta solo si mejora con significancia en la prueba de Diebold-Mariano (p &lt; 0,05) y, cuando hay aleatoriedad, en las 10 particiones evaluadas; y (4) se documenta en la bitácora del repositorio, inclui</w:t>
@@ -12057,7 +12075,7 @@
           <w:noProof/>
         </w:rPr>
         <w:drawing>
-          <wp:inline distT="0" distB="0" distL="0" distR="0" wp14:anchorId="279D2006" wp14:editId="51E258FA">
+          <wp:inline distT="0" distB="0" distL="0" distR="0" wp14:anchorId="1D2786AF" wp14:editId="1066A4F2">
             <wp:extent cx="3780000" cy="2801707"/>
             <wp:effectExtent l="0" t="0" r="0" b="0"/>
             <wp:docPr id="2" name="Picture 2"/>
@@ -12134,6 +12152,27 @@
     </w:p>
     <w:p>
       <w:pPr>
+        <w:spacing w:after="100"/>
+        <w:jc w:val="both"/>
+      </w:pPr>
+      <w:r>
+        <w:t>De las fuentes públicas se descargaron, para enero de 2019 a agosto de 2026, 66.576 registros horarios de cada una de las tres series horarias de XM (precio de bolsa, demanda real y generación total), 2.776 registros diarios de cada una de las dos ser</w:t>
+      </w:r>
+      <w:r>
+        <w:t>ies hidrológicas (volumen útil de embalses y aportes hídricos) y los 90 valores trimestrales publicados del ONI (de DJF 2019 a MJJ 2026). Cada familia de variables sale de una sola de esas fuentes: las de precio rezagado, medias móviles y volatilidad (9 va</w:t>
+      </w:r>
+      <w:r>
+        <w:t>riables), de la serie horaria de precio; la de demanda (4), de la demanda horaria; la de hidrología (12), seis de los embalses y seis de los aportes; el ONI, de la serie de NOAA; y el indicador de pandemia y las 13 variables de calendario y festivos, de la</w:t>
+      </w:r>
+      <w:r>
+        <w:t xml:space="preserve"> marca de tiempo y del calendario oficial de festivos de Colombia. La generación total se usó en la caracterización, pero no como predictora: su valor en la hora objetivo se fija en el mismo despacho que el precio y su valor rezagado repite la información </w:t>
+      </w:r>
+      <w:r>
+        <w:t>de la demanda, con la que tiene una correlación de 0,996.</w:t>
+      </w:r>
+    </w:p>
+    <w:p>
+      <w:pPr>
         <w:keepNext/>
         <w:spacing w:before="120" w:after="60"/>
         <w:jc w:val="center"/>
@@ -12144,6 +12183,7 @@
           <w:sz w:val="20"/>
           <w:szCs w:val="20"/>
         </w:rPr>
+        <w:lastRenderedPageBreak/>
         <w:t>Tabla 11.</w:t>
       </w:r>
       <w:r>
@@ -12904,7 +12944,6 @@
         <w:rPr>
           <w:b/>
         </w:rPr>
-        <w:lastRenderedPageBreak/>
         <w:t>Definición de modelos.</w:t>
       </w:r>
       <w:r>
@@ -14362,7 +14401,11 @@
         <w:t>t</w:t>
       </w:r>
       <w:r>
-        <w:t xml:space="preserve"> se actualizan iterativamente para minimizar el sMAPE. El producto de 72 h reutiliza el ensamble de 24 h en los pasos 1-23 y combina, en el resto, un LEAR (72 modelos LASSO, uno por paso), dos N-BEATSx y una persistencia semanal.</w:t>
+        <w:t xml:space="preserve"> se actualizan iterativamente para minimizar el sMAPE. El producto de 72 h reutiliza el </w:t>
+      </w:r>
+      <w:r>
+        <w:lastRenderedPageBreak/>
+        <w:t>ensamble de 24 h en los pasos 1-23 y combina, en el resto, un LEAR (72 modelos LASSO, uno por paso), dos N-BEATSx y una persistencia semanal.</w:t>
       </w:r>
     </w:p>
     <w:p>
@@ -14425,7 +14468,6 @@
           <w:sz w:val="20"/>
           <w:szCs w:val="20"/>
         </w:rPr>
-        <w:lastRenderedPageBreak/>
         <w:t>Tabla 13.</w:t>
       </w:r>
       <w:r>
@@ -15401,7 +15443,14 @@
                 <w:sz w:val="16"/>
                 <w:szCs w:val="16"/>
               </w:rPr>
-              <w:t>«banda» gana el promedio pero actúa en el 1,2 % de las horas de la primera mitad; el criterio estable elige «híbrido» (generador) y «rodante» (comercializador) (Tablas 18 y 19)</w:t>
+              <w:t>«banda» gana el promedio pero actúa en el 1,2 % de las horas de la pr</w:t>
+            </w:r>
+            <w:r>
+              <w:rPr>
+                <w:sz w:val="16"/>
+                <w:szCs w:val="16"/>
+              </w:rPr>
+              <w:t>imera mitad; el criterio estable elige «híbrido» (generador) y «rodante» (comercializador) (Tablas 18 y 19)</w:t>
             </w:r>
           </w:p>
         </w:tc>
@@ -15422,28 +15471,29 @@
         <w:rPr>
           <w:b/>
         </w:rPr>
-        <w:t>Motor de decisió</w:t>
-      </w:r>
-      <w:r>
-        <w:rPr>
-          <w:b/>
-        </w:rPr>
-        <w:t>n (cuatro métodos y selección por estabilidad).</w:t>
-      </w:r>
-      <w:r>
-        <w:t xml:space="preserve"> (1) Cada método fija un umbral bajo y uno alto y compara con ellos la mediana q50 de cada hora: por debajo del bajo el comercializador recibe «comprar» y el generador «retener»; por encima del alto, «evitar c</w:t>
-      </w:r>
-      <w:r>
-        <w:t>ompra» y «vender»; en otro caso, «esperar». Los umbrales por defecto son los percentiles 25 y 75, el rango intercuartílico convencional para separar valores típicos de extremos [31]. (2) Los métodos difieren en la referencia: «fijo» usa los percentiles del</w:t>
-      </w:r>
-      <w:r>
-        <w:t xml:space="preserve"> precio de entrenamiento 2019-2025; «rodante», los de una ventana móvil causal de 30 días sobre q50, que se adapta al régimen vigente [32]; «banda» es el fijo más un filtro que emite «esperar» cuando el ancho q90 − q10 supera su percentil 75 histórico; e «</w:t>
-      </w:r>
-      <w:r>
-        <w:t>híbrido», agregado en esta etapa, combina el umbral rodante con ese filtro de confianza. (3) El método activo se elige por backtesting: solo son admisibles los que actúan entre 10 % y 40 % de las horas y, entre ellos, gana el de mayor ventaja en la mitad m</w:t>
-      </w:r>
-      <w:r>
-        <w:t>ás débil del periodo (criterio maximin [33]) y no el de mayor ventaja promedio, para descartar un método cuyo buen promedio dependa de un solo tramo del año.</w:t>
+        <w:t>Motor de decisión (cuatro métodos y selección por estabilidad).</w:t>
+      </w:r>
+      <w:r>
+        <w:t xml:space="preserve"> (1) Cada método fija un umbral bajo y uno alto y compara con ellos la mediana q50 </w:t>
+      </w:r>
+      <w:r>
+        <w:t>de cada hora: por debajo del bajo el comercializador recibe «comprar» y el generador «retener»; por encima del alto, «evitar compra» y «vender»; en otro caso, «esperar». Los umbrales por defecto son los percentiles 25 y 75, el rango intercuartílico convenc</w:t>
+      </w:r>
+      <w:r>
+        <w:t xml:space="preserve">ional para separar valores típicos de extremos [31]. (2) Los métodos difieren en la referencia: «fijo» usa los </w:t>
+      </w:r>
+      <w:r>
+        <w:lastRenderedPageBreak/>
+        <w:t>percentiles del precio de entrenamiento 2019-2025; «rodante», los de una ventana móvil causal de 30 días sobre q50, que se adapta al régimen vige</w:t>
+      </w:r>
+      <w:r>
+        <w:t>nte [32]; «banda» es el fijo más un filtro que emite «esperar» cuando el ancho q90 − q10 supera su percentil 75 histórico; e «híbrido», agregado en esta etapa, combina el umbral rodante con ese filtro de confianza. (3) El método activo se elige por backtes</w:t>
+      </w:r>
+      <w:r>
+        <w:t>ting: solo son admisibles los que actúan entre 10 % y 40 % de las horas y, entre ellos, gana el de mayor ventaja en la mitad más débil del periodo (criterio maximin [33]) y no el de mayor ventaja promedio, para descartar un método cuyo buen promedio depend</w:t>
+      </w:r>
+      <w:r>
+        <w:t>a de un solo tramo del año.</w:t>
       </w:r>
     </w:p>
     <w:p>
@@ -15452,16 +15502,13 @@
         <w:jc w:val="both"/>
       </w:pPr>
       <w:r>
-        <w:t>La Figura 3 muestra el motor en operación durante una semana de julio de 2026 con el método que el</w:t>
-      </w:r>
-      <w:r>
-        <w:t>ige el criterio de estabilidad para el generador («híbrido»). Cuando la mediana del pronóstico supera el umbral alto, el motor recomienda vender, y cuando cae bajo el umbral bajo, retener; si en esas horas la banda es más ancha que su percentil 75, la conf</w:t>
-      </w:r>
-      <w:r>
-        <w:t>ianza es baja y el motor espera. El 13 de julio, por ejemplo, recomendó vender en horas en que el precio real cayó, un error que proviene del pronóstico y que la banda no alcanzó a señalar. Hoy el motor usa las bandas de N-BEATSx; conectarlo al ensamble de</w:t>
-      </w:r>
-      <w:r>
-        <w:t xml:space="preserve"> seis votantes es trabajo pendiente (Sección 9).</w:t>
+        <w:t>La Figura 3 muestra el motor en operación durante una semana de julio de 2026 con el método que elige el criterio de estabilidad para el generador («híbrido»). Cuando la mediana del pronóstico supera el umbral alto, el motor rec</w:t>
+      </w:r>
+      <w:r>
+        <w:t>omienda vender, y cuando cae bajo el umbral bajo, retener; si en esas horas la banda es más ancha que su percentil 75, la confianza es baja y el motor espera. El 13 de julio, por ejemplo, recomendó vender en horas en que el precio real cayó, un error que p</w:t>
+      </w:r>
+      <w:r>
+        <w:t>roviene del pronóstico y que la banda no alcanzó a señalar. Hoy el motor usa las bandas de N-BEATSx; conectarlo al ensamble de seis votantes es trabajo pendiente (Sección 9).</w:t>
       </w:r>
     </w:p>
     <w:p>
@@ -15474,9 +15521,8 @@
         <w:rPr>
           <w:noProof/>
         </w:rPr>
-        <w:lastRenderedPageBreak/>
         <w:drawing>
-          <wp:inline distT="0" distB="0" distL="0" distR="0" wp14:anchorId="737C3DA4" wp14:editId="0055C015">
+          <wp:inline distT="0" distB="0" distL="0" distR="0" wp14:anchorId="4CD28253" wp14:editId="42DE7CA6">
             <wp:extent cx="4500000" cy="2696229"/>
             <wp:effectExtent l="0" t="0" r="0" b="0"/>
             <wp:docPr id="3" name="Picture 3"/>
@@ -15530,7 +15576,14 @@
           <w:sz w:val="20"/>
           <w:szCs w:val="20"/>
         </w:rPr>
-        <w:t xml:space="preserve"> Motor de decisión en operación, método «híbrido» para el generador (13 al 19 de julio de 2026): pronóstico mediano, banda [q10, q90], umbrales rodantes y acción recomendada en cada hora.</w:t>
+        <w:t xml:space="preserve"> Motor de decisión en operación, método «híbrido» para el generador (1</w:t>
+      </w:r>
+      <w:r>
+        <w:rPr>
+          <w:sz w:val="20"/>
+          <w:szCs w:val="20"/>
+        </w:rPr>
+        <w:t>3 al 19 de julio de 2026): pronóstico mediano, banda [q10, q90], umbrales rodantes y acción recomendada en cada hora.</w:t>
       </w:r>
     </w:p>
     <w:p>
@@ -15542,22 +15595,16 @@
         <w:rPr>
           <w:b/>
         </w:rPr>
-        <w:t>Dashboar</w:t>
-      </w:r>
-      <w:r>
-        <w:rPr>
-          <w:b/>
-        </w:rPr>
-        <w:t>d.</w:t>
-      </w:r>
-      <w:r>
-        <w:t xml:space="preserve"> La vista Operador aplica el método que elige el criterio de estabilidad y muestra, para la hora seleccionada, la acción recomendada, la posición del precio esperado entre los umbrales y un nivel de confianza según el ancho de la banda; la hora se elige </w:t>
-      </w:r>
-      <w:r>
-        <w:t>con un selector o haciendo clic sobre la franja de 24 horas del día. La vista Analista permite fijar a mano el método (incluido «híbrido») y los percentiles, y recalcula el método sugerido sobre el rango de fechas elegido. Ambas vistas se verificaron sin e</w:t>
-      </w:r>
-      <w:r>
-        <w:t>rrores con pruebas automatizadas de Streamlit en las cuatro combinaciones de rol y horizonte.</w:t>
+        <w:t>Dashboard.</w:t>
+      </w:r>
+      <w:r>
+        <w:t xml:space="preserve"> La vista Operador aplica el método que elige el criterio de estabilidad y muestra, para la hora seleccionada, la acción recomen</w:t>
+      </w:r>
+      <w:r>
+        <w:t>dada, la posición del precio esperado entre los umbrales y un nivel de confianza según el ancho de la banda; la hora se elige con un selector o haciendo clic sobre la franja de 24 horas del día. La vista Analista permite fijar a mano el método (incluido «h</w:t>
+      </w:r>
+      <w:r>
+        <w:t>íbrido») y los percentiles, y recalcula el método sugerido sobre el rango de fechas elegido. Ambas vistas se verificaron sin errores con pruebas automatizadas de Streamlit en las cuatro combinaciones de rol y horizonte.</w:t>
       </w:r>
     </w:p>
     <w:p>
@@ -15572,10 +15619,13 @@
         <w:t>Funcionamiento del prototipo.</w:t>
       </w:r>
       <w:r>
-        <w:t xml:space="preserve"> El pipeline se ejecutó de principio a fin: los notebooks 01 a 03 se reejecutaron sin errores (01 y 02 en una copia aislada del proye</w:t>
-      </w:r>
-      <w:r>
-        <w:t>cto), el ensamble se regeneró con los datos corregidos y el dashboard corre localmente con los datos de 2026 (Figura 4). El código completo está en el Anexo 3 y los resultados que demuestran el funcionamiento de cada bloque, en la Sección 7.</w:t>
+        <w:t xml:space="preserve"> El pip</w:t>
+      </w:r>
+      <w:r>
+        <w:t>eline se ejecutó de principio a fin: los notebooks 01 a 03 se reejecutaron sin errores (01 y 02 en una copia aislada del proyecto), el ensamble se regeneró con los datos corregidos y el dashboard corre localmente con los datos de 2026 (Figura 4). El código</w:t>
+      </w:r>
+      <w:r>
+        <w:t xml:space="preserve"> completo está en el Anexo 3 y los resultados que demuestran el funcionamiento de cada bloque, en la Sección 7.</w:t>
       </w:r>
     </w:p>
     <w:p>
@@ -15588,8 +15638,9 @@
         <w:rPr>
           <w:noProof/>
         </w:rPr>
+        <w:lastRenderedPageBreak/>
         <w:drawing>
-          <wp:inline distT="0" distB="0" distL="0" distR="0" wp14:anchorId="74B690B6" wp14:editId="1ADA80F8">
+          <wp:inline distT="0" distB="0" distL="0" distR="0" wp14:anchorId="6C60C59E" wp14:editId="578A2C04">
             <wp:extent cx="3060000" cy="2762500"/>
             <wp:effectExtent l="0" t="0" r="0" b="0"/>
             <wp:docPr id="4" name="Picture 4"/>
@@ -15670,7 +15721,7 @@
       </w:pPr>
       <w:bookmarkStart w:id="97" w:name="_Toc241072132"/>
       <w:bookmarkStart w:id="98" w:name="_Toc241072498"/>
-      <w:bookmarkStart w:id="99" w:name="_Toc241498855"/>
+      <w:bookmarkStart w:id="99" w:name="_Toc241499457"/>
       <w:r>
         <w:t>Pruebas, resultados y análisis de resultados</w:t>
       </w:r>
@@ -15692,7 +15743,7 @@
       <w:bookmarkStart w:id="100" w:name="_Toc240440258"/>
       <w:bookmarkStart w:id="101" w:name="_Toc241072133"/>
       <w:bookmarkStart w:id="102" w:name="_Toc241072499"/>
-      <w:bookmarkStart w:id="103" w:name="_Toc241498856"/>
+      <w:bookmarkStart w:id="103" w:name="_Toc241499458"/>
       <w:r>
         <w:t>Planeación del diseño del experimento</w:t>
       </w:r>
@@ -15713,10 +15764,10 @@
         <w:t>Pregunta técnica.</w:t>
       </w:r>
       <w:r>
-        <w:t xml:space="preserve"> ¿La plataforma pronostica el precio de </w:t>
-      </w:r>
-      <w:r>
-        <w:t>bolsa horario a 24-72 h con un error significativamente menor que la persistencia (rMAE &lt; 1) y con bandas cuya cobertura esté cerca del 80 %?</w:t>
+        <w:t xml:space="preserve"> ¿La plataforma pronostica el precio de bolsa hor</w:t>
+      </w:r>
+      <w:r>
+        <w:t>ario a 24-72 h con un error significativamente menor que la persistencia (rMAE &lt; 1) y con bandas cuya cobertura esté cerca del 80 %?</w:t>
       </w:r>
     </w:p>
     <w:p>
@@ -15779,10 +15830,10 @@
         <w:t>ens</w:t>
       </w:r>
       <w:r>
-        <w:t>| es la diferencia entre el error absoluto de la persistencia y</w:t>
-      </w:r>
-      <w:r>
-        <w:t xml:space="preserve"> el del ensamble. </w:t>
+        <w:t>| es la diferencia entre el error absoluto de la persistencia y el del e</w:t>
+      </w:r>
+      <w:r>
+        <w:t xml:space="preserve">nsamble. </w:t>
       </w:r>
       <w:r>
         <w:rPr>
@@ -15853,10 +15904,10 @@
         <w:t>de una cola</w:t>
       </w:r>
       <w:r>
-        <w:t>, porque la especificación exige superar a la referencia; se aplica a 24 h y a 72 h. Para los modelos individuales en ca</w:t>
-      </w:r>
-      <w:r>
-        <w:t>da origen se usa la de dos colas, para detectar si ganan o pierden.</w:t>
+        <w:t>, porque la especificación exige superar a la referencia; se aplica a 24 h y a 72 h. Para los modelos individuales en cada origen</w:t>
+      </w:r>
+      <w:r>
+        <w:t xml:space="preserve"> se usa la de dos colas, para detectar si ganan o pierden.</w:t>
       </w:r>
     </w:p>
     <w:p>
@@ -15889,10 +15940,10 @@
         <w:t>t</w:t>
       </w:r>
       <w:r>
-        <w:t>| (COP/kWh), resumido en MAE, RMSE, MAPE y sMAPE. Los factores son: modelo (7 niveles: seis votantes y ensamble), ho</w:t>
-      </w:r>
-      <w:r>
-        <w:t xml:space="preserve">rizonte (3 tramos de 24 h), origen temporal (6 regímenes ENSO), pesos del combinador (validación cruzada con 10 particiones o versión desplegable causal) y hora de lanzamiento (00:00 o 23:00). El método es una </w:t>
+        <w:t>| (COP/kWh), resumido en MAE, RMSE, MAPE y sMAPE. Los factores son: modelo (7 niveles: seis votantes y ensamble), horizonte (</w:t>
+      </w:r>
+      <w:r>
+        <w:t xml:space="preserve">3 tramos de 24 h), origen temporal (6 regímenes ENSO), pesos del combinador (validación cruzada con 10 particiones o versión desplegable causal) y hora de lanzamiento (00:00 o 23:00). El método es una </w:t>
       </w:r>
       <w:r>
         <w:rPr>
@@ -15901,10 +15952,10 @@
         <w:t>evaluación fuera de muestra con origen móvil</w:t>
       </w:r>
       <w:r>
-        <w:t xml:space="preserve"> (</w:t>
-      </w:r>
-      <w:r>
-        <w:t>walk-forward) [19] con comparaciones pareadas hora a hora.</w:t>
+        <w:t xml:space="preserve"> (walk-forw</w:t>
+      </w:r>
+      <w:r>
+        <w:t>ard) [19] con comparaciones pareadas hora a hora.</w:t>
       </w:r>
     </w:p>
     <w:p>
@@ -15924,7 +15975,7 @@
       <w:bookmarkStart w:id="104" w:name="_Toc240440261"/>
       <w:bookmarkStart w:id="105" w:name="_Toc241072136"/>
       <w:bookmarkStart w:id="106" w:name="_Toc241072500"/>
-      <w:bookmarkStart w:id="107" w:name="_Toc241498857"/>
+      <w:bookmarkStart w:id="107" w:name="_Toc241499459"/>
       <w:r>
         <w:t>Instrumentación y validación</w:t>
       </w:r>
@@ -15945,10 +15996,10 @@
         <w:t>Instrumento:</w:t>
       </w:r>
       <w:r>
-        <w:t xml:space="preserve"> la serie oficial de precio de XM [4], horaria y con hasta cinco decimales en COP/kWh; su error es despreciable frente a los de pronóstico. Equipo: AMD Ryz</w:t>
-      </w:r>
-      <w:r>
-        <w:t xml:space="preserve">en 7 7730U, 15,4 GB de RAM, sin GPU. </w:t>
+        <w:t xml:space="preserve"> la serie oficial de precio de XM [4], horaria y con hasta cinco decimales en COP/kWh; su error es despreciable frente a los de pronóstico. Equipo: AMD Ryzen 7 7730</w:t>
+      </w:r>
+      <w:r>
+        <w:t xml:space="preserve">U, 15,4 GB de RAM, sin GPU. </w:t>
       </w:r>
       <w:r>
         <w:rPr>
@@ -15957,7 +16008,11 @@
         <w:t>Repeticiones:</w:t>
       </w:r>
       <w:r>
-        <w:t xml:space="preserve"> 5.184 pares hora a hora en 2026 (216 días), muy por encima de 30; la autocorrelación se corrige con la varianza de Newey-West [34]. El walk-forward suma seis orígenes de 5.184 a 8.784 horas, y la combinación se repitió con 10 particiones. </w:t>
+        <w:t xml:space="preserve"> 5.184 pares hora a hora en 2026 (216 días), muy por encima de 30; la autocorrelación se </w:t>
+      </w:r>
+      <w:r>
+        <w:lastRenderedPageBreak/>
+        <w:t xml:space="preserve">corrige con la varianza de Newey-West [34]. El walk-forward suma seis orígenes de 5.184 a 8.784 horas, y la combinación se repitió con 10 particiones. </w:t>
       </w:r>
       <w:r>
         <w:rPr>
@@ -16041,7 +16096,7 @@
       <w:bookmarkStart w:id="108" w:name="_Toc240440262"/>
       <w:bookmarkStart w:id="109" w:name="_Toc241072137"/>
       <w:bookmarkStart w:id="110" w:name="_Toc241072501"/>
-      <w:bookmarkStart w:id="111" w:name="_Toc241498858"/>
+      <w:bookmarkStart w:id="111" w:name="_Toc241499460"/>
       <w:r>
         <w:t>Marco normativo de las pruebas</w:t>
       </w:r>
@@ -16078,9 +16133,8 @@
       <w:bookmarkStart w:id="112" w:name="_Toc240440263"/>
       <w:bookmarkStart w:id="113" w:name="_Toc241072138"/>
       <w:bookmarkStart w:id="114" w:name="_Toc241072502"/>
-      <w:bookmarkStart w:id="115" w:name="_Toc241498859"/>
-      <w:r>
-        <w:lastRenderedPageBreak/>
+      <w:bookmarkStart w:id="115" w:name="_Toc241499461"/>
+      <w:r>
         <w:t>Ejecución del plan experimental</w:t>
       </w:r>
       <w:bookmarkEnd w:id="112"/>
@@ -18085,8 +18139,9 @@
       <w:bookmarkStart w:id="116" w:name="_Toc240440264"/>
       <w:bookmarkStart w:id="117" w:name="_Toc241072139"/>
       <w:bookmarkStart w:id="118" w:name="_Toc241072503"/>
-      <w:bookmarkStart w:id="119" w:name="_Toc241498860"/>
-      <w:r>
+      <w:bookmarkStart w:id="119" w:name="_Toc241499462"/>
+      <w:r>
+        <w:lastRenderedPageBreak/>
         <w:t>Resultados</w:t>
       </w:r>
       <w:bookmarkEnd w:id="116"/>
@@ -18128,9 +18183,8 @@
         <w:rPr>
           <w:noProof/>
         </w:rPr>
-        <w:lastRenderedPageBreak/>
         <w:drawing>
-          <wp:inline distT="0" distB="0" distL="0" distR="0" wp14:anchorId="4B926CB4" wp14:editId="4B612196">
+          <wp:inline distT="0" distB="0" distL="0" distR="0" wp14:anchorId="6AC78BC3" wp14:editId="0449B0C7">
             <wp:extent cx="4140000" cy="1776493"/>
             <wp:effectExtent l="0" t="0" r="0" b="0"/>
             <wp:docPr id="5" name="Picture 5"/>
@@ -19740,6 +19794,40 @@
         <w:rPr>
           <w:b/>
         </w:rPr>
+        <w:t>Error diario e intervalos de confianza.</w:t>
+      </w:r>
+      <w:r>
+        <w:t xml:space="preserve"> El MAE de 40,97 COP/kWh es un promedio de 216 días con comportamientos muy distintos, por lo que también se analizó el error de cada día. El MAE diario del ensamble tiene media 4</w:t>
+      </w:r>
+      <w:r>
+        <w:t>0,97 COP/kWh y desviación estándar 35,59. Como los días de error alto vienen en rachas (autocorrelación de 0,67 entre días consecutivos), el intervalo de confianza del 95 % para la media se calculó con bootstrap por bloques de 7 días: [31,1; 50,8] COP/kWh,</w:t>
+      </w:r>
+      <w:r>
+        <w:t xml:space="preserve"> frente a [43,1; 68,9] de la persistencia. En el 80 % de los días el MAE del ensamble estuvo entre 3,7 y 91,8 COP/kWh; fue menor que 50 COP/kWh en el 69,4 % de los días (58,3 % para la persistencia) y menor que 100 en el 92,1 % (83,3 %). En términos relati</w:t>
+      </w:r>
+      <w:r>
+        <w:t xml:space="preserve">vos, el MAPE diario tiene media 10,45 % con intervalo [8,6 %; 12,4 %], y en el 90 % de los días queda por debajo de 21,4 %. La diferencia diaria de MAE entre la persistencia y el ensamble tiene </w:t>
+      </w:r>
+      <w:r>
+        <w:lastRenderedPageBreak/>
+        <w:t>media 15,4 COP/kWh, con un intervalo [10,5; 19,9] que no inclu</w:t>
+      </w:r>
+      <w:r>
+        <w:t>ye el cero, y el ensamble tuvo menor error en el 71,8 % de los días, un resultado coherente con la prueba de Diebold-Mariano. Por último, el error medio con signo es de +4,6 COP/kWh [0,6; 9,8]: el ensamble subestima levemente el precio, en cerca del 1 % de</w:t>
+      </w:r>
+      <w:r>
+        <w:t>l precio medio de 2026.</w:t>
+      </w:r>
+    </w:p>
+    <w:p>
+      <w:pPr>
+        <w:spacing w:after="100"/>
+        <w:jc w:val="both"/>
+      </w:pPr>
+      <w:r>
+        <w:rPr>
+          <w:b/>
+        </w:rPr>
         <w:t>Robustez entre regímenes.</w:t>
       </w:r>
       <w:r>
@@ -19765,14 +19853,14 @@
           <w:sz w:val="20"/>
           <w:szCs w:val="20"/>
         </w:rPr>
-        <w:t xml:space="preserve"> MAE (COP/kWh) por origen walk-f</w:t>
+        <w:t xml:space="preserve"> MAE (COP/kWh) por origen walk-forward y resul</w:t>
       </w:r>
       <w:r>
         <w:rPr>
           <w:sz w:val="20"/>
           <w:szCs w:val="20"/>
         </w:rPr>
-        <w:t>orward y resultado de Diebold-Mariano frente a la persistencia.</w:t>
+        <w:t>tado de Diebold-Mariano frente a la persistencia.</w:t>
       </w:r>
     </w:p>
     <w:tbl>
@@ -21169,7 +21257,6 @@
           <w:sz w:val="20"/>
           <w:szCs w:val="20"/>
         </w:rPr>
-        <w:lastRenderedPageBreak/>
         <w:t>Tabla 16.</w:t>
       </w:r>
       <w:r>
@@ -23087,7 +23174,11 @@
         <w:t>6, 281,6, 299,7 y 279,5 COP/kWh). Al evaluar por separado las dos mitades del periodo (corte: 19 de abril) ese resultado no se sostiene: para el generador a 24 h, «banda» actúa en el 1,2 % de las horas de la primera mitad y en el 32,6 % de la segunda, y pa</w:t>
       </w:r>
       <w:r>
-        <w:t>ra el comercializador no actúa en ninguna hora de la segunda mitad (Tabla 19, Figura 6). La causa es la referencia fija: el precio de 2026 se alejó del rango 2019-2025, de modo que casi todas las horas quedan por encima o por debajo de los percentiles hist</w:t>
+        <w:t xml:space="preserve">ra el comercializador no actúa en ninguna hora de la segunda mitad (Tabla 19, Figura 6). La causa es la </w:t>
+      </w:r>
+      <w:r>
+        <w:lastRenderedPageBreak/>
+        <w:t>referencia fija: el precio de 2026 se alejó del rango 2019-2025, de modo que casi todas las horas quedan por encima o por debajo de los percentiles hist</w:t>
       </w:r>
       <w:r>
         <w:t>óricos. Con el criterio de estabilidad el motor elige «híbrido» para el generador y «rodante» para el comercializador en ambos horizontes, los únicos métodos con ventaja positiva y frecuencia válida en las dos mitades (Tabla 18). Su ventaja promedio es men</w:t>
@@ -24237,7 +24328,6 @@
                 <w:sz w:val="17"/>
                 <w:szCs w:val="17"/>
               </w:rPr>
-              <w:lastRenderedPageBreak/>
               <w:t>generador</w:t>
             </w:r>
           </w:p>
@@ -25428,7 +25518,7 @@
           <w:noProof/>
         </w:rPr>
         <w:drawing>
-          <wp:inline distT="0" distB="0" distL="0" distR="0" wp14:anchorId="68525C6B" wp14:editId="3AB06869">
+          <wp:inline distT="0" distB="0" distL="0" distR="0" wp14:anchorId="1A0F7C5D" wp14:editId="5F22CCDB">
             <wp:extent cx="4482000" cy="1859524"/>
             <wp:effectExtent l="0" t="0" r="0" b="0"/>
             <wp:docPr id="6" name="Picture 6"/>
@@ -25506,6 +25596,7 @@
         <w:t xml:space="preserve">/75 queda en un punto intermedio (313,3 COP/kWh, 37,6 % de las horas), y para el comercializador la ventaja casi no cambia con el par elegido (272,7 a 286,4 COP/kWh). En el barrido documentado en la bitácora también se probaron ventanas rodantes de 7 a 90 </w:t>
       </w:r>
       <w:r>
+        <w:lastRenderedPageBreak/>
         <w:t>días y percentiles del filtro de ancho de 60 a 90: la ventana de 30 días fue más pareja entre mitades que la de 90, y el filtro mostró una curva plana alrededor de 75, por lo que se conservaron los valores por defecto.</w:t>
       </w:r>
     </w:p>
@@ -25520,7 +25611,7 @@
           <w:noProof/>
         </w:rPr>
         <w:drawing>
-          <wp:inline distT="0" distB="0" distL="0" distR="0" wp14:anchorId="1CA2616F" wp14:editId="1C809846">
+          <wp:inline distT="0" distB="0" distL="0" distR="0" wp14:anchorId="5519DBED" wp14:editId="5C17024A">
             <wp:extent cx="4482000" cy="1859524"/>
             <wp:effectExtent l="0" t="0" r="0" b="0"/>
             <wp:docPr id="7" name="Picture 7"/>
@@ -25586,7 +25677,6 @@
         <w:rPr>
           <w:b/>
         </w:rPr>
-        <w:lastRenderedPageBreak/>
         <w:t>Último mes y traducción a pesos.</w:t>
       </w:r>
       <w:r>
@@ -25616,7 +25706,7 @@
           <w:noProof/>
         </w:rPr>
         <w:drawing>
-          <wp:inline distT="0" distB="0" distL="0" distR="0" wp14:anchorId="0C5E6AB5" wp14:editId="1D305ADA">
+          <wp:inline distT="0" distB="0" distL="0" distR="0" wp14:anchorId="79BFC000" wp14:editId="4C35A826">
             <wp:extent cx="4482000" cy="1859524"/>
             <wp:effectExtent l="0" t="0" r="0" b="0"/>
             <wp:docPr id="8" name="Picture 8"/>
@@ -25686,7 +25776,7 @@
       <w:bookmarkStart w:id="120" w:name="_Toc240440265"/>
       <w:bookmarkStart w:id="121" w:name="_Toc241072140"/>
       <w:bookmarkStart w:id="122" w:name="_Toc241072504"/>
-      <w:bookmarkStart w:id="123" w:name="_Toc241498861"/>
+      <w:bookmarkStart w:id="123" w:name="_Toc241499463"/>
       <w:r>
         <w:t>Análisis e interpretación de resultados</w:t>
       </w:r>
@@ -25753,10 +25843,7 @@
         <w:t xml:space="preserve"> en los tres casos</w:t>
       </w:r>
       <w:r>
-        <w:t>: el ensamble es significativamente más preciso</w:t>
-      </w:r>
-      <w:r>
-        <w:t xml:space="preserve"> que la persistencia.</w:t>
+        <w:t>: el ensamble es significativamente más preciso que la persistencia.</w:t>
       </w:r>
     </w:p>
     <w:p>
@@ -25768,16 +25855,17 @@
         <w:rPr>
           <w:b/>
         </w:rPr>
+        <w:lastRenderedPageBreak/>
         <w:t>Lectura honesta de la robustez.</w:t>
       </w:r>
       <w:r>
-        <w:t xml:space="preserve"> En los orígenes históricos 1 a 5 ningún modelo individual supera de forma consistente a la persistencia: N-BEATSx no le gana en ninguno, pierde en el O1 y empata en los demás (MAE medio 50,83 frente a 48,50), y XGBoost pierde en los seis. El ensamble comp</w:t>
-      </w:r>
-      <w:r>
-        <w:t xml:space="preserve">leto solo puede evaluarse en 2026; extenderlo a los orígenes 1-5 es trabajo pendiente. Además, las redes usan un corte a las 00:00, cuando ya se conoce la primera hora del día de despacho; con el pronóstico lanzado a las 23:00 el ensamble sube a MAE 51,90 </w:t>
-      </w:r>
-      <w:r>
-        <w:t>(MAPE 14,21 %; cálculo previo a la corrección de la demanda, que afecta 48 de 5.184 horas), aún mejor que la persistencia (56,40).</w:t>
+        <w:t xml:space="preserve"> En los orígenes históricos 1 a 5 ningún modelo individual supera de forma consistente a la persistencia: N-BEATSx no le gana en ninguno, pierde en el O1 y </w:t>
+      </w:r>
+      <w:r>
+        <w:t>empata en los demás (MAE medio 50,83 frente a 48,50), y XGBoost pierde en los seis. El ensamble completo solo puede evaluarse en 2026; extenderlo a los orígenes 1-5 es trabajo pendiente. Además, las redes usan un corte a las 00:00, cuando ya se conoce la p</w:t>
+      </w:r>
+      <w:r>
+        <w:t>rimera hora del día de despacho; con el pronóstico lanzado a las 23:00 el ensamble sube a MAE 51,90 (MAPE 14,21 %; cálculo previo a la corrección de la demanda, que afecta 48 de 5.184 horas), aún mejor que la persistencia (56,40).</w:t>
       </w:r>
     </w:p>
     <w:p>
@@ -25789,16 +25877,19 @@
         <w:rPr>
           <w:b/>
         </w:rPr>
-        <w:t>Validación externa (Tabla 4).</w:t>
-      </w:r>
-      <w:r>
-        <w:t xml:space="preserve"> El MAPE es mayor que el del antecedente colombiano horario [15] (10,45 % frente a 6,7 %), pero </w:t>
-      </w:r>
-      <w:r>
-        <w:t>ese trabajo evaluó 2000-2017, sin los eventos extremos de 2023-2026 y con un modelo univariado. Frente a Nueva Zelanda [16], el MASE es menor que 1 mientras ninguno de sus 33 modelos baja de 1,26; como ellos pronostican precio diario transformado con Box-C</w:t>
-      </w:r>
-      <w:r>
-        <w:t>ox, se lee como «superar al propio ingenuo en una tarea más difícil», no como comparación numérica directa.</w:t>
+        <w:t>Validación externa (Tabla</w:t>
+      </w:r>
+      <w:r>
+        <w:rPr>
+          <w:b/>
+        </w:rPr>
+        <w:t xml:space="preserve"> 4).</w:t>
+      </w:r>
+      <w:r>
+        <w:t xml:space="preserve"> El MAPE es mayor que el del antecedente colombiano horario [15] (10,45 % frente a 6,7 %), pero ese trabajo evaluó 2000-2017, sin los eventos extremos de 2023-2026 y con un modelo univariado. Frente a Nueva Zelanda [16], el MASE es menor que 1 mientras</w:t>
+      </w:r>
+      <w:r>
+        <w:t xml:space="preserve"> ninguno de sus 33 modelos baja de 1,26; como ellos pronostican precio diario transformado con Box-Cox, se lee como «superar al propio ingenuo en una tarea más difícil», no como comparación numérica directa.</w:t>
       </w:r>
     </w:p>
     <w:p>
@@ -25813,14 +25904,13 @@
         <w:t>Interpretabilidad (criterio de OE2).</w:t>
       </w:r>
       <w:r>
-        <w:t xml:space="preserve"> SHAP [27] y permutación sobre XGBoost coinciden en las tres variables más importantes (precio rezagado 24 h, me</w:t>
-      </w:r>
-      <w:r>
-        <w:t xml:space="preserve">dia de 24 h y precio rezagado 168 h; correlación de Spearman </w:t>
-      </w:r>
-      <w:r>
-        <w:lastRenderedPageBreak/>
-        <w:t>entre ambos rankings de 0,811), evidencia cruzada de que el modelo se apoya en las variables que la caracterización de OE1 ya señalaba como dominantes.</w:t>
+        <w:t xml:space="preserve"> SHAP [27] y</w:t>
+      </w:r>
+      <w:r>
+        <w:t xml:space="preserve"> permutación sobre XGBoost coinciden en las tres variables más importantes (precio rezagado 24 h, media de 24 h y precio rezagado 168 h; correlación de Spearman entre ambos rankings de 0,811), evidencia cruzada de que el modelo se apoya en las variables qu</w:t>
+      </w:r>
+      <w:r>
+        <w:t>e la caracterización de OE1 ya señalaba como dominantes.</w:t>
       </w:r>
     </w:p>
     <w:p>
@@ -25836,7 +25926,7 @@
       <w:bookmarkStart w:id="124" w:name="_Toc241072141"/>
       <w:bookmarkStart w:id="125" w:name="_Toc241072505"/>
       <w:bookmarkStart w:id="126" w:name="_Toc240440266"/>
-      <w:bookmarkStart w:id="127" w:name="_Toc241498862"/>
+      <w:bookmarkStart w:id="127" w:name="_Toc241499464"/>
       <w:r>
         <w:t>Análisis de impacto del proyecto</w:t>
       </w:r>
@@ -25858,7 +25948,7 @@
         </w:numPr>
         <w:spacing w:before="300"/>
       </w:pPr>
-      <w:bookmarkStart w:id="128" w:name="_Toc241498863"/>
+      <w:bookmarkStart w:id="128" w:name="_Toc241499465"/>
       <w:r>
         <w:t>Impacto social</w:t>
       </w:r>
@@ -25870,10 +25960,10 @@
         <w:jc w:val="both"/>
       </w:pPr>
       <w:r>
-        <w:t>Empresas medianas sin equipos de analítica acceden a un pronóstico con su incertidumbre y a una recomendación en lenguaje simple. Para evitar la dependencia de la recomendación, el dashboard muestra siempre el nivel de confianza y aclara que no es as</w:t>
-      </w:r>
-      <w:r>
-        <w:t>esoría financiera [2].</w:t>
+        <w:t>Empresas medianas sin equipos de analítica acceden a un pronóstico con su incertidumbre y a una recomendación en lenguaje simple. Para evitar la depen</w:t>
+      </w:r>
+      <w:r>
+        <w:t>dencia de la recomendación, el dashboard muestra siempre el nivel de confianza y aclara que no es asesoría financiera [2].</w:t>
       </w:r>
     </w:p>
     <w:p>
@@ -25886,7 +25976,7 @@
         </w:numPr>
         <w:spacing w:before="300"/>
       </w:pPr>
-      <w:bookmarkStart w:id="129" w:name="_Toc241498864"/>
+      <w:bookmarkStart w:id="129" w:name="_Toc241499466"/>
       <w:r>
         <w:t>Impacto ambiental</w:t>
       </w:r>
@@ -25898,10 +25988,10 @@
         <w:jc w:val="both"/>
       </w:pPr>
       <w:r>
-        <w:t xml:space="preserve">Reentrenar el ensamble de 24 h toma 7,2 minutos en un portátil sin GPU (unas milésimas de kWh con un consumo de unos 25 W), despreciable frente a entrenar en centros de datos. Una mejor planeación de compra y venta </w:t>
-      </w:r>
-      <w:r>
-        <w:t>puede favorecer un uso más eficiente del recurso hídrico en épocas secas.</w:t>
+        <w:t>Reentrenar el ensamble de 24 h toma 7,2 minutos en un portátil sin GPU (unas milésimas de kWh con un consumo de uno</w:t>
+      </w:r>
+      <w:r>
+        <w:t>s 25 W), despreciable frente a entrenar en centros de datos. Una mejor planeación de compra y venta puede favorecer un uso más eficiente del recurso hídrico en épocas secas.</w:t>
       </w:r>
     </w:p>
     <w:p>
@@ -25914,7 +26004,7 @@
         </w:numPr>
         <w:spacing w:before="300"/>
       </w:pPr>
-      <w:bookmarkStart w:id="130" w:name="_Toc241498865"/>
+      <w:bookmarkStart w:id="130" w:name="_Toc241499467"/>
       <w:r>
         <w:t>Impacto legal y regulatorio</w:t>
       </w:r>
@@ -25926,10 +26016,10 @@
         <w:jc w:val="both"/>
       </w:pPr>
       <w:r>
-        <w:t xml:space="preserve">Solo se usa información pública de XM/SIMEM [21], no se recolectan datos personales [22] y no se ejecutan transacciones. Ante intervenciones transitorias </w:t>
-      </w:r>
-      <w:r>
-        <w:t>de la CREG en la formación del precio, cada modelo documenta su fecha de corte y el pipeline permite reentrenar rápidamente.</w:t>
+        <w:t>Solo se usa información pública de XM/SIMEM [21], no s</w:t>
+      </w:r>
+      <w:r>
+        <w:t>e recolectan datos personales [22] y no se ejecutan transacciones. Ante intervenciones transitorias de la CREG en la formación del precio, cada modelo documenta su fecha de corte y el pipeline permite reentrenar rápidamente.</w:t>
       </w:r>
     </w:p>
     <w:p>
@@ -25942,7 +26032,7 @@
         </w:numPr>
         <w:spacing w:before="300"/>
       </w:pPr>
-      <w:bookmarkStart w:id="131" w:name="_Toc241498866"/>
+      <w:bookmarkStart w:id="131" w:name="_Toc241499468"/>
       <w:r>
         <w:t>Impacto económico y financiero</w:t>
       </w:r>
@@ -25954,13 +26044,13 @@
         <w:jc w:val="both"/>
       </w:pPr>
       <w:r>
-        <w:t>El costo del proyecto es de $37.605.260 (Tabla 1), casi todo en horas de personal. En el backtesting</w:t>
-      </w:r>
-      <w:r>
-        <w:t xml:space="preserve"> de 2026 a 24 h, con el método que elige el criterio de estabilidad, las horas en que el motor recomienda vender tuvieron un precio medio 166,8 COP/kWh por encima del promedio, y las de comprar, 169,6 COP/kWh por debajo. Para un cliente de ejemplo de 100 k</w:t>
-      </w:r>
-      <w:r>
-        <w:t>W, en el último mes evaluado esto equivale a +1,06 millones de COP con «híbrido», frente a −0,65 millones con «banda». No es una ganancia garantizada: no modela contratos, capacidad ni costos de transacción.</w:t>
+        <w:t xml:space="preserve">El costo del proyecto es de $37.605.260 (Tabla 1), casi todo en horas de personal. En el backtesting de 2026 a 24 h, con el método que elige el criterio de estabilidad, las horas en que el motor recomienda vender tuvieron un precio medio 166,8 COP/kWh por </w:t>
+      </w:r>
+      <w:r>
+        <w:t>encima del promedio, y las de comprar, 169,6 COP/kWh por debajo. Para un cliente de ejemplo de 100 kW, en el último mes evaluado esto equivale a +1,06 millones de COP con «híbrido», frente a −0,65 millones con «banda». No es una ganancia garantizada: no mo</w:t>
+      </w:r>
+      <w:r>
+        <w:t>dela contratos, capacidad ni costos de transacción.</w:t>
       </w:r>
     </w:p>
     <w:p>
@@ -25976,8 +26066,9 @@
       <w:bookmarkStart w:id="132" w:name="_Toc240440267"/>
       <w:bookmarkStart w:id="133" w:name="_Toc241072142"/>
       <w:bookmarkStart w:id="134" w:name="_Toc241072506"/>
-      <w:bookmarkStart w:id="135" w:name="_Toc241498867"/>
-      <w:r>
+      <w:bookmarkStart w:id="135" w:name="_Toc241499469"/>
+      <w:r>
+        <w:lastRenderedPageBreak/>
         <w:t>Conclusiones y recomendaciones</w:t>
       </w:r>
       <w:bookmarkEnd w:id="132"/>
@@ -25991,13 +26082,13 @@
         <w:jc w:val="both"/>
       </w:pPr>
       <w:r>
-        <w:t>El primer objetiv</w:t>
-      </w:r>
-      <w:r>
-        <w:t>o específico está cumplido (100 %). Se sincronizaron a resolución horaria las cinco variables del mercado y el ONI entre enero de 2019 y agosto de 2026, en 66.576 horas sin huecos. La caracterización identificó la componente de 24 h como dominante, con arm</w:t>
-      </w:r>
-      <w:r>
-        <w:t>ónicos de 12 y 168 h, y esos resultados definieron las 40 variables predictoras; además, el filtro de Savitzky-Golay detecta los cambios de régimen 376 h antes que el promedio móvil.</w:t>
+        <w:t xml:space="preserve">El primer objetivo específico está cumplido (100 %). Se sincronizaron a resolución horaria las cinco variables del mercado y el ONI entre enero de 2019 y agosto de 2026, en </w:t>
+      </w:r>
+      <w:r>
+        <w:t>66.576 horas sin huecos. La caracterización identificó la componente de 24 h como dominante, con armónicos de 12 y 168 h, y esos resultados definieron las 40 variables predictoras; además, el filtro de Savitzky-Golay detecta los cambios de régimen 376 h an</w:t>
+      </w:r>
+      <w:r>
+        <w:t>tes que el promedio móvil.</w:t>
       </w:r>
     </w:p>
     <w:p>
@@ -26006,13 +26097,10 @@
         <w:jc w:val="both"/>
       </w:pPr>
       <w:r>
-        <w:t>El segundo objetivo está cumplido en lo técnico y en consolidación (90 %)</w:t>
-      </w:r>
-      <w:r>
-        <w:t>. Se compararon seis modelos de familias distintas y nueve descartados, y el ensamble reduce el error absoluto medio en 27 % frente a la persistencia a 24 h (40,97 frente a 56,40 COP/kWh) y en 23 % a 72 h, con significancia estadística. Para cerrarlo falta</w:t>
-      </w:r>
-      <w:r>
-        <w:t xml:space="preserve"> validar el ensamble completo en los orígenes históricos 1 a 5.</w:t>
+        <w:t>El segundo objetivo está cumplido en lo técnico y en consolidación (90 %). Se compararon seis modelos de familias distintas y nueve descartados, y el ensamble reduce el error absoluto medio en 27 % frente a la persistencia a 24 h</w:t>
+      </w:r>
+      <w:r>
+        <w:t xml:space="preserve"> (40,97 frente a 56,40 COP/kWh) y en 23 % a 72 h, con significancia estadística. Para cerrarlo falta validar el ensamble completo en los orígenes históricos 1 a 5.</w:t>
       </w:r>
     </w:p>
     <w:p>
@@ -26024,11 +26112,7 @@
         <w:t xml:space="preserve">El tercer objetivo está en ejecución (70 %). El motor traduce las bandas en señales de comprar, vender o esperar para dos roles y dos horizontes con cuatro métodos, y elige el método activo por un criterio de estabilidad entre las dos mitades del periodo; </w:t>
       </w:r>
       <w:r>
-        <w:t xml:space="preserve">el dashboard funciona y se verificó con pruebas </w:t>
-      </w:r>
-      <w:r>
-        <w:lastRenderedPageBreak/>
-        <w:t>automatizadas. Faltan la biblioteca de imágenes, conectar el motor al ensamble de seis votantes, que hoy usa las bandas de N-BEATSx, e integrar métricas de decisión basadas en la forma del día [8].</w:t>
+        <w:t>el dashboard funciona y se verificó con pruebas automatizadas. Faltan la biblioteca de imágenes, conectar el motor al ensamble de seis votantes, que hoy usa las bandas de N-BEATSx, e integrar métricas de decisión basadas en la forma del día [8].</w:t>
       </w:r>
     </w:p>
     <w:p>
@@ -26080,7 +26164,7 @@
       <w:bookmarkStart w:id="136" w:name="_Toc240440268"/>
       <w:bookmarkStart w:id="137" w:name="_Toc241072143"/>
       <w:bookmarkStart w:id="138" w:name="_Toc241072507"/>
-      <w:bookmarkStart w:id="139" w:name="_Toc241498868"/>
+      <w:bookmarkStart w:id="139" w:name="_Toc241499470"/>
       <w:r>
         <w:t>Bibliografía (formato IEEE)</w:t>
       </w:r>
@@ -26256,6 +26340,7 @@
           <w:sz w:val="20"/>
           <w:szCs w:val="20"/>
         </w:rPr>
+        <w:lastRenderedPageBreak/>
         <w:t>[6]</w:t>
       </w:r>
       <w:r>
@@ -26485,7 +26570,6 @@
           <w:sz w:val="20"/>
           <w:szCs w:val="20"/>
         </w:rPr>
-        <w:lastRenderedPageBreak/>
         <w:t>[12]</w:t>
       </w:r>
       <w:r>
@@ -26623,14 +26707,7 @@
           <w:szCs w:val="20"/>
         </w:rPr>
         <w:tab/>
-        <w:t>S. Gallón y J. Barrientos, "Forecasting the Colombian electricity spo</w:t>
-      </w:r>
-      <w:r>
-        <w:rPr>
-          <w:sz w:val="20"/>
-          <w:szCs w:val="20"/>
-        </w:rPr>
-        <w:t xml:space="preserve">t price under a functional approach," </w:t>
+        <w:t xml:space="preserve">S. Gallón y J. Barrientos, "Forecasting the Colombian electricity spot price under a functional approach," </w:t>
       </w:r>
       <w:r>
         <w:rPr>
@@ -26666,7 +26743,14 @@
           <w:szCs w:val="20"/>
         </w:rPr>
         <w:tab/>
-        <w:t xml:space="preserve">G. Kapoor y N. Wichitaksorn, "Electricity price forecasting in New Zealand: A comparative analysis of statistical and machine learning models with feature selection," </w:t>
+        <w:t>G. Kapoor y N. Wichitaksorn, "Electricity price fo</w:t>
+      </w:r>
+      <w:r>
+        <w:rPr>
+          <w:sz w:val="20"/>
+          <w:szCs w:val="20"/>
+        </w:rPr>
+        <w:t xml:space="preserve">recasting in New Zealand: A comparative analysis of statistical and machine learning models with feature selection," </w:t>
       </w:r>
       <w:r>
         <w:rPr>
@@ -26702,7 +26786,14 @@
           <w:szCs w:val="20"/>
         </w:rPr>
         <w:tab/>
-        <w:t xml:space="preserve">F. Ziel y R. Weron, "Day-ahead electricity price forecasting with high-dimensional structures: Univariate vs. multivariate modeling frameworks," </w:t>
+        <w:t>F. Ziel y R. Weron, "Day-ahead electricity price forec</w:t>
+      </w:r>
+      <w:r>
+        <w:rPr>
+          <w:sz w:val="20"/>
+          <w:szCs w:val="20"/>
+        </w:rPr>
+        <w:t xml:space="preserve">asting with high-dimensional structures: Univariate vs. multivariate modeling frameworks," </w:t>
       </w:r>
       <w:r>
         <w:rPr>
@@ -26738,14 +26829,7 @@
           <w:szCs w:val="20"/>
         </w:rPr>
         <w:tab/>
-        <w:t xml:space="preserve">Y. Romano, E. Patterson y E. </w:t>
-      </w:r>
-      <w:r>
-        <w:rPr>
-          <w:sz w:val="20"/>
-          <w:szCs w:val="20"/>
-        </w:rPr>
-        <w:t xml:space="preserve">Candès, "Conformalized quantile regression," en </w:t>
+        <w:t xml:space="preserve">Y. Romano, E. Patterson y E. Candès, "Conformalized quantile regression," en </w:t>
       </w:r>
       <w:r>
         <w:rPr>
@@ -26753,35 +26837,7 @@
           <w:sz w:val="20"/>
           <w:szCs w:val="20"/>
         </w:rPr>
-        <w:t>Adv. Neural Inf. Process. Syst. 32 (NeurIPS 2019)</w:t>
-      </w:r>
-      <w:r>
-        <w:rPr>
-          <w:sz w:val="20"/>
-          <w:szCs w:val="20"/>
-        </w:rPr>
-        <w:t>, Vancouver, Canadá, 2019.</w:t>
-      </w:r>
-    </w:p>
-    <w:p>
-      <w:pPr>
-        <w:spacing w:after="80"/>
-        <w:ind w:left="567" w:hanging="567"/>
-      </w:pPr>
-      <w:r>
-        <w:rPr>
-          <w:sz w:val="20"/>
-          <w:szCs w:val="20"/>
-        </w:rPr>
-        <w:t>[19]</w:t>
-      </w:r>
-      <w:r>
-        <w:rPr>
-          <w:sz w:val="20"/>
-          <w:szCs w:val="20"/>
-        </w:rPr>
-        <w:tab/>
-        <w:t xml:space="preserve">L. J. Tashman, "Out-of-sample tests of forecasting accuracy: An analysis and review," </w:t>
+        <w:t>Adv. Ne</w:t>
       </w:r>
       <w:r>
         <w:rPr>
@@ -26789,42 +26845,35 @@
           <w:sz w:val="20"/>
           <w:szCs w:val="20"/>
         </w:rPr>
-        <w:t>Int. J. Forecast.</w:t>
+        <w:t>ural Inf. Process. Syst. 32 (NeurIPS 2019)</w:t>
       </w:r>
       <w:r>
         <w:rPr>
           <w:sz w:val="20"/>
           <w:szCs w:val="20"/>
         </w:rPr>
-        <w:t>, vol. 16, no. 4, pp. 43</w:t>
-      </w:r>
+        <w:t>, Vancouver, Canadá, 2019.</w:t>
+      </w:r>
+    </w:p>
+    <w:p>
+      <w:pPr>
+        <w:spacing w:after="80"/>
+        <w:ind w:left="567" w:hanging="567"/>
+      </w:pPr>
       <w:r>
         <w:rPr>
           <w:sz w:val="20"/>
           <w:szCs w:val="20"/>
         </w:rPr>
-        <w:t>7–450, 2000, doi: 10.1016/S0169-2070(00)00065-0.</w:t>
-      </w:r>
-    </w:p>
-    <w:p>
-      <w:pPr>
-        <w:spacing w:after="80"/>
-        <w:ind w:left="567" w:hanging="567"/>
-      </w:pPr>
+        <w:t>[19]</w:t>
+      </w:r>
       <w:r>
         <w:rPr>
           <w:sz w:val="20"/>
           <w:szCs w:val="20"/>
         </w:rPr>
-        <w:t>[20]</w:t>
-      </w:r>
-      <w:r>
-        <w:rPr>
-          <w:sz w:val="20"/>
-          <w:szCs w:val="20"/>
-        </w:rPr>
         <w:tab/>
-        <w:t xml:space="preserve">ISO 8601-1:2019, </w:t>
+        <w:t xml:space="preserve">L. J. Tashman, "Out-of-sample tests of forecasting accuracy: An analysis and review," </w:t>
       </w:r>
       <w:r>
         <w:rPr>
@@ -26832,14 +26881,14 @@
           <w:sz w:val="20"/>
           <w:szCs w:val="20"/>
         </w:rPr>
-        <w:t>Date and time — Representations for information interchange — Part 1: Basic rules</w:t>
+        <w:t>Int. J. Forecast.</w:t>
       </w:r>
       <w:r>
         <w:rPr>
           <w:sz w:val="20"/>
           <w:szCs w:val="20"/>
         </w:rPr>
-        <w:t>, International Organization for Standardization, Ginebra, Suiza, 2019.</w:t>
+        <w:t>, vol. 16, no. 4, pp. 437–450, 2000, doi: 10.1016/S0169-2070(00)00065-0.</w:t>
       </w:r>
     </w:p>
     <w:p>
@@ -26852,7 +26901,7 @@
           <w:sz w:val="20"/>
           <w:szCs w:val="20"/>
         </w:rPr>
-        <w:t>[21]</w:t>
+        <w:t>[20]</w:t>
       </w:r>
       <w:r>
         <w:rPr>
@@ -26860,63 +26909,14 @@
           <w:szCs w:val="20"/>
         </w:rPr>
         <w:tab/>
-        <w:t>Comisión de Regulación de E</w:t>
+        <w:t>I</w:t>
       </w:r>
       <w:r>
         <w:rPr>
           <w:sz w:val="20"/>
           <w:szCs w:val="20"/>
         </w:rPr>
-        <w:t>nergía y Gas (CREG), "Resolución CREG 101 018 de 2022," Bogotá, Colombia, 2022.</w:t>
-      </w:r>
-    </w:p>
-    <w:p>
-      <w:pPr>
-        <w:spacing w:after="80"/>
-        <w:ind w:left="567" w:hanging="567"/>
-      </w:pPr>
-      <w:r>
-        <w:rPr>
-          <w:sz w:val="20"/>
-          <w:szCs w:val="20"/>
-        </w:rPr>
-        <w:t>[22]</w:t>
-      </w:r>
-      <w:r>
-        <w:rPr>
-          <w:sz w:val="20"/>
-          <w:szCs w:val="20"/>
-        </w:rPr>
-        <w:tab/>
-        <w:t>Congreso de la República de Colombia, "Ley Estatutaria 1581 de 2012, por la cual se dictan disposiciones generales para la protección de datos personales," Bogotá, Colombi</w:t>
-      </w:r>
-      <w:r>
-        <w:rPr>
-          <w:sz w:val="20"/>
-          <w:szCs w:val="20"/>
-        </w:rPr>
-        <w:t>a, oct. 2012.</w:t>
-      </w:r>
-    </w:p>
-    <w:p>
-      <w:pPr>
-        <w:spacing w:after="80"/>
-        <w:ind w:left="567" w:hanging="567"/>
-      </w:pPr>
-      <w:r>
-        <w:rPr>
-          <w:sz w:val="20"/>
-          <w:szCs w:val="20"/>
-        </w:rPr>
-        <w:t>[23]</w:t>
-      </w:r>
-      <w:r>
-        <w:rPr>
-          <w:sz w:val="20"/>
-          <w:szCs w:val="20"/>
-        </w:rPr>
-        <w:tab/>
-        <w:t xml:space="preserve">ISO/IEC 25010:2011, </w:t>
+        <w:t xml:space="preserve">SO 8601-1:2019, </w:t>
       </w:r>
       <w:r>
         <w:rPr>
@@ -26924,14 +26924,14 @@
           <w:sz w:val="20"/>
           <w:szCs w:val="20"/>
         </w:rPr>
-        <w:t>Systems and software engineering — Systems and software Quality Requirements and Evaluation (SQuaRE) — System and software quality models</w:t>
+        <w:t>Date and time — Representations for information interchange — Part 1: Basic rules</w:t>
       </w:r>
       <w:r>
         <w:rPr>
           <w:sz w:val="20"/>
           <w:szCs w:val="20"/>
         </w:rPr>
-        <w:t>, ISO/IEC, Ginebra, Suiza, 2011.</w:t>
+        <w:t>, International Organization for Standardization, Ginebra, Suiza, 2019.</w:t>
       </w:r>
     </w:p>
     <w:p>
@@ -26944,7 +26944,7 @@
           <w:sz w:val="20"/>
           <w:szCs w:val="20"/>
         </w:rPr>
-        <w:t>[24]</w:t>
+        <w:t>[21]</w:t>
       </w:r>
       <w:r>
         <w:rPr>
@@ -26952,7 +26952,56 @@
           <w:szCs w:val="20"/>
         </w:rPr>
         <w:tab/>
-        <w:t xml:space="preserve">T. Bollerslev, "Generalized autoregressive conditional heteroskedasticity," </w:t>
+        <w:t>Comisión de Regulación de Energía y Gas (CREG), "Resolución CREG 101 018 de 2022,"</w:t>
+      </w:r>
+      <w:r>
+        <w:rPr>
+          <w:sz w:val="20"/>
+          <w:szCs w:val="20"/>
+        </w:rPr>
+        <w:t xml:space="preserve"> Bogotá, Colombia, 2022.</w:t>
+      </w:r>
+    </w:p>
+    <w:p>
+      <w:pPr>
+        <w:spacing w:after="80"/>
+        <w:ind w:left="567" w:hanging="567"/>
+      </w:pPr>
+      <w:r>
+        <w:rPr>
+          <w:sz w:val="20"/>
+          <w:szCs w:val="20"/>
+        </w:rPr>
+        <w:t>[22]</w:t>
+      </w:r>
+      <w:r>
+        <w:rPr>
+          <w:sz w:val="20"/>
+          <w:szCs w:val="20"/>
+        </w:rPr>
+        <w:tab/>
+        <w:t>Congreso de la República de Colombia, "Ley Estatutaria 1581 de 2012, por la cual se dictan disposiciones generales para la protección de datos personales," Bogotá, Colombia, oct. 2012.</w:t>
+      </w:r>
+    </w:p>
+    <w:p>
+      <w:pPr>
+        <w:spacing w:after="80"/>
+        <w:ind w:left="567" w:hanging="567"/>
+      </w:pPr>
+      <w:r>
+        <w:rPr>
+          <w:sz w:val="20"/>
+          <w:szCs w:val="20"/>
+        </w:rPr>
+        <w:t>[23]</w:t>
+      </w:r>
+      <w:r>
+        <w:rPr>
+          <w:sz w:val="20"/>
+          <w:szCs w:val="20"/>
+        </w:rPr>
+        <w:tab/>
+        <w:t xml:space="preserve">ISO/IEC 25010:2011, </w:t>
       </w:r>
       <w:r>
         <w:rPr>
@@ -26960,7 +27009,42 @@
           <w:sz w:val="20"/>
           <w:szCs w:val="20"/>
         </w:rPr>
-        <w:t>J. Ec</w:t>
+        <w:t>Systems and software engineering — Systems and software Quality Requirements and Evaluation (SQuaRE) — System and software quality models</w:t>
+      </w:r>
+      <w:r>
+        <w:rPr>
+          <w:sz w:val="20"/>
+          <w:szCs w:val="20"/>
+        </w:rPr>
+        <w:t>, ISO/IEC, Ginebra, Suiza, 2011.</w:t>
+      </w:r>
+    </w:p>
+    <w:p>
+      <w:pPr>
+        <w:spacing w:after="80"/>
+        <w:ind w:left="567" w:hanging="567"/>
+      </w:pPr>
+      <w:r>
+        <w:rPr>
+          <w:sz w:val="20"/>
+          <w:szCs w:val="20"/>
+        </w:rPr>
+        <w:t>[24]</w:t>
+      </w:r>
+      <w:r>
+        <w:rPr>
+          <w:sz w:val="20"/>
+          <w:szCs w:val="20"/>
+        </w:rPr>
+        <w:tab/>
+        <w:t>T. Bollerslev, "Generalized autoregressive conditional h</w:t>
+      </w:r>
+      <w:r>
+        <w:rPr>
+          <w:sz w:val="20"/>
+          <w:szCs w:val="20"/>
+        </w:rPr>
+        <w:t xml:space="preserve">eteroskedasticity," </w:t>
       </w:r>
       <w:r>
         <w:rPr>
@@ -26968,7 +27052,7 @@
           <w:sz w:val="20"/>
           <w:szCs w:val="20"/>
         </w:rPr>
-        <w:t>onometrics</w:t>
+        <w:t>J. Econometrics</w:t>
       </w:r>
       <w:r>
         <w:rPr>
@@ -26988,6 +27072,7 @@
           <w:sz w:val="20"/>
           <w:szCs w:val="20"/>
         </w:rPr>
+        <w:lastRenderedPageBreak/>
         <w:t>[25]</w:t>
       </w:r>
       <w:r>
@@ -27004,42 +27089,7 @@
           <w:sz w:val="20"/>
           <w:szCs w:val="20"/>
         </w:rPr>
-        <w:t>Int. J. Forecast.</w:t>
-      </w:r>
-      <w:r>
-        <w:rPr>
-          <w:sz w:val="20"/>
-          <w:szCs w:val="20"/>
-        </w:rPr>
-        <w:t>, vol. 39, no. 2,</w:t>
-      </w:r>
-      <w:r>
-        <w:rPr>
-          <w:sz w:val="20"/>
-          <w:szCs w:val="20"/>
-        </w:rPr>
-        <w:t xml:space="preserve"> pp. 884–900, 2023, doi: 10.1016/j.ijforecast.2022.03.001.</w:t>
-      </w:r>
-    </w:p>
-    <w:p>
-      <w:pPr>
-        <w:spacing w:after="80"/>
-        <w:ind w:left="567" w:hanging="567"/>
-      </w:pPr>
-      <w:r>
-        <w:rPr>
-          <w:sz w:val="20"/>
-          <w:szCs w:val="20"/>
-        </w:rPr>
-        <w:t>[26]</w:t>
-      </w:r>
-      <w:r>
-        <w:rPr>
-          <w:sz w:val="20"/>
-          <w:szCs w:val="20"/>
-        </w:rPr>
-        <w:tab/>
-        <w:t xml:space="preserve">R. J. Hyndman y A. B. Koehler, "Another look at measures of forecast accuracy," </w:t>
+        <w:t>Int. J. F</w:t>
       </w:r>
       <w:r>
         <w:rPr>
@@ -27047,14 +27097,14 @@
           <w:sz w:val="20"/>
           <w:szCs w:val="20"/>
         </w:rPr>
-        <w:t>Int. J. Forecast.</w:t>
+        <w:t>orecast.</w:t>
       </w:r>
       <w:r>
         <w:rPr>
           <w:sz w:val="20"/>
           <w:szCs w:val="20"/>
         </w:rPr>
-        <w:t>, vol. 22, no. 4, pp. 679–688, 2006, doi: 10.1016/j.ijforecast.2006.03.001.</w:t>
+        <w:t>, vol. 39, no. 2, pp. 884–900, 2023, doi: 10.1016/j.ijforecast.2022.03.001.</w:t>
       </w:r>
     </w:p>
     <w:p>
@@ -27067,7 +27117,7 @@
           <w:sz w:val="20"/>
           <w:szCs w:val="20"/>
         </w:rPr>
-        <w:t>[27]</w:t>
+        <w:t>[26]</w:t>
       </w:r>
       <w:r>
         <w:rPr>
@@ -27075,14 +27125,7 @@
           <w:szCs w:val="20"/>
         </w:rPr>
         <w:tab/>
-        <w:t>S. M. Lundberg</w:t>
-      </w:r>
-      <w:r>
-        <w:rPr>
-          <w:sz w:val="20"/>
-          <w:szCs w:val="20"/>
-        </w:rPr>
-        <w:t xml:space="preserve"> y S.-I. Lee, "A unified approach to interpreting model predictions," en </w:t>
+        <w:t xml:space="preserve">R. J. Hyndman y A. B. Koehler, "Another look at measures of forecast accuracy," </w:t>
       </w:r>
       <w:r>
         <w:rPr>
@@ -27090,14 +27133,21 @@
           <w:sz w:val="20"/>
           <w:szCs w:val="20"/>
         </w:rPr>
-        <w:t>Adv. Neural Inf. Process. Syst. 30 (NIPS 2017)</w:t>
+        <w:t>Int. J. Forecast.</w:t>
       </w:r>
       <w:r>
         <w:rPr>
           <w:sz w:val="20"/>
           <w:szCs w:val="20"/>
         </w:rPr>
-        <w:t>, Long Beach, CA, EE. UU., 2017.</w:t>
+        <w:t>, vol. 22, no. 4, pp. 679–688, 2006, doi: 10.1016/j.ijforecast.2006.03</w:t>
+      </w:r>
+      <w:r>
+        <w:rPr>
+          <w:sz w:val="20"/>
+          <w:szCs w:val="20"/>
+        </w:rPr>
+        <w:t>.001.</w:t>
       </w:r>
     </w:p>
     <w:p>
@@ -27110,7 +27160,7 @@
           <w:sz w:val="20"/>
           <w:szCs w:val="20"/>
         </w:rPr>
-        <w:t>[28]</w:t>
+        <w:t>[27]</w:t>
       </w:r>
       <w:r>
         <w:rPr>
@@ -27118,7 +27168,7 @@
           <w:szCs w:val="20"/>
         </w:rPr>
         <w:tab/>
-        <w:t xml:space="preserve">T. Chen y C. Guestrin, "XGBoost: A scalable tree boosting system," en </w:t>
+        <w:t xml:space="preserve">S. M. Lundberg y S.-I. Lee, "A unified approach to interpreting model predictions," en </w:t>
       </w:r>
       <w:r>
         <w:rPr>
@@ -27126,7 +27176,35 @@
           <w:sz w:val="20"/>
           <w:szCs w:val="20"/>
         </w:rPr>
-        <w:t>Proc. 22nd ACM SIGKDD Int. Co</w:t>
+        <w:t>Adv. Neural Inf. Process. Syst. 30 (NIPS 2017)</w:t>
+      </w:r>
+      <w:r>
+        <w:rPr>
+          <w:sz w:val="20"/>
+          <w:szCs w:val="20"/>
+        </w:rPr>
+        <w:t>, Long Beach, CA, EE. UU., 2017.</w:t>
+      </w:r>
+    </w:p>
+    <w:p>
+      <w:pPr>
+        <w:spacing w:after="80"/>
+        <w:ind w:left="567" w:hanging="567"/>
+      </w:pPr>
+      <w:r>
+        <w:rPr>
+          <w:sz w:val="20"/>
+          <w:szCs w:val="20"/>
+        </w:rPr>
+        <w:t>[28]</w:t>
+      </w:r>
+      <w:r>
+        <w:rPr>
+          <w:sz w:val="20"/>
+          <w:szCs w:val="20"/>
+        </w:rPr>
+        <w:tab/>
+        <w:t xml:space="preserve">T. Chen y C. Guestrin, "XGBoost: A scalable tree boosting system," en </w:t>
       </w:r>
       <w:r>
         <w:rPr>
@@ -27134,42 +27212,7 @@
           <w:sz w:val="20"/>
           <w:szCs w:val="20"/>
         </w:rPr>
-        <w:t>nf. Knowl. Discov. Data Min.</w:t>
-      </w:r>
-      <w:r>
-        <w:rPr>
-          <w:sz w:val="20"/>
-          <w:szCs w:val="20"/>
-        </w:rPr>
-        <w:t>, San Francisco, CA, EE. UU., 2016, pp. 785–794.</w:t>
-      </w:r>
-    </w:p>
-    <w:p>
-      <w:pPr>
-        <w:spacing w:after="80"/>
-        <w:ind w:left="567" w:hanging="567"/>
-      </w:pPr>
-      <w:r>
-        <w:rPr>
-          <w:sz w:val="20"/>
-          <w:szCs w:val="20"/>
-        </w:rPr>
-        <w:t>[29]</w:t>
-      </w:r>
-      <w:r>
-        <w:rPr>
-          <w:sz w:val="20"/>
-          <w:szCs w:val="20"/>
-        </w:rPr>
-        <w:tab/>
-        <w:t>C. Challu, K. G. Olivares, B. N. Oreshkin, F. Garza Ramírez, M. Mergenthaler Canseco y A. Dubrawski, "NHITS: Neural hierarchical interpolation for time series forecasting," e</w:t>
-      </w:r>
-      <w:r>
-        <w:rPr>
-          <w:sz w:val="20"/>
-          <w:szCs w:val="20"/>
-        </w:rPr>
-        <w:t xml:space="preserve">n </w:t>
+        <w:t>Proc</w:t>
       </w:r>
       <w:r>
         <w:rPr>
@@ -27177,14 +27220,14 @@
           <w:sz w:val="20"/>
           <w:szCs w:val="20"/>
         </w:rPr>
-        <w:t>Proc. AAAI Conf. Artif. Intell.</w:t>
+        <w:t>. 22nd ACM SIGKDD Int. Conf. Knowl. Discov. Data Min.</w:t>
       </w:r>
       <w:r>
         <w:rPr>
           <w:sz w:val="20"/>
           <w:szCs w:val="20"/>
         </w:rPr>
-        <w:t>, vol. 37, no. 6, 2023, pp. 6989–6997, doi: 10.1609/aaai.v37i6.25854.</w:t>
+        <w:t>, San Francisco, CA, EE. UU., 2016, pp. 785–794.</w:t>
       </w:r>
     </w:p>
     <w:p>
@@ -27197,7 +27240,7 @@
           <w:sz w:val="20"/>
           <w:szCs w:val="20"/>
         </w:rPr>
-        <w:t>[30]</w:t>
+        <w:t>[29]</w:t>
       </w:r>
       <w:r>
         <w:rPr>
@@ -27205,7 +27248,14 @@
           <w:szCs w:val="20"/>
         </w:rPr>
         <w:tab/>
-        <w:t xml:space="preserve">D. B. Nelson, "Conditional heteroskedasticity in asset returns: A new approach," </w:t>
+        <w:t>C. Challu, K. G. Olivares, B. N. Oreshkin, F. Garza Ramírez, M. Mergenthaler Canseco y A. Dubrawski, "NHITS: Neural hierarchical interpolation for ti</w:t>
+      </w:r>
+      <w:r>
+        <w:rPr>
+          <w:sz w:val="20"/>
+          <w:szCs w:val="20"/>
+        </w:rPr>
+        <w:t xml:space="preserve">me series forecasting," en </w:t>
       </w:r>
       <w:r>
         <w:rPr>
@@ -27213,14 +27263,14 @@
           <w:sz w:val="20"/>
           <w:szCs w:val="20"/>
         </w:rPr>
-        <w:t>Econometrica</w:t>
+        <w:t>Proc. AAAI Conf. Artif. Intell.</w:t>
       </w:r>
       <w:r>
         <w:rPr>
           <w:sz w:val="20"/>
           <w:szCs w:val="20"/>
         </w:rPr>
-        <w:t>, vol. 59, no. 2, pp. 347–370, 1991.</w:t>
+        <w:t>, vol. 37, no. 6, 2023, pp. 6989–6997, doi: 10.1609/aaai.v37i6.25854.</w:t>
       </w:r>
     </w:p>
     <w:p>
@@ -27233,7 +27283,7 @@
           <w:sz w:val="20"/>
           <w:szCs w:val="20"/>
         </w:rPr>
-        <w:t>[31]</w:t>
+        <w:t>[30]</w:t>
       </w:r>
       <w:r>
         <w:rPr>
@@ -27241,7 +27291,7 @@
           <w:szCs w:val="20"/>
         </w:rPr>
         <w:tab/>
-        <w:t xml:space="preserve">J. W. Tukey, </w:t>
+        <w:t xml:space="preserve">D. B. Nelson, "Conditional heteroskedasticity in asset returns: A new approach," </w:t>
       </w:r>
       <w:r>
         <w:rPr>
@@ -27249,14 +27299,21 @@
           <w:sz w:val="20"/>
           <w:szCs w:val="20"/>
         </w:rPr>
-        <w:t>Exploratory Data Analysis</w:t>
+        <w:t>Econometrica</w:t>
       </w:r>
       <w:r>
         <w:rPr>
           <w:sz w:val="20"/>
           <w:szCs w:val="20"/>
         </w:rPr>
-        <w:t>. Reading, MA, EE. UU.: Addison-Wesley, 1977.</w:t>
+        <w:t>, vol. 59, no. 2, pp. 347–370,</w:t>
+      </w:r>
+      <w:r>
+        <w:rPr>
+          <w:sz w:val="20"/>
+          <w:szCs w:val="20"/>
+        </w:rPr>
+        <w:t xml:space="preserve"> 1991.</w:t>
       </w:r>
     </w:p>
     <w:p>
@@ -27269,8 +27326,7 @@
           <w:sz w:val="20"/>
           <w:szCs w:val="20"/>
         </w:rPr>
-        <w:lastRenderedPageBreak/>
-        <w:t>[32]</w:t>
+        <w:t>[31]</w:t>
       </w:r>
       <w:r>
         <w:rPr>
@@ -27278,7 +27334,7 @@
           <w:szCs w:val="20"/>
         </w:rPr>
         <w:tab/>
-        <w:t xml:space="preserve">J. Gama, I. Žliobaitė, A. Bifet, M. Pechenizkiy y A. Bouchachia, "A survey on concept drift adaptation," </w:t>
+        <w:t xml:space="preserve">J. W. Tukey, </w:t>
       </w:r>
       <w:r>
         <w:rPr>
@@ -27286,14 +27342,14 @@
           <w:sz w:val="20"/>
           <w:szCs w:val="20"/>
         </w:rPr>
-        <w:t>ACM Comput. Surv.</w:t>
+        <w:t>Exploratory Data Analysis</w:t>
       </w:r>
       <w:r>
         <w:rPr>
           <w:sz w:val="20"/>
           <w:szCs w:val="20"/>
         </w:rPr>
-        <w:t>, vol. 46, no. 4, art. 44, 2014, doi: 10.1145/2523813.</w:t>
+        <w:t>. Reading, MA, EE. UU.: Addison-Wesley, 1977.</w:t>
       </w:r>
     </w:p>
     <w:p>
@@ -27306,22 +27362,15 @@
           <w:sz w:val="20"/>
           <w:szCs w:val="20"/>
         </w:rPr>
-        <w:t>[33</w:t>
+        <w:t>[32]</w:t>
       </w:r>
       <w:r>
         <w:rPr>
           <w:sz w:val="20"/>
           <w:szCs w:val="20"/>
         </w:rPr>
-        <w:t>]</w:t>
-      </w:r>
-      <w:r>
-        <w:rPr>
-          <w:sz w:val="20"/>
-          <w:szCs w:val="20"/>
-        </w:rPr>
         <w:tab/>
-        <w:t xml:space="preserve">A. Wald, </w:t>
+        <w:t xml:space="preserve">J. Gama, I. Žliobaitė, A. Bifet, M. Pechenizkiy y A. Bouchachia, "A survey on concept drift adaptation," </w:t>
       </w:r>
       <w:r>
         <w:rPr>
@@ -27329,14 +27378,21 @@
           <w:sz w:val="20"/>
           <w:szCs w:val="20"/>
         </w:rPr>
-        <w:t>Statistical Decision Functions</w:t>
+        <w:t>ACM Comput. Surv.</w:t>
       </w:r>
       <w:r>
         <w:rPr>
           <w:sz w:val="20"/>
           <w:szCs w:val="20"/>
         </w:rPr>
-        <w:t>. Nueva York, NY, EE. UU.: Wiley, 1950.</w:t>
+        <w:t xml:space="preserve">, vol. 46, no. 4, art. 44, 2014, </w:t>
+      </w:r>
+      <w:r>
+        <w:rPr>
+          <w:sz w:val="20"/>
+          <w:szCs w:val="20"/>
+        </w:rPr>
+        <w:t>doi: 10.1145/2523813.</w:t>
       </w:r>
     </w:p>
     <w:p>
@@ -27349,7 +27405,7 @@
           <w:sz w:val="20"/>
           <w:szCs w:val="20"/>
         </w:rPr>
-        <w:t>[34]</w:t>
+        <w:t>[33]</w:t>
       </w:r>
       <w:r>
         <w:rPr>
@@ -27357,7 +27413,7 @@
           <w:szCs w:val="20"/>
         </w:rPr>
         <w:tab/>
-        <w:t xml:space="preserve">W. K. Newey y K. D. West, "A simple, positive semi-definite, heteroskedasticity and autocorrelation consistent covariance matrix," </w:t>
+        <w:t xml:space="preserve">A. Wald, </w:t>
       </w:r>
       <w:r>
         <w:rPr>
@@ -27365,42 +27421,35 @@
           <w:sz w:val="20"/>
           <w:szCs w:val="20"/>
         </w:rPr>
-        <w:t>Econometrica</w:t>
+        <w:t>Statistical Decision Functions</w:t>
       </w:r>
       <w:r>
         <w:rPr>
           <w:sz w:val="20"/>
           <w:szCs w:val="20"/>
         </w:rPr>
-        <w:t>, vol. 55, no. 3, pp. 703–7</w:t>
-      </w:r>
+        <w:t>. Nueva York, NY, EE. UU.: Wiley, 1950.</w:t>
+      </w:r>
+    </w:p>
+    <w:p>
+      <w:pPr>
+        <w:spacing w:after="80"/>
+        <w:ind w:left="567" w:hanging="567"/>
+      </w:pPr>
       <w:r>
         <w:rPr>
           <w:sz w:val="20"/>
           <w:szCs w:val="20"/>
         </w:rPr>
-        <w:t>08, 1987, doi: 10.2307/1913610.</w:t>
-      </w:r>
-    </w:p>
-    <w:p>
-      <w:pPr>
-        <w:spacing w:after="80"/>
-        <w:ind w:left="567" w:hanging="567"/>
-      </w:pPr>
+        <w:t>[34]</w:t>
+      </w:r>
       <w:r>
         <w:rPr>
           <w:sz w:val="20"/>
           <w:szCs w:val="20"/>
         </w:rPr>
-        <w:t>[35]</w:t>
-      </w:r>
-      <w:r>
-        <w:rPr>
-          <w:sz w:val="20"/>
-          <w:szCs w:val="20"/>
-        </w:rPr>
         <w:tab/>
-        <w:t xml:space="preserve">A. V. Oppenheim y R. W. Schafer, </w:t>
+        <w:t xml:space="preserve">W. K. Newey y K. D. West, "A simple, positive semi-definite, heteroskedasticity and autocorrelation consistent covariance matrix," </w:t>
       </w:r>
       <w:r>
         <w:rPr>
@@ -27408,14 +27457,21 @@
           <w:sz w:val="20"/>
           <w:szCs w:val="20"/>
         </w:rPr>
-        <w:t>Discrete-Time Signal Processing</w:t>
+        <w:t>Econometrica</w:t>
       </w:r>
       <w:r>
         <w:rPr>
           <w:sz w:val="20"/>
           <w:szCs w:val="20"/>
         </w:rPr>
-        <w:t>, 3.ª ed. Upper Saddle River, NJ, EE. UU.: Pearson, 2010.</w:t>
+        <w:t xml:space="preserve">, </w:t>
+      </w:r>
+      <w:r>
+        <w:rPr>
+          <w:sz w:val="20"/>
+          <w:szCs w:val="20"/>
+        </w:rPr>
+        <w:t>vol. 55, no. 3, pp. 703–708, 1987, doi: 10.2307/1913610.</w:t>
       </w:r>
     </w:p>
     <w:p>
@@ -27428,7 +27484,7 @@
           <w:sz w:val="20"/>
           <w:szCs w:val="20"/>
         </w:rPr>
-        <w:t>[36]</w:t>
+        <w:t>[35]</w:t>
       </w:r>
       <w:r>
         <w:rPr>
@@ -27436,14 +27492,7 @@
           <w:szCs w:val="20"/>
         </w:rPr>
         <w:tab/>
-        <w:t>A. Savitzky y M. J. E. Golay, "Smoothing and differentiation of data by simplified least squ</w:t>
-      </w:r>
-      <w:r>
-        <w:rPr>
-          <w:sz w:val="20"/>
-          <w:szCs w:val="20"/>
-        </w:rPr>
-        <w:t xml:space="preserve">ares procedures," </w:t>
+        <w:t xml:space="preserve">A. V. Oppenheim y R. W. Schafer, </w:t>
       </w:r>
       <w:r>
         <w:rPr>
@@ -27451,14 +27500,14 @@
           <w:sz w:val="20"/>
           <w:szCs w:val="20"/>
         </w:rPr>
-        <w:t>Anal. Chem.</w:t>
+        <w:t>Discrete-Time Signal Processing</w:t>
       </w:r>
       <w:r>
         <w:rPr>
           <w:sz w:val="20"/>
           <w:szCs w:val="20"/>
         </w:rPr>
-        <w:t>, vol. 36, no. 8, pp. 1627–1639, 1964, doi: 10.1021/ac60214a047.</w:t>
+        <w:t>, 3.ª ed. Upper Saddle River, NJ, EE. UU.: Pearson, 2010.</w:t>
       </w:r>
     </w:p>
     <w:p>
@@ -27471,7 +27520,7 @@
           <w:sz w:val="20"/>
           <w:szCs w:val="20"/>
         </w:rPr>
-        <w:t>[37]</w:t>
+        <w:t>[36]</w:t>
       </w:r>
       <w:r>
         <w:rPr>
@@ -27479,7 +27528,14 @@
           <w:szCs w:val="20"/>
         </w:rPr>
         <w:tab/>
-        <w:t xml:space="preserve">A. Garivier y E. Moulines, "On upper-confidence bound policies for switching bandit problems," en </w:t>
+        <w:t>A. Savitzky y M. J. E. Golay, "Smoothing and differentiation of dat</w:t>
+      </w:r>
+      <w:r>
+        <w:rPr>
+          <w:sz w:val="20"/>
+          <w:szCs w:val="20"/>
+        </w:rPr>
+        <w:t xml:space="preserve">a by simplified least squares procedures," </w:t>
       </w:r>
       <w:r>
         <w:rPr>
@@ -27487,21 +27543,58 @@
           <w:sz w:val="20"/>
           <w:szCs w:val="20"/>
         </w:rPr>
-        <w:t>Algorithmic Learning Theory (ALT 2011)</w:t>
+        <w:t>Anal. Chem.</w:t>
       </w:r>
       <w:r>
         <w:rPr>
           <w:sz w:val="20"/>
           <w:szCs w:val="20"/>
         </w:rPr>
-        <w:t>, LNCS, vol. 6925. Be</w:t>
-      </w:r>
+        <w:t>, vol. 36, no. 8, pp. 1627–1639, 1964, doi: 10.1021/ac60214a047.</w:t>
+      </w:r>
+    </w:p>
+    <w:p>
+      <w:pPr>
+        <w:spacing w:after="80"/>
+        <w:ind w:left="567" w:hanging="567"/>
+      </w:pPr>
       <w:r>
         <w:rPr>
           <w:sz w:val="20"/>
           <w:szCs w:val="20"/>
         </w:rPr>
-        <w:t>rlín, Alemania: Springer, 2011, pp. 174–188.</w:t>
+        <w:t>[37]</w:t>
+      </w:r>
+      <w:r>
+        <w:rPr>
+          <w:sz w:val="20"/>
+          <w:szCs w:val="20"/>
+        </w:rPr>
+        <w:tab/>
+        <w:t xml:space="preserve">A. Garivier y E. Moulines, "On upper-confidence bound policies for switching bandit problems," en </w:t>
+      </w:r>
+      <w:r>
+        <w:rPr>
+          <w:i/>
+          <w:sz w:val="20"/>
+          <w:szCs w:val="20"/>
+        </w:rPr>
+        <w:t>Algorithmic Learning Theory (ALT 2</w:t>
+      </w:r>
+      <w:r>
+        <w:rPr>
+          <w:i/>
+          <w:sz w:val="20"/>
+          <w:szCs w:val="20"/>
+        </w:rPr>
+        <w:t>011)</w:t>
+      </w:r>
+      <w:r>
+        <w:rPr>
+          <w:sz w:val="20"/>
+          <w:szCs w:val="20"/>
+        </w:rPr>
+        <w:t>, LNCS, vol. 6925. Berlín, Alemania: Springer, 2011, pp. 174–188.</w:t>
       </w:r>
     </w:p>
     <w:p>
@@ -27517,7 +27610,7 @@
       <w:bookmarkStart w:id="140" w:name="_Toc240440270"/>
       <w:bookmarkStart w:id="141" w:name="_Toc241072144"/>
       <w:bookmarkStart w:id="142" w:name="_Toc241072508"/>
-      <w:bookmarkStart w:id="143" w:name="_Toc241498869"/>
+      <w:bookmarkStart w:id="143" w:name="_Toc241499471"/>
       <w:r>
         <w:t>Anexos</w:t>
       </w:r>
@@ -27562,7 +27655,10 @@
         <w:spacing w:after="80"/>
       </w:pPr>
       <w:r>
-        <w:t>Anexo 3 — Código fuente / firmware</w:t>
+        <w:t xml:space="preserve">Anexo 3 — Código fuente / </w:t>
+      </w:r>
+      <w:r>
+        <w:t>firmware</w:t>
       </w:r>
       <w:r>
         <w:t>/ Planos / Circuitos/especificaciones técnicas</w:t>
@@ -27617,10 +27713,10 @@
         <w:spacing w:after="80"/>
       </w:pPr>
       <w:r>
-        <w:t xml:space="preserve">Anexo 7 — Evidencia de trabajo en equipo (bitácoras, minutas, </w:t>
-      </w:r>
-      <w:r>
-        <w:t>evaluación de pares / TEAMMATES)</w:t>
+        <w:t>Anexo 7 — Evidencia de trabajo en equipo (</w:t>
+      </w:r>
+      <w:r>
+        <w:t>bitácoras, minutas, evaluación de pares / TEAMMATES)</w:t>
       </w:r>
     </w:p>
     <w:p>
@@ -27642,10 +27738,10 @@
         <w:jc w:val="both"/>
       </w:pPr>
       <w:r>
-        <w:t>Los anexos 1, 3 y 5 están en el repositorio del proyecto (github.com/Ziskito/xm-spot-price-predictor): formulación en docs/, código fuente en notebooks/, src/, dashboard/ y scrip</w:t>
-      </w:r>
-      <w:r>
-        <w:t>ts_experimento/, y datos y predicciones en data/. El anexo 2 corresponde a docs/tabla_riesgos_proyecto.xlsx y el anexo 7, a la bitácora del README y al historial de commits.</w:t>
+        <w:t>Los anexos 1, 3 y 5 están en el repositorio del proyecto (github.com/Ziskito/xm-spot-price-predictor): formulación en docs/, código fuente en notebooks/, src/</w:t>
+      </w:r>
+      <w:r>
+        <w:t>, dashboard/ y scripts_experimento/, y datos y predicciones en data/. El anexo 2 corresponde a docs/tabla_riesgos_proyecto.xlsx y el anexo 7, a la bitácora del README y al historial de commits.</w:t>
       </w:r>
     </w:p>
     <w:p/>
@@ -27731,7 +27827,15 @@
         <w:sz w:val="16"/>
         <w:szCs w:val="16"/>
       </w:rPr>
-      <w:t>Informe Final — Proyecto Final (Capstone Design)</w:t>
+      <w:t>Informe Final — Proyecto Final (</w:t>
+    </w:r>
+    <w:r>
+      <w:rPr>
+        <w:color w:val="595959"/>
+        <w:sz w:val="16"/>
+        <w:szCs w:val="16"/>
+      </w:rPr>
+      <w:t>Capstone Design)</w:t>
     </w:r>
   </w:p>
 </w:hdr>
